--- a/00-首页/题组Word/习题书/第一篇-化学原理/6-化学基础与计量-学生版-打印版.docx
+++ b/00-首页/题组Word/习题书/第一篇-化学原理/6-化学基础与计量-学生版-打印版.docx
@@ -902,6 +902,7 @@
     <w:p>
       <w:pPr>
         <w:pStyle w:val="FirstParagraph"/>
+        <w:spacing w:after="80"/>
       </w:pPr>
       <w:r>
         <w:rPr>
@@ -964,128 +965,195 @@
         <w:t>。</w:t>
       </w:r>
     </w:p>
-    <w:p>
-      <w:pPr>
-        <w:pStyle w:val="BodyText"/>
-      </w:pPr>
-      <w:r>
-        <w:rPr>
-          <w:rFonts w:hint="eastAsia" w:ascii="Times New Roman" w:hAnsi="Times New Roman" w:eastAsia="FangSong" w:cs="Times New Roman"/>
-        </w:rPr>
-        <w:t>温度</w:t>
-      </w:r>
-      <w:r>
-        <w:rPr>
-          <w:rFonts w:hint="eastAsia" w:ascii="Times New Roman" w:hAnsi="Times New Roman" w:eastAsia="Times New Roman" w:cs="Times New Roman"/>
-        </w:rPr>
-        <w:t>/K</w:t>
-      </w:r>
-    </w:p>
-    <w:p>
-      <w:pPr>
-        <w:pStyle w:val="BodyText"/>
-      </w:pPr>
-      <w:r>
-        <w:rPr>
-          <w:rFonts w:ascii="Times New Roman" w:hAnsi="Times New Roman" w:eastAsia="Times New Roman" w:cs="Times New Roman"/>
-        </w:rPr>
-        <w:t xml:space="preserve">150</w:t>
-      </w:r>
-    </w:p>
-    <w:p>
-      <w:pPr>
-        <w:pStyle w:val="BodyText"/>
-      </w:pPr>
-      <w:r>
-        <w:rPr>
-          <w:rFonts w:ascii="Times New Roman" w:hAnsi="Times New Roman" w:eastAsia="Times New Roman" w:cs="Times New Roman"/>
-        </w:rPr>
-        <w:t xml:space="preserve">200</w:t>
-      </w:r>
-    </w:p>
-    <w:p>
-      <w:pPr>
-        <w:pStyle w:val="BodyText"/>
-      </w:pPr>
-      <w:r>
-        <w:rPr>
-          <w:rFonts w:ascii="Times New Roman" w:hAnsi="Times New Roman" w:eastAsia="Times New Roman" w:cs="Times New Roman"/>
-        </w:rPr>
-        <w:t xml:space="preserve">225</w:t>
-      </w:r>
-    </w:p>
-    <w:p>
-      <w:pPr>
-        <w:pStyle w:val="BodyText"/>
-      </w:pPr>
-      <w:r>
-        <w:rPr>
-          <w:rFonts w:ascii="Times New Roman" w:hAnsi="Times New Roman" w:eastAsia="Times New Roman" w:cs="Times New Roman"/>
-        </w:rPr>
-        <w:t xml:space="preserve">250</w:t>
-      </w:r>
-    </w:p>
-    <w:p>
-      <w:pPr>
-        <w:pStyle w:val="BodyText"/>
-      </w:pPr>
-      <w:r>
-        <w:rPr>
-          <w:rFonts w:hint="eastAsia" w:ascii="Times New Roman" w:hAnsi="Times New Roman" w:eastAsia="FangSong" w:cs="Times New Roman"/>
-        </w:rPr>
-        <w:t>蒸气压</w:t>
-      </w:r>
-      <w:r>
-        <w:rPr>
-          <w:rFonts w:hint="eastAsia" w:ascii="Times New Roman" w:hAnsi="Times New Roman" w:eastAsia="Times New Roman" w:cs="Times New Roman"/>
-        </w:rPr>
-        <w:t>/kPa</w:t>
-      </w:r>
-    </w:p>
-    <w:p>
-      <w:pPr>
-        <w:pStyle w:val="BodyText"/>
-      </w:pPr>
-      <w:r>
-        <w:rPr>
-          <w:rFonts w:ascii="Times New Roman" w:hAnsi="Times New Roman" w:eastAsia="Times New Roman" w:cs="Times New Roman"/>
-        </w:rPr>
-        <w:t xml:space="preserve">0.509</w:t>
-      </w:r>
-    </w:p>
-    <w:p>
-      <w:pPr>
-        <w:pStyle w:val="BodyText"/>
-      </w:pPr>
-      <w:r>
-        <w:rPr>
-          <w:rFonts w:ascii="Times New Roman" w:hAnsi="Times New Roman" w:eastAsia="Times New Roman" w:cs="Times New Roman"/>
-        </w:rPr>
-        <w:t xml:space="preserve">26.4</w:t>
-      </w:r>
-    </w:p>
-    <w:p>
-      <w:pPr>
-        <w:pStyle w:val="BodyText"/>
-      </w:pPr>
-      <w:r>
-        <w:rPr>
-          <w:rFonts w:ascii="Times New Roman" w:hAnsi="Times New Roman" w:eastAsia="Times New Roman" w:cs="Times New Roman"/>
-        </w:rPr>
-        <w:t xml:space="preserve">98.6</w:t>
-      </w:r>
-    </w:p>
-    <w:p>
-      <w:pPr>
-        <w:pStyle w:val="BodyText"/>
-      </w:pPr>
-      <w:r>
-        <w:rPr>
-          <w:rFonts w:ascii="Times New Roman" w:hAnsi="Times New Roman" w:eastAsia="Times New Roman" w:cs="Times New Roman"/>
-        </w:rPr>
-        <w:t xml:space="preserve">276.5</w:t>
-      </w:r>
-    </w:p>
+    <w:tbl>
+      <w:tblPr>
+        <w:tblStyle w:val="Table"/>
+        <w:tblW w:type="auto" w:w="0"/>
+        <w:tblLook w:firstRow="1" w:lastRow="0" w:firstColumn="0" w:lastColumn="0" w:noHBand="0" w:noVBand="0" w:val="0020"/>
+      </w:tblPr>
+      <w:tblGrid>
+        <w:gridCol w:w="1584"/>
+        <w:gridCol w:w="1584"/>
+        <w:gridCol w:w="1584"/>
+        <w:gridCol w:w="1584"/>
+        <w:gridCol w:w="1584"/>
+      </w:tblGrid>
+      <w:tr>
+        <w:trPr>
+          <w:tblHeader w:val="on"/>
+        </w:trPr>
+        <w:tc>
+          <w:tcPr/>
+          <w:p>
+            <w:pPr>
+              <w:pStyle w:val="Compact"/>
+              <w:jc w:val="center"/>
+            </w:pPr>
+            <w:r>
+              <w:rPr>
+                <w:rFonts w:hint="eastAsia" w:ascii="Times New Roman" w:hAnsi="Times New Roman" w:eastAsia="SimHei" w:cs="Times New Roman"/>
+                <w:b/>
+              </w:rPr>
+              <w:t>温度</w:t>
+            </w:r>
+            <w:r>
+              <w:rPr>
+                <w:rFonts w:hint="eastAsia" w:ascii="Times New Roman" w:hAnsi="Times New Roman" w:eastAsia="Times New Roman" w:cs="Times New Roman"/>
+                <w:b/>
+              </w:rPr>
+              <w:t>/K</w:t>
+            </w:r>
+          </w:p>
+        </w:tc>
+        <w:tc>
+          <w:tcPr/>
+          <w:p>
+            <w:pPr>
+              <w:pStyle w:val="Compact"/>
+              <w:jc w:val="center"/>
+            </w:pPr>
+            <w:r>
+              <w:rPr>
+                <w:rFonts w:ascii="Times New Roman" w:hAnsi="Times New Roman" w:eastAsia="Times New Roman" w:cs="Times New Roman"/>
+                <w:b/>
+              </w:rPr>
+              <w:t xml:space="preserve">150</w:t>
+            </w:r>
+          </w:p>
+        </w:tc>
+        <w:tc>
+          <w:tcPr/>
+          <w:p>
+            <w:pPr>
+              <w:pStyle w:val="Compact"/>
+              <w:jc w:val="center"/>
+            </w:pPr>
+            <w:r>
+              <w:rPr>
+                <w:rFonts w:ascii="Times New Roman" w:hAnsi="Times New Roman" w:eastAsia="Times New Roman" w:cs="Times New Roman"/>
+                <w:b/>
+              </w:rPr>
+              <w:t xml:space="preserve">200</w:t>
+            </w:r>
+          </w:p>
+        </w:tc>
+        <w:tc>
+          <w:tcPr/>
+          <w:p>
+            <w:pPr>
+              <w:pStyle w:val="Compact"/>
+              <w:jc w:val="center"/>
+            </w:pPr>
+            <w:r>
+              <w:rPr>
+                <w:rFonts w:ascii="Times New Roman" w:hAnsi="Times New Roman" w:eastAsia="Times New Roman" w:cs="Times New Roman"/>
+                <w:b/>
+              </w:rPr>
+              <w:t xml:space="preserve">225</w:t>
+            </w:r>
+          </w:p>
+        </w:tc>
+        <w:tc>
+          <w:tcPr/>
+          <w:p>
+            <w:pPr>
+              <w:pStyle w:val="Compact"/>
+              <w:jc w:val="center"/>
+            </w:pPr>
+            <w:r>
+              <w:rPr>
+                <w:rFonts w:ascii="Times New Roman" w:hAnsi="Times New Roman" w:eastAsia="Times New Roman" w:cs="Times New Roman"/>
+                <w:b/>
+              </w:rPr>
+              <w:t xml:space="preserve">250</w:t>
+            </w:r>
+          </w:p>
+        </w:tc>
+      </w:tr>
+      <w:tr>
+        <w:tc>
+          <w:tcPr/>
+          <w:p>
+            <w:pPr>
+              <w:pStyle w:val="Compact"/>
+              <w:jc w:val="center"/>
+            </w:pPr>
+            <w:r>
+              <w:rPr>
+                <w:rFonts w:hint="eastAsia" w:ascii="Times New Roman" w:hAnsi="Times New Roman" w:eastAsia="FangSong" w:cs="Times New Roman"/>
+              </w:rPr>
+              <w:t>蒸气压</w:t>
+            </w:r>
+            <w:r>
+              <w:rPr>
+                <w:rFonts w:hint="eastAsia" w:ascii="Times New Roman" w:hAnsi="Times New Roman" w:eastAsia="Times New Roman" w:cs="Times New Roman"/>
+              </w:rPr>
+              <w:t>/kPa</w:t>
+            </w:r>
+          </w:p>
+        </w:tc>
+        <w:tc>
+          <w:tcPr/>
+          <w:p>
+            <w:pPr>
+              <w:pStyle w:val="Compact"/>
+              <w:jc w:val="center"/>
+            </w:pPr>
+            <w:r>
+              <w:rPr>
+                <w:rFonts w:ascii="Times New Roman" w:hAnsi="Times New Roman" w:eastAsia="Times New Roman" w:cs="Times New Roman"/>
+              </w:rPr>
+              <w:t xml:space="preserve">0.509</w:t>
+            </w:r>
+          </w:p>
+        </w:tc>
+        <w:tc>
+          <w:tcPr/>
+          <w:p>
+            <w:pPr>
+              <w:pStyle w:val="Compact"/>
+              <w:jc w:val="center"/>
+            </w:pPr>
+            <w:r>
+              <w:rPr>
+                <w:rFonts w:ascii="Times New Roman" w:hAnsi="Times New Roman" w:eastAsia="Times New Roman" w:cs="Times New Roman"/>
+              </w:rPr>
+              <w:t xml:space="preserve">26.4</w:t>
+            </w:r>
+          </w:p>
+        </w:tc>
+        <w:tc>
+          <w:tcPr/>
+          <w:p>
+            <w:pPr>
+              <w:pStyle w:val="Compact"/>
+              <w:jc w:val="center"/>
+            </w:pPr>
+            <w:r>
+              <w:rPr>
+                <w:rFonts w:ascii="Times New Roman" w:hAnsi="Times New Roman" w:eastAsia="Times New Roman" w:cs="Times New Roman"/>
+              </w:rPr>
+              <w:t xml:space="preserve">98.6</w:t>
+            </w:r>
+          </w:p>
+        </w:tc>
+        <w:tc>
+          <w:tcPr/>
+          <w:p>
+            <w:pPr>
+              <w:pStyle w:val="Compact"/>
+              <w:jc w:val="center"/>
+            </w:pPr>
+            <w:r>
+              <w:rPr>
+                <w:rFonts w:ascii="Times New Roman" w:hAnsi="Times New Roman" w:eastAsia="Times New Roman" w:cs="Times New Roman"/>
+              </w:rPr>
+              <w:t xml:space="preserve">276.5</w:t>
+            </w:r>
+          </w:p>
+        </w:tc>
+      </w:tr>
+    </w:tbl>
     <w:p>
       <w:pPr>
         <w:spacing w:before="160" w:after="80"/>

--- a/00-首页/题组Word/习题书/第一篇-化学原理/6-化学基础与计量-学生版-打印版.docx
+++ b/00-首页/题组Word/习题书/第一篇-化学原理/6-化学基础与计量-学生版-打印版.docx
@@ -15402,7 +15402,27 @@
         <w:rPr>
           <w:rFonts w:hint="eastAsia" w:ascii="Times New Roman" w:hAnsi="Times New Roman" w:eastAsia="Times New Roman" w:cs="Times New Roman"/>
         </w:rPr>
-        <w:t>（N_A）</w:t>
+        <w:t>（</w:t>
+      </w:r>
+      <m:oMath>
+        <m:sSub>
+          <m:e>
+            <m:r>
+              <m:t>N</m:t>
+            </m:r>
+          </m:e>
+          <m:sub>
+            <m:r>
+              <m:t>A</m:t>
+            </m:r>
+          </m:sub>
+        </m:sSub>
+      </m:oMath>
+      <w:r>
+        <w:rPr>
+          <w:rFonts w:hint="eastAsia" w:ascii="Times New Roman" w:hAnsi="Times New Roman" w:eastAsia="Times New Roman" w:cs="Times New Roman"/>
+        </w:rPr>
+        <w:t>）</w:t>
       </w:r>
       <w:r>
         <w:rPr>
@@ -15414,7 +15434,33 @@
         <w:rPr>
           <w:rFonts w:ascii="Times New Roman" w:hAnsi="Times New Roman" w:eastAsia="Times New Roman" w:cs="Times New Roman"/>
         </w:rPr>
-        <w:t xml:space="preserve"> N_A = ____。</w:t>
+        <w:t xml:space="preserve"> </w:t>
+      </w:r>
+      <m:oMath>
+        <m:sSub>
+          <m:e>
+            <m:r>
+              <m:t>N</m:t>
+            </m:r>
+          </m:e>
+          <m:sub>
+            <m:r>
+              <m:t>A</m:t>
+            </m:r>
+          </m:sub>
+        </m:sSub>
+      </m:oMath>
+      <w:r>
+        <w:rPr>
+          <w:rFonts w:ascii="Times New Roman" w:hAnsi="Times New Roman" w:eastAsia="Times New Roman" w:cs="Times New Roman"/>
+        </w:rPr>
+        <w:t xml:space="preserve"> </w:t>
+      </w:r>
+      <w:r>
+        <w:rPr>
+          <w:rFonts w:ascii="Times New Roman" w:hAnsi="Times New Roman" w:eastAsia="Times New Roman" w:cs="Times New Roman"/>
+        </w:rPr>
+        <w:t xml:space="preserve">= ____。</w:t>
       </w:r>
     </w:p>
     <w:p>

--- a/00-首页/题组Word/习题书/第一篇-化学原理/6-化学基础与计量-学生版-打印版.docx
+++ b/00-首页/题组Word/习题书/第一篇-化学原理/6-化学基础与计量-学生版-打印版.docx
@@ -22361,19 +22361,60 @@
         </w:rPr>
         <w:t xml:space="preserve"> </w:t>
       </w:r>
-      <w:r>
-        <w:rPr>
-          <w:rFonts w:hint="eastAsia" w:ascii="Times New Roman" w:hAnsi="Times New Roman" w:eastAsia="Times New Roman" w:cs="Times New Roman"/>
-        </w:rPr>
-        <w:t>Δ_adH^θ</w:t>
-      </w:r>
-      <w:r>
-        <w:rPr>
-          <w:rFonts w:hint="eastAsia" w:ascii="Times New Roman" w:hAnsi="Times New Roman" w:eastAsia="Times New Roman" w:cs="Times New Roman"/>
-          <w:vertAlign w:val="subscript"/>
-        </w:rPr>
-        <w:t>m</w:t>
-      </w:r>
+      <m:oMath>
+        <m:oMathPr>
+          <m:ctrlPr>
+            <w:rPr>
+              <w:sz w:val="28"/>
+              <w:szCs w:val="28"/>
+            </w:rPr>
+          </m:ctrlPr>
+        </m:oMathPr>
+        <m:sSub>
+          <m:e>
+            <m:r>
+              <m:rPr>
+                <m:sty m:val="p"/>
+              </m:rPr>
+              <m:t>Δ</m:t>
+            </m:r>
+          </m:e>
+          <m:sub>
+            <m:r>
+              <m:rPr>
+                <m:sty m:val="p"/>
+              </m:rPr>
+              <m:t>a</m:t>
+            </m:r>
+            <m:r>
+              <m:rPr>
+                <m:sty m:val="p"/>
+              </m:rPr>
+              <m:t>d</m:t>
+            </m:r>
+          </m:sub>
+        </m:sSub>
+        <m:sSubSup>
+          <m:e>
+            <m:r>
+              <m:t>H</m:t>
+            </m:r>
+          </m:e>
+          <m:sub>
+            <m:r>
+              <m:rPr>
+                <m:sty m:val="p"/>
+              </m:rPr>
+              <m:t>m</m:t>
+            </m:r>
+          </m:sub>
+          <m:sup>
+            <m:r>
+              <m:t>θ</m:t>
+            </m:r>
+          </m:sup>
+        </m:sSubSup>
+      </m:oMath>
       <w:r>
         <w:rPr>
           <w:rFonts w:hint="eastAsia" w:ascii="Times New Roman" w:hAnsi="Times New Roman" w:eastAsia="Times New Roman" w:cs="Times New Roman"/>

--- a/00-首页/题组Word/习题书/第一篇-化学原理/6-化学基础与计量-学生版-打印版.docx
+++ b/00-首页/题组Word/习题书/第一篇-化学原理/6-化学基础与计量-学生版-打印版.docx
@@ -22501,11 +22501,28 @@
         </w:rPr>
         <w:t>1</w:t>
       </w:r>
-      <w:r>
-        <w:rPr>
-          <w:rFonts w:ascii="Times New Roman" w:hAnsi="Times New Roman" w:eastAsia="Times New Roman" w:cs="Times New Roman"/>
-        </w:rPr>
-        <w:t xml:space="preserve">θ_A。298 K </w:t>
+      <m:oMath>
+        <m:sSub>
+          <m:e>
+            <m:r>
+              <m:t>θ</m:t>
+            </m:r>
+          </m:e>
+          <m:sub>
+            <m:r>
+              <m:rPr>
+                <m:sty m:val="p"/>
+              </m:rPr>
+              <m:t>A</m:t>
+            </m:r>
+          </m:sub>
+        </m:sSub>
+      </m:oMath>
+      <w:r>
+        <w:rPr>
+          <w:rFonts w:ascii="Times New Roman" w:hAnsi="Times New Roman" w:eastAsia="Times New Roman" w:cs="Times New Roman"/>
+        </w:rPr>
+        <w:t xml:space="preserve">。298 K </w:t>
       </w:r>
       <w:r>
         <w:rPr>

--- a/00-首页/题组Word/习题书/第一篇-化学原理/6-化学基础与计量-学生版-打印版.docx
+++ b/00-首页/题组Word/习题书/第一篇-化学原理/6-化学基础与计量-学生版-打印版.docx
@@ -2,7 +2,7 @@
 <file path=word/document.xml><?xml version="1.0" encoding="utf-8"?>
 <w:document xmlns:w="http://schemas.openxmlformats.org/wordprocessingml/2006/main" xmlns:m="http://schemas.openxmlformats.org/officeDocument/2006/math" xmlns:r="http://schemas.openxmlformats.org/officeDocument/2006/relationships" xmlns:o="urn:schemas-microsoft-com:office:office" xmlns:v="urn:schemas-microsoft-com:vml" xmlns:w10="urn:schemas-microsoft-com:office:word" xmlns:a="http://schemas.openxmlformats.org/drawingml/2006/main" xmlns:pic="http://schemas.openxmlformats.org/drawingml/2006/picture" xmlns:wp="http://schemas.openxmlformats.org/drawingml/2006/wordprocessingDrawing">
   <w:body>
-    <w:bookmarkStart w:id="79" w:name="第-6-章-化学基础与计量"/>
+    <w:bookmarkStart w:id="87" w:name="第-6-章-化学基础与计量"/>
     <w:p>
       <w:pPr>
         <w:pStyle w:val="Heading1"/>
@@ -5060,7 +5060,7 @@
       </w:r>
     </w:p>
     <w:bookmarkEnd w:id="32"/>
-    <w:bookmarkStart w:id="33" w:name="太阳碳氮循环聚变"/>
+    <w:bookmarkStart w:id="36" w:name="草酸锰热重"/>
     <w:p>
       <w:pPr>
         <w:pStyle w:val="Heading2"/>
@@ -5077,7 +5077,7 @@
         <w:rPr>
           <w:rFonts w:hint="eastAsia" w:ascii="Times New Roman" w:hAnsi="Times New Roman" w:eastAsia="SimHei" w:cs="Times New Roman"/>
         </w:rPr>
-        <w:t xml:space="preserve">太阳碳氮循环聚变</w:t>
+        <w:t xml:space="preserve">草酸锰热重</w:t>
       </w:r>
     </w:p>
     <w:p>
@@ -5088,246 +5088,19 @@
         <w:rPr>
           <w:rFonts w:hint="eastAsia" w:ascii="Times New Roman" w:hAnsi="Times New Roman" w:eastAsia="FangSong" w:cs="Times New Roman"/>
         </w:rPr>
-        <w:t>世界各国科学家</w:t>
-      </w:r>
-      <w:r>
-        <w:rPr>
-          <w:rFonts w:hint="eastAsia" w:ascii="Times New Roman" w:hAnsi="Times New Roman" w:eastAsia="Times New Roman" w:cs="Times New Roman"/>
-        </w:rPr>
-        <w:t>，</w:t>
-      </w:r>
-      <w:r>
-        <w:rPr>
-          <w:rFonts w:hint="eastAsia" w:ascii="Times New Roman" w:hAnsi="Times New Roman" w:eastAsia="FangSong" w:cs="Times New Roman"/>
-        </w:rPr>
-        <w:t>从关注人类生存质量角度出发</w:t>
-      </w:r>
-      <w:r>
-        <w:rPr>
-          <w:rFonts w:hint="eastAsia" w:ascii="Times New Roman" w:hAnsi="Times New Roman" w:eastAsia="Times New Roman" w:cs="Times New Roman"/>
-        </w:rPr>
-        <w:t>，</w:t>
-      </w:r>
-      <w:r>
-        <w:rPr>
-          <w:rFonts w:hint="eastAsia" w:ascii="Times New Roman" w:hAnsi="Times New Roman" w:eastAsia="FangSong" w:cs="Times New Roman"/>
-        </w:rPr>
-        <w:t>将保护地球自然生态环境研究作为重大任务之一</w:t>
-      </w:r>
-      <w:r>
-        <w:rPr>
-          <w:rFonts w:hint="eastAsia" w:ascii="Times New Roman" w:hAnsi="Times New Roman" w:eastAsia="Times New Roman" w:cs="Times New Roman"/>
-        </w:rPr>
-        <w:t>。</w:t>
-      </w:r>
-      <w:r>
-        <w:rPr>
-          <w:rFonts w:hint="eastAsia" w:ascii="Times New Roman" w:hAnsi="Times New Roman" w:eastAsia="FangSong" w:cs="Times New Roman"/>
-        </w:rPr>
-        <w:t>并对与之相关的宇宙空间的复杂体系如太阳系进行了初步研究</w:t>
-      </w:r>
-      <w:r>
-        <w:rPr>
-          <w:rFonts w:hint="eastAsia" w:ascii="Times New Roman" w:hAnsi="Times New Roman" w:eastAsia="Times New Roman" w:cs="Times New Roman"/>
-        </w:rPr>
-        <w:t>。</w:t>
-      </w:r>
-      <w:r>
-        <w:rPr>
-          <w:rFonts w:hint="eastAsia" w:ascii="Times New Roman" w:hAnsi="Times New Roman" w:eastAsia="FangSong" w:cs="Times New Roman"/>
-        </w:rPr>
-        <w:t>结果发现太阳是一个巨大能源</w:t>
-      </w:r>
-      <w:r>
-        <w:rPr>
-          <w:rFonts w:hint="eastAsia" w:ascii="Times New Roman" w:hAnsi="Times New Roman" w:eastAsia="Times New Roman" w:cs="Times New Roman"/>
-        </w:rPr>
-        <w:t>。</w:t>
-      </w:r>
-      <w:r>
-        <w:rPr>
-          <w:rFonts w:hint="eastAsia" w:ascii="Times New Roman" w:hAnsi="Times New Roman" w:eastAsia="FangSong" w:cs="Times New Roman"/>
-        </w:rPr>
-        <w:t>它时刻都在向太空发射大量能量</w:t>
-      </w:r>
-      <w:r>
-        <w:rPr>
-          <w:rFonts w:hint="eastAsia" w:ascii="Times New Roman" w:hAnsi="Times New Roman" w:eastAsia="Times New Roman" w:cs="Times New Roman"/>
-        </w:rPr>
-        <w:t>，</w:t>
-      </w:r>
-      <w:r>
-        <w:rPr>
-          <w:rFonts w:hint="eastAsia" w:ascii="Times New Roman" w:hAnsi="Times New Roman" w:eastAsia="FangSong" w:cs="Times New Roman"/>
-        </w:rPr>
-        <w:t>其能量来源就是太阳时刻不停地进行着的链式聚变反应</w:t>
-      </w:r>
-      <w:r>
-        <w:rPr>
-          <w:rFonts w:hint="eastAsia" w:ascii="Times New Roman" w:hAnsi="Times New Roman" w:eastAsia="Times New Roman" w:cs="Times New Roman"/>
-        </w:rPr>
-        <w:t>。</w:t>
-      </w:r>
-      <w:r>
-        <w:rPr>
-          <w:rFonts w:hint="eastAsia" w:ascii="Times New Roman" w:hAnsi="Times New Roman" w:eastAsia="FangSong" w:cs="Times New Roman"/>
-        </w:rPr>
-        <w:t>在那里</w:t>
-      </w:r>
-      <w:r>
-        <w:rPr>
-          <w:rFonts w:hint="eastAsia" w:ascii="Times New Roman" w:hAnsi="Times New Roman" w:eastAsia="Times New Roman" w:cs="Times New Roman"/>
-        </w:rPr>
-        <w:t>，</w:t>
-      </w:r>
-      <w:r>
-        <w:rPr>
-          <w:rFonts w:hint="eastAsia" w:ascii="Times New Roman" w:hAnsi="Times New Roman" w:eastAsia="FangSong" w:cs="Times New Roman"/>
-        </w:rPr>
-        <w:t>氢原子核在极高温度下发生聚变反应</w:t>
-      </w:r>
-      <w:r>
-        <w:rPr>
-          <w:rFonts w:hint="eastAsia" w:ascii="Times New Roman" w:hAnsi="Times New Roman" w:eastAsia="Times New Roman" w:cs="Times New Roman"/>
-        </w:rPr>
-        <w:t>。</w:t>
-      </w:r>
-      <w:r>
-        <w:rPr>
-          <w:rFonts w:hint="eastAsia" w:ascii="Times New Roman" w:hAnsi="Times New Roman" w:eastAsia="FangSong" w:cs="Times New Roman"/>
-        </w:rPr>
-        <w:t>这种反应放出的能量</w:t>
-      </w:r>
-      <w:r>
-        <w:rPr>
-          <w:rFonts w:hint="eastAsia" w:ascii="Times New Roman" w:hAnsi="Times New Roman" w:eastAsia="Times New Roman" w:cs="Times New Roman"/>
-        </w:rPr>
-        <w:t>，</w:t>
-      </w:r>
-      <w:r>
-        <w:rPr>
-          <w:rFonts w:hint="eastAsia" w:ascii="Times New Roman" w:hAnsi="Times New Roman" w:eastAsia="FangSong" w:cs="Times New Roman"/>
-        </w:rPr>
-        <w:t>一方面用以维持反应必需的高温</w:t>
-      </w:r>
-      <w:r>
-        <w:rPr>
-          <w:rFonts w:hint="eastAsia" w:ascii="Times New Roman" w:hAnsi="Times New Roman" w:eastAsia="Times New Roman" w:cs="Times New Roman"/>
-        </w:rPr>
-        <w:t>，</w:t>
-      </w:r>
-      <w:r>
-        <w:rPr>
-          <w:rFonts w:hint="eastAsia" w:ascii="Times New Roman" w:hAnsi="Times New Roman" w:eastAsia="FangSong" w:cs="Times New Roman"/>
-        </w:rPr>
-        <w:t>另一方面则向太空辐射出能量</w:t>
-      </w:r>
-      <w:r>
-        <w:rPr>
-          <w:rFonts w:hint="eastAsia" w:ascii="Times New Roman" w:hAnsi="Times New Roman" w:eastAsia="Times New Roman" w:cs="Times New Roman"/>
-        </w:rPr>
-        <w:t>。</w:t>
-      </w:r>
-      <w:r>
-        <w:rPr>
-          <w:rFonts w:hint="eastAsia" w:ascii="Times New Roman" w:hAnsi="Times New Roman" w:eastAsia="FangSong" w:cs="Times New Roman"/>
-        </w:rPr>
-        <w:t>其中一种重要的聚变过程是碳</w:t>
-      </w:r>
-      <w:r>
-        <w:rPr>
-          <w:rFonts w:hint="eastAsia" w:ascii="Times New Roman" w:hAnsi="Times New Roman" w:eastAsia="Times New Roman" w:cs="Times New Roman"/>
-        </w:rPr>
-        <w:t>—</w:t>
-      </w:r>
-      <w:r>
-        <w:rPr>
-          <w:rFonts w:hint="eastAsia" w:ascii="Times New Roman" w:hAnsi="Times New Roman" w:eastAsia="FangSong" w:cs="Times New Roman"/>
-        </w:rPr>
-        <w:t>氮循环</w:t>
-      </w:r>
-      <w:r>
-        <w:rPr>
-          <w:rFonts w:hint="eastAsia" w:ascii="Times New Roman" w:hAnsi="Times New Roman" w:eastAsia="Times New Roman" w:cs="Times New Roman"/>
-        </w:rPr>
-        <w:t>。</w:t>
-      </w:r>
-      <w:r>
-        <w:rPr>
-          <w:rFonts w:hint="eastAsia" w:ascii="Times New Roman" w:hAnsi="Times New Roman" w:eastAsia="FangSong" w:cs="Times New Roman"/>
-        </w:rPr>
-        <w:t>这一循环是由一系列由碳</w:t>
-      </w:r>
-      <w:r>
-        <w:rPr>
-          <w:rFonts w:hint="eastAsia" w:ascii="Times New Roman" w:hAnsi="Times New Roman" w:eastAsia="Times New Roman" w:cs="Times New Roman"/>
-        </w:rPr>
-        <w:t>—</w:t>
-      </w:r>
-      <w:r>
-        <w:rPr>
-          <w:rFonts w:hint="eastAsia" w:ascii="Times New Roman" w:hAnsi="Times New Roman" w:eastAsia="FangSong" w:cs="Times New Roman"/>
-        </w:rPr>
-        <w:t>氮作媒介的反应组成的</w:t>
-      </w:r>
-      <w:r>
-        <w:rPr>
-          <w:rFonts w:hint="eastAsia" w:ascii="Times New Roman" w:hAnsi="Times New Roman" w:eastAsia="Times New Roman" w:cs="Times New Roman"/>
-        </w:rPr>
-        <w:t>，</w:t>
-      </w:r>
-      <w:r>
-        <w:rPr>
-          <w:rFonts w:hint="eastAsia" w:ascii="Times New Roman" w:hAnsi="Times New Roman" w:eastAsia="FangSong" w:cs="Times New Roman"/>
-        </w:rPr>
-        <w:t>并按下列步骤进行</w:t>
-      </w:r>
-      <w:r>
-        <w:rPr>
-          <w:rFonts w:hint="eastAsia" w:ascii="Times New Roman" w:hAnsi="Times New Roman" w:eastAsia="Times New Roman" w:cs="Times New Roman"/>
-        </w:rPr>
-        <w:t>：</w:t>
-      </w:r>
-    </w:p>
-    <w:p>
-      <w:pPr>
-        <w:pStyle w:val="BodyText"/>
-      </w:pPr>
-      <w:r>
-        <w:rPr>
-          <w:rFonts w:hint="eastAsia" w:ascii="Times New Roman" w:hAnsi="Times New Roman" w:eastAsia="FangSong" w:cs="Times New Roman"/>
-        </w:rPr>
-        <w:t>上述过程</w:t>
-      </w:r>
-      <w:r>
-        <w:rPr>
-          <w:rFonts w:hint="eastAsia" w:ascii="Times New Roman" w:hAnsi="Times New Roman" w:eastAsia="Times New Roman" w:cs="Times New Roman"/>
-        </w:rPr>
-        <w:t>，</w:t>
-      </w:r>
-      <w:r>
-        <w:rPr>
-          <w:rFonts w:hint="eastAsia" w:ascii="Times New Roman" w:hAnsi="Times New Roman" w:eastAsia="FangSong" w:cs="Times New Roman"/>
-        </w:rPr>
-        <w:t>放出的净能量为</w:t>
-      </w:r>
-      <w:r>
-        <w:rPr>
-          <w:rFonts w:ascii="Times New Roman" w:hAnsi="Times New Roman" w:eastAsia="Times New Roman" w:cs="Times New Roman"/>
-        </w:rPr>
-        <w:t xml:space="preserve"> 25.7 </w:t>
-      </w:r>
-      <w:r>
-        <w:rPr>
-          <w:rFonts w:hint="eastAsia" w:ascii="Times New Roman" w:hAnsi="Times New Roman" w:eastAsia="Times New Roman" w:cs="Times New Roman"/>
-        </w:rPr>
-        <w:t>MeV。</w:t>
-      </w:r>
-      <w:r>
-        <w:rPr>
-          <w:rFonts w:hint="eastAsia" w:ascii="Times New Roman" w:hAnsi="Times New Roman" w:eastAsia="FangSong" w:cs="Times New Roman"/>
-        </w:rPr>
-        <w:t>每消耗</w:t>
+        <w:t xml:space="preserve">将质量</w:t>
+      </w:r>
+      <w:r>
+        <w:rPr>
+          <w:rFonts w:ascii="Times New Roman" w:hAnsi="Times New Roman" w:eastAsia="Times New Roman" w:cs="Times New Roman"/>
+        </w:rPr>
+        <w:t xml:space="preserve"> 100 mg </w:t>
+      </w:r>
+      <w:r>
+        <w:rPr>
+          <w:rFonts w:hint="eastAsia" w:ascii="Times New Roman" w:hAnsi="Times New Roman" w:eastAsia="FangSong" w:cs="Times New Roman"/>
+        </w:rPr>
+        <w:t xml:space="preserve">水合草酸锰</w:t>
       </w:r>
       <w:r>
         <w:rPr>
@@ -5345,48 +5118,58 @@
           </m:ctrlPr>
         </m:oMathPr>
         <m:r>
-          <m:t>1</m:t>
-        </m:r>
-        <m:r>
-          <m:t> </m:t>
-        </m:r>
-        <m:r>
-          <m:rPr>
-            <m:sty m:val="p"/>
-          </m:rPr>
-          <m:t>k</m:t>
-        </m:r>
-        <m:r>
-          <m:rPr>
-            <m:sty m:val="p"/>
-          </m:rPr>
-          <m:t>g</m:t>
-        </m:r>
-        <m:r>
-          <m:t> </m:t>
-        </m:r>
-        <m:sSubSup>
+          <m:t>M</m:t>
+        </m:r>
+        <m:r>
+          <m:t>n</m:t>
+        </m:r>
+        <m:sSub>
           <m:e>
             <m:r>
-              <m:t>​</m:t>
+              <m:t>C</m:t>
             </m:r>
           </m:e>
           <m:sub>
             <m:r>
-              <m:t>1</m:t>
+              <m:t>2</m:t>
             </m:r>
           </m:sub>
-          <m:sup>
-            <m:r>
-              <m:t>1</m:t>
-            </m:r>
-          </m:sup>
-        </m:sSubSup>
-        <m:r>
-          <m:rPr>
-            <m:sty m:val="p"/>
-          </m:rPr>
-          <m:t>H</m:t>
+        </m:sSub>
+        <m:sSub>
+          <m:e>
+            <m:r>
+              <m:t>O</m:t>
+            </m:r>
+          </m:e>
+          <m:sub>
+            <m:r>
+              <m:t>4</m:t>
+            </m:r>
+          </m:sub>
+        </m:sSub>
+        <m:r>
+          <m:rPr>
+            <m:sty m:val="p"/>
+          </m:rPr>
+          <m:t>⋅</m:t>
+        </m:r>
+        <m:r>
+          <m:t>2</m:t>
+        </m:r>
+        <m:sSub>
+          <m:e>
+            <m:r>
+              <m:t>H</m:t>
+            </m:r>
+          </m:e>
+          <m:sub>
+            <m:r>
+              <m:t>2</m:t>
+            </m:r>
+          </m:sub>
+        </m:sSub>
+        <m:r>
+          <m:t>O</m:t>
         </m:r>
       </m:oMath>
       <w:r>
@@ -5399,7 +5182,146 @@
         <w:rPr>
           <w:rFonts w:hint="eastAsia" w:ascii="Times New Roman" w:hAnsi="Times New Roman" w:eastAsia="FangSong" w:cs="Times New Roman"/>
         </w:rPr>
-        <w:t xml:space="preserve">约产生</w:t>
+        <w:t>放在一个可以称出质量的容器里加热</w:t>
+      </w:r>
+      <w:r>
+        <w:rPr>
+          <w:rFonts w:hint="eastAsia" w:ascii="Times New Roman" w:hAnsi="Times New Roman" w:eastAsia="Times New Roman" w:cs="Times New Roman"/>
+        </w:rPr>
+        <w:t>，</w:t>
+      </w:r>
+      <w:r>
+        <w:rPr>
+          <w:rFonts w:hint="eastAsia" w:ascii="Times New Roman" w:hAnsi="Times New Roman" w:eastAsia="FangSong" w:cs="Times New Roman"/>
+        </w:rPr>
+        <w:t>所得固体产物的质量随温度变化的曲线如图所示</w:t>
+      </w:r>
+      <w:r>
+        <w:rPr>
+          <w:rFonts w:hint="eastAsia" w:ascii="Times New Roman" w:hAnsi="Times New Roman" w:eastAsia="Times New Roman" w:cs="Times New Roman"/>
+        </w:rPr>
+        <w:t>：</w:t>
+      </w:r>
+    </w:p>
+    <w:p>
+      <w:pPr>
+        <w:pStyle w:val="BodyText"/>
+        <w:spacing w:before="160" w:after="80"/>
+        <w:jc w:val="center"/>
+      </w:pPr>
+      <w:r>
+        <w:rPr>
+          <w:rFonts w:ascii="Times New Roman" w:hAnsi="Times New Roman" w:eastAsia="Times New Roman" w:cs="Times New Roman"/>
+        </w:rPr>
+        <w:drawing>
+          <wp:inline>
+            <wp:extent cx="3600000" cy="2517112"/>
+            <wp:effectExtent b="0" l="0" r="0" t="0"/>
+            <wp:docPr descr="" title="" id="34" name="Picture"/>
+            <a:graphic>
+              <a:graphicData uri="http://schemas.openxmlformats.org/drawingml/2006/picture">
+                <pic:pic>
+                  <pic:nvPicPr>
+                    <pic:cNvPr descr="ad9e10f72c113414e214a77c183165dca5fe913276705f57f97ca6c42b0ceb20.jpg" id="35" name="Picture"/>
+                    <pic:cNvPicPr>
+                      <a:picLocks noChangeArrowheads="1" noChangeAspect="1"/>
+                    </pic:cNvPicPr>
+                  </pic:nvPicPr>
+                  <pic:blipFill>
+                    <a:blip r:embed="rId33"/>
+                    <a:stretch>
+                      <a:fillRect/>
+                    </a:stretch>
+                  </pic:blipFill>
+                  <pic:spPr bwMode="auto">
+                    <a:xfrm>
+                      <a:off x="0" y="0"/>
+                      <a:ext cx="3600000" cy="2517112"/>
+                    </a:xfrm>
+                    <a:prstGeom prst="rect">
+                      <a:avLst/>
+                    </a:prstGeom>
+                    <a:noFill/>
+                    <a:ln w="9525">
+                      <a:noFill/>
+                      <a:headEnd/>
+                      <a:tailEnd/>
+                    </a:ln>
+                  </pic:spPr>
+                </pic:pic>
+              </a:graphicData>
+            </a:graphic>
+          </wp:inline>
+        </w:drawing>
+      </w:r>
+    </w:p>
+    <w:p>
+      <w:pPr>
+        <w:pStyle w:val="BodyText"/>
+      </w:pPr>
+      <w:r>
+        <w:rPr>
+          <w:rFonts w:hint="eastAsia" w:ascii="Times New Roman" w:hAnsi="Times New Roman" w:eastAsia="FangSong" w:cs="Times New Roman"/>
+        </w:rPr>
+        <w:t>第</w:t>
+      </w:r>
+      <w:r>
+        <w:rPr>
+          <w:rFonts w:hint="eastAsia" w:ascii="Times New Roman" w:hAnsi="Times New Roman" w:eastAsia="Times New Roman" w:cs="Times New Roman"/>
+        </w:rPr>
+        <w:t>10</w:t>
+      </w:r>
+      <w:r>
+        <w:rPr>
+          <w:rFonts w:hint="eastAsia" w:ascii="Times New Roman" w:hAnsi="Times New Roman" w:eastAsia="FangSong" w:cs="Times New Roman"/>
+        </w:rPr>
+        <w:t>题图</w:t>
+      </w:r>
+    </w:p>
+    <w:p>
+      <w:pPr>
+        <w:pStyle w:val="BodyText"/>
+      </w:pPr>
+      <w:r>
+        <w:rPr>
+          <w:rFonts w:hint="eastAsia" w:ascii="Times New Roman" w:hAnsi="Times New Roman" w:eastAsia="FangSong" w:cs="Times New Roman"/>
+        </w:rPr>
+        <w:t>试通过对该图象数据的分析和计算</w:t>
+      </w:r>
+      <w:r>
+        <w:rPr>
+          <w:rFonts w:hint="eastAsia" w:ascii="Times New Roman" w:hAnsi="Times New Roman" w:eastAsia="Times New Roman" w:cs="Times New Roman"/>
+        </w:rPr>
+        <w:t>，</w:t>
+      </w:r>
+      <w:r>
+        <w:rPr>
+          <w:rFonts w:hint="eastAsia" w:ascii="Times New Roman" w:hAnsi="Times New Roman" w:eastAsia="FangSong" w:cs="Times New Roman"/>
+        </w:rPr>
+        <w:t>回答下列各问</w:t>
+      </w:r>
+      <w:r>
+        <w:rPr>
+          <w:rFonts w:hint="eastAsia" w:ascii="Times New Roman" w:hAnsi="Times New Roman" w:eastAsia="Times New Roman" w:cs="Times New Roman"/>
+        </w:rPr>
+        <w:t>：</w:t>
+      </w:r>
+    </w:p>
+    <w:p>
+      <w:pPr>
+        <w:pStyle w:val="BodyText"/>
+      </w:pPr>
+      <w:r>
+        <w:rPr>
+          <w:rFonts w:ascii="Times New Roman" w:hAnsi="Times New Roman" w:eastAsia="Times New Roman" w:cs="Times New Roman"/>
+        </w:rPr>
+        <w:t xml:space="preserve">10-1 </w:t>
+      </w:r>
+      <w:r>
+        <w:rPr>
+          <w:rFonts w:hint="eastAsia" w:ascii="Times New Roman" w:hAnsi="Times New Roman" w:eastAsia="FangSong" w:cs="Times New Roman"/>
+        </w:rPr>
+        <w:t xml:space="preserve">在</w:t>
       </w:r>
       <w:r>
         <w:rPr>
@@ -5416,6 +5338,1063 @@
             </w:rPr>
           </m:ctrlPr>
         </m:oMathPr>
+        <m:sSup>
+          <m:e>
+            <m:r>
+              <m:t>0</m:t>
+            </m:r>
+          </m:e>
+          <m:sup>
+            <m:r>
+              <m:rPr>
+                <m:sty m:val="p"/>
+              </m:rPr>
+              <m:t>∘</m:t>
+            </m:r>
+          </m:sup>
+        </m:sSup>
+        <m:r>
+          <m:rPr>
+            <m:sty m:val="p"/>
+          </m:rPr>
+          <m:t>C</m:t>
+        </m:r>
+        <m:r>
+          <m:rPr>
+            <m:sty m:val="p"/>
+          </m:rPr>
+          <m:t>∼</m:t>
+        </m:r>
+        <m:sSup>
+          <m:e>
+            <m:r>
+              <m:t>50</m:t>
+            </m:r>
+          </m:e>
+          <m:sup>
+            <m:r>
+              <m:rPr>
+                <m:sty m:val="p"/>
+              </m:rPr>
+              <m:t>∘</m:t>
+            </m:r>
+          </m:sup>
+        </m:sSup>
+        <m:r>
+          <m:rPr>
+            <m:sty m:val="p"/>
+          </m:rPr>
+          <m:t>C</m:t>
+        </m:r>
+      </m:oMath>
+      <w:r>
+        <w:rPr>
+          <w:rFonts w:ascii="Times New Roman" w:hAnsi="Times New Roman" w:eastAsia="Times New Roman" w:cs="Times New Roman"/>
+        </w:rPr>
+        <w:t xml:space="preserve"> </w:t>
+      </w:r>
+      <w:r>
+        <w:rPr>
+          <w:rFonts w:hint="eastAsia" w:ascii="Times New Roman" w:hAnsi="Times New Roman" w:eastAsia="FangSong" w:cs="Times New Roman"/>
+        </w:rPr>
+        <w:t>时</w:t>
+      </w:r>
+      <w:r>
+        <w:rPr>
+          <w:rFonts w:hint="eastAsia" w:ascii="Times New Roman" w:hAnsi="Times New Roman" w:eastAsia="Times New Roman" w:cs="Times New Roman"/>
+        </w:rPr>
+        <w:t>，</w:t>
+      </w:r>
+      <m:oMath>
+        <m:oMathPr>
+          <m:ctrlPr>
+            <w:rPr>
+              <w:sz w:val="28"/>
+              <w:szCs w:val="28"/>
+            </w:rPr>
+          </m:ctrlPr>
+        </m:oMathPr>
+        <m:r>
+          <m:rPr>
+            <m:sty m:val="p"/>
+          </m:rPr>
+          <m:t>M</m:t>
+        </m:r>
+        <m:r>
+          <m:rPr>
+            <m:sty m:val="p"/>
+          </m:rPr>
+          <m:t>n</m:t>
+        </m:r>
+        <m:sSub>
+          <m:e>
+            <m:r>
+              <m:rPr>
+                <m:sty m:val="p"/>
+              </m:rPr>
+              <m:t>C</m:t>
+            </m:r>
+          </m:e>
+          <m:sub>
+            <m:r>
+              <m:rPr>
+                <m:sty m:val="p"/>
+              </m:rPr>
+              <m:t>2</m:t>
+            </m:r>
+          </m:sub>
+        </m:sSub>
+        <m:sSub>
+          <m:e>
+            <m:r>
+              <m:rPr>
+                <m:sty m:val="p"/>
+              </m:rPr>
+              <m:t>O</m:t>
+            </m:r>
+          </m:e>
+          <m:sub>
+            <m:r>
+              <m:rPr>
+                <m:sty m:val="p"/>
+              </m:rPr>
+              <m:t>4</m:t>
+            </m:r>
+          </m:sub>
+        </m:sSub>
+        <m:r>
+          <m:rPr>
+            <m:sty m:val="p"/>
+          </m:rPr>
+          <m:t>⋅</m:t>
+        </m:r>
+        <m:r>
+          <m:rPr>
+            <m:sty m:val="p"/>
+          </m:rPr>
+          <m:t>2</m:t>
+        </m:r>
+        <m:sSub>
+          <m:e>
+            <m:r>
+              <m:rPr>
+                <m:sty m:val="p"/>
+              </m:rPr>
+              <m:t>H</m:t>
+            </m:r>
+          </m:e>
+          <m:sub>
+            <m:r>
+              <m:rPr>
+                <m:sty m:val="p"/>
+              </m:rPr>
+              <m:t>2</m:t>
+            </m:r>
+          </m:sub>
+        </m:sSub>
+        <m:r>
+          <m:rPr>
+            <m:sty m:val="p"/>
+          </m:rPr>
+          <m:t>O</m:t>
+        </m:r>
+      </m:oMath>
+      <w:r>
+        <w:rPr>
+          <w:rFonts w:ascii="Times New Roman" w:hAnsi="Times New Roman" w:eastAsia="Times New Roman" w:cs="Times New Roman"/>
+        </w:rPr>
+        <w:t xml:space="preserve"> </w:t>
+      </w:r>
+      <w:r>
+        <w:rPr>
+          <w:rFonts w:hint="eastAsia" w:ascii="Times New Roman" w:hAnsi="Times New Roman" w:eastAsia="FangSong" w:cs="Times New Roman"/>
+        </w:rPr>
+        <w:t>是否发生了化学变化</w:t>
+      </w:r>
+      <w:r>
+        <w:rPr>
+          <w:rFonts w:hint="eastAsia" w:ascii="Times New Roman" w:hAnsi="Times New Roman" w:eastAsia="Times New Roman" w:cs="Times New Roman"/>
+        </w:rPr>
+        <w:t>。</w:t>
+      </w:r>
+    </w:p>
+    <w:p>
+      <w:pPr>
+        <w:pStyle w:val="BodyText"/>
+      </w:pPr>
+      <w:r>
+        <w:rPr>
+          <w:rFonts w:ascii="Times New Roman" w:hAnsi="Times New Roman" w:eastAsia="Times New Roman" w:cs="Times New Roman"/>
+        </w:rPr>
+        <w:t xml:space="preserve">10-2 </w:t>
+      </w:r>
+      <w:r>
+        <w:rPr>
+          <w:rFonts w:hint="eastAsia" w:ascii="Times New Roman" w:hAnsi="Times New Roman" w:eastAsia="FangSong" w:cs="Times New Roman"/>
+        </w:rPr>
+        <w:t xml:space="preserve">在</w:t>
+      </w:r>
+      <w:r>
+        <w:rPr>
+          <w:rFonts w:ascii="Times New Roman" w:hAnsi="Times New Roman" w:eastAsia="Times New Roman" w:cs="Times New Roman"/>
+        </w:rPr>
+        <w:t xml:space="preserve"> </w:t>
+      </w:r>
+      <m:oMath>
+        <m:oMathPr>
+          <m:ctrlPr>
+            <w:rPr>
+              <w:sz w:val="28"/>
+              <w:szCs w:val="28"/>
+            </w:rPr>
+          </m:ctrlPr>
+        </m:oMathPr>
+        <m:sSup>
+          <m:e>
+            <m:r>
+              <m:t>50</m:t>
+            </m:r>
+          </m:e>
+          <m:sup>
+            <m:r>
+              <m:rPr>
+                <m:sty m:val="p"/>
+              </m:rPr>
+              <m:t>∘</m:t>
+            </m:r>
+          </m:sup>
+        </m:sSup>
+        <m:r>
+          <m:rPr>
+            <m:sty m:val="p"/>
+          </m:rPr>
+          <m:t>C</m:t>
+        </m:r>
+        <m:r>
+          <m:rPr>
+            <m:sty m:val="p"/>
+          </m:rPr>
+          <m:t>∼</m:t>
+        </m:r>
+        <m:sSup>
+          <m:e>
+            <m:r>
+              <m:t>100</m:t>
+            </m:r>
+          </m:e>
+          <m:sup>
+            <m:r>
+              <m:rPr>
+                <m:sty m:val="p"/>
+              </m:rPr>
+              <m:t>∘</m:t>
+            </m:r>
+          </m:sup>
+        </m:sSup>
+        <m:r>
+          <m:rPr>
+            <m:sty m:val="p"/>
+          </m:rPr>
+          <m:t>C</m:t>
+        </m:r>
+      </m:oMath>
+      <w:r>
+        <w:rPr>
+          <w:rFonts w:ascii="Times New Roman" w:hAnsi="Times New Roman" w:eastAsia="Times New Roman" w:cs="Times New Roman"/>
+        </w:rPr>
+        <w:t xml:space="preserve"> </w:t>
+      </w:r>
+      <w:r>
+        <w:rPr>
+          <w:rFonts w:hint="eastAsia" w:ascii="Times New Roman" w:hAnsi="Times New Roman" w:eastAsia="FangSong" w:cs="Times New Roman"/>
+        </w:rPr>
+        <w:t>时</w:t>
+      </w:r>
+      <w:r>
+        <w:rPr>
+          <w:rFonts w:hint="eastAsia" w:ascii="Times New Roman" w:hAnsi="Times New Roman" w:eastAsia="Times New Roman" w:cs="Times New Roman"/>
+        </w:rPr>
+        <w:t>，</w:t>
+      </w:r>
+      <w:r>
+        <w:rPr>
+          <w:rFonts w:hint="eastAsia" w:ascii="Times New Roman" w:hAnsi="Times New Roman" w:eastAsia="FangSong" w:cs="Times New Roman"/>
+        </w:rPr>
+        <w:t>发生的化学反应方程式是</w:t>
+      </w:r>
+      <w:r>
+        <w:rPr>
+          <w:rFonts w:ascii="Times New Roman" w:hAnsi="Times New Roman" w:eastAsia="Times New Roman" w:cs="Times New Roman"/>
+        </w:rPr>
+        <w:t xml:space="preserve"> </w:t>
+      </w:r>
+      <w:r>
+        <w:rPr>
+          <w:rFonts w:hint="eastAsia" w:ascii="Times New Roman" w:hAnsi="Times New Roman" w:eastAsia="Times New Roman" w:cs="Times New Roman"/>
+        </w:rPr>
+        <w:t>____，</w:t>
+      </w:r>
+      <w:r>
+        <w:rPr>
+          <w:rFonts w:hint="eastAsia" w:ascii="Times New Roman" w:hAnsi="Times New Roman" w:eastAsia="FangSong" w:cs="Times New Roman"/>
+        </w:rPr>
+        <w:t>做出这一判断的依据是</w:t>
+      </w:r>
+      <w:r>
+        <w:rPr>
+          <w:rFonts w:hint="eastAsia" w:ascii="Times New Roman" w:hAnsi="Times New Roman" w:eastAsia="Times New Roman" w:cs="Times New Roman"/>
+        </w:rPr>
+        <w:t>：____。</w:t>
+      </w:r>
+    </w:p>
+    <w:p>
+      <w:pPr>
+        <w:pStyle w:val="BodyText"/>
+      </w:pPr>
+      <w:r>
+        <w:rPr>
+          <w:rFonts w:ascii="Times New Roman" w:hAnsi="Times New Roman" w:eastAsia="Times New Roman" w:cs="Times New Roman"/>
+        </w:rPr>
+        <w:t xml:space="preserve">10-3</w:t>
+      </w:r>
+      <w:r>
+        <w:rPr>
+          <w:rFonts w:ascii="Times New Roman" w:hAnsi="Times New Roman" w:eastAsia="Times New Roman" w:cs="Times New Roman"/>
+        </w:rPr>
+        <w:t xml:space="preserve"> </w:t>
+      </w:r>
+      <m:oMath>
+        <m:oMathPr>
+          <m:ctrlPr>
+            <w:rPr>
+              <w:sz w:val="28"/>
+              <w:szCs w:val="28"/>
+            </w:rPr>
+          </m:ctrlPr>
+        </m:oMathPr>
+        <m:sSup>
+          <m:e>
+            <m:r>
+              <m:t>100</m:t>
+            </m:r>
+          </m:e>
+          <m:sup>
+            <m:r>
+              <m:rPr>
+                <m:sty m:val="p"/>
+              </m:rPr>
+              <m:t>∘</m:t>
+            </m:r>
+          </m:sup>
+        </m:sSup>
+        <m:r>
+          <m:rPr>
+            <m:sty m:val="p"/>
+          </m:rPr>
+          <m:t>C</m:t>
+        </m:r>
+        <m:r>
+          <m:rPr>
+            <m:sty m:val="p"/>
+          </m:rPr>
+          <m:t>∼</m:t>
+        </m:r>
+        <m:sSup>
+          <m:e>
+            <m:r>
+              <m:t>214</m:t>
+            </m:r>
+          </m:e>
+          <m:sup>
+            <m:r>
+              <m:rPr>
+                <m:sty m:val="p"/>
+              </m:rPr>
+              <m:t>∘</m:t>
+            </m:r>
+          </m:sup>
+        </m:sSup>
+        <m:r>
+          <m:rPr>
+            <m:sty m:val="p"/>
+          </m:rPr>
+          <m:t>C</m:t>
+        </m:r>
+      </m:oMath>
+      <w:r>
+        <w:rPr>
+          <w:rFonts w:hint="eastAsia" w:ascii="Times New Roman" w:hAnsi="Times New Roman" w:eastAsia="Times New Roman" w:cs="Times New Roman"/>
+        </w:rPr>
+        <w:t>，</w:t>
+      </w:r>
+      <w:r>
+        <w:rPr>
+          <w:rFonts w:hint="eastAsia" w:ascii="Times New Roman" w:hAnsi="Times New Roman" w:eastAsia="FangSong" w:cs="Times New Roman"/>
+        </w:rPr>
+        <w:t>有无发生化学变化</w:t>
+      </w:r>
+      <w:r>
+        <w:rPr>
+          <w:rFonts w:hint="eastAsia" w:ascii="Times New Roman" w:hAnsi="Times New Roman" w:eastAsia="Times New Roman" w:cs="Times New Roman"/>
+        </w:rPr>
+        <w:t>？</w:t>
+      </w:r>
+      <w:r>
+        <w:rPr>
+          <w:rFonts w:hint="eastAsia" w:ascii="Times New Roman" w:hAnsi="Times New Roman" w:eastAsia="FangSong" w:cs="Times New Roman"/>
+        </w:rPr>
+        <w:t>其理由是</w:t>
+      </w:r>
+      <w:r>
+        <w:rPr>
+          <w:rFonts w:ascii="Times New Roman" w:hAnsi="Times New Roman" w:eastAsia="Times New Roman" w:cs="Times New Roman"/>
+        </w:rPr>
+        <w:t xml:space="preserve"> ____。</w:t>
+      </w:r>
+    </w:p>
+    <w:p>
+      <w:pPr>
+        <w:pStyle w:val="BodyText"/>
+      </w:pPr>
+      <w:r>
+        <w:rPr>
+          <w:rFonts w:ascii="Times New Roman" w:hAnsi="Times New Roman" w:eastAsia="Times New Roman" w:cs="Times New Roman"/>
+        </w:rPr>
+        <w:t xml:space="preserve">10-4 </w:t>
+      </w:r>
+      <w:r>
+        <w:rPr>
+          <w:rFonts w:hint="eastAsia" w:ascii="Times New Roman" w:hAnsi="Times New Roman" w:eastAsia="FangSong" w:cs="Times New Roman"/>
+        </w:rPr>
+        <w:t xml:space="preserve">在</w:t>
+      </w:r>
+      <w:r>
+        <w:rPr>
+          <w:rFonts w:ascii="Times New Roman" w:hAnsi="Times New Roman" w:eastAsia="Times New Roman" w:cs="Times New Roman"/>
+        </w:rPr>
+        <w:t xml:space="preserve"> </w:t>
+      </w:r>
+      <m:oMath>
+        <m:oMathPr>
+          <m:ctrlPr>
+            <w:rPr>
+              <w:sz w:val="28"/>
+              <w:szCs w:val="28"/>
+            </w:rPr>
+          </m:ctrlPr>
+        </m:oMathPr>
+        <m:sSup>
+          <m:e>
+            <m:r>
+              <m:t>214</m:t>
+            </m:r>
+          </m:e>
+          <m:sup>
+            <m:r>
+              <m:rPr>
+                <m:sty m:val="p"/>
+              </m:rPr>
+              <m:t>∘</m:t>
+            </m:r>
+          </m:sup>
+        </m:sSup>
+        <m:r>
+          <m:rPr>
+            <m:sty m:val="p"/>
+          </m:rPr>
+          <m:t>C</m:t>
+        </m:r>
+        <m:r>
+          <m:rPr>
+            <m:sty m:val="p"/>
+          </m:rPr>
+          <m:t>∼</m:t>
+        </m:r>
+        <m:sSup>
+          <m:e>
+            <m:r>
+              <m:t>280</m:t>
+            </m:r>
+          </m:e>
+          <m:sup>
+            <m:r>
+              <m:rPr>
+                <m:sty m:val="p"/>
+              </m:rPr>
+              <m:t>∘</m:t>
+            </m:r>
+          </m:sup>
+        </m:sSup>
+        <m:r>
+          <m:rPr>
+            <m:sty m:val="p"/>
+          </m:rPr>
+          <m:t>C</m:t>
+        </m:r>
+      </m:oMath>
+      <w:r>
+        <w:rPr>
+          <w:rFonts w:ascii="Times New Roman" w:hAnsi="Times New Roman" w:eastAsia="Times New Roman" w:cs="Times New Roman"/>
+        </w:rPr>
+        <w:t xml:space="preserve"> </w:t>
+      </w:r>
+      <w:r>
+        <w:rPr>
+          <w:rFonts w:hint="eastAsia" w:ascii="Times New Roman" w:hAnsi="Times New Roman" w:eastAsia="FangSong" w:cs="Times New Roman"/>
+        </w:rPr>
+        <w:t>时</w:t>
+      </w:r>
+      <w:r>
+        <w:rPr>
+          <w:rFonts w:hint="eastAsia" w:ascii="Times New Roman" w:hAnsi="Times New Roman" w:eastAsia="Times New Roman" w:cs="Times New Roman"/>
+        </w:rPr>
+        <w:t>，</w:t>
+      </w:r>
+      <w:r>
+        <w:rPr>
+          <w:rFonts w:hint="eastAsia" w:ascii="Times New Roman" w:hAnsi="Times New Roman" w:eastAsia="FangSong" w:cs="Times New Roman"/>
+        </w:rPr>
+        <w:t>固体物质发生反应的化学方程式是</w:t>
+      </w:r>
+      <w:r>
+        <w:rPr>
+          <w:rFonts w:ascii="Times New Roman" w:hAnsi="Times New Roman" w:eastAsia="Times New Roman" w:cs="Times New Roman"/>
+        </w:rPr>
+        <w:t xml:space="preserve"> </w:t>
+      </w:r>
+      <w:r>
+        <w:rPr>
+          <w:rFonts w:hint="eastAsia" w:ascii="Times New Roman" w:hAnsi="Times New Roman" w:eastAsia="Times New Roman" w:cs="Times New Roman"/>
+        </w:rPr>
+        <w:t>____，</w:t>
+      </w:r>
+      <w:r>
+        <w:rPr>
+          <w:rFonts w:hint="eastAsia" w:ascii="Times New Roman" w:hAnsi="Times New Roman" w:eastAsia="FangSong" w:cs="Times New Roman"/>
+        </w:rPr>
+        <w:t>做出这一判断的依据是</w:t>
+      </w:r>
+      <w:r>
+        <w:rPr>
+          <w:rFonts w:ascii="Times New Roman" w:hAnsi="Times New Roman" w:eastAsia="Times New Roman" w:cs="Times New Roman"/>
+        </w:rPr>
+        <w:t xml:space="preserve"> ____。</w:t>
+      </w:r>
+    </w:p>
+    <w:p>
+      <w:pPr>
+        <w:pStyle w:val="BodyText"/>
+      </w:pPr>
+      <w:r>
+        <w:rPr>
+          <w:rFonts w:ascii="Times New Roman" w:hAnsi="Times New Roman" w:eastAsia="Times New Roman" w:cs="Times New Roman"/>
+        </w:rPr>
+        <w:t xml:space="preserve">10-5 </w:t>
+      </w:r>
+      <w:r>
+        <w:rPr>
+          <w:rFonts w:hint="eastAsia" w:ascii="Times New Roman" w:hAnsi="Times New Roman" w:eastAsia="FangSong" w:cs="Times New Roman"/>
+        </w:rPr>
+        <w:t xml:space="preserve">在</w:t>
+      </w:r>
+      <w:r>
+        <w:rPr>
+          <w:rFonts w:ascii="Times New Roman" w:hAnsi="Times New Roman" w:eastAsia="Times New Roman" w:cs="Times New Roman"/>
+        </w:rPr>
+        <w:t xml:space="preserve"> </w:t>
+      </w:r>
+      <m:oMath>
+        <m:oMathPr>
+          <m:ctrlPr>
+            <w:rPr>
+              <w:sz w:val="28"/>
+              <w:szCs w:val="28"/>
+            </w:rPr>
+          </m:ctrlPr>
+        </m:oMathPr>
+        <m:sSup>
+          <m:e>
+            <m:r>
+              <m:t>280</m:t>
+            </m:r>
+          </m:e>
+          <m:sup>
+            <m:r>
+              <m:rPr>
+                <m:sty m:val="p"/>
+              </m:rPr>
+              <m:t>∘</m:t>
+            </m:r>
+          </m:sup>
+        </m:sSup>
+        <m:r>
+          <m:rPr>
+            <m:sty m:val="p"/>
+          </m:rPr>
+          <m:t>C</m:t>
+        </m:r>
+        <m:r>
+          <m:rPr>
+            <m:sty m:val="p"/>
+          </m:rPr>
+          <m:t>∼</m:t>
+        </m:r>
+        <m:sSup>
+          <m:e>
+            <m:r>
+              <m:t>943</m:t>
+            </m:r>
+          </m:e>
+          <m:sup>
+            <m:r>
+              <m:rPr>
+                <m:sty m:val="p"/>
+              </m:rPr>
+              <m:t>∘</m:t>
+            </m:r>
+          </m:sup>
+        </m:sSup>
+        <m:r>
+          <m:rPr>
+            <m:sty m:val="p"/>
+          </m:rPr>
+          <m:t>C</m:t>
+        </m:r>
+      </m:oMath>
+      <w:r>
+        <w:rPr>
+          <w:rFonts w:ascii="Times New Roman" w:hAnsi="Times New Roman" w:eastAsia="Times New Roman" w:cs="Times New Roman"/>
+        </w:rPr>
+        <w:t xml:space="preserve"> </w:t>
+      </w:r>
+      <w:r>
+        <w:rPr>
+          <w:rFonts w:hint="eastAsia" w:ascii="Times New Roman" w:hAnsi="Times New Roman" w:eastAsia="FangSong" w:cs="Times New Roman"/>
+        </w:rPr>
+        <w:t>时</w:t>
+      </w:r>
+      <w:r>
+        <w:rPr>
+          <w:rFonts w:hint="eastAsia" w:ascii="Times New Roman" w:hAnsi="Times New Roman" w:eastAsia="Times New Roman" w:cs="Times New Roman"/>
+        </w:rPr>
+        <w:t>，</w:t>
+      </w:r>
+      <w:r>
+        <w:rPr>
+          <w:rFonts w:hint="eastAsia" w:ascii="Times New Roman" w:hAnsi="Times New Roman" w:eastAsia="FangSong" w:cs="Times New Roman"/>
+        </w:rPr>
+        <w:t>固体物质质量上升的原因是</w:t>
+      </w:r>
+      <w:r>
+        <w:rPr>
+          <w:rFonts w:ascii="Times New Roman" w:hAnsi="Times New Roman" w:eastAsia="Times New Roman" w:cs="Times New Roman"/>
+        </w:rPr>
+        <w:t xml:space="preserve"> </w:t>
+      </w:r>
+      <w:r>
+        <w:rPr>
+          <w:rFonts w:hint="eastAsia" w:ascii="Times New Roman" w:hAnsi="Times New Roman" w:eastAsia="Times New Roman" w:cs="Times New Roman"/>
+        </w:rPr>
+        <w:t>____。</w:t>
+      </w:r>
+      <w:r>
+        <w:rPr>
+          <w:rFonts w:hint="eastAsia" w:ascii="Times New Roman" w:hAnsi="Times New Roman" w:eastAsia="FangSong" w:cs="Times New Roman"/>
+        </w:rPr>
+        <w:t>所得固体产物的化学式是</w:t>
+      </w:r>
+      <w:r>
+        <w:rPr>
+          <w:rFonts w:ascii="Times New Roman" w:hAnsi="Times New Roman" w:eastAsia="Times New Roman" w:cs="Times New Roman"/>
+        </w:rPr>
+        <w:t xml:space="preserve"> </w:t>
+      </w:r>
+      <w:r>
+        <w:rPr>
+          <w:rFonts w:hint="eastAsia" w:ascii="Times New Roman" w:hAnsi="Times New Roman" w:eastAsia="Times New Roman" w:cs="Times New Roman"/>
+        </w:rPr>
+        <w:t>____，</w:t>
+      </w:r>
+      <w:r>
+        <w:rPr>
+          <w:rFonts w:hint="eastAsia" w:ascii="Times New Roman" w:hAnsi="Times New Roman" w:eastAsia="FangSong" w:cs="Times New Roman"/>
+        </w:rPr>
+        <w:t>做出这一判断的依据是</w:t>
+      </w:r>
+      <w:r>
+        <w:rPr>
+          <w:rFonts w:ascii="Times New Roman" w:hAnsi="Times New Roman" w:eastAsia="Times New Roman" w:cs="Times New Roman"/>
+        </w:rPr>
+        <w:t xml:space="preserve"> ____。</w:t>
+      </w:r>
+    </w:p>
+    <w:p>
+      <w:pPr>
+        <w:spacing w:before="160" w:after="80"/>
+      </w:pPr>
+      <w:r>
+        <w:pict>
+          <v:rect style="width:0;height:1.5pt" o:hralign="center" o:hrstd="t" o:hr="t"/>
+        </w:pict>
+      </w:r>
+    </w:p>
+    <w:bookmarkEnd w:id="36"/>
+    <w:bookmarkStart w:id="37" w:name="太阳碳氮循环聚变"/>
+    <w:p>
+      <w:pPr>
+        <w:pStyle w:val="Heading2"/>
+        <w:spacing w:before="280" w:after="80"/>
+        <w:keepNext/>
+      </w:pPr>
+      <w:r>
+        <w:rPr>
+          <w:rFonts w:ascii="Times New Roman" w:hAnsi="Times New Roman" w:eastAsia="Times New Roman" w:cs="Times New Roman"/>
+        </w:rPr>
+        <w:t xml:space="preserve">6.22 </w:t>
+      </w:r>
+      <w:r>
+        <w:rPr>
+          <w:rFonts w:hint="eastAsia" w:ascii="Times New Roman" w:hAnsi="Times New Roman" w:eastAsia="SimHei" w:cs="Times New Roman"/>
+        </w:rPr>
+        <w:t xml:space="preserve">太阳碳氮循环聚变</w:t>
+      </w:r>
+    </w:p>
+    <w:p>
+      <w:pPr>
+        <w:pStyle w:val="FirstParagraph"/>
+      </w:pPr>
+      <w:r>
+        <w:rPr>
+          <w:rFonts w:hint="eastAsia" w:ascii="Times New Roman" w:hAnsi="Times New Roman" w:eastAsia="FangSong" w:cs="Times New Roman"/>
+        </w:rPr>
+        <w:t>世界各国科学家</w:t>
+      </w:r>
+      <w:r>
+        <w:rPr>
+          <w:rFonts w:hint="eastAsia" w:ascii="Times New Roman" w:hAnsi="Times New Roman" w:eastAsia="Times New Roman" w:cs="Times New Roman"/>
+        </w:rPr>
+        <w:t>，</w:t>
+      </w:r>
+      <w:r>
+        <w:rPr>
+          <w:rFonts w:hint="eastAsia" w:ascii="Times New Roman" w:hAnsi="Times New Roman" w:eastAsia="FangSong" w:cs="Times New Roman"/>
+        </w:rPr>
+        <w:t>从关注人类生存质量角度出发</w:t>
+      </w:r>
+      <w:r>
+        <w:rPr>
+          <w:rFonts w:hint="eastAsia" w:ascii="Times New Roman" w:hAnsi="Times New Roman" w:eastAsia="Times New Roman" w:cs="Times New Roman"/>
+        </w:rPr>
+        <w:t>，</w:t>
+      </w:r>
+      <w:r>
+        <w:rPr>
+          <w:rFonts w:hint="eastAsia" w:ascii="Times New Roman" w:hAnsi="Times New Roman" w:eastAsia="FangSong" w:cs="Times New Roman"/>
+        </w:rPr>
+        <w:t>将保护地球自然生态环境研究作为重大任务之一</w:t>
+      </w:r>
+      <w:r>
+        <w:rPr>
+          <w:rFonts w:hint="eastAsia" w:ascii="Times New Roman" w:hAnsi="Times New Roman" w:eastAsia="Times New Roman" w:cs="Times New Roman"/>
+        </w:rPr>
+        <w:t>。</w:t>
+      </w:r>
+      <w:r>
+        <w:rPr>
+          <w:rFonts w:hint="eastAsia" w:ascii="Times New Roman" w:hAnsi="Times New Roman" w:eastAsia="FangSong" w:cs="Times New Roman"/>
+        </w:rPr>
+        <w:t>并对与之相关的宇宙空间的复杂体系如太阳系进行了初步研究</w:t>
+      </w:r>
+      <w:r>
+        <w:rPr>
+          <w:rFonts w:hint="eastAsia" w:ascii="Times New Roman" w:hAnsi="Times New Roman" w:eastAsia="Times New Roman" w:cs="Times New Roman"/>
+        </w:rPr>
+        <w:t>。</w:t>
+      </w:r>
+      <w:r>
+        <w:rPr>
+          <w:rFonts w:hint="eastAsia" w:ascii="Times New Roman" w:hAnsi="Times New Roman" w:eastAsia="FangSong" w:cs="Times New Roman"/>
+        </w:rPr>
+        <w:t>结果发现太阳是一个巨大能源</w:t>
+      </w:r>
+      <w:r>
+        <w:rPr>
+          <w:rFonts w:hint="eastAsia" w:ascii="Times New Roman" w:hAnsi="Times New Roman" w:eastAsia="Times New Roman" w:cs="Times New Roman"/>
+        </w:rPr>
+        <w:t>。</w:t>
+      </w:r>
+      <w:r>
+        <w:rPr>
+          <w:rFonts w:hint="eastAsia" w:ascii="Times New Roman" w:hAnsi="Times New Roman" w:eastAsia="FangSong" w:cs="Times New Roman"/>
+        </w:rPr>
+        <w:t>它时刻都在向太空发射大量能量</w:t>
+      </w:r>
+      <w:r>
+        <w:rPr>
+          <w:rFonts w:hint="eastAsia" w:ascii="Times New Roman" w:hAnsi="Times New Roman" w:eastAsia="Times New Roman" w:cs="Times New Roman"/>
+        </w:rPr>
+        <w:t>，</w:t>
+      </w:r>
+      <w:r>
+        <w:rPr>
+          <w:rFonts w:hint="eastAsia" w:ascii="Times New Roman" w:hAnsi="Times New Roman" w:eastAsia="FangSong" w:cs="Times New Roman"/>
+        </w:rPr>
+        <w:t>其能量来源就是太阳时刻不停地进行着的链式聚变反应</w:t>
+      </w:r>
+      <w:r>
+        <w:rPr>
+          <w:rFonts w:hint="eastAsia" w:ascii="Times New Roman" w:hAnsi="Times New Roman" w:eastAsia="Times New Roman" w:cs="Times New Roman"/>
+        </w:rPr>
+        <w:t>。</w:t>
+      </w:r>
+      <w:r>
+        <w:rPr>
+          <w:rFonts w:hint="eastAsia" w:ascii="Times New Roman" w:hAnsi="Times New Roman" w:eastAsia="FangSong" w:cs="Times New Roman"/>
+        </w:rPr>
+        <w:t>在那里</w:t>
+      </w:r>
+      <w:r>
+        <w:rPr>
+          <w:rFonts w:hint="eastAsia" w:ascii="Times New Roman" w:hAnsi="Times New Roman" w:eastAsia="Times New Roman" w:cs="Times New Roman"/>
+        </w:rPr>
+        <w:t>，</w:t>
+      </w:r>
+      <w:r>
+        <w:rPr>
+          <w:rFonts w:hint="eastAsia" w:ascii="Times New Roman" w:hAnsi="Times New Roman" w:eastAsia="FangSong" w:cs="Times New Roman"/>
+        </w:rPr>
+        <w:t>氢原子核在极高温度下发生聚变反应</w:t>
+      </w:r>
+      <w:r>
+        <w:rPr>
+          <w:rFonts w:hint="eastAsia" w:ascii="Times New Roman" w:hAnsi="Times New Roman" w:eastAsia="Times New Roman" w:cs="Times New Roman"/>
+        </w:rPr>
+        <w:t>。</w:t>
+      </w:r>
+      <w:r>
+        <w:rPr>
+          <w:rFonts w:hint="eastAsia" w:ascii="Times New Roman" w:hAnsi="Times New Roman" w:eastAsia="FangSong" w:cs="Times New Roman"/>
+        </w:rPr>
+        <w:t>这种反应放出的能量</w:t>
+      </w:r>
+      <w:r>
+        <w:rPr>
+          <w:rFonts w:hint="eastAsia" w:ascii="Times New Roman" w:hAnsi="Times New Roman" w:eastAsia="Times New Roman" w:cs="Times New Roman"/>
+        </w:rPr>
+        <w:t>，</w:t>
+      </w:r>
+      <w:r>
+        <w:rPr>
+          <w:rFonts w:hint="eastAsia" w:ascii="Times New Roman" w:hAnsi="Times New Roman" w:eastAsia="FangSong" w:cs="Times New Roman"/>
+        </w:rPr>
+        <w:t>一方面用以维持反应必需的高温</w:t>
+      </w:r>
+      <w:r>
+        <w:rPr>
+          <w:rFonts w:hint="eastAsia" w:ascii="Times New Roman" w:hAnsi="Times New Roman" w:eastAsia="Times New Roman" w:cs="Times New Roman"/>
+        </w:rPr>
+        <w:t>，</w:t>
+      </w:r>
+      <w:r>
+        <w:rPr>
+          <w:rFonts w:hint="eastAsia" w:ascii="Times New Roman" w:hAnsi="Times New Roman" w:eastAsia="FangSong" w:cs="Times New Roman"/>
+        </w:rPr>
+        <w:t>另一方面则向太空辐射出能量</w:t>
+      </w:r>
+      <w:r>
+        <w:rPr>
+          <w:rFonts w:hint="eastAsia" w:ascii="Times New Roman" w:hAnsi="Times New Roman" w:eastAsia="Times New Roman" w:cs="Times New Roman"/>
+        </w:rPr>
+        <w:t>。</w:t>
+      </w:r>
+      <w:r>
+        <w:rPr>
+          <w:rFonts w:hint="eastAsia" w:ascii="Times New Roman" w:hAnsi="Times New Roman" w:eastAsia="FangSong" w:cs="Times New Roman"/>
+        </w:rPr>
+        <w:t>其中一种重要的聚变过程是碳</w:t>
+      </w:r>
+      <w:r>
+        <w:rPr>
+          <w:rFonts w:hint="eastAsia" w:ascii="Times New Roman" w:hAnsi="Times New Roman" w:eastAsia="Times New Roman" w:cs="Times New Roman"/>
+        </w:rPr>
+        <w:t>—</w:t>
+      </w:r>
+      <w:r>
+        <w:rPr>
+          <w:rFonts w:hint="eastAsia" w:ascii="Times New Roman" w:hAnsi="Times New Roman" w:eastAsia="FangSong" w:cs="Times New Roman"/>
+        </w:rPr>
+        <w:t>氮循环</w:t>
+      </w:r>
+      <w:r>
+        <w:rPr>
+          <w:rFonts w:hint="eastAsia" w:ascii="Times New Roman" w:hAnsi="Times New Roman" w:eastAsia="Times New Roman" w:cs="Times New Roman"/>
+        </w:rPr>
+        <w:t>。</w:t>
+      </w:r>
+      <w:r>
+        <w:rPr>
+          <w:rFonts w:hint="eastAsia" w:ascii="Times New Roman" w:hAnsi="Times New Roman" w:eastAsia="FangSong" w:cs="Times New Roman"/>
+        </w:rPr>
+        <w:t>这一循环是由一系列由碳</w:t>
+      </w:r>
+      <w:r>
+        <w:rPr>
+          <w:rFonts w:hint="eastAsia" w:ascii="Times New Roman" w:hAnsi="Times New Roman" w:eastAsia="Times New Roman" w:cs="Times New Roman"/>
+        </w:rPr>
+        <w:t>—</w:t>
+      </w:r>
+      <w:r>
+        <w:rPr>
+          <w:rFonts w:hint="eastAsia" w:ascii="Times New Roman" w:hAnsi="Times New Roman" w:eastAsia="FangSong" w:cs="Times New Roman"/>
+        </w:rPr>
+        <w:t>氮作媒介的反应组成的</w:t>
+      </w:r>
+      <w:r>
+        <w:rPr>
+          <w:rFonts w:hint="eastAsia" w:ascii="Times New Roman" w:hAnsi="Times New Roman" w:eastAsia="Times New Roman" w:cs="Times New Roman"/>
+        </w:rPr>
+        <w:t>，</w:t>
+      </w:r>
+      <w:r>
+        <w:rPr>
+          <w:rFonts w:hint="eastAsia" w:ascii="Times New Roman" w:hAnsi="Times New Roman" w:eastAsia="FangSong" w:cs="Times New Roman"/>
+        </w:rPr>
+        <w:t>并按下列步骤进行</w:t>
+      </w:r>
+      <w:r>
+        <w:rPr>
+          <w:rFonts w:hint="eastAsia" w:ascii="Times New Roman" w:hAnsi="Times New Roman" w:eastAsia="Times New Roman" w:cs="Times New Roman"/>
+        </w:rPr>
+        <w:t>：</w:t>
+      </w:r>
+    </w:p>
+    <w:p>
+      <w:pPr>
+        <w:pStyle w:val="BodyText"/>
+      </w:pPr>
+      <w:r>
+        <w:rPr>
+          <w:rFonts w:hint="eastAsia" w:ascii="Times New Roman" w:hAnsi="Times New Roman" w:eastAsia="FangSong" w:cs="Times New Roman"/>
+        </w:rPr>
+        <w:t>上述过程</w:t>
+      </w:r>
+      <w:r>
+        <w:rPr>
+          <w:rFonts w:hint="eastAsia" w:ascii="Times New Roman" w:hAnsi="Times New Roman" w:eastAsia="Times New Roman" w:cs="Times New Roman"/>
+        </w:rPr>
+        <w:t>，</w:t>
+      </w:r>
+      <w:r>
+        <w:rPr>
+          <w:rFonts w:hint="eastAsia" w:ascii="Times New Roman" w:hAnsi="Times New Roman" w:eastAsia="FangSong" w:cs="Times New Roman"/>
+        </w:rPr>
+        <w:t>放出的净能量为</w:t>
+      </w:r>
+      <w:r>
+        <w:rPr>
+          <w:rFonts w:ascii="Times New Roman" w:hAnsi="Times New Roman" w:eastAsia="Times New Roman" w:cs="Times New Roman"/>
+        </w:rPr>
+        <w:t xml:space="preserve"> 25.7 </w:t>
+      </w:r>
+      <w:r>
+        <w:rPr>
+          <w:rFonts w:hint="eastAsia" w:ascii="Times New Roman" w:hAnsi="Times New Roman" w:eastAsia="Times New Roman" w:cs="Times New Roman"/>
+        </w:rPr>
+        <w:t>MeV。</w:t>
+      </w:r>
+      <w:r>
+        <w:rPr>
+          <w:rFonts w:hint="eastAsia" w:ascii="Times New Roman" w:hAnsi="Times New Roman" w:eastAsia="FangSong" w:cs="Times New Roman"/>
+        </w:rPr>
+        <w:t>每消耗</w:t>
+      </w:r>
+      <w:r>
+        <w:rPr>
+          <w:rFonts w:ascii="Times New Roman" w:hAnsi="Times New Roman" w:eastAsia="Times New Roman" w:cs="Times New Roman"/>
+        </w:rPr>
+        <w:t xml:space="preserve"> </w:t>
+      </w:r>
+      <m:oMath>
+        <m:oMathPr>
+          <m:ctrlPr>
+            <w:rPr>
+              <w:sz w:val="28"/>
+              <w:szCs w:val="28"/>
+            </w:rPr>
+          </m:ctrlPr>
+        </m:oMathPr>
+        <m:r>
+          <m:t>1</m:t>
+        </m:r>
+        <m:r>
+          <m:t> </m:t>
+        </m:r>
+        <m:r>
+          <m:rPr>
+            <m:sty m:val="p"/>
+          </m:rPr>
+          <m:t>k</m:t>
+        </m:r>
+        <m:r>
+          <m:rPr>
+            <m:sty m:val="p"/>
+          </m:rPr>
+          <m:t>g</m:t>
+        </m:r>
+        <m:r>
+          <m:t> </m:t>
+        </m:r>
+        <m:sSubSup>
+          <m:e>
+            <m:r>
+              <m:t>​</m:t>
+            </m:r>
+          </m:e>
+          <m:sub>
+            <m:r>
+              <m:t>1</m:t>
+            </m:r>
+          </m:sub>
+          <m:sup>
+            <m:r>
+              <m:t>1</m:t>
+            </m:r>
+          </m:sup>
+        </m:sSubSup>
+        <m:r>
+          <m:rPr>
+            <m:sty m:val="p"/>
+          </m:rPr>
+          <m:t>H</m:t>
+        </m:r>
+      </m:oMath>
+      <w:r>
+        <w:rPr>
+          <w:rFonts w:ascii="Times New Roman" w:hAnsi="Times New Roman" w:eastAsia="Times New Roman" w:cs="Times New Roman"/>
+        </w:rPr>
+        <w:t xml:space="preserve"> </w:t>
+      </w:r>
+      <w:r>
+        <w:rPr>
+          <w:rFonts w:hint="eastAsia" w:ascii="Times New Roman" w:hAnsi="Times New Roman" w:eastAsia="FangSong" w:cs="Times New Roman"/>
+        </w:rPr>
+        <w:t xml:space="preserve">约产生</w:t>
+      </w:r>
+      <w:r>
+        <w:rPr>
+          <w:rFonts w:ascii="Times New Roman" w:hAnsi="Times New Roman" w:eastAsia="Times New Roman" w:cs="Times New Roman"/>
+        </w:rPr>
+        <w:t xml:space="preserve"> </w:t>
+      </w:r>
+      <m:oMath>
+        <m:oMathPr>
+          <m:ctrlPr>
+            <w:rPr>
+              <w:sz w:val="28"/>
+              <w:szCs w:val="28"/>
+            </w:rPr>
+          </m:ctrlPr>
+        </m:oMathPr>
         <m:r>
           <m:t>6.2</m:t>
         </m:r>
@@ -5755,8 +6734,8 @@
         </w:pict>
       </w:r>
     </w:p>
-    <w:bookmarkEnd w:id="33"/>
-    <w:bookmarkStart w:id="34" w:name="相变"/>
+    <w:bookmarkEnd w:id="37"/>
+    <w:bookmarkStart w:id="38" w:name="相变"/>
     <w:p>
       <w:pPr>
         <w:pStyle w:val="Heading2"/>
@@ -5767,7 +6746,7 @@
         <w:rPr>
           <w:rFonts w:ascii="Times New Roman" w:hAnsi="Times New Roman" w:eastAsia="Times New Roman" w:cs="Times New Roman"/>
         </w:rPr>
-        <w:t xml:space="preserve">6.22 </w:t>
+        <w:t xml:space="preserve">6.23 </w:t>
       </w:r>
       <w:r>
         <w:rPr>
@@ -6046,8 +7025,8 @@
         </w:pict>
       </w:r>
     </w:p>
-    <w:bookmarkEnd w:id="34"/>
-    <w:bookmarkStart w:id="35" w:name="相对原子质量基准"/>
+    <w:bookmarkEnd w:id="38"/>
+    <w:bookmarkStart w:id="39" w:name="相对原子质量基准"/>
     <w:p>
       <w:pPr>
         <w:pStyle w:val="Heading2"/>
@@ -6058,7 +7037,7 @@
         <w:rPr>
           <w:rFonts w:ascii="Times New Roman" w:hAnsi="Times New Roman" w:eastAsia="Times New Roman" w:cs="Times New Roman"/>
         </w:rPr>
-        <w:t xml:space="preserve">6.23 </w:t>
+        <w:t xml:space="preserve">6.24 </w:t>
       </w:r>
       <w:r>
         <w:rPr>
@@ -6277,8 +7256,8 @@
         </w:pict>
       </w:r>
     </w:p>
-    <w:bookmarkEnd w:id="35"/>
-    <w:bookmarkStart w:id="36" w:name="过氧乙酸消毒液配制"/>
+    <w:bookmarkEnd w:id="39"/>
+    <w:bookmarkStart w:id="40" w:name="过氧乙酸消毒液配制"/>
     <w:p>
       <w:pPr>
         <w:pStyle w:val="Heading2"/>
@@ -6289,7 +7268,7 @@
         <w:rPr>
           <w:rFonts w:ascii="Times New Roman" w:hAnsi="Times New Roman" w:eastAsia="Times New Roman" w:cs="Times New Roman"/>
         </w:rPr>
-        <w:t xml:space="preserve">6.24 </w:t>
+        <w:t xml:space="preserve">6.25 </w:t>
       </w:r>
       <w:r>
         <w:rPr>
@@ -6753,8 +7732,8 @@
         </w:pict>
       </w:r>
     </w:p>
-    <w:bookmarkEnd w:id="36"/>
-    <w:bookmarkStart w:id="37" w:name="氯化氢与氯气混合气"/>
+    <w:bookmarkEnd w:id="40"/>
+    <w:bookmarkStart w:id="41" w:name="氯化氢与氯气混合气"/>
     <w:p>
       <w:pPr>
         <w:pStyle w:val="Heading2"/>
@@ -6765,7 +7744,7 @@
         <w:rPr>
           <w:rFonts w:ascii="Times New Roman" w:hAnsi="Times New Roman" w:eastAsia="Times New Roman" w:cs="Times New Roman"/>
         </w:rPr>
-        <w:t xml:space="preserve">6.25 </w:t>
+        <w:t xml:space="preserve">6.26 </w:t>
       </w:r>
       <w:r>
         <w:rPr>
@@ -6981,8 +7960,8 @@
         </w:pict>
       </w:r>
     </w:p>
-    <w:bookmarkEnd w:id="37"/>
-    <w:bookmarkStart w:id="38" w:name="气体分压计算第33届初赛"/>
+    <w:bookmarkEnd w:id="41"/>
+    <w:bookmarkStart w:id="42" w:name="气体分压计算第33届初赛"/>
     <w:p>
       <w:pPr>
         <w:pStyle w:val="Heading2"/>
@@ -6993,7 +7972,7 @@
         <w:rPr>
           <w:rFonts w:ascii="Times New Roman" w:hAnsi="Times New Roman" w:eastAsia="Times New Roman" w:cs="Times New Roman"/>
         </w:rPr>
-        <w:t xml:space="preserve">6.26 </w:t>
+        <w:t xml:space="preserve">6.27 </w:t>
       </w:r>
       <w:r>
         <w:rPr>
@@ -9016,8 +9995,8 @@
         </w:pict>
       </w:r>
     </w:p>
-    <w:bookmarkEnd w:id="38"/>
-    <w:bookmarkStart w:id="39" w:name="摩尔质量"/>
+    <w:bookmarkEnd w:id="42"/>
+    <w:bookmarkStart w:id="43" w:name="摩尔质量"/>
     <w:p>
       <w:pPr>
         <w:pStyle w:val="Heading2"/>
@@ -9028,7 +10007,7 @@
         <w:rPr>
           <w:rFonts w:ascii="Times New Roman" w:hAnsi="Times New Roman" w:eastAsia="Times New Roman" w:cs="Times New Roman"/>
         </w:rPr>
-        <w:t xml:space="preserve">6.27 </w:t>
+        <w:t xml:space="preserve">6.28 </w:t>
       </w:r>
       <w:r>
         <w:rPr>
@@ -9255,8 +10234,8 @@
         </w:pict>
       </w:r>
     </w:p>
-    <w:bookmarkEnd w:id="39"/>
-    <w:bookmarkStart w:id="40" w:name="竞赛提升"/>
+    <w:bookmarkEnd w:id="43"/>
+    <w:bookmarkStart w:id="44" w:name="竞赛提升"/>
     <w:p>
       <w:pPr>
         <w:pStyle w:val="Heading2"/>
@@ -9270,8 +10249,8 @@
         <w:t xml:space="preserve">竞赛提升</w:t>
       </w:r>
     </w:p>
-    <w:bookmarkEnd w:id="40"/>
-    <w:bookmarkStart w:id="41" w:name="沉淀质量数据分析"/>
+    <w:bookmarkEnd w:id="44"/>
+    <w:bookmarkStart w:id="45" w:name="沉淀质量数据分析"/>
     <w:p>
       <w:pPr>
         <w:pStyle w:val="Heading2"/>
@@ -9282,7 +10261,7 @@
         <w:rPr>
           <w:rFonts w:ascii="Times New Roman" w:hAnsi="Times New Roman" w:eastAsia="Times New Roman" w:cs="Times New Roman"/>
         </w:rPr>
-        <w:t xml:space="preserve">6.28 </w:t>
+        <w:t xml:space="preserve">6.29 </w:t>
       </w:r>
       <w:r>
         <w:rPr>
@@ -10311,8 +11290,8 @@
         </w:pict>
       </w:r>
     </w:p>
-    <w:bookmarkEnd w:id="41"/>
-    <w:bookmarkStart w:id="42" w:name="极限密度法测分子量"/>
+    <w:bookmarkEnd w:id="45"/>
+    <w:bookmarkStart w:id="46" w:name="fes组成确定"/>
     <w:p>
       <w:pPr>
         <w:pStyle w:val="Heading2"/>
@@ -10323,7 +11302,2438 @@
         <w:rPr>
           <w:rFonts w:ascii="Times New Roman" w:hAnsi="Times New Roman" w:eastAsia="Times New Roman" w:cs="Times New Roman"/>
         </w:rPr>
-        <w:t xml:space="preserve">6.29 </w:t>
+        <w:t xml:space="preserve">6.30 </w:t>
+      </w:r>
+      <w:r>
+        <w:rPr>
+          <w:rFonts w:hint="eastAsia" w:ascii="Times New Roman" w:hAnsi="Times New Roman" w:eastAsia="Times New Roman" w:cs="Times New Roman"/>
+        </w:rPr>
+        <w:t>FeS</w:t>
+      </w:r>
+      <w:r>
+        <w:rPr>
+          <w:rFonts w:hint="eastAsia" w:ascii="Times New Roman" w:hAnsi="Times New Roman" w:eastAsia="SimHei" w:cs="Times New Roman"/>
+        </w:rPr>
+        <w:t>组成确定</w:t>
+      </w:r>
+    </w:p>
+    <w:p>
+      <w:pPr>
+        <w:pStyle w:val="FirstParagraph"/>
+      </w:pPr>
+      <w:r>
+        <w:rPr>
+          <w:rFonts w:hint="eastAsia" w:ascii="Times New Roman" w:hAnsi="Times New Roman" w:eastAsia="FangSong" w:cs="Times New Roman"/>
+        </w:rPr>
+        <w:t xml:space="preserve">在稀硫酸溶液里加入</w:t>
+      </w:r>
+      <w:r>
+        <w:rPr>
+          <w:rFonts w:ascii="Times New Roman" w:hAnsi="Times New Roman" w:eastAsia="Times New Roman" w:cs="Times New Roman"/>
+        </w:rPr>
+        <w:t xml:space="preserve"> 1.000 g </w:t>
+      </w:r>
+      <w:r>
+        <w:rPr>
+          <w:rFonts w:hint="eastAsia" w:ascii="Times New Roman" w:hAnsi="Times New Roman" w:eastAsia="FangSong" w:cs="Times New Roman"/>
+        </w:rPr>
+        <w:t xml:space="preserve">物质</w:t>
+      </w:r>
+      <w:r>
+        <w:rPr>
+          <w:rFonts w:ascii="Times New Roman" w:hAnsi="Times New Roman" w:eastAsia="Times New Roman" w:cs="Times New Roman"/>
+        </w:rPr>
+        <w:t xml:space="preserve"> A </w:t>
+      </w:r>
+      <w:r>
+        <w:rPr>
+          <w:rFonts w:hint="eastAsia" w:ascii="Times New Roman" w:hAnsi="Times New Roman" w:eastAsia="FangSong" w:cs="Times New Roman"/>
+        </w:rPr>
+        <w:t>充分反应后</w:t>
+      </w:r>
+      <w:r>
+        <w:rPr>
+          <w:rFonts w:hint="eastAsia" w:ascii="Times New Roman" w:hAnsi="Times New Roman" w:eastAsia="Times New Roman" w:cs="Times New Roman"/>
+        </w:rPr>
+        <w:t>，</w:t>
+      </w:r>
+      <w:r>
+        <w:rPr>
+          <w:rFonts w:hint="eastAsia" w:ascii="Times New Roman" w:hAnsi="Times New Roman" w:eastAsia="FangSong" w:cs="Times New Roman"/>
+        </w:rPr>
+        <w:t>生成一种浅绿色的物质</w:t>
+      </w:r>
+      <w:r>
+        <w:rPr>
+          <w:rFonts w:ascii="Times New Roman" w:hAnsi="Times New Roman" w:eastAsia="Times New Roman" w:cs="Times New Roman"/>
+        </w:rPr>
+        <w:t xml:space="preserve"> B </w:t>
+      </w:r>
+      <w:r>
+        <w:rPr>
+          <w:rFonts w:hint="eastAsia" w:ascii="Times New Roman" w:hAnsi="Times New Roman" w:eastAsia="FangSong" w:cs="Times New Roman"/>
+        </w:rPr>
+        <w:t xml:space="preserve">的溶液和无色气体</w:t>
+      </w:r>
+      <w:r>
+        <w:rPr>
+          <w:rFonts w:ascii="Times New Roman" w:hAnsi="Times New Roman" w:eastAsia="Times New Roman" w:cs="Times New Roman"/>
+        </w:rPr>
+        <w:t xml:space="preserve"> </w:t>
+      </w:r>
+      <w:r>
+        <w:rPr>
+          <w:rFonts w:hint="eastAsia" w:ascii="Times New Roman" w:hAnsi="Times New Roman" w:eastAsia="Times New Roman" w:cs="Times New Roman"/>
+        </w:rPr>
+        <w:t>C，</w:t>
+      </w:r>
+      <w:r>
+        <w:rPr>
+          <w:rFonts w:hint="eastAsia" w:ascii="Times New Roman" w:hAnsi="Times New Roman" w:eastAsia="FangSong" w:cs="Times New Roman"/>
+        </w:rPr>
+        <w:t>在</w:t>
+      </w:r>
+      <w:r>
+        <w:rPr>
+          <w:rFonts w:ascii="Times New Roman" w:hAnsi="Times New Roman" w:eastAsia="Times New Roman" w:cs="Times New Roman"/>
+        </w:rPr>
+        <w:t xml:space="preserve"> B、C </w:t>
+      </w:r>
+      <w:r>
+        <w:rPr>
+          <w:rFonts w:hint="eastAsia" w:ascii="Times New Roman" w:hAnsi="Times New Roman" w:eastAsia="FangSong" w:cs="Times New Roman"/>
+        </w:rPr>
+        <w:t>中含有同种元素</w:t>
+      </w:r>
+      <w:r>
+        <w:rPr>
+          <w:rFonts w:hint="eastAsia" w:ascii="Times New Roman" w:hAnsi="Times New Roman" w:eastAsia="Times New Roman" w:cs="Times New Roman"/>
+        </w:rPr>
+        <w:t>。</w:t>
+      </w:r>
+      <w:r>
+        <w:rPr>
+          <w:rFonts w:hint="eastAsia" w:ascii="Times New Roman" w:hAnsi="Times New Roman" w:eastAsia="FangSong" w:cs="Times New Roman"/>
+        </w:rPr>
+        <w:t>已知</w:t>
+      </w:r>
+      <w:r>
+        <w:rPr>
+          <w:rFonts w:ascii="Times New Roman" w:hAnsi="Times New Roman" w:eastAsia="Times New Roman" w:cs="Times New Roman"/>
+        </w:rPr>
+        <w:t xml:space="preserve"> 0.386 g </w:t>
+      </w:r>
+      <w:r>
+        <w:rPr>
+          <w:rFonts w:hint="eastAsia" w:ascii="Times New Roman" w:hAnsi="Times New Roman" w:eastAsia="FangSong" w:cs="Times New Roman"/>
+        </w:rPr>
+        <w:t xml:space="preserve">气体</w:t>
+      </w:r>
+      <w:r>
+        <w:rPr>
+          <w:rFonts w:ascii="Times New Roman" w:hAnsi="Times New Roman" w:eastAsia="Times New Roman" w:cs="Times New Roman"/>
+        </w:rPr>
+        <w:t xml:space="preserve"> C </w:t>
+      </w:r>
+      <w:r>
+        <w:rPr>
+          <w:rFonts w:hint="eastAsia" w:ascii="Times New Roman" w:hAnsi="Times New Roman" w:eastAsia="FangSong" w:cs="Times New Roman"/>
+        </w:rPr>
+        <w:t xml:space="preserve">在</w:t>
+      </w:r>
+      <w:r>
+        <w:rPr>
+          <w:rFonts w:ascii="Times New Roman" w:hAnsi="Times New Roman" w:eastAsia="Times New Roman" w:cs="Times New Roman"/>
+        </w:rPr>
+        <w:t xml:space="preserve"> </w:t>
+      </w:r>
+      <m:oMath>
+        <m:oMathPr>
+          <m:ctrlPr>
+            <w:rPr>
+              <w:sz w:val="28"/>
+              <w:szCs w:val="28"/>
+            </w:rPr>
+          </m:ctrlPr>
+        </m:oMathPr>
+        <m:r>
+          <m:t>1.01</m:t>
+        </m:r>
+        <m:r>
+          <m:rPr>
+            <m:sty m:val="p"/>
+          </m:rPr>
+          <m:t>×</m:t>
+        </m:r>
+        <m:sSup>
+          <m:e>
+            <m:r>
+              <m:t>10</m:t>
+            </m:r>
+          </m:e>
+          <m:sup>
+            <m:r>
+              <m:t>5</m:t>
+            </m:r>
+          </m:sup>
+        </m:sSup>
+      </m:oMath>
+      <w:r>
+        <w:rPr>
+          <w:rFonts w:ascii="Times New Roman" w:hAnsi="Times New Roman" w:eastAsia="Times New Roman" w:cs="Times New Roman"/>
+        </w:rPr>
+        <w:t xml:space="preserve"> </w:t>
+      </w:r>
+      <w:r>
+        <w:rPr>
+          <w:rFonts w:ascii="Times New Roman" w:hAnsi="Times New Roman" w:eastAsia="Times New Roman" w:cs="Times New Roman"/>
+        </w:rPr>
+        <w:t xml:space="preserve">Pa、27℃ </w:t>
+      </w:r>
+      <w:r>
+        <w:rPr>
+          <w:rFonts w:hint="eastAsia" w:ascii="Times New Roman" w:hAnsi="Times New Roman" w:eastAsia="FangSong" w:cs="Times New Roman"/>
+        </w:rPr>
+        <w:t xml:space="preserve">时占有体积</w:t>
+      </w:r>
+      <w:r>
+        <w:rPr>
+          <w:rFonts w:ascii="Times New Roman" w:hAnsi="Times New Roman" w:eastAsia="Times New Roman" w:cs="Times New Roman"/>
+        </w:rPr>
+        <w:t xml:space="preserve"> 0.28 </w:t>
+      </w:r>
+      <w:r>
+        <w:rPr>
+          <w:rFonts w:hint="eastAsia" w:ascii="Times New Roman" w:hAnsi="Times New Roman" w:eastAsia="Times New Roman" w:cs="Times New Roman"/>
+        </w:rPr>
+        <w:t>L。</w:t>
+      </w:r>
+      <w:r>
+        <w:rPr>
+          <w:rFonts w:hint="eastAsia" w:ascii="Times New Roman" w:hAnsi="Times New Roman" w:eastAsia="FangSong" w:cs="Times New Roman"/>
+        </w:rPr>
+        <w:t>把物质</w:t>
+      </w:r>
+      <w:r>
+        <w:rPr>
+          <w:rFonts w:ascii="Times New Roman" w:hAnsi="Times New Roman" w:eastAsia="Times New Roman" w:cs="Times New Roman"/>
+        </w:rPr>
+        <w:t xml:space="preserve"> B </w:t>
+      </w:r>
+      <w:r>
+        <w:rPr>
+          <w:rFonts w:hint="eastAsia" w:ascii="Times New Roman" w:hAnsi="Times New Roman" w:eastAsia="FangSong" w:cs="Times New Roman"/>
+        </w:rPr>
+        <w:t xml:space="preserve">的溶液定容</w:t>
+      </w:r>
+      <w:r>
+        <w:rPr>
+          <w:rFonts w:ascii="Times New Roman" w:hAnsi="Times New Roman" w:eastAsia="Times New Roman" w:cs="Times New Roman"/>
+        </w:rPr>
+        <w:t xml:space="preserve"> 100 </w:t>
+      </w:r>
+      <w:r>
+        <w:rPr>
+          <w:rFonts w:hint="eastAsia" w:ascii="Times New Roman" w:hAnsi="Times New Roman" w:eastAsia="Times New Roman" w:cs="Times New Roman"/>
+        </w:rPr>
+        <w:t>mL，</w:t>
+      </w:r>
+      <w:r>
+        <w:rPr>
+          <w:rFonts w:hint="eastAsia" w:ascii="Times New Roman" w:hAnsi="Times New Roman" w:eastAsia="FangSong" w:cs="Times New Roman"/>
+        </w:rPr>
+        <w:t>进行下列实验</w:t>
+      </w:r>
+      <w:r>
+        <w:rPr>
+          <w:rFonts w:hint="eastAsia" w:ascii="Times New Roman" w:hAnsi="Times New Roman" w:eastAsia="Times New Roman" w:cs="Times New Roman"/>
+        </w:rPr>
+        <w:t>：</w:t>
+      </w:r>
+    </w:p>
+    <w:p>
+      <w:pPr>
+        <w:pStyle w:val="BodyText"/>
+      </w:pPr>
+      <w:r>
+        <w:rPr>
+          <w:rFonts w:ascii="Times New Roman" w:hAnsi="Times New Roman" w:eastAsia="Times New Roman" w:cs="Times New Roman"/>
+        </w:rPr>
+        <w:t xml:space="preserve">① </w:t>
+      </w:r>
+      <w:r>
+        <w:rPr>
+          <w:rFonts w:hint="eastAsia" w:ascii="Times New Roman" w:hAnsi="Times New Roman" w:eastAsia="FangSong" w:cs="Times New Roman"/>
+        </w:rPr>
+        <w:t xml:space="preserve">取定容后溶液</w:t>
+      </w:r>
+      <w:r>
+        <w:rPr>
+          <w:rFonts w:ascii="Times New Roman" w:hAnsi="Times New Roman" w:eastAsia="Times New Roman" w:cs="Times New Roman"/>
+        </w:rPr>
+        <w:t xml:space="preserve"> 50 </w:t>
+      </w:r>
+      <w:r>
+        <w:rPr>
+          <w:rFonts w:hint="eastAsia" w:ascii="Times New Roman" w:hAnsi="Times New Roman" w:eastAsia="Times New Roman" w:cs="Times New Roman"/>
+        </w:rPr>
+        <w:t>mL，</w:t>
+      </w:r>
+      <w:r>
+        <w:rPr>
+          <w:rFonts w:hint="eastAsia" w:ascii="Times New Roman" w:hAnsi="Times New Roman" w:eastAsia="FangSong" w:cs="Times New Roman"/>
+        </w:rPr>
+        <w:t>蒸发结晶可析出</w:t>
+      </w:r>
+      <w:r>
+        <w:rPr>
+          <w:rFonts w:ascii="Times New Roman" w:hAnsi="Times New Roman" w:eastAsia="Times New Roman" w:cs="Times New Roman"/>
+        </w:rPr>
+        <w:t xml:space="preserve"> 1.582 g </w:t>
+      </w:r>
+      <w:r>
+        <w:rPr>
+          <w:rFonts w:hint="eastAsia" w:ascii="Times New Roman" w:hAnsi="Times New Roman" w:eastAsia="FangSong" w:cs="Times New Roman"/>
+        </w:rPr>
+        <w:t xml:space="preserve">浅绿色含水晶体</w:t>
+      </w:r>
+      <w:r>
+        <w:rPr>
+          <w:rFonts w:ascii="Times New Roman" w:hAnsi="Times New Roman" w:eastAsia="Times New Roman" w:cs="Times New Roman"/>
+        </w:rPr>
+        <w:t xml:space="preserve"> </w:t>
+      </w:r>
+      <w:r>
+        <w:rPr>
+          <w:rFonts w:hint="eastAsia" w:ascii="Times New Roman" w:hAnsi="Times New Roman" w:eastAsia="Times New Roman" w:cs="Times New Roman"/>
+        </w:rPr>
+        <w:t>D，</w:t>
+      </w:r>
+      <w:r>
+        <w:rPr>
+          <w:rFonts w:hint="eastAsia" w:ascii="Times New Roman" w:hAnsi="Times New Roman" w:eastAsia="FangSong" w:cs="Times New Roman"/>
+        </w:rPr>
+        <w:t>取</w:t>
+      </w:r>
+      <w:r>
+        <w:rPr>
+          <w:rFonts w:ascii="Times New Roman" w:hAnsi="Times New Roman" w:eastAsia="Times New Roman" w:cs="Times New Roman"/>
+        </w:rPr>
+        <w:t xml:space="preserve"> D </w:t>
+      </w:r>
+      <w:r>
+        <w:rPr>
+          <w:rFonts w:hint="eastAsia" w:ascii="Times New Roman" w:hAnsi="Times New Roman" w:eastAsia="FangSong" w:cs="Times New Roman"/>
+        </w:rPr>
+        <w:t>少许溶于水</w:t>
+      </w:r>
+      <w:r>
+        <w:rPr>
+          <w:rFonts w:hint="eastAsia" w:ascii="Times New Roman" w:hAnsi="Times New Roman" w:eastAsia="Times New Roman" w:cs="Times New Roman"/>
+        </w:rPr>
+        <w:t>，</w:t>
+      </w:r>
+      <w:r>
+        <w:rPr>
+          <w:rFonts w:hint="eastAsia" w:ascii="Times New Roman" w:hAnsi="Times New Roman" w:eastAsia="FangSong" w:cs="Times New Roman"/>
+        </w:rPr>
+        <w:t>加入双氧水后</w:t>
+      </w:r>
+      <w:r>
+        <w:rPr>
+          <w:rFonts w:hint="eastAsia" w:ascii="Times New Roman" w:hAnsi="Times New Roman" w:eastAsia="Times New Roman" w:cs="Times New Roman"/>
+        </w:rPr>
+        <w:t>，</w:t>
+      </w:r>
+      <w:r>
+        <w:rPr>
+          <w:rFonts w:hint="eastAsia" w:ascii="Times New Roman" w:hAnsi="Times New Roman" w:eastAsia="FangSong" w:cs="Times New Roman"/>
+        </w:rPr>
+        <w:t>溶液由浅绿色变为棕黄色</w:t>
+      </w:r>
+      <w:r>
+        <w:rPr>
+          <w:rFonts w:hint="eastAsia" w:ascii="Times New Roman" w:hAnsi="Times New Roman" w:eastAsia="Times New Roman" w:cs="Times New Roman"/>
+        </w:rPr>
+        <w:t>，</w:t>
+      </w:r>
+      <w:r>
+        <w:rPr>
+          <w:rFonts w:hint="eastAsia" w:ascii="Times New Roman" w:hAnsi="Times New Roman" w:eastAsia="FangSong" w:cs="Times New Roman"/>
+        </w:rPr>
+        <w:t>再加入几滴</w:t>
+      </w:r>
+      <w:r>
+        <w:rPr>
+          <w:rFonts w:ascii="Times New Roman" w:hAnsi="Times New Roman" w:eastAsia="Times New Roman" w:cs="Times New Roman"/>
+        </w:rPr>
+        <w:t xml:space="preserve"> KSCN </w:t>
+      </w:r>
+      <w:r>
+        <w:rPr>
+          <w:rFonts w:hint="eastAsia" w:ascii="Times New Roman" w:hAnsi="Times New Roman" w:eastAsia="FangSong" w:cs="Times New Roman"/>
+        </w:rPr>
+        <w:t>溶液</w:t>
+      </w:r>
+      <w:r>
+        <w:rPr>
+          <w:rFonts w:hint="eastAsia" w:ascii="Times New Roman" w:hAnsi="Times New Roman" w:eastAsia="Times New Roman" w:cs="Times New Roman"/>
+        </w:rPr>
+        <w:t>，</w:t>
+      </w:r>
+      <w:r>
+        <w:rPr>
+          <w:rFonts w:hint="eastAsia" w:ascii="Times New Roman" w:hAnsi="Times New Roman" w:eastAsia="FangSong" w:cs="Times New Roman"/>
+        </w:rPr>
+        <w:t>又变为血红色溶液</w:t>
+      </w:r>
+      <w:r>
+        <w:rPr>
+          <w:rFonts w:hint="eastAsia" w:ascii="Times New Roman" w:hAnsi="Times New Roman" w:eastAsia="Times New Roman" w:cs="Times New Roman"/>
+        </w:rPr>
+        <w:t>。</w:t>
+      </w:r>
+    </w:p>
+    <w:p>
+      <w:pPr>
+        <w:pStyle w:val="BodyText"/>
+      </w:pPr>
+      <w:r>
+        <w:rPr>
+          <w:rFonts w:ascii="Times New Roman" w:hAnsi="Times New Roman" w:eastAsia="Times New Roman" w:cs="Times New Roman"/>
+        </w:rPr>
+        <w:t xml:space="preserve">② </w:t>
+      </w:r>
+      <w:r>
+        <w:rPr>
+          <w:rFonts w:hint="eastAsia" w:ascii="Times New Roman" w:hAnsi="Times New Roman" w:eastAsia="FangSong" w:cs="Times New Roman"/>
+        </w:rPr>
+        <w:t xml:space="preserve">另取</w:t>
+      </w:r>
+      <w:r>
+        <w:rPr>
+          <w:rFonts w:ascii="Times New Roman" w:hAnsi="Times New Roman" w:eastAsia="Times New Roman" w:cs="Times New Roman"/>
+        </w:rPr>
+        <w:t xml:space="preserve"> 50 mL </w:t>
+      </w:r>
+      <w:r>
+        <w:rPr>
+          <w:rFonts w:hint="eastAsia" w:ascii="Times New Roman" w:hAnsi="Times New Roman" w:eastAsia="FangSong" w:cs="Times New Roman"/>
+        </w:rPr>
+        <w:t>溶液</w:t>
+      </w:r>
+      <w:r>
+        <w:rPr>
+          <w:rFonts w:hint="eastAsia" w:ascii="Times New Roman" w:hAnsi="Times New Roman" w:eastAsia="Times New Roman" w:cs="Times New Roman"/>
+        </w:rPr>
+        <w:t>，</w:t>
+      </w:r>
+      <w:r>
+        <w:rPr>
+          <w:rFonts w:hint="eastAsia" w:ascii="Times New Roman" w:hAnsi="Times New Roman" w:eastAsia="FangSong" w:cs="Times New Roman"/>
+        </w:rPr>
+        <w:t>用</w:t>
+      </w:r>
+      <w:r>
+        <w:rPr>
+          <w:rFonts w:ascii="Times New Roman" w:hAnsi="Times New Roman" w:eastAsia="Times New Roman" w:cs="Times New Roman"/>
+        </w:rPr>
+        <w:t xml:space="preserve"> </w:t>
+      </w:r>
+      <m:oMath>
+        <m:oMathPr>
+          <m:ctrlPr>
+            <w:rPr>
+              <w:sz w:val="28"/>
+              <w:szCs w:val="28"/>
+            </w:rPr>
+          </m:ctrlPr>
+        </m:oMathPr>
+        <m:r>
+          <m:t>0.05</m:t>
+        </m:r>
+        <m:r>
+          <m:t> </m:t>
+        </m:r>
+        <m:r>
+          <m:rPr>
+            <m:sty m:val="p"/>
+          </m:rPr>
+          <m:t>m</m:t>
+        </m:r>
+        <m:r>
+          <m:rPr>
+            <m:sty m:val="p"/>
+          </m:rPr>
+          <m:t>o</m:t>
+        </m:r>
+        <m:r>
+          <m:rPr>
+            <m:sty m:val="p"/>
+          </m:rPr>
+          <m:t>l</m:t>
+        </m:r>
+        <m:r>
+          <m:rPr>
+            <m:sty m:val="p"/>
+          </m:rPr>
+          <m:t>⋅</m:t>
+        </m:r>
+        <m:sSup>
+          <m:e>
+            <m:r>
+              <m:rPr>
+                <m:sty m:val="p"/>
+              </m:rPr>
+              <m:t>L</m:t>
+            </m:r>
+          </m:e>
+          <m:sup>
+            <m:r>
+              <m:rPr>
+                <m:sty m:val="p"/>
+              </m:rPr>
+              <m:t>−</m:t>
+            </m:r>
+            <m:r>
+              <m:rPr>
+                <m:sty m:val="p"/>
+              </m:rPr>
+              <m:t>1</m:t>
+            </m:r>
+          </m:sup>
+        </m:sSup>
+      </m:oMath>
+      <w:r>
+        <w:rPr>
+          <w:rFonts w:ascii="Times New Roman" w:hAnsi="Times New Roman" w:eastAsia="Times New Roman" w:cs="Times New Roman"/>
+        </w:rPr>
+        <w:t xml:space="preserve"> </w:t>
+      </w:r>
+      <w:r>
+        <w:rPr>
+          <w:rFonts w:hint="eastAsia" w:ascii="Times New Roman" w:hAnsi="Times New Roman" w:eastAsia="FangSong" w:cs="Times New Roman"/>
+        </w:rPr>
+        <w:t xml:space="preserve">的</w:t>
+      </w:r>
+      <w:r>
+        <w:rPr>
+          <w:rFonts w:ascii="Times New Roman" w:hAnsi="Times New Roman" w:eastAsia="Times New Roman" w:cs="Times New Roman"/>
+        </w:rPr>
+        <w:t xml:space="preserve"> </w:t>
+      </w:r>
+      <m:oMath>
+        <m:r>
+          <m:rPr>
+            <m:sty m:val="p"/>
+          </m:rPr>
+          <m:t>K</m:t>
+        </m:r>
+        <m:r>
+          <m:rPr>
+            <m:sty m:val="p"/>
+          </m:rPr>
+          <m:t>M</m:t>
+        </m:r>
+        <m:r>
+          <m:rPr>
+            <m:sty m:val="p"/>
+          </m:rPr>
+          <m:t>n</m:t>
+        </m:r>
+        <m:sSub>
+          <m:e>
+            <m:r>
+              <m:rPr>
+                <m:sty m:val="p"/>
+              </m:rPr>
+              <m:t>O</m:t>
+            </m:r>
+          </m:e>
+          <m:sub>
+            <m:r>
+              <m:rPr>
+                <m:sty m:val="p"/>
+              </m:rPr>
+              <m:t>4</m:t>
+            </m:r>
+          </m:sub>
+        </m:sSub>
+      </m:oMath>
+      <w:r>
+        <w:rPr>
+          <w:rFonts w:ascii="Times New Roman" w:hAnsi="Times New Roman" w:eastAsia="Times New Roman" w:cs="Times New Roman"/>
+        </w:rPr>
+        <w:t xml:space="preserve"> </w:t>
+      </w:r>
+      <w:r>
+        <w:rPr>
+          <w:rFonts w:hint="eastAsia" w:ascii="Times New Roman" w:hAnsi="Times New Roman" w:eastAsia="FangSong" w:cs="Times New Roman"/>
+        </w:rPr>
+        <w:t>溶液滴定</w:t>
+      </w:r>
+      <w:r>
+        <w:rPr>
+          <w:rFonts w:hint="eastAsia" w:ascii="Times New Roman" w:hAnsi="Times New Roman" w:eastAsia="Times New Roman" w:cs="Times New Roman"/>
+        </w:rPr>
+        <w:t>，</w:t>
+      </w:r>
+      <w:r>
+        <w:rPr>
+          <w:rFonts w:hint="eastAsia" w:ascii="Times New Roman" w:hAnsi="Times New Roman" w:eastAsia="FangSong" w:cs="Times New Roman"/>
+        </w:rPr>
+        <w:t>耗用</w:t>
+      </w:r>
+      <w:r>
+        <w:rPr>
+          <w:rFonts w:ascii="Times New Roman" w:hAnsi="Times New Roman" w:eastAsia="Times New Roman" w:cs="Times New Roman"/>
+        </w:rPr>
+        <w:t xml:space="preserve"> 22.75 mL </w:t>
+      </w:r>
+      <w:r>
+        <w:rPr>
+          <w:rFonts w:hint="eastAsia" w:ascii="Times New Roman" w:hAnsi="Times New Roman" w:eastAsia="FangSong" w:cs="Times New Roman"/>
+        </w:rPr>
+        <w:t>时恰好到达滴定终点</w:t>
+      </w:r>
+      <w:r>
+        <w:rPr>
+          <w:rFonts w:hint="eastAsia" w:ascii="Times New Roman" w:hAnsi="Times New Roman" w:eastAsia="Times New Roman" w:cs="Times New Roman"/>
+        </w:rPr>
+        <w:t>。</w:t>
+      </w:r>
+    </w:p>
+    <w:p>
+      <w:pPr>
+        <w:pStyle w:val="BodyText"/>
+      </w:pPr>
+      <w:r>
+        <w:rPr>
+          <w:rFonts w:hint="eastAsia" w:ascii="Times New Roman" w:hAnsi="Times New Roman" w:eastAsia="FangSong" w:cs="Times New Roman"/>
+        </w:rPr>
+        <w:t xml:space="preserve">通过计算确定物质</w:t>
+      </w:r>
+      <w:r>
+        <w:rPr>
+          <w:rFonts w:ascii="Times New Roman" w:hAnsi="Times New Roman" w:eastAsia="Times New Roman" w:cs="Times New Roman"/>
+        </w:rPr>
+        <w:t xml:space="preserve"> A </w:t>
+      </w:r>
+      <w:r>
+        <w:rPr>
+          <w:rFonts w:hint="eastAsia" w:ascii="Times New Roman" w:hAnsi="Times New Roman" w:eastAsia="FangSong" w:cs="Times New Roman"/>
+        </w:rPr>
+        <w:t>的化学式</w:t>
+      </w:r>
+      <w:r>
+        <w:rPr>
+          <w:rFonts w:hint="eastAsia" w:ascii="Times New Roman" w:hAnsi="Times New Roman" w:eastAsia="Times New Roman" w:cs="Times New Roman"/>
+        </w:rPr>
+        <w:t>，</w:t>
+      </w:r>
+      <w:r>
+        <w:rPr>
+          <w:rFonts w:hint="eastAsia" w:ascii="Times New Roman" w:hAnsi="Times New Roman" w:eastAsia="FangSong" w:cs="Times New Roman"/>
+        </w:rPr>
+        <w:t>并用所给出的实验数据加以论证</w:t>
+      </w:r>
+      <w:r>
+        <w:rPr>
+          <w:rFonts w:hint="eastAsia" w:ascii="Times New Roman" w:hAnsi="Times New Roman" w:eastAsia="Times New Roman" w:cs="Times New Roman"/>
+        </w:rPr>
+        <w:t>。</w:t>
+      </w:r>
+    </w:p>
+    <w:p>
+      <w:pPr>
+        <w:spacing w:before="160" w:after="80"/>
+      </w:pPr>
+      <w:r>
+        <w:pict>
+          <v:rect style="width:0;height:1.5pt" o:hralign="center" o:hrstd="t" o:hr="t"/>
+        </w:pict>
+      </w:r>
+    </w:p>
+    <w:bookmarkEnd w:id="46"/>
+    <w:bookmarkStart w:id="47" w:name="夫赖堡矿石定元素"/>
+    <w:p>
+      <w:pPr>
+        <w:pStyle w:val="Heading2"/>
+        <w:spacing w:before="280" w:after="80"/>
+        <w:keepNext/>
+      </w:pPr>
+      <w:r>
+        <w:rPr>
+          <w:rFonts w:ascii="Times New Roman" w:hAnsi="Times New Roman" w:eastAsia="Times New Roman" w:cs="Times New Roman"/>
+        </w:rPr>
+        <w:t xml:space="preserve">6.31 </w:t>
+      </w:r>
+      <w:r>
+        <w:rPr>
+          <w:rFonts w:hint="eastAsia" w:ascii="Times New Roman" w:hAnsi="Times New Roman" w:eastAsia="SimHei" w:cs="Times New Roman"/>
+        </w:rPr>
+        <w:t xml:space="preserve">夫赖堡矿石定元素</w:t>
+      </w:r>
+    </w:p>
+    <w:p>
+      <w:pPr>
+        <w:pStyle w:val="FirstParagraph"/>
+      </w:pPr>
+      <w:r>
+        <w:rPr>
+          <w:rFonts w:hint="eastAsia" w:ascii="Times New Roman" w:hAnsi="Times New Roman" w:eastAsia="Times New Roman" w:cs="Times New Roman"/>
+        </w:rPr>
+        <w:t>1885</w:t>
+      </w:r>
+      <w:r>
+        <w:rPr>
+          <w:rFonts w:hint="eastAsia" w:ascii="Times New Roman" w:hAnsi="Times New Roman" w:eastAsia="FangSong" w:cs="Times New Roman"/>
+        </w:rPr>
+        <w:t>年</w:t>
+      </w:r>
+      <w:r>
+        <w:rPr>
+          <w:rFonts w:hint="eastAsia" w:ascii="Times New Roman" w:hAnsi="Times New Roman" w:eastAsia="Times New Roman" w:cs="Times New Roman"/>
+        </w:rPr>
+        <w:t>，</w:t>
+      </w:r>
+      <w:r>
+        <w:rPr>
+          <w:rFonts w:hint="eastAsia" w:ascii="Times New Roman" w:hAnsi="Times New Roman" w:eastAsia="FangSong" w:cs="Times New Roman"/>
+        </w:rPr>
+        <w:t>德国夫赖堡</w:t>
+      </w:r>
+      <w:r>
+        <w:rPr>
+          <w:rFonts w:hint="eastAsia" w:ascii="Times New Roman" w:hAnsi="Times New Roman" w:eastAsia="Times New Roman" w:cs="Times New Roman"/>
+        </w:rPr>
+        <w:t>(Frieberg)</w:t>
+      </w:r>
+      <w:r>
+        <w:rPr>
+          <w:rFonts w:hint="eastAsia" w:ascii="Times New Roman" w:hAnsi="Times New Roman" w:eastAsia="FangSong" w:cs="Times New Roman"/>
+        </w:rPr>
+        <w:t>矿业学院的一位教授在分析夫赖堡附近发现的一种新矿石</w:t>
+      </w:r>
+      <w:r>
+        <w:rPr>
+          <w:rFonts w:hint="eastAsia" w:ascii="Times New Roman" w:hAnsi="Times New Roman" w:eastAsia="Times New Roman" w:cs="Times New Roman"/>
+        </w:rPr>
+        <w:t>(</w:t>
+      </w:r>
+      <w:r>
+        <w:rPr>
+          <w:rFonts w:hint="eastAsia" w:ascii="Times New Roman" w:hAnsi="Times New Roman" w:eastAsia="FangSong" w:cs="Times New Roman"/>
+        </w:rPr>
+        <w:t>以</w:t>
+      </w:r>
+      <w:r>
+        <w:rPr>
+          <w:rFonts w:hint="eastAsia" w:ascii="Times New Roman" w:hAnsi="Times New Roman" w:eastAsia="Times New Roman" w:cs="Times New Roman"/>
+        </w:rPr>
+        <w:t>X</w:t>
+      </w:r>
+      <w:r>
+        <w:rPr>
+          <w:rFonts w:hint="eastAsia" w:ascii="Times New Roman" w:hAnsi="Times New Roman" w:eastAsia="FangSong" w:cs="Times New Roman"/>
+        </w:rPr>
+        <w:t>表示</w:t>
+      </w:r>
+      <w:r>
+        <w:rPr>
+          <w:rFonts w:hint="eastAsia" w:ascii="Times New Roman" w:hAnsi="Times New Roman" w:eastAsia="Times New Roman" w:cs="Times New Roman"/>
+        </w:rPr>
+        <w:t>，X</w:t>
+      </w:r>
+      <w:r>
+        <w:rPr>
+          <w:rFonts w:hint="eastAsia" w:ascii="Times New Roman" w:hAnsi="Times New Roman" w:eastAsia="FangSong" w:cs="Times New Roman"/>
+        </w:rPr>
+        <w:t>为整比化合物</w:t>
+      </w:r>
+      <w:r>
+        <w:rPr>
+          <w:rFonts w:hint="eastAsia" w:ascii="Times New Roman" w:hAnsi="Times New Roman" w:eastAsia="Times New Roman" w:cs="Times New Roman"/>
+        </w:rPr>
+        <w:t>)</w:t>
+      </w:r>
+      <w:r>
+        <w:rPr>
+          <w:rFonts w:hint="eastAsia" w:ascii="Times New Roman" w:hAnsi="Times New Roman" w:eastAsia="FangSong" w:cs="Times New Roman"/>
+        </w:rPr>
+        <w:t>的时候</w:t>
+      </w:r>
+      <w:r>
+        <w:rPr>
+          <w:rFonts w:hint="eastAsia" w:ascii="Times New Roman" w:hAnsi="Times New Roman" w:eastAsia="Times New Roman" w:cs="Times New Roman"/>
+        </w:rPr>
+        <w:t>，</w:t>
+      </w:r>
+      <w:r>
+        <w:rPr>
+          <w:rFonts w:hint="eastAsia" w:ascii="Times New Roman" w:hAnsi="Times New Roman" w:eastAsia="FangSong" w:cs="Times New Roman"/>
+        </w:rPr>
+        <w:t>发现其中有一种当时未知的新元素</w:t>
+      </w:r>
+      <w:r>
+        <w:rPr>
+          <w:rFonts w:hint="eastAsia" w:ascii="Times New Roman" w:hAnsi="Times New Roman" w:eastAsia="Times New Roman" w:cs="Times New Roman"/>
+        </w:rPr>
+        <w:t>(</w:t>
+      </w:r>
+      <w:r>
+        <w:rPr>
+          <w:rFonts w:hint="eastAsia" w:ascii="Times New Roman" w:hAnsi="Times New Roman" w:eastAsia="FangSong" w:cs="Times New Roman"/>
+        </w:rPr>
+        <w:t>以</w:t>
+      </w:r>
+      <w:r>
+        <w:rPr>
+          <w:rFonts w:hint="eastAsia" w:ascii="Times New Roman" w:hAnsi="Times New Roman" w:eastAsia="Times New Roman" w:cs="Times New Roman"/>
+        </w:rPr>
+        <w:t>Y</w:t>
+      </w:r>
+      <w:r>
+        <w:rPr>
+          <w:rFonts w:hint="eastAsia" w:ascii="Times New Roman" w:hAnsi="Times New Roman" w:eastAsia="FangSong" w:cs="Times New Roman"/>
+        </w:rPr>
+        <w:t>表示</w:t>
+      </w:r>
+      <w:r>
+        <w:rPr>
+          <w:rFonts w:hint="eastAsia" w:ascii="Times New Roman" w:hAnsi="Times New Roman" w:eastAsia="Times New Roman" w:cs="Times New Roman"/>
+        </w:rPr>
+        <w:t>，</w:t>
+      </w:r>
+      <w:r>
+        <w:rPr>
+          <w:rFonts w:hint="eastAsia" w:ascii="Times New Roman" w:hAnsi="Times New Roman" w:eastAsia="FangSong" w:cs="Times New Roman"/>
+        </w:rPr>
+        <w:t>在</w:t>
+      </w:r>
+      <w:r>
+        <w:rPr>
+          <w:rFonts w:hint="eastAsia" w:ascii="Times New Roman" w:hAnsi="Times New Roman" w:eastAsia="Times New Roman" w:cs="Times New Roman"/>
+        </w:rPr>
+        <w:t>X</w:t>
+      </w:r>
+      <w:r>
+        <w:rPr>
+          <w:rFonts w:hint="eastAsia" w:ascii="Times New Roman" w:hAnsi="Times New Roman" w:eastAsia="FangSong" w:cs="Times New Roman"/>
+        </w:rPr>
+        <w:t>中</w:t>
+      </w:r>
+      <w:r>
+        <w:rPr>
+          <w:rFonts w:hint="eastAsia" w:ascii="Times New Roman" w:hAnsi="Times New Roman" w:eastAsia="Times New Roman" w:cs="Times New Roman"/>
+        </w:rPr>
+        <w:t>Y</w:t>
+      </w:r>
+      <w:r>
+        <w:rPr>
+          <w:rFonts w:hint="eastAsia" w:ascii="Times New Roman" w:hAnsi="Times New Roman" w:eastAsia="FangSong" w:cs="Times New Roman"/>
+        </w:rPr>
+        <w:t>的化合价为</w:t>
+      </w:r>
+      <w:r>
+        <w:rPr>
+          <w:rFonts w:hint="eastAsia" w:ascii="Times New Roman" w:hAnsi="Times New Roman" w:eastAsia="Times New Roman" w:cs="Times New Roman"/>
+        </w:rPr>
+        <w:t>+4)，</w:t>
+      </w:r>
+      <w:r>
+        <w:rPr>
+          <w:rFonts w:hint="eastAsia" w:ascii="Times New Roman" w:hAnsi="Times New Roman" w:eastAsia="FangSong" w:cs="Times New Roman"/>
+        </w:rPr>
+        <w:t>并通过实验验证了自己的推断</w:t>
+      </w:r>
+      <w:r>
+        <w:rPr>
+          <w:rFonts w:hint="eastAsia" w:ascii="Times New Roman" w:hAnsi="Times New Roman" w:eastAsia="Times New Roman" w:cs="Times New Roman"/>
+        </w:rPr>
+        <w:t>。</w:t>
+      </w:r>
+      <w:r>
+        <w:rPr>
+          <w:rFonts w:hint="eastAsia" w:ascii="Times New Roman" w:hAnsi="Times New Roman" w:eastAsia="FangSong" w:cs="Times New Roman"/>
+        </w:rPr>
+        <w:t>经分析</w:t>
+      </w:r>
+      <w:r>
+        <w:rPr>
+          <w:rFonts w:hint="eastAsia" w:ascii="Times New Roman" w:hAnsi="Times New Roman" w:eastAsia="Times New Roman" w:cs="Times New Roman"/>
+        </w:rPr>
+        <w:t>，X</w:t>
+      </w:r>
+      <w:r>
+        <w:rPr>
+          <w:rFonts w:hint="eastAsia" w:ascii="Times New Roman" w:hAnsi="Times New Roman" w:eastAsia="FangSong" w:cs="Times New Roman"/>
+        </w:rPr>
+        <w:t>中含有银元素</w:t>
+      </w:r>
+      <w:r>
+        <w:rPr>
+          <w:rFonts w:hint="eastAsia" w:ascii="Times New Roman" w:hAnsi="Times New Roman" w:eastAsia="Times New Roman" w:cs="Times New Roman"/>
+        </w:rPr>
+        <w:t>(</w:t>
+      </w:r>
+      <w:r>
+        <w:rPr>
+          <w:rFonts w:hint="eastAsia" w:ascii="Times New Roman" w:hAnsi="Times New Roman" w:eastAsia="FangSong" w:cs="Times New Roman"/>
+        </w:rPr>
+        <w:t>化合价为</w:t>
+      </w:r>
+      <w:r>
+        <w:rPr>
+          <w:rFonts w:hint="eastAsia" w:ascii="Times New Roman" w:hAnsi="Times New Roman" w:eastAsia="Times New Roman" w:cs="Times New Roman"/>
+        </w:rPr>
+        <w:t>+1)</w:t>
+      </w:r>
+      <w:r>
+        <w:rPr>
+          <w:rFonts w:hint="eastAsia" w:ascii="Times New Roman" w:hAnsi="Times New Roman" w:eastAsia="FangSong" w:cs="Times New Roman"/>
+        </w:rPr>
+        <w:t>和硫元素</w:t>
+      </w:r>
+      <w:r>
+        <w:rPr>
+          <w:rFonts w:hint="eastAsia" w:ascii="Times New Roman" w:hAnsi="Times New Roman" w:eastAsia="Times New Roman" w:cs="Times New Roman"/>
+        </w:rPr>
+        <w:t>(</w:t>
+      </w:r>
+      <w:r>
+        <w:rPr>
+          <w:rFonts w:hint="eastAsia" w:ascii="Times New Roman" w:hAnsi="Times New Roman" w:eastAsia="FangSong" w:cs="Times New Roman"/>
+        </w:rPr>
+        <w:t>化合价为</w:t>
+      </w:r>
+      <w:r>
+        <w:rPr>
+          <w:rFonts w:hint="eastAsia" w:ascii="Times New Roman" w:hAnsi="Times New Roman" w:eastAsia="Times New Roman" w:cs="Times New Roman"/>
+        </w:rPr>
+        <w:t>-2)，</w:t>
+      </w:r>
+      <w:r>
+        <w:rPr>
+          <w:rFonts w:hint="eastAsia" w:ascii="Times New Roman" w:hAnsi="Times New Roman" w:eastAsia="FangSong" w:cs="Times New Roman"/>
+        </w:rPr>
+        <w:t>其中</w:t>
+      </w:r>
+      <w:r>
+        <w:rPr>
+          <w:rFonts w:hint="eastAsia" w:ascii="Times New Roman" w:hAnsi="Times New Roman" w:eastAsia="Times New Roman" w:cs="Times New Roman"/>
+        </w:rPr>
+        <w:t>Ag</w:t>
+      </w:r>
+      <w:r>
+        <w:rPr>
+          <w:rFonts w:hint="eastAsia" w:ascii="Times New Roman" w:hAnsi="Times New Roman" w:eastAsia="FangSong" w:cs="Times New Roman"/>
+        </w:rPr>
+        <w:t>的质量分数为</w:t>
+      </w:r>
+      <w:r>
+        <w:rPr>
+          <w:rFonts w:hint="eastAsia" w:ascii="Times New Roman" w:hAnsi="Times New Roman" w:eastAsia="Times New Roman" w:cs="Times New Roman"/>
+        </w:rPr>
+        <w:t>76.53%。</w:t>
+      </w:r>
+      <w:r>
+        <w:rPr>
+          <w:rFonts w:hint="eastAsia" w:ascii="Times New Roman" w:hAnsi="Times New Roman" w:eastAsia="FangSong" w:cs="Times New Roman"/>
+        </w:rPr>
+        <w:t>在氢气流中加热</w:t>
+      </w:r>
+      <w:r>
+        <w:rPr>
+          <w:rFonts w:hint="eastAsia" w:ascii="Times New Roman" w:hAnsi="Times New Roman" w:eastAsia="Times New Roman" w:cs="Times New Roman"/>
+        </w:rPr>
+        <w:t>X，</w:t>
+      </w:r>
+      <w:r>
+        <w:rPr>
+          <w:rFonts w:hint="eastAsia" w:ascii="Times New Roman" w:hAnsi="Times New Roman" w:eastAsia="FangSong" w:cs="Times New Roman"/>
+        </w:rPr>
+        <w:t>可得到</w:t>
+      </w:r>
+      <w:r>
+        <w:rPr>
+          <w:rFonts w:ascii="Times New Roman" w:hAnsi="Times New Roman" w:eastAsia="Times New Roman" w:cs="Times New Roman"/>
+        </w:rPr>
+        <w:t xml:space="preserve"> </w:t>
+      </w:r>
+      <m:oMath>
+        <m:r>
+          <m:rPr>
+            <m:sty m:val="p"/>
+          </m:rPr>
+          <m:t>A</m:t>
+        </m:r>
+        <m:sSub>
+          <m:e>
+            <m:r>
+              <m:rPr>
+                <m:sty m:val="p"/>
+              </m:rPr>
+              <m:t>g</m:t>
+            </m:r>
+          </m:e>
+          <m:sub>
+            <m:r>
+              <m:rPr>
+                <m:sty m:val="p"/>
+              </m:rPr>
+              <m:t>2</m:t>
+            </m:r>
+          </m:sub>
+        </m:sSub>
+        <m:r>
+          <m:rPr>
+            <m:sty m:val="p"/>
+          </m:rPr>
+          <m:t>S</m:t>
+        </m:r>
+      </m:oMath>
+      <w:r>
+        <w:rPr>
+          <w:rFonts w:ascii="Times New Roman" w:hAnsi="Times New Roman" w:eastAsia="Times New Roman" w:cs="Times New Roman"/>
+        </w:rPr>
+        <w:t xml:space="preserve">、</w:t>
+      </w:r>
+      <m:oMath>
+        <m:sSub>
+          <m:e>
+            <m:r>
+              <m:rPr>
+                <m:sty m:val="p"/>
+              </m:rPr>
+              <m:t>H</m:t>
+            </m:r>
+          </m:e>
+          <m:sub>
+            <m:r>
+              <m:rPr>
+                <m:sty m:val="p"/>
+              </m:rPr>
+              <m:t>2</m:t>
+            </m:r>
+          </m:sub>
+        </m:sSub>
+        <m:r>
+          <m:rPr>
+            <m:sty m:val="p"/>
+          </m:rPr>
+          <m:t>S</m:t>
+        </m:r>
+      </m:oMath>
+      <w:r>
+        <w:rPr>
+          <w:rFonts w:ascii="Times New Roman" w:hAnsi="Times New Roman" w:eastAsia="Times New Roman" w:cs="Times New Roman"/>
+        </w:rPr>
+        <w:t xml:space="preserve"> </w:t>
+      </w:r>
+      <w:r>
+        <w:rPr>
+          <w:rFonts w:hint="eastAsia" w:ascii="Times New Roman" w:hAnsi="Times New Roman" w:eastAsia="FangSong" w:cs="Times New Roman"/>
+        </w:rPr>
+        <w:t xml:space="preserve">和</w:t>
+      </w:r>
+      <w:r>
+        <w:rPr>
+          <w:rFonts w:ascii="Times New Roman" w:hAnsi="Times New Roman" w:eastAsia="Times New Roman" w:cs="Times New Roman"/>
+        </w:rPr>
+        <w:t xml:space="preserve"> Y </w:t>
+      </w:r>
+      <w:r>
+        <w:rPr>
+          <w:rFonts w:hint="eastAsia" w:ascii="Times New Roman" w:hAnsi="Times New Roman" w:eastAsia="FangSong" w:cs="Times New Roman"/>
+        </w:rPr>
+        <w:t>的低价硫化物</w:t>
+      </w:r>
+      <w:r>
+        <w:rPr>
+          <w:rFonts w:hint="eastAsia" w:ascii="Times New Roman" w:hAnsi="Times New Roman" w:eastAsia="Times New Roman" w:cs="Times New Roman"/>
+        </w:rPr>
+        <w:t>(Y</w:t>
+      </w:r>
+      <w:r>
+        <w:rPr>
+          <w:rFonts w:hint="eastAsia" w:ascii="Times New Roman" w:hAnsi="Times New Roman" w:eastAsia="FangSong" w:cs="Times New Roman"/>
+        </w:rPr>
+        <w:t>的化合价为</w:t>
+      </w:r>
+      <w:r>
+        <w:rPr>
+          <w:rFonts w:hint="eastAsia" w:ascii="Times New Roman" w:hAnsi="Times New Roman" w:eastAsia="Times New Roman" w:cs="Times New Roman"/>
+        </w:rPr>
+        <w:t>+2)。</w:t>
+      </w:r>
+      <w:r>
+        <w:rPr>
+          <w:rFonts w:hint="eastAsia" w:ascii="Times New Roman" w:hAnsi="Times New Roman" w:eastAsia="FangSong" w:cs="Times New Roman"/>
+        </w:rPr>
+        <w:t>如果在</w:t>
+      </w:r>
+      <w:r>
+        <w:rPr>
+          <w:rFonts w:hint="eastAsia" w:ascii="Times New Roman" w:hAnsi="Times New Roman" w:eastAsia="Times New Roman" w:cs="Times New Roman"/>
+        </w:rPr>
+        <w:t>200℃</w:t>
+      </w:r>
+      <w:r>
+        <w:rPr>
+          <w:rFonts w:hint="eastAsia" w:ascii="Times New Roman" w:hAnsi="Times New Roman" w:eastAsia="FangSong" w:cs="Times New Roman"/>
+        </w:rPr>
+        <w:t>和</w:t>
+      </w:r>
+      <w:r>
+        <w:rPr>
+          <w:rFonts w:hint="eastAsia" w:ascii="Times New Roman" w:hAnsi="Times New Roman" w:eastAsia="Times New Roman" w:cs="Times New Roman"/>
+        </w:rPr>
+        <w:t>100kPa</w:t>
+      </w:r>
+      <w:r>
+        <w:rPr>
+          <w:rFonts w:hint="eastAsia" w:ascii="Times New Roman" w:hAnsi="Times New Roman" w:eastAsia="FangSong" w:cs="Times New Roman"/>
+        </w:rPr>
+        <w:t>条件下完全转化</w:t>
+      </w:r>
+      <w:r>
+        <w:rPr>
+          <w:rFonts w:hint="eastAsia" w:ascii="Times New Roman" w:hAnsi="Times New Roman" w:eastAsia="Times New Roman" w:cs="Times New Roman"/>
+        </w:rPr>
+        <w:t>16.0</w:t>
+      </w:r>
+      <w:r>
+        <w:rPr>
+          <w:rFonts w:ascii="Times New Roman" w:hAnsi="Times New Roman" w:eastAsia="Times New Roman" w:cs="Times New Roman"/>
+        </w:rPr>
+        <w:t xml:space="preserve"> g </w:t>
+      </w:r>
+      <w:r>
+        <w:rPr>
+          <w:rFonts w:hint="eastAsia" w:ascii="Times New Roman" w:hAnsi="Times New Roman" w:eastAsia="FangSong" w:cs="Times New Roman"/>
+        </w:rPr>
+        <w:t xml:space="preserve">的</w:t>
+      </w:r>
+      <w:r>
+        <w:rPr>
+          <w:rFonts w:ascii="Times New Roman" w:hAnsi="Times New Roman" w:eastAsia="Times New Roman" w:cs="Times New Roman"/>
+        </w:rPr>
+        <w:t xml:space="preserve"> X </w:t>
+      </w:r>
+      <w:r>
+        <w:rPr>
+          <w:rFonts w:hint="eastAsia" w:ascii="Times New Roman" w:hAnsi="Times New Roman" w:eastAsia="FangSong" w:cs="Times New Roman"/>
+        </w:rPr>
+        <w:t xml:space="preserve">需要</w:t>
+      </w:r>
+      <w:r>
+        <w:rPr>
+          <w:rFonts w:ascii="Times New Roman" w:hAnsi="Times New Roman" w:eastAsia="Times New Roman" w:cs="Times New Roman"/>
+        </w:rPr>
+        <w:t xml:space="preserve"> 0.557 L </w:t>
+      </w:r>
+      <w:r>
+        <w:rPr>
+          <w:rFonts w:hint="eastAsia" w:ascii="Times New Roman" w:hAnsi="Times New Roman" w:eastAsia="FangSong" w:cs="Times New Roman"/>
+        </w:rPr>
+        <w:t>的氢气</w:t>
+      </w:r>
+      <w:r>
+        <w:rPr>
+          <w:rFonts w:hint="eastAsia" w:ascii="Times New Roman" w:hAnsi="Times New Roman" w:eastAsia="Times New Roman" w:cs="Times New Roman"/>
+        </w:rPr>
+        <w:t>。</w:t>
+      </w:r>
+      <w:r>
+        <w:rPr>
+          <w:rFonts w:hint="eastAsia" w:ascii="Times New Roman" w:hAnsi="Times New Roman" w:eastAsia="FangSong" w:cs="Times New Roman"/>
+        </w:rPr>
+        <w:t>根据上面的描述</w:t>
+      </w:r>
+      <w:r>
+        <w:rPr>
+          <w:rFonts w:hint="eastAsia" w:ascii="Times New Roman" w:hAnsi="Times New Roman" w:eastAsia="Times New Roman" w:cs="Times New Roman"/>
+        </w:rPr>
+        <w:t>：</w:t>
+      </w:r>
+    </w:p>
+    <w:p>
+      <w:pPr>
+        <w:pStyle w:val="BodyText"/>
+      </w:pPr>
+      <w:r>
+        <w:rPr>
+          <w:rFonts w:ascii="Times New Roman" w:hAnsi="Times New Roman" w:eastAsia="Times New Roman" w:cs="Times New Roman"/>
+        </w:rPr>
+        <w:t xml:space="preserve">4-1 </w:t>
+      </w:r>
+      <w:r>
+        <w:rPr>
+          <w:rFonts w:hint="eastAsia" w:ascii="Times New Roman" w:hAnsi="Times New Roman" w:eastAsia="FangSong" w:cs="Times New Roman"/>
+        </w:rPr>
+        <w:t xml:space="preserve">计算</w:t>
+      </w:r>
+      <w:r>
+        <w:rPr>
+          <w:rFonts w:ascii="Times New Roman" w:hAnsi="Times New Roman" w:eastAsia="Times New Roman" w:cs="Times New Roman"/>
+        </w:rPr>
+        <w:t xml:space="preserve"> Y </w:t>
+      </w:r>
+      <w:r>
+        <w:rPr>
+          <w:rFonts w:hint="eastAsia" w:ascii="Times New Roman" w:hAnsi="Times New Roman" w:eastAsia="FangSong" w:cs="Times New Roman"/>
+        </w:rPr>
+        <w:t xml:space="preserve">的摩尔质量并指出</w:t>
+      </w:r>
+      <w:r>
+        <w:rPr>
+          <w:rFonts w:ascii="Times New Roman" w:hAnsi="Times New Roman" w:eastAsia="Times New Roman" w:cs="Times New Roman"/>
+        </w:rPr>
+        <w:t xml:space="preserve"> Y </w:t>
+      </w:r>
+      <w:r>
+        <w:rPr>
+          <w:rFonts w:hint="eastAsia" w:ascii="Times New Roman" w:hAnsi="Times New Roman" w:eastAsia="FangSong" w:cs="Times New Roman"/>
+        </w:rPr>
+        <w:t>在元素周期表中的位置</w:t>
+      </w:r>
+      <w:r>
+        <w:rPr>
+          <w:rFonts w:hint="eastAsia" w:ascii="Times New Roman" w:hAnsi="Times New Roman" w:eastAsia="Times New Roman" w:cs="Times New Roman"/>
+        </w:rPr>
+        <w:t>。</w:t>
+      </w:r>
+    </w:p>
+    <w:p>
+      <w:pPr>
+        <w:pStyle w:val="BodyText"/>
+      </w:pPr>
+      <w:r>
+        <w:rPr>
+          <w:rFonts w:ascii="Times New Roman" w:hAnsi="Times New Roman" w:eastAsia="Times New Roman" w:cs="Times New Roman"/>
+        </w:rPr>
+        <w:t xml:space="preserve">4-2 </w:t>
+      </w:r>
+      <w:r>
+        <w:rPr>
+          <w:rFonts w:hint="eastAsia" w:ascii="Times New Roman" w:hAnsi="Times New Roman" w:eastAsia="FangSong" w:cs="Times New Roman"/>
+        </w:rPr>
+        <w:t xml:space="preserve">写出氢气和</w:t>
+      </w:r>
+      <w:r>
+        <w:rPr>
+          <w:rFonts w:ascii="Times New Roman" w:hAnsi="Times New Roman" w:eastAsia="Times New Roman" w:cs="Times New Roman"/>
+        </w:rPr>
+        <w:t xml:space="preserve"> X </w:t>
+      </w:r>
+      <w:r>
+        <w:rPr>
+          <w:rFonts w:hint="eastAsia" w:ascii="Times New Roman" w:hAnsi="Times New Roman" w:eastAsia="FangSong" w:cs="Times New Roman"/>
+        </w:rPr>
+        <w:t>反应的化学方程式</w:t>
+      </w:r>
+      <w:r>
+        <w:rPr>
+          <w:rFonts w:hint="eastAsia" w:ascii="Times New Roman" w:hAnsi="Times New Roman" w:eastAsia="Times New Roman" w:cs="Times New Roman"/>
+        </w:rPr>
+        <w:t>。</w:t>
+      </w:r>
+    </w:p>
+    <w:p>
+      <w:pPr>
+        <w:spacing w:before="160" w:after="80"/>
+      </w:pPr>
+      <w:r>
+        <w:pict>
+          <v:rect style="width:0;height:1.5pt" o:hralign="center" o:hrstd="t" o:hr="t"/>
+        </w:pict>
+      </w:r>
+    </w:p>
+    <w:bookmarkEnd w:id="47"/>
+    <w:bookmarkStart w:id="48" w:name="铁钴草酸盐"/>
+    <w:p>
+      <w:pPr>
+        <w:pStyle w:val="Heading2"/>
+        <w:spacing w:before="280" w:after="80"/>
+        <w:keepNext/>
+      </w:pPr>
+      <w:r>
+        <w:rPr>
+          <w:rFonts w:ascii="Times New Roman" w:hAnsi="Times New Roman" w:eastAsia="Times New Roman" w:cs="Times New Roman"/>
+        </w:rPr>
+        <w:t xml:space="preserve">6.32 </w:t>
+      </w:r>
+      <w:r>
+        <w:rPr>
+          <w:rFonts w:hint="eastAsia" w:ascii="Times New Roman" w:hAnsi="Times New Roman" w:eastAsia="SimHei" w:cs="Times New Roman"/>
+        </w:rPr>
+        <w:t xml:space="preserve">铁钴草酸盐</w:t>
+      </w:r>
+    </w:p>
+    <w:p>
+      <w:pPr>
+        <w:pStyle w:val="FirstParagraph"/>
+      </w:pPr>
+      <w:r>
+        <w:rPr>
+          <w:rFonts w:hint="eastAsia" w:ascii="Times New Roman" w:hAnsi="Times New Roman" w:eastAsia="FangSong" w:cs="Times New Roman"/>
+        </w:rPr>
+        <w:t xml:space="preserve">在</w:t>
+      </w:r>
+      <w:r>
+        <w:rPr>
+          <w:rFonts w:ascii="Times New Roman" w:hAnsi="Times New Roman" w:eastAsia="Times New Roman" w:cs="Times New Roman"/>
+        </w:rPr>
+        <w:t xml:space="preserve"> </w:t>
+      </w:r>
+      <m:oMath>
+        <m:sSub>
+          <m:e>
+            <m:r>
+              <m:t>N</m:t>
+            </m:r>
+          </m:e>
+          <m:sub>
+            <m:r>
+              <m:t>2</m:t>
+            </m:r>
+          </m:sub>
+        </m:sSub>
+      </m:oMath>
+      <w:r>
+        <w:rPr>
+          <w:rFonts w:ascii="Times New Roman" w:hAnsi="Times New Roman" w:eastAsia="Times New Roman" w:cs="Times New Roman"/>
+        </w:rPr>
+        <w:t xml:space="preserve"> </w:t>
+      </w:r>
+      <w:r>
+        <w:rPr>
+          <w:rFonts w:hint="eastAsia" w:ascii="Times New Roman" w:hAnsi="Times New Roman" w:eastAsia="FangSong" w:cs="Times New Roman"/>
+        </w:rPr>
+        <w:t>气氛下</w:t>
+      </w:r>
+      <w:r>
+        <w:rPr>
+          <w:rFonts w:hint="eastAsia" w:ascii="Times New Roman" w:hAnsi="Times New Roman" w:eastAsia="Times New Roman" w:cs="Times New Roman"/>
+        </w:rPr>
+        <w:t>，0.244</w:t>
+      </w:r>
+      <w:r>
+        <w:rPr>
+          <w:rFonts w:ascii="Times New Roman" w:hAnsi="Times New Roman" w:eastAsia="Times New Roman" w:cs="Times New Roman"/>
+        </w:rPr>
+        <w:t xml:space="preserve"> g </w:t>
+      </w:r>
+      <w:r>
+        <w:rPr>
+          <w:rFonts w:hint="eastAsia" w:ascii="Times New Roman" w:hAnsi="Times New Roman" w:eastAsia="FangSong" w:cs="Times New Roman"/>
+        </w:rPr>
+        <w:t xml:space="preserve">金属</w:t>
+      </w:r>
+      <w:r>
+        <w:rPr>
+          <w:rFonts w:ascii="Times New Roman" w:hAnsi="Times New Roman" w:eastAsia="Times New Roman" w:cs="Times New Roman"/>
+        </w:rPr>
+        <w:t xml:space="preserve"> A </w:t>
+      </w:r>
+      <w:r>
+        <w:rPr>
+          <w:rFonts w:hint="eastAsia" w:ascii="Times New Roman" w:hAnsi="Times New Roman" w:eastAsia="FangSong" w:cs="Times New Roman"/>
+        </w:rPr>
+        <w:t xml:space="preserve">恰被</w:t>
+      </w:r>
+      <w:r>
+        <w:rPr>
+          <w:rFonts w:ascii="Times New Roman" w:hAnsi="Times New Roman" w:eastAsia="Times New Roman" w:cs="Times New Roman"/>
+        </w:rPr>
+        <w:t xml:space="preserve"> 2.9 mL 10% </w:t>
+      </w:r>
+      <w:r>
+        <w:rPr>
+          <w:rFonts w:hint="eastAsia" w:ascii="Times New Roman" w:hAnsi="Times New Roman" w:eastAsia="Times New Roman" w:cs="Times New Roman"/>
+        </w:rPr>
+        <w:t xml:space="preserve">HCl（</w:t>
+      </w:r>
+      <m:oMath>
+        <m:oMathPr>
+          <m:ctrlPr>
+            <w:rPr>
+              <w:sz w:val="28"/>
+              <w:szCs w:val="28"/>
+            </w:rPr>
+          </m:ctrlPr>
+        </m:oMathPr>
+        <m:r>
+          <m:t>ρ</m:t>
+        </m:r>
+        <m:r>
+          <m:rPr>
+            <m:sty m:val="p"/>
+          </m:rPr>
+          <m:t>=</m:t>
+        </m:r>
+        <m:r>
+          <m:t>1.1</m:t>
+        </m:r>
+        <m:r>
+          <m:t> </m:t>
+        </m:r>
+        <m:r>
+          <m:rPr>
+            <m:sty m:val="p"/>
+          </m:rPr>
+          <m:t>g</m:t>
+        </m:r>
+        <m:r>
+          <m:rPr>
+            <m:sty m:val="p"/>
+          </m:rPr>
+          <m:t>⋅</m:t>
+        </m:r>
+        <m:r>
+          <m:rPr>
+            <m:sty m:val="p"/>
+          </m:rPr>
+          <m:t>m</m:t>
+        </m:r>
+        <m:sSup>
+          <m:e>
+            <m:r>
+              <m:rPr>
+                <m:sty m:val="p"/>
+              </m:rPr>
+              <m:t>L</m:t>
+            </m:r>
+          </m:e>
+          <m:sup>
+            <m:r>
+              <m:rPr>
+                <m:sty m:val="p"/>
+              </m:rPr>
+              <m:t>−</m:t>
+            </m:r>
+            <m:r>
+              <m:rPr>
+                <m:sty m:val="p"/>
+              </m:rPr>
+              <m:t>1</m:t>
+            </m:r>
+          </m:sup>
+        </m:sSup>
+      </m:oMath>
+      <w:r>
+        <w:rPr>
+          <w:rFonts w:hint="eastAsia" w:ascii="Times New Roman" w:hAnsi="Times New Roman" w:eastAsia="Times New Roman" w:cs="Times New Roman"/>
+        </w:rPr>
+        <w:t>）</w:t>
+      </w:r>
+      <w:r>
+        <w:rPr>
+          <w:rFonts w:hint="eastAsia" w:ascii="Times New Roman" w:hAnsi="Times New Roman" w:eastAsia="FangSong" w:cs="Times New Roman"/>
+        </w:rPr>
+        <w:t>溶解</w:t>
+      </w:r>
+      <w:r>
+        <w:rPr>
+          <w:rFonts w:hint="eastAsia" w:ascii="Times New Roman" w:hAnsi="Times New Roman" w:eastAsia="Times New Roman" w:cs="Times New Roman"/>
+        </w:rPr>
+        <w:t>，</w:t>
+      </w:r>
+      <w:r>
+        <w:rPr>
+          <w:rFonts w:hint="eastAsia" w:ascii="Times New Roman" w:hAnsi="Times New Roman" w:eastAsia="FangSong" w:cs="Times New Roman"/>
+        </w:rPr>
+        <w:t>形成含有盐</w:t>
+      </w:r>
+      <w:r>
+        <w:rPr>
+          <w:rFonts w:ascii="Times New Roman" w:hAnsi="Times New Roman" w:eastAsia="Times New Roman" w:cs="Times New Roman"/>
+        </w:rPr>
+        <w:t xml:space="preserve"> B </w:t>
+      </w:r>
+      <w:r>
+        <w:rPr>
+          <w:rFonts w:hint="eastAsia" w:ascii="Times New Roman" w:hAnsi="Times New Roman" w:eastAsia="FangSong" w:cs="Times New Roman"/>
+        </w:rPr>
+        <w:t>的浅蓝绿色溶液</w:t>
+      </w:r>
+      <w:r>
+        <w:rPr>
+          <w:rFonts w:hint="eastAsia" w:ascii="Times New Roman" w:hAnsi="Times New Roman" w:eastAsia="Times New Roman" w:cs="Times New Roman"/>
+        </w:rPr>
+        <w:t>。</w:t>
+      </w:r>
+      <w:r>
+        <w:rPr>
+          <w:rFonts w:hint="eastAsia" w:ascii="Times New Roman" w:hAnsi="Times New Roman" w:eastAsia="FangSong" w:cs="Times New Roman"/>
+        </w:rPr>
+        <w:t>该溶液和</w:t>
+      </w:r>
+      <w:r>
+        <w:rPr>
+          <w:rFonts w:ascii="Times New Roman" w:hAnsi="Times New Roman" w:eastAsia="Times New Roman" w:cs="Times New Roman"/>
+        </w:rPr>
+        <w:t xml:space="preserve"> 15 mL </w:t>
+      </w:r>
+      <w:r>
+        <w:rPr>
+          <w:rFonts w:hint="eastAsia" w:ascii="Times New Roman" w:hAnsi="Times New Roman" w:eastAsia="FangSong" w:cs="Times New Roman"/>
+        </w:rPr>
+        <w:t xml:space="preserve">含</w:t>
+      </w:r>
+      <w:r>
+        <w:rPr>
+          <w:rFonts w:ascii="Times New Roman" w:hAnsi="Times New Roman" w:eastAsia="Times New Roman" w:cs="Times New Roman"/>
+        </w:rPr>
+        <w:t xml:space="preserve"> 3.815 g</w:t>
+      </w:r>
+      <w:r>
+        <w:rPr>
+          <w:rFonts w:ascii="Times New Roman" w:hAnsi="Times New Roman" w:eastAsia="Times New Roman" w:cs="Times New Roman"/>
+        </w:rPr>
+        <w:t xml:space="preserve"> </w:t>
+      </w:r>
+      <m:oMath>
+        <m:oMathPr>
+          <m:ctrlPr>
+            <w:rPr>
+              <w:sz w:val="28"/>
+              <w:szCs w:val="28"/>
+            </w:rPr>
+          </m:ctrlPr>
+        </m:oMathPr>
+        <m:r>
+          <m:rPr>
+            <m:sty m:val="p"/>
+          </m:rPr>
+          <m:t>C</m:t>
+        </m:r>
+        <m:r>
+          <m:rPr>
+            <m:sty m:val="p"/>
+          </m:rPr>
+          <m:t>o</m:t>
+        </m:r>
+        <m:r>
+          <m:rPr>
+            <m:sty m:val="p"/>
+          </m:rPr>
+          <m:t>(</m:t>
+        </m:r>
+        <m:r>
+          <m:rPr>
+            <m:sty m:val="p"/>
+          </m:rPr>
+          <m:t>N</m:t>
+        </m:r>
+        <m:sSub>
+          <m:e>
+            <m:r>
+              <m:rPr>
+                <m:sty m:val="p"/>
+              </m:rPr>
+              <m:t>O</m:t>
+            </m:r>
+          </m:e>
+          <m:sub>
+            <m:r>
+              <m:rPr>
+                <m:sty m:val="p"/>
+              </m:rPr>
+              <m:t>3</m:t>
+            </m:r>
+          </m:sub>
+        </m:sSub>
+        <m:sSub>
+          <m:e>
+            <m:r>
+              <m:rPr>
+                <m:sty m:val="p"/>
+              </m:rPr>
+              <m:t>)</m:t>
+            </m:r>
+          </m:e>
+          <m:sub>
+            <m:r>
+              <m:rPr>
+                <m:sty m:val="p"/>
+              </m:rPr>
+              <m:t>2</m:t>
+            </m:r>
+          </m:sub>
+        </m:sSub>
+        <m:r>
+          <m:rPr>
+            <m:sty m:val="p"/>
+          </m:rPr>
+          <m:t>⋅</m:t>
+        </m:r>
+        <m:r>
+          <m:rPr>
+            <m:sty m:val="p"/>
+          </m:rPr>
+          <m:t>6</m:t>
+        </m:r>
+        <m:sSub>
+          <m:e>
+            <m:r>
+              <m:rPr>
+                <m:sty m:val="p"/>
+              </m:rPr>
+              <m:t>H</m:t>
+            </m:r>
+          </m:e>
+          <m:sub>
+            <m:r>
+              <m:rPr>
+                <m:sty m:val="p"/>
+              </m:rPr>
+              <m:t>2</m:t>
+            </m:r>
+          </m:sub>
+        </m:sSub>
+        <m:r>
+          <m:rPr>
+            <m:sty m:val="p"/>
+          </m:rPr>
+          <m:t>O</m:t>
+        </m:r>
+      </m:oMath>
+      <w:r>
+        <w:rPr>
+          <w:rFonts w:ascii="Times New Roman" w:hAnsi="Times New Roman" w:eastAsia="Times New Roman" w:cs="Times New Roman"/>
+        </w:rPr>
+        <w:t xml:space="preserve"> </w:t>
+      </w:r>
+      <w:r>
+        <w:rPr>
+          <w:rFonts w:hint="eastAsia" w:ascii="Times New Roman" w:hAnsi="Times New Roman" w:eastAsia="FangSong" w:cs="Times New Roman"/>
+        </w:rPr>
+        <w:t>的溶液混合</w:t>
+      </w:r>
+      <w:r>
+        <w:rPr>
+          <w:rFonts w:hint="eastAsia" w:ascii="Times New Roman" w:hAnsi="Times New Roman" w:eastAsia="Times New Roman" w:cs="Times New Roman"/>
+        </w:rPr>
+        <w:t>，</w:t>
+      </w:r>
+      <w:r>
+        <w:rPr>
+          <w:rFonts w:hint="eastAsia" w:ascii="Times New Roman" w:hAnsi="Times New Roman" w:eastAsia="FangSong" w:cs="Times New Roman"/>
+        </w:rPr>
+        <w:t>再加稍过量的</w:t>
+      </w:r>
+      <w:r>
+        <w:rPr>
+          <w:rFonts w:ascii="Times New Roman" w:hAnsi="Times New Roman" w:eastAsia="Times New Roman" w:cs="Times New Roman"/>
+        </w:rPr>
+        <w:t xml:space="preserve"> </w:t>
+      </w:r>
+      <m:oMath>
+        <m:oMathPr>
+          <m:ctrlPr>
+            <w:rPr>
+              <w:sz w:val="28"/>
+              <w:szCs w:val="28"/>
+            </w:rPr>
+          </m:ctrlPr>
+        </m:oMathPr>
+        <m:r>
+          <m:rPr>
+            <m:sty m:val="p"/>
+          </m:rPr>
+          <m:t>(</m:t>
+        </m:r>
+        <m:sSub>
+          <m:e>
+            <m:r>
+              <m:rPr>
+                <m:sty m:val="p"/>
+              </m:rPr>
+              <m:t>N</m:t>
+            </m:r>
+            <m:r>
+              <m:rPr>
+                <m:sty m:val="p"/>
+              </m:rPr>
+              <m:t>H</m:t>
+            </m:r>
+          </m:e>
+          <m:sub>
+            <m:r>
+              <m:t>4</m:t>
+            </m:r>
+          </m:sub>
+        </m:sSub>
+        <m:sSub>
+          <m:e>
+            <m:r>
+              <m:rPr>
+                <m:sty m:val="p"/>
+              </m:rPr>
+              <m:t>)</m:t>
+            </m:r>
+          </m:e>
+          <m:sub>
+            <m:r>
+              <m:t>2</m:t>
+            </m:r>
+          </m:sub>
+        </m:sSub>
+        <m:sSub>
+          <m:e>
+            <m:r>
+              <m:rPr>
+                <m:sty m:val="p"/>
+              </m:rPr>
+              <m:t>C</m:t>
+            </m:r>
+          </m:e>
+          <m:sub>
+            <m:r>
+              <m:t>2</m:t>
+            </m:r>
+          </m:sub>
+        </m:sSub>
+        <m:sSub>
+          <m:e>
+            <m:r>
+              <m:rPr>
+                <m:sty m:val="p"/>
+              </m:rPr>
+              <m:t>O</m:t>
+            </m:r>
+          </m:e>
+          <m:sub>
+            <m:r>
+              <m:t>4</m:t>
+            </m:r>
+          </m:sub>
+        </m:sSub>
+      </m:oMath>
+      <w:r>
+        <w:rPr>
+          <w:rFonts w:ascii="Times New Roman" w:hAnsi="Times New Roman" w:eastAsia="Times New Roman" w:cs="Times New Roman"/>
+        </w:rPr>
+        <w:t xml:space="preserve"> </w:t>
+      </w:r>
+      <w:r>
+        <w:rPr>
+          <w:rFonts w:hint="eastAsia" w:ascii="Times New Roman" w:hAnsi="Times New Roman" w:eastAsia="FangSong" w:cs="Times New Roman"/>
+        </w:rPr>
+        <w:t xml:space="preserve">即可得到</w:t>
+      </w:r>
+      <w:r>
+        <w:rPr>
+          <w:rFonts w:ascii="Times New Roman" w:hAnsi="Times New Roman" w:eastAsia="Times New Roman" w:cs="Times New Roman"/>
+        </w:rPr>
+        <w:t xml:space="preserve"> 3.186 g </w:t>
+      </w:r>
+      <w:r>
+        <w:rPr>
+          <w:rFonts w:hint="eastAsia" w:ascii="Times New Roman" w:hAnsi="Times New Roman" w:eastAsia="FangSong" w:cs="Times New Roman"/>
+        </w:rPr>
+        <w:t xml:space="preserve">橙黄色沉淀</w:t>
+      </w:r>
+      <w:r>
+        <w:rPr>
+          <w:rFonts w:ascii="Times New Roman" w:hAnsi="Times New Roman" w:eastAsia="Times New Roman" w:cs="Times New Roman"/>
+        </w:rPr>
+        <w:t xml:space="preserve"> </w:t>
+      </w:r>
+      <w:r>
+        <w:rPr>
+          <w:rFonts w:hint="eastAsia" w:ascii="Times New Roman" w:hAnsi="Times New Roman" w:eastAsia="Times New Roman" w:cs="Times New Roman"/>
+        </w:rPr>
+        <w:t>C。</w:t>
+      </w:r>
+      <w:r>
+        <w:rPr>
+          <w:rFonts w:hint="eastAsia" w:ascii="Times New Roman" w:hAnsi="Times New Roman" w:eastAsia="FangSong" w:cs="Times New Roman"/>
+        </w:rPr>
+        <w:t>化合物</w:t>
+      </w:r>
+      <w:r>
+        <w:rPr>
+          <w:rFonts w:ascii="Times New Roman" w:hAnsi="Times New Roman" w:eastAsia="Times New Roman" w:cs="Times New Roman"/>
+        </w:rPr>
+        <w:t xml:space="preserve"> C </w:t>
+      </w:r>
+      <w:r>
+        <w:rPr>
+          <w:rFonts w:hint="eastAsia" w:ascii="Times New Roman" w:hAnsi="Times New Roman" w:eastAsia="FangSong" w:cs="Times New Roman"/>
+        </w:rPr>
+        <w:t>在氧气气氛中的热重分析</w:t>
+      </w:r>
+      <w:r>
+        <w:rPr>
+          <w:rFonts w:hint="eastAsia" w:ascii="Times New Roman" w:hAnsi="Times New Roman" w:eastAsia="Times New Roman" w:cs="Times New Roman"/>
+        </w:rPr>
+        <w:t>（25℃</w:t>
+      </w:r>
+      <w:r>
+        <w:rPr>
+          <w:rFonts w:ascii="Times New Roman" w:hAnsi="Times New Roman" w:eastAsia="Times New Roman" w:cs="Times New Roman"/>
+        </w:rPr>
+        <w:t xml:space="preserve"> </w:t>
+      </w:r>
+      <w:r>
+        <w:rPr>
+          <w:rFonts w:hint="eastAsia" w:ascii="Times New Roman" w:hAnsi="Times New Roman" w:eastAsia="FangSong" w:cs="Times New Roman"/>
+        </w:rPr>
+        <w:t xml:space="preserve">到</w:t>
+      </w:r>
+      <w:r>
+        <w:rPr>
+          <w:rFonts w:ascii="Times New Roman" w:hAnsi="Times New Roman" w:eastAsia="Times New Roman" w:cs="Times New Roman"/>
+        </w:rPr>
+        <w:t xml:space="preserve"> </w:t>
+      </w:r>
+      <w:r>
+        <w:rPr>
+          <w:rFonts w:hint="eastAsia" w:ascii="Times New Roman" w:hAnsi="Times New Roman" w:eastAsia="Times New Roman" w:cs="Times New Roman"/>
+        </w:rPr>
+        <w:t>900℃）</w:t>
+      </w:r>
+      <w:r>
+        <w:rPr>
+          <w:rFonts w:hint="eastAsia" w:ascii="Times New Roman" w:hAnsi="Times New Roman" w:eastAsia="FangSong" w:cs="Times New Roman"/>
+        </w:rPr>
+        <w:t>表明</w:t>
+      </w:r>
+      <w:r>
+        <w:rPr>
+          <w:rFonts w:hint="eastAsia" w:ascii="Times New Roman" w:hAnsi="Times New Roman" w:eastAsia="Times New Roman" w:cs="Times New Roman"/>
+        </w:rPr>
+        <w:t>，</w:t>
+      </w:r>
+      <w:r>
+        <w:rPr>
+          <w:rFonts w:hint="eastAsia" w:ascii="Times New Roman" w:hAnsi="Times New Roman" w:eastAsia="FangSong" w:cs="Times New Roman"/>
+        </w:rPr>
+        <w:t>它受热失重分三个阶段</w:t>
+      </w:r>
+      <w:r>
+        <w:rPr>
+          <w:rFonts w:hint="eastAsia" w:ascii="Times New Roman" w:hAnsi="Times New Roman" w:eastAsia="Times New Roman" w:cs="Times New Roman"/>
+        </w:rPr>
+        <w:t>，</w:t>
+      </w:r>
+      <w:r>
+        <w:rPr>
+          <w:rFonts w:hint="eastAsia" w:ascii="Times New Roman" w:hAnsi="Times New Roman" w:eastAsia="FangSong" w:cs="Times New Roman"/>
+        </w:rPr>
+        <w:t>最后以</w:t>
+      </w:r>
+      <w:r>
+        <w:rPr>
+          <w:rFonts w:ascii="Times New Roman" w:hAnsi="Times New Roman" w:eastAsia="Times New Roman" w:cs="Times New Roman"/>
+        </w:rPr>
+        <w:t xml:space="preserve"> 57.3% </w:t>
+      </w:r>
+      <w:r>
+        <w:rPr>
+          <w:rFonts w:hint="eastAsia" w:ascii="Times New Roman" w:hAnsi="Times New Roman" w:eastAsia="FangSong" w:cs="Times New Roman"/>
+        </w:rPr>
+        <w:t xml:space="preserve">的总失重得到混合物</w:t>
+      </w:r>
+      <w:r>
+        <w:rPr>
+          <w:rFonts w:ascii="Times New Roman" w:hAnsi="Times New Roman" w:eastAsia="Times New Roman" w:cs="Times New Roman"/>
+        </w:rPr>
+        <w:t xml:space="preserve"> </w:t>
+      </w:r>
+      <w:r>
+        <w:rPr>
+          <w:rFonts w:hint="eastAsia" w:ascii="Times New Roman" w:hAnsi="Times New Roman" w:eastAsia="Times New Roman" w:cs="Times New Roman"/>
+        </w:rPr>
+        <w:t>G。</w:t>
+      </w:r>
+      <w:r>
+        <w:rPr>
+          <w:rFonts w:hint="eastAsia" w:ascii="Times New Roman" w:hAnsi="Times New Roman" w:eastAsia="FangSong" w:cs="Times New Roman"/>
+        </w:rPr>
+        <w:t>其中</w:t>
+      </w:r>
+      <w:r>
+        <w:rPr>
+          <w:rFonts w:hint="eastAsia" w:ascii="Times New Roman" w:hAnsi="Times New Roman" w:eastAsia="Times New Roman" w:cs="Times New Roman"/>
+        </w:rPr>
+        <w:t>，</w:t>
+      </w:r>
+      <w:r>
+        <w:rPr>
+          <w:rFonts w:hint="eastAsia" w:ascii="Times New Roman" w:hAnsi="Times New Roman" w:eastAsia="FangSong" w:cs="Times New Roman"/>
+        </w:rPr>
+        <w:t>有一个阶段发生了质量增加</w:t>
+      </w:r>
+      <w:r>
+        <w:rPr>
+          <w:rFonts w:hint="eastAsia" w:ascii="Times New Roman" w:hAnsi="Times New Roman" w:eastAsia="Times New Roman" w:cs="Times New Roman"/>
+        </w:rPr>
+        <w:t>，G</w:t>
+      </w:r>
+      <w:r>
+        <w:rPr>
+          <w:rFonts w:ascii="Times New Roman" w:hAnsi="Times New Roman" w:eastAsia="Times New Roman" w:cs="Times New Roman"/>
+        </w:rPr>
+        <w:t xml:space="preserve"> </w:t>
+      </w:r>
+      <w:r>
+        <w:rPr>
+          <w:rFonts w:hint="eastAsia" w:ascii="Times New Roman" w:hAnsi="Times New Roman" w:eastAsia="FangSong" w:cs="Times New Roman"/>
+        </w:rPr>
+        <w:t xml:space="preserve">中</w:t>
+      </w:r>
+      <w:r>
+        <w:rPr>
+          <w:rFonts w:ascii="Times New Roman" w:hAnsi="Times New Roman" w:eastAsia="Times New Roman" w:cs="Times New Roman"/>
+        </w:rPr>
+        <w:t xml:space="preserve"> A </w:t>
+      </w:r>
+      <w:r>
+        <w:rPr>
+          <w:rFonts w:hint="eastAsia" w:ascii="Times New Roman" w:hAnsi="Times New Roman" w:eastAsia="FangSong" w:cs="Times New Roman"/>
+        </w:rPr>
+        <w:t>的化合价只有一种</w:t>
+      </w:r>
+      <w:r>
+        <w:rPr>
+          <w:rFonts w:hint="eastAsia" w:ascii="Times New Roman" w:hAnsi="Times New Roman" w:eastAsia="Times New Roman" w:cs="Times New Roman"/>
+        </w:rPr>
+        <w:t>。</w:t>
+      </w:r>
+    </w:p>
+    <w:p>
+      <w:pPr>
+        <w:pStyle w:val="BodyText"/>
+      </w:pPr>
+      <w:r>
+        <w:rPr>
+          <w:rFonts w:ascii="Times New Roman" w:hAnsi="Times New Roman" w:eastAsia="Times New Roman" w:cs="Times New Roman"/>
+        </w:rPr>
+        <w:t xml:space="preserve">9-1 </w:t>
+      </w:r>
+      <w:r>
+        <w:rPr>
+          <w:rFonts w:hint="eastAsia" w:ascii="Times New Roman" w:hAnsi="Times New Roman" w:eastAsia="FangSong" w:cs="Times New Roman"/>
+        </w:rPr>
+        <w:t>通过计算和讨论</w:t>
+      </w:r>
+      <w:r>
+        <w:rPr>
+          <w:rFonts w:hint="eastAsia" w:ascii="Times New Roman" w:hAnsi="Times New Roman" w:eastAsia="Times New Roman" w:cs="Times New Roman"/>
+        </w:rPr>
+        <w:t>，</w:t>
+      </w:r>
+      <w:r>
+        <w:rPr>
+          <w:rFonts w:hint="eastAsia" w:ascii="Times New Roman" w:hAnsi="Times New Roman" w:eastAsia="FangSong" w:cs="Times New Roman"/>
+        </w:rPr>
+        <w:t>确定</w:t>
+      </w:r>
+      <w:r>
+        <w:rPr>
+          <w:rFonts w:ascii="Times New Roman" w:hAnsi="Times New Roman" w:eastAsia="Times New Roman" w:cs="Times New Roman"/>
+        </w:rPr>
+        <w:t xml:space="preserve"> A、B、C </w:t>
+      </w:r>
+      <w:r>
+        <w:rPr>
+          <w:rFonts w:hint="eastAsia" w:ascii="Times New Roman" w:hAnsi="Times New Roman" w:eastAsia="FangSong" w:cs="Times New Roman"/>
+        </w:rPr>
+        <w:t>的化学式</w:t>
+      </w:r>
+      <w:r>
+        <w:rPr>
+          <w:rFonts w:hint="eastAsia" w:ascii="Times New Roman" w:hAnsi="Times New Roman" w:eastAsia="Times New Roman" w:cs="Times New Roman"/>
+        </w:rPr>
+        <w:t>。</w:t>
+      </w:r>
+    </w:p>
+    <w:p>
+      <w:pPr>
+        <w:pStyle w:val="BodyText"/>
+      </w:pPr>
+      <w:r>
+        <w:rPr>
+          <w:rFonts w:ascii="Times New Roman" w:hAnsi="Times New Roman" w:eastAsia="Times New Roman" w:cs="Times New Roman"/>
+        </w:rPr>
+        <w:t xml:space="preserve">9-2 </w:t>
+      </w:r>
+      <w:r>
+        <w:rPr>
+          <w:rFonts w:hint="eastAsia" w:ascii="Times New Roman" w:hAnsi="Times New Roman" w:eastAsia="FangSong" w:cs="Times New Roman"/>
+        </w:rPr>
+        <w:t xml:space="preserve">求</w:t>
+      </w:r>
+      <w:r>
+        <w:rPr>
+          <w:rFonts w:ascii="Times New Roman" w:hAnsi="Times New Roman" w:eastAsia="Times New Roman" w:cs="Times New Roman"/>
+        </w:rPr>
+        <w:t xml:space="preserve"> G </w:t>
+      </w:r>
+      <w:r>
+        <w:rPr>
+          <w:rFonts w:hint="eastAsia" w:ascii="Times New Roman" w:hAnsi="Times New Roman" w:eastAsia="FangSong" w:cs="Times New Roman"/>
+        </w:rPr>
+        <w:t>的定量组成</w:t>
+      </w:r>
+      <w:r>
+        <w:rPr>
+          <w:rFonts w:hint="eastAsia" w:ascii="Times New Roman" w:hAnsi="Times New Roman" w:eastAsia="Times New Roman" w:cs="Times New Roman"/>
+        </w:rPr>
+        <w:t>，</w:t>
+      </w:r>
+      <w:r>
+        <w:rPr>
+          <w:rFonts w:hint="eastAsia" w:ascii="Times New Roman" w:hAnsi="Times New Roman" w:eastAsia="FangSong" w:cs="Times New Roman"/>
+        </w:rPr>
+        <w:t>用质量分数表示</w:t>
+      </w:r>
+      <w:r>
+        <w:rPr>
+          <w:rFonts w:hint="eastAsia" w:ascii="Times New Roman" w:hAnsi="Times New Roman" w:eastAsia="Times New Roman" w:cs="Times New Roman"/>
+        </w:rPr>
+        <w:t>。</w:t>
+      </w:r>
+    </w:p>
+    <w:p>
+      <w:pPr>
+        <w:spacing w:before="160" w:after="80"/>
+      </w:pPr>
+      <w:r>
+        <w:pict>
+          <v:rect style="width:0;height:1.5pt" o:hralign="center" o:hrstd="t" o:hr="t"/>
+        </w:pict>
+      </w:r>
+    </w:p>
+    <w:bookmarkEnd w:id="48"/>
+    <w:bookmarkStart w:id="49" w:name="呼吸测醉分析"/>
+    <w:p>
+      <w:pPr>
+        <w:pStyle w:val="Heading2"/>
+        <w:spacing w:before="280" w:after="80"/>
+        <w:keepNext/>
+      </w:pPr>
+      <w:r>
+        <w:rPr>
+          <w:rFonts w:ascii="Times New Roman" w:hAnsi="Times New Roman" w:eastAsia="Times New Roman" w:cs="Times New Roman"/>
+        </w:rPr>
+        <w:t xml:space="preserve">6.33 </w:t>
+      </w:r>
+      <w:r>
+        <w:rPr>
+          <w:rFonts w:hint="eastAsia" w:ascii="Times New Roman" w:hAnsi="Times New Roman" w:eastAsia="SimHei" w:cs="Times New Roman"/>
+        </w:rPr>
+        <w:t xml:space="preserve">呼吸测醉分析</w:t>
+      </w:r>
+    </w:p>
+    <w:p>
+      <w:pPr>
+        <w:pStyle w:val="FirstParagraph"/>
+      </w:pPr>
+      <w:r>
+        <w:rPr>
+          <w:rFonts w:hint="eastAsia" w:ascii="Times New Roman" w:hAnsi="Times New Roman" w:eastAsia="FangSong" w:cs="Times New Roman"/>
+        </w:rPr>
+        <w:t>交警为确定驾驶员是否醉酒后驾车</w:t>
+      </w:r>
+      <w:r>
+        <w:rPr>
+          <w:rFonts w:hint="eastAsia" w:ascii="Times New Roman" w:hAnsi="Times New Roman" w:eastAsia="Times New Roman" w:cs="Times New Roman"/>
+        </w:rPr>
+        <w:t>，</w:t>
+      </w:r>
+      <w:r>
+        <w:rPr>
+          <w:rFonts w:hint="eastAsia" w:ascii="Times New Roman" w:hAnsi="Times New Roman" w:eastAsia="FangSong" w:cs="Times New Roman"/>
+        </w:rPr>
+        <w:t>常采用呼吸测醉法分析</w:t>
+      </w:r>
+      <w:r>
+        <w:rPr>
+          <w:rFonts w:hint="eastAsia" w:ascii="Times New Roman" w:hAnsi="Times New Roman" w:eastAsia="Times New Roman" w:cs="Times New Roman"/>
+        </w:rPr>
+        <w:t>。</w:t>
+      </w:r>
+      <w:r>
+        <w:rPr>
+          <w:rFonts w:hint="eastAsia" w:ascii="Times New Roman" w:hAnsi="Times New Roman" w:eastAsia="FangSong" w:cs="Times New Roman"/>
+        </w:rPr>
+        <w:t>在</w:t>
+      </w:r>
+      <w:r>
+        <w:rPr>
+          <w:rFonts w:ascii="Times New Roman" w:hAnsi="Times New Roman" w:eastAsia="Times New Roman" w:cs="Times New Roman"/>
+        </w:rPr>
+        <w:t xml:space="preserve"> 310 K </w:t>
+      </w:r>
+      <w:r>
+        <w:rPr>
+          <w:rFonts w:hint="eastAsia" w:ascii="Times New Roman" w:hAnsi="Times New Roman" w:eastAsia="FangSong" w:cs="Times New Roman"/>
+        </w:rPr>
+        <w:t xml:space="preserve">时取</w:t>
+      </w:r>
+      <w:r>
+        <w:rPr>
+          <w:rFonts w:ascii="Times New Roman" w:hAnsi="Times New Roman" w:eastAsia="Times New Roman" w:cs="Times New Roman"/>
+        </w:rPr>
+        <w:t xml:space="preserve"> 50.0 mL </w:t>
+      </w:r>
+      <w:r>
+        <w:rPr>
+          <w:rFonts w:hint="eastAsia" w:ascii="Times New Roman" w:hAnsi="Times New Roman" w:eastAsia="FangSong" w:cs="Times New Roman"/>
+        </w:rPr>
+        <w:t>被检测人的呼吸样品鼓泡通过酸性重铬酸盐溶液</w:t>
+      </w:r>
+      <w:r>
+        <w:rPr>
+          <w:rFonts w:hint="eastAsia" w:ascii="Times New Roman" w:hAnsi="Times New Roman" w:eastAsia="Times New Roman" w:cs="Times New Roman"/>
+        </w:rPr>
+        <w:t>。</w:t>
+      </w:r>
+      <w:r>
+        <w:rPr>
+          <w:rFonts w:hint="eastAsia" w:ascii="Times New Roman" w:hAnsi="Times New Roman" w:eastAsia="FangSong" w:cs="Times New Roman"/>
+        </w:rPr>
+        <w:t>由于乙醇的还原作用产生了</w:t>
+      </w:r>
+      <w:r>
+        <w:rPr>
+          <w:rFonts w:ascii="Times New Roman" w:hAnsi="Times New Roman" w:eastAsia="Times New Roman" w:cs="Times New Roman"/>
+        </w:rPr>
+        <w:t xml:space="preserve"> </w:t>
+      </w:r>
+      <m:oMath>
+        <m:oMathPr>
+          <m:ctrlPr>
+            <w:rPr>
+              <w:sz w:val="28"/>
+              <w:szCs w:val="28"/>
+            </w:rPr>
+          </m:ctrlPr>
+        </m:oMathPr>
+        <m:r>
+          <m:t>3.30</m:t>
+        </m:r>
+        <m:r>
+          <m:rPr>
+            <m:sty m:val="p"/>
+          </m:rPr>
+          <m:t>×</m:t>
+        </m:r>
+        <m:sSup>
+          <m:e>
+            <m:r>
+              <m:t>10</m:t>
+            </m:r>
+          </m:e>
+          <m:sup>
+            <m:r>
+              <m:rPr>
+                <m:sty m:val="p"/>
+              </m:rPr>
+              <m:t>−</m:t>
+            </m:r>
+            <m:r>
+              <m:t>5</m:t>
+            </m:r>
+          </m:sup>
+        </m:sSup>
+      </m:oMath>
+      <w:r>
+        <w:rPr>
+          <w:rFonts w:ascii="Times New Roman" w:hAnsi="Times New Roman" w:eastAsia="Times New Roman" w:cs="Times New Roman"/>
+        </w:rPr>
+        <w:t xml:space="preserve"> </w:t>
+      </w:r>
+      <w:r>
+        <w:rPr>
+          <w:rFonts w:ascii="Times New Roman" w:hAnsi="Times New Roman" w:eastAsia="Times New Roman" w:cs="Times New Roman"/>
+        </w:rPr>
+        <w:t xml:space="preserve">mol </w:t>
+      </w:r>
+      <w:r>
+        <w:rPr>
+          <w:rFonts w:hint="eastAsia" w:ascii="Times New Roman" w:hAnsi="Times New Roman" w:eastAsia="Times New Roman" w:cs="Times New Roman"/>
+        </w:rPr>
+        <w:t>Cr(III)，</w:t>
+      </w:r>
+      <w:r>
+        <w:rPr>
+          <w:rFonts w:hint="eastAsia" w:ascii="Times New Roman" w:hAnsi="Times New Roman" w:eastAsia="FangSong" w:cs="Times New Roman"/>
+        </w:rPr>
+        <w:t>重铬酸盐的消耗可用分光光度法测定</w:t>
+      </w:r>
+      <w:r>
+        <w:rPr>
+          <w:rFonts w:hint="eastAsia" w:ascii="Times New Roman" w:hAnsi="Times New Roman" w:eastAsia="Times New Roman" w:cs="Times New Roman"/>
+        </w:rPr>
+        <w:t>。</w:t>
+      </w:r>
+      <w:r>
+        <w:rPr>
+          <w:rFonts w:hint="eastAsia" w:ascii="Times New Roman" w:hAnsi="Times New Roman" w:eastAsia="FangSong" w:cs="Times New Roman"/>
+        </w:rPr>
+        <w:t>法律上规定人体血液中乙醇含量不能超过</w:t>
+      </w:r>
+      <w:r>
+        <w:rPr>
+          <w:rFonts w:ascii="Times New Roman" w:hAnsi="Times New Roman" w:eastAsia="Times New Roman" w:cs="Times New Roman"/>
+        </w:rPr>
+        <w:t xml:space="preserve"> </w:t>
+      </w:r>
+      <w:r>
+        <w:rPr>
+          <w:rFonts w:hint="eastAsia" w:ascii="Times New Roman" w:hAnsi="Times New Roman" w:eastAsia="Times New Roman" w:cs="Times New Roman"/>
+        </w:rPr>
+        <w:t>0.05%（</w:t>
+      </w:r>
+      <w:r>
+        <w:rPr>
+          <w:rFonts w:hint="eastAsia" w:ascii="Times New Roman" w:hAnsi="Times New Roman" w:eastAsia="FangSong" w:cs="Times New Roman"/>
+        </w:rPr>
+        <w:t>质量分数</w:t>
+      </w:r>
+      <w:r>
+        <w:rPr>
+          <w:rFonts w:hint="eastAsia" w:ascii="Times New Roman" w:hAnsi="Times New Roman" w:eastAsia="Times New Roman" w:cs="Times New Roman"/>
+        </w:rPr>
+        <w:t>），</w:t>
+      </w:r>
+      <w:r>
+        <w:rPr>
+          <w:rFonts w:hint="eastAsia" w:ascii="Times New Roman" w:hAnsi="Times New Roman" w:eastAsia="FangSong" w:cs="Times New Roman"/>
+        </w:rPr>
+        <w:t>否则就是醉酒</w:t>
+      </w:r>
+      <w:r>
+        <w:rPr>
+          <w:rFonts w:hint="eastAsia" w:ascii="Times New Roman" w:hAnsi="Times New Roman" w:eastAsia="Times New Roman" w:cs="Times New Roman"/>
+        </w:rPr>
+        <w:t>。</w:t>
+      </w:r>
+      <w:r>
+        <w:rPr>
+          <w:rFonts w:hint="eastAsia" w:ascii="Times New Roman" w:hAnsi="Times New Roman" w:eastAsia="FangSong" w:cs="Times New Roman"/>
+        </w:rPr>
+        <w:t>试回答</w:t>
+      </w:r>
+      <w:r>
+        <w:rPr>
+          <w:rFonts w:hint="eastAsia" w:ascii="Times New Roman" w:hAnsi="Times New Roman" w:eastAsia="Times New Roman" w:cs="Times New Roman"/>
+        </w:rPr>
+        <w:t>：</w:t>
+      </w:r>
+    </w:p>
+    <w:p>
+      <w:pPr>
+        <w:pStyle w:val="BodyText"/>
+      </w:pPr>
+      <w:r>
+        <w:rPr>
+          <w:rFonts w:ascii="Times New Roman" w:hAnsi="Times New Roman" w:eastAsia="Times New Roman" w:cs="Times New Roman"/>
+        </w:rPr>
+        <w:t xml:space="preserve">5-1 </w:t>
+      </w:r>
+      <w:r>
+        <w:rPr>
+          <w:rFonts w:hint="eastAsia" w:ascii="Times New Roman" w:hAnsi="Times New Roman" w:eastAsia="FangSong" w:cs="Times New Roman"/>
+        </w:rPr>
+        <w:t xml:space="preserve">写出检测醉酒的离子方程式</w:t>
+      </w:r>
+      <w:r>
+        <w:rPr>
+          <w:rFonts w:ascii="Times New Roman" w:hAnsi="Times New Roman" w:eastAsia="Times New Roman" w:cs="Times New Roman"/>
+        </w:rPr>
+        <w:t xml:space="preserve"> ____。</w:t>
+      </w:r>
+    </w:p>
+    <w:p>
+      <w:pPr>
+        <w:pStyle w:val="BodyText"/>
+      </w:pPr>
+      <w:r>
+        <w:rPr>
+          <w:rFonts w:ascii="Times New Roman" w:hAnsi="Times New Roman" w:eastAsia="Times New Roman" w:cs="Times New Roman"/>
+        </w:rPr>
+        <w:t xml:space="preserve">5-2 </w:t>
+      </w:r>
+      <w:r>
+        <w:rPr>
+          <w:rFonts w:hint="eastAsia" w:ascii="Times New Roman" w:hAnsi="Times New Roman" w:eastAsia="FangSong" w:cs="Times New Roman"/>
+        </w:rPr>
+        <w:t xml:space="preserve">若某驾驶人在</w:t>
+      </w:r>
+      <w:r>
+        <w:rPr>
+          <w:rFonts w:ascii="Times New Roman" w:hAnsi="Times New Roman" w:eastAsia="Times New Roman" w:cs="Times New Roman"/>
+        </w:rPr>
+        <w:t xml:space="preserve"> </w:t>
+      </w:r>
+      <m:oMath>
+        <m:r>
+          <m:t>310</m:t>
+        </m:r>
+        <m:r>
+          <m:t> </m:t>
+        </m:r>
+        <m:r>
+          <m:rPr>
+            <m:sty m:val="p"/>
+          </m:rPr>
+          <m:t>K</m:t>
+        </m:r>
+      </m:oMath>
+      <w:r>
+        <w:rPr>
+          <w:rFonts w:ascii="Times New Roman" w:hAnsi="Times New Roman" w:eastAsia="Times New Roman" w:cs="Times New Roman"/>
+        </w:rPr>
+        <w:t xml:space="preserve"> </w:t>
+      </w:r>
+      <w:r>
+        <w:rPr>
+          <w:rFonts w:hint="eastAsia" w:ascii="Times New Roman" w:hAnsi="Times New Roman" w:eastAsia="FangSong" w:cs="Times New Roman"/>
+        </w:rPr>
+        <w:t>时</w:t>
+      </w:r>
+      <w:r>
+        <w:rPr>
+          <w:rFonts w:hint="eastAsia" w:ascii="Times New Roman" w:hAnsi="Times New Roman" w:eastAsia="Times New Roman" w:cs="Times New Roman"/>
+        </w:rPr>
+        <w:t>，</w:t>
+      </w:r>
+      <w:r>
+        <w:rPr>
+          <w:rFonts w:hint="eastAsia" w:ascii="Times New Roman" w:hAnsi="Times New Roman" w:eastAsia="FangSong" w:cs="Times New Roman"/>
+        </w:rPr>
+        <w:t>含有</w:t>
+      </w:r>
+      <w:r>
+        <w:rPr>
+          <w:rFonts w:ascii="Times New Roman" w:hAnsi="Times New Roman" w:eastAsia="Times New Roman" w:cs="Times New Roman"/>
+        </w:rPr>
+        <w:t xml:space="preserve"> </w:t>
+      </w:r>
+      <m:oMath>
+        <m:r>
+          <m:t>0.45</m:t>
+        </m:r>
+        <m:r>
+          <m:rPr>
+            <m:sty m:val="p"/>
+          </m:rPr>
+          <m:t>%</m:t>
+        </m:r>
+      </m:oMath>
+      <w:r>
+        <w:rPr>
+          <w:rFonts w:ascii="Times New Roman" w:hAnsi="Times New Roman" w:eastAsia="Times New Roman" w:cs="Times New Roman"/>
+        </w:rPr>
+        <w:t xml:space="preserve"> </w:t>
+      </w:r>
+      <w:r>
+        <w:rPr>
+          <w:rFonts w:hint="eastAsia" w:ascii="Times New Roman" w:hAnsi="Times New Roman" w:eastAsia="FangSong" w:cs="Times New Roman"/>
+        </w:rPr>
+        <w:t xml:space="preserve">乙醇的血液上面乙醇的分压为</w:t>
+      </w:r>
+      <w:r>
+        <w:rPr>
+          <w:rFonts w:ascii="Times New Roman" w:hAnsi="Times New Roman" w:eastAsia="Times New Roman" w:cs="Times New Roman"/>
+        </w:rPr>
+        <w:t xml:space="preserve"> </w:t>
+      </w:r>
+      <m:oMath>
+        <m:oMathPr>
+          <m:ctrlPr>
+            <w:rPr>
+              <w:sz w:val="28"/>
+              <w:szCs w:val="28"/>
+            </w:rPr>
+          </m:ctrlPr>
+        </m:oMathPr>
+        <m:r>
+          <m:t>1.00</m:t>
+        </m:r>
+        <m:r>
+          <m:rPr>
+            <m:sty m:val="p"/>
+          </m:rPr>
+          <m:t>×</m:t>
+        </m:r>
+        <m:sSup>
+          <m:e>
+            <m:r>
+              <m:t>10</m:t>
+            </m:r>
+          </m:e>
+          <m:sup>
+            <m:r>
+              <m:t>4</m:t>
+            </m:r>
+          </m:sup>
+        </m:sSup>
+        <m:r>
+          <m:t> </m:t>
+        </m:r>
+        <m:r>
+          <m:rPr>
+            <m:sty m:val="p"/>
+          </m:rPr>
+          <m:t>P</m:t>
+        </m:r>
+        <m:r>
+          <m:rPr>
+            <m:sty m:val="p"/>
+          </m:rPr>
+          <m:t>a</m:t>
+        </m:r>
+      </m:oMath>
+      <w:r>
+        <w:rPr>
+          <w:rFonts w:hint="eastAsia" w:ascii="Times New Roman" w:hAnsi="Times New Roman" w:eastAsia="Times New Roman" w:cs="Times New Roman"/>
+        </w:rPr>
+        <w:t>。</w:t>
+      </w:r>
+      <w:r>
+        <w:rPr>
+          <w:rFonts w:hint="eastAsia" w:ascii="Times New Roman" w:hAnsi="Times New Roman" w:eastAsia="FangSong" w:cs="Times New Roman"/>
+        </w:rPr>
+        <w:t>请通过计算确定此人是否为法定的酒醉</w:t>
+      </w:r>
+      <w:r>
+        <w:rPr>
+          <w:rFonts w:hint="eastAsia" w:ascii="Times New Roman" w:hAnsi="Times New Roman" w:eastAsia="Times New Roman" w:cs="Times New Roman"/>
+        </w:rPr>
+        <w:t>。</w:t>
+      </w:r>
+    </w:p>
+    <w:p>
+      <w:pPr>
+        <w:spacing w:before="160" w:after="80"/>
+      </w:pPr>
+      <w:r>
+        <w:pict>
+          <v:rect style="width:0;height:1.5pt" o:hralign="center" o:hrstd="t" o:hr="t"/>
+        </w:pict>
+      </w:r>
+    </w:p>
+    <w:bookmarkEnd w:id="49"/>
+    <w:bookmarkStart w:id="50" w:name="极限密度法测分子量"/>
+    <w:p>
+      <w:pPr>
+        <w:pStyle w:val="Heading2"/>
+        <w:spacing w:before="280" w:after="80"/>
+        <w:keepNext/>
+      </w:pPr>
+      <w:r>
+        <w:rPr>
+          <w:rFonts w:ascii="Times New Roman" w:hAnsi="Times New Roman" w:eastAsia="Times New Roman" w:cs="Times New Roman"/>
+        </w:rPr>
+        <w:t xml:space="preserve">6.34 </w:t>
       </w:r>
       <w:r>
         <w:rPr>
@@ -10832,8 +14242,8 @@
         </w:pict>
       </w:r>
     </w:p>
-    <w:bookmarkEnd w:id="42"/>
-    <w:bookmarkStart w:id="43" w:name="三氯化铝气态分子式与解离平衡"/>
+    <w:bookmarkEnd w:id="50"/>
+    <w:bookmarkStart w:id="51" w:name="三氯化铝气态分子式与解离平衡"/>
     <w:p>
       <w:pPr>
         <w:pStyle w:val="Heading2"/>
@@ -10844,7 +14254,7 @@
         <w:rPr>
           <w:rFonts w:ascii="Times New Roman" w:hAnsi="Times New Roman" w:eastAsia="Times New Roman" w:cs="Times New Roman"/>
         </w:rPr>
-        <w:t xml:space="preserve">6.30 </w:t>
+        <w:t xml:space="preserve">6.35 </w:t>
       </w:r>
       <w:r>
         <w:rPr>
@@ -11329,8 +14739,8 @@
         </w:pict>
       </w:r>
     </w:p>
-    <w:bookmarkEnd w:id="43"/>
-    <w:bookmarkStart w:id="44" w:name="nh4假想元素与u235裂变"/>
+    <w:bookmarkEnd w:id="51"/>
+    <w:bookmarkStart w:id="52" w:name="nh4假想元素与u235裂变"/>
     <w:p>
       <w:pPr>
         <w:pStyle w:val="Heading2"/>
@@ -11341,7 +14751,7 @@
         <w:rPr>
           <w:rFonts w:ascii="Times New Roman" w:hAnsi="Times New Roman" w:eastAsia="Times New Roman" w:cs="Times New Roman"/>
         </w:rPr>
-        <w:t xml:space="preserve">6.31 </w:t>
+        <w:t xml:space="preserve">6.36 </w:t>
       </w:r>
       <w:r>
         <w:rPr>
@@ -12106,8 +15516,8 @@
         </w:pict>
       </w:r>
     </w:p>
-    <w:bookmarkEnd w:id="44"/>
-    <w:bookmarkStart w:id="45" w:name="依数性hac缔合与kb"/>
+    <w:bookmarkEnd w:id="52"/>
+    <w:bookmarkStart w:id="53" w:name="依数性hac缔合与kb"/>
     <w:p>
       <w:pPr>
         <w:pStyle w:val="Heading2"/>
@@ -12118,7 +15528,7 @@
         <w:rPr>
           <w:rFonts w:ascii="Times New Roman" w:hAnsi="Times New Roman" w:eastAsia="Times New Roman" w:cs="Times New Roman"/>
         </w:rPr>
-        <w:t xml:space="preserve">6.32 </w:t>
+        <w:t xml:space="preserve">6.37 </w:t>
       </w:r>
       <w:r>
         <w:rPr>
@@ -12556,8 +15966,8 @@
         </w:pict>
       </w:r>
     </w:p>
-    <w:bookmarkEnd w:id="45"/>
-    <w:bookmarkStart w:id="46" w:name="基础"/>
+    <w:bookmarkEnd w:id="53"/>
+    <w:bookmarkStart w:id="54" w:name="基础"/>
     <w:p>
       <w:pPr>
         <w:pStyle w:val="Heading2"/>
@@ -12568,7 +15978,7 @@
         <w:rPr>
           <w:rFonts w:ascii="Times New Roman" w:hAnsi="Times New Roman" w:eastAsia="Times New Roman" w:cs="Times New Roman"/>
         </w:rPr>
-        <w:t xml:space="preserve">6.33 </w:t>
+        <w:t xml:space="preserve">6.38 </w:t>
       </w:r>
       <w:r>
         <w:rPr>
@@ -13194,8 +16604,8 @@
         </w:pict>
       </w:r>
     </w:p>
-    <w:bookmarkEnd w:id="46"/>
-    <w:bookmarkStart w:id="47" w:name="盖斯定律"/>
+    <w:bookmarkEnd w:id="54"/>
+    <w:bookmarkStart w:id="55" w:name="盖斯定律"/>
     <w:p>
       <w:pPr>
         <w:pStyle w:val="Heading2"/>
@@ -13206,7 +16616,7 @@
         <w:rPr>
           <w:rFonts w:ascii="Times New Roman" w:hAnsi="Times New Roman" w:eastAsia="Times New Roman" w:cs="Times New Roman"/>
         </w:rPr>
-        <w:t xml:space="preserve">6.34 </w:t>
+        <w:t xml:space="preserve">6.39 </w:t>
       </w:r>
       <w:r>
         <w:rPr>
@@ -13693,8 +17103,8 @@
         </w:pict>
       </w:r>
     </w:p>
-    <w:bookmarkEnd w:id="47"/>
-    <w:bookmarkStart w:id="48" w:name="水垢组成分析"/>
+    <w:bookmarkEnd w:id="55"/>
+    <w:bookmarkStart w:id="56" w:name="水垢组成分析"/>
     <w:p>
       <w:pPr>
         <w:pStyle w:val="Heading2"/>
@@ -13705,7 +17115,7 @@
         <w:rPr>
           <w:rFonts w:ascii="Times New Roman" w:hAnsi="Times New Roman" w:eastAsia="Times New Roman" w:cs="Times New Roman"/>
         </w:rPr>
-        <w:t xml:space="preserve">6.35 </w:t>
+        <w:t xml:space="preserve">6.40 </w:t>
       </w:r>
       <w:r>
         <w:rPr>
@@ -14357,8 +17767,8 @@
         </w:pict>
       </w:r>
     </w:p>
-    <w:bookmarkEnd w:id="48"/>
-    <w:bookmarkStart w:id="49" w:name="三甲胺分子量外推"/>
+    <w:bookmarkEnd w:id="56"/>
+    <w:bookmarkStart w:id="57" w:name="三甲胺分子量外推"/>
     <w:p>
       <w:pPr>
         <w:pStyle w:val="Heading2"/>
@@ -14369,7 +17779,7 @@
         <w:rPr>
           <w:rFonts w:ascii="Times New Roman" w:hAnsi="Times New Roman" w:eastAsia="Times New Roman" w:cs="Times New Roman"/>
         </w:rPr>
-        <w:t xml:space="preserve">6.36 </w:t>
+        <w:t xml:space="preserve">6.41 </w:t>
       </w:r>
       <w:r>
         <w:rPr>
@@ -14655,8 +18065,8 @@
         </w:pict>
       </w:r>
     </w:p>
-    <w:bookmarkEnd w:id="49"/>
-    <w:bookmarkStart w:id="50" w:name="f元素二元化合物试算"/>
+    <w:bookmarkEnd w:id="57"/>
+    <w:bookmarkStart w:id="58" w:name="f元素二元化合物试算"/>
     <w:p>
       <w:pPr>
         <w:pStyle w:val="Heading2"/>
@@ -14667,7 +18077,7 @@
         <w:rPr>
           <w:rFonts w:ascii="Times New Roman" w:hAnsi="Times New Roman" w:eastAsia="Times New Roman" w:cs="Times New Roman"/>
         </w:rPr>
-        <w:t xml:space="preserve">6.37 </w:t>
+        <w:t xml:space="preserve">6.42 </w:t>
       </w:r>
       <w:r>
         <w:rPr>
@@ -14926,8 +18336,8 @@
         </w:pict>
       </w:r>
     </w:p>
-    <w:bookmarkEnd w:id="50"/>
-    <w:bookmarkStart w:id="51" w:name="油脂单分子层测na"/>
+    <w:bookmarkEnd w:id="58"/>
+    <w:bookmarkStart w:id="59" w:name="油脂单分子层测na"/>
     <w:p>
       <w:pPr>
         <w:pStyle w:val="Heading2"/>
@@ -14938,7 +18348,7 @@
         <w:rPr>
           <w:rFonts w:ascii="Times New Roman" w:hAnsi="Times New Roman" w:eastAsia="Times New Roman" w:cs="Times New Roman"/>
         </w:rPr>
-        <w:t xml:space="preserve">6.38 </w:t>
+        <w:t xml:space="preserve">6.43 </w:t>
       </w:r>
       <w:r>
         <w:rPr>
@@ -15544,8 +18954,8 @@
         </w:pict>
       </w:r>
     </w:p>
-    <w:bookmarkEnd w:id="51"/>
-    <w:bookmarkStart w:id="52" w:name="nxhy燃烧推算"/>
+    <w:bookmarkEnd w:id="59"/>
+    <w:bookmarkStart w:id="60" w:name="nxhy燃烧推算"/>
     <w:p>
       <w:pPr>
         <w:pStyle w:val="Heading2"/>
@@ -15556,7 +18966,7 @@
         <w:rPr>
           <w:rFonts w:ascii="Times New Roman" w:hAnsi="Times New Roman" w:eastAsia="Times New Roman" w:cs="Times New Roman"/>
         </w:rPr>
-        <w:t xml:space="preserve">6.39 </w:t>
+        <w:t xml:space="preserve">6.44 </w:t>
       </w:r>
       <w:r>
         <w:rPr>
@@ -16016,8 +19426,8 @@
         </w:pict>
       </w:r>
     </w:p>
-    <w:bookmarkEnd w:id="52"/>
-    <w:bookmarkStart w:id="53" w:name="氯酸钾二氧化锰反应"/>
+    <w:bookmarkEnd w:id="60"/>
+    <w:bookmarkStart w:id="61" w:name="氯酸钾二氧化锰反应"/>
     <w:p>
       <w:pPr>
         <w:pStyle w:val="Heading2"/>
@@ -16028,7 +19438,7 @@
         <w:rPr>
           <w:rFonts w:ascii="Times New Roman" w:hAnsi="Times New Roman" w:eastAsia="Times New Roman" w:cs="Times New Roman"/>
         </w:rPr>
-        <w:t xml:space="preserve">6.40 </w:t>
+        <w:t xml:space="preserve">6.45 </w:t>
       </w:r>
       <w:r>
         <w:rPr>
@@ -16235,8 +19645,8 @@
         </w:pict>
       </w:r>
     </w:p>
-    <w:bookmarkEnd w:id="53"/>
-    <w:bookmarkStart w:id="57" w:name="气体温度计测室温"/>
+    <w:bookmarkEnd w:id="61"/>
+    <w:bookmarkStart w:id="65" w:name="气体温度计测室温"/>
     <w:p>
       <w:pPr>
         <w:pStyle w:val="Heading2"/>
@@ -16247,7 +19657,7 @@
         <w:rPr>
           <w:rFonts w:ascii="Times New Roman" w:hAnsi="Times New Roman" w:eastAsia="Times New Roman" w:cs="Times New Roman"/>
         </w:rPr>
-        <w:t xml:space="preserve">6.41 </w:t>
+        <w:t xml:space="preserve">6.46 </w:t>
       </w:r>
       <w:r>
         <w:rPr>
@@ -16536,18 +19946,18 @@
           <wp:inline>
             <wp:extent cx="2336800" cy="4419600"/>
             <wp:effectExtent b="0" l="0" r="0" t="0"/>
-            <wp:docPr descr="" title="" id="55" name="Picture"/>
+            <wp:docPr descr="" title="" id="63" name="Picture"/>
             <a:graphic>
               <a:graphicData uri="http://schemas.openxmlformats.org/drawingml/2006/picture">
                 <pic:pic>
                   <pic:nvPicPr>
-                    <pic:cNvPr descr="f79f6d9aa6fd646b53cc9c46a8c0b02cdac9df25ed16be9d86d61ca8293e417d.jpg" id="56" name="Picture"/>
+                    <pic:cNvPr descr="f79f6d9aa6fd646b53cc9c46a8c0b02cdac9df25ed16be9d86d61ca8293e417d.jpg" id="64" name="Picture"/>
                     <pic:cNvPicPr>
                       <a:picLocks noChangeArrowheads="1" noChangeAspect="1"/>
                     </pic:cNvPicPr>
                   </pic:nvPicPr>
                   <pic:blipFill>
-                    <a:blip r:embed="rId54"/>
+                    <a:blip r:embed="rId62"/>
                     <a:stretch>
                       <a:fillRect/>
                     </a:stretch>
@@ -16782,8 +20192,8 @@
         </w:pict>
       </w:r>
     </w:p>
-    <w:bookmarkEnd w:id="57"/>
-    <w:bookmarkStart w:id="58" w:name="氯化铝蒸气分子式"/>
+    <w:bookmarkEnd w:id="65"/>
+    <w:bookmarkStart w:id="66" w:name="氯化铝蒸气分子式"/>
     <w:p>
       <w:pPr>
         <w:pStyle w:val="Heading2"/>
@@ -16794,7 +20204,7 @@
         <w:rPr>
           <w:rFonts w:ascii="Times New Roman" w:hAnsi="Times New Roman" w:eastAsia="Times New Roman" w:cs="Times New Roman"/>
         </w:rPr>
-        <w:t xml:space="preserve">6.42 </w:t>
+        <w:t xml:space="preserve">6.47 </w:t>
       </w:r>
       <w:r>
         <w:rPr>
@@ -16945,8 +20355,8 @@
         </w:pict>
       </w:r>
     </w:p>
-    <w:bookmarkEnd w:id="58"/>
-    <w:bookmarkStart w:id="59" w:name="蒸气密度测摩尔质量"/>
+    <w:bookmarkEnd w:id="66"/>
+    <w:bookmarkStart w:id="67" w:name="蒸气密度测摩尔质量"/>
     <w:p>
       <w:pPr>
         <w:pStyle w:val="Heading2"/>
@@ -16957,7 +20367,7 @@
         <w:rPr>
           <w:rFonts w:ascii="Times New Roman" w:hAnsi="Times New Roman" w:eastAsia="Times New Roman" w:cs="Times New Roman"/>
         </w:rPr>
-        <w:t xml:space="preserve">6.43 </w:t>
+        <w:t xml:space="preserve">6.48 </w:t>
       </w:r>
       <w:r>
         <w:rPr>
@@ -17519,8 +20929,8 @@
         </w:pict>
       </w:r>
     </w:p>
-    <w:bookmarkEnd w:id="59"/>
-    <w:bookmarkStart w:id="60" w:name="hf缔合与溶液浓度比"/>
+    <w:bookmarkEnd w:id="67"/>
+    <w:bookmarkStart w:id="68" w:name="hf缔合与溶液浓度比"/>
     <w:p>
       <w:pPr>
         <w:pStyle w:val="Heading2"/>
@@ -17531,7 +20941,7 @@
         <w:rPr>
           <w:rFonts w:ascii="Times New Roman" w:hAnsi="Times New Roman" w:eastAsia="Times New Roman" w:cs="Times New Roman"/>
         </w:rPr>
-        <w:t xml:space="preserve">6.44 </w:t>
+        <w:t xml:space="preserve">6.49 </w:t>
       </w:r>
       <w:r>
         <w:rPr>
@@ -17887,8 +21297,8 @@
         </w:pict>
       </w:r>
     </w:p>
-    <w:bookmarkEnd w:id="60"/>
-    <w:bookmarkStart w:id="64" w:name="ccl4蒸气密度法测m"/>
+    <w:bookmarkEnd w:id="68"/>
+    <w:bookmarkStart w:id="72" w:name="ccl4蒸气密度法测m"/>
     <w:p>
       <w:pPr>
         <w:pStyle w:val="Heading2"/>
@@ -17899,7 +21309,7 @@
         <w:rPr>
           <w:rFonts w:ascii="Times New Roman" w:hAnsi="Times New Roman" w:eastAsia="Times New Roman" w:cs="Times New Roman"/>
         </w:rPr>
-        <w:t xml:space="preserve">6.45 </w:t>
+        <w:t xml:space="preserve">6.50 </w:t>
       </w:r>
       <w:r>
         <w:rPr>
@@ -18454,18 +21864,18 @@
           <wp:inline>
             <wp:extent cx="3240000" cy="4082600"/>
             <wp:effectExtent b="0" l="0" r="0" t="0"/>
-            <wp:docPr descr="" title="" id="62" name="Picture"/>
+            <wp:docPr descr="" title="" id="70" name="Picture"/>
             <a:graphic>
               <a:graphicData uri="http://schemas.openxmlformats.org/drawingml/2006/picture">
                 <pic:pic>
                   <pic:nvPicPr>
-                    <pic:cNvPr descr="f8dd3e02c9723b6336277d64dfa6d403d9557a7e80f1ec410790b0572db34786.jpg" id="63" name="Picture"/>
+                    <pic:cNvPr descr="f8dd3e02c9723b6336277d64dfa6d403d9557a7e80f1ec410790b0572db34786.jpg" id="71" name="Picture"/>
                     <pic:cNvPicPr>
                       <a:picLocks noChangeArrowheads="1" noChangeAspect="1"/>
                     </pic:cNvPicPr>
                   </pic:nvPicPr>
                   <pic:blipFill>
-                    <a:blip r:embed="rId61"/>
+                    <a:blip r:embed="rId69"/>
                     <a:stretch>
                       <a:fillRect/>
                     </a:stretch>
@@ -18735,8 +22145,8 @@
         </w:pict>
       </w:r>
     </w:p>
-    <w:bookmarkEnd w:id="64"/>
-    <w:bookmarkStart w:id="65" w:name="brclx卤素互化物"/>
+    <w:bookmarkEnd w:id="72"/>
+    <w:bookmarkStart w:id="73" w:name="brclx卤素互化物"/>
     <w:p>
       <w:pPr>
         <w:pStyle w:val="Heading2"/>
@@ -18747,7 +22157,7 @@
         <w:rPr>
           <w:rFonts w:ascii="Times New Roman" w:hAnsi="Times New Roman" w:eastAsia="Times New Roman" w:cs="Times New Roman"/>
         </w:rPr>
-        <w:t xml:space="preserve">6.46 </w:t>
+        <w:t xml:space="preserve">6.51 </w:t>
       </w:r>
       <w:r>
         <w:rPr>
@@ -19096,8 +22506,8 @@
         </w:pict>
       </w:r>
     </w:p>
-    <w:bookmarkEnd w:id="65"/>
-    <w:bookmarkStart w:id="66" w:name="喷泉实验定量条件"/>
+    <w:bookmarkEnd w:id="73"/>
+    <w:bookmarkStart w:id="74" w:name="喷泉实验定量条件"/>
     <w:p>
       <w:pPr>
         <w:pStyle w:val="Heading2"/>
@@ -19108,7 +22518,7 @@
         <w:rPr>
           <w:rFonts w:ascii="Times New Roman" w:hAnsi="Times New Roman" w:eastAsia="Times New Roman" w:cs="Times New Roman"/>
         </w:rPr>
-        <w:t xml:space="preserve">6.47 </w:t>
+        <w:t xml:space="preserve">6.52 </w:t>
       </w:r>
       <w:r>
         <w:rPr>
@@ -19353,8 +22763,8 @@
         </w:pict>
       </w:r>
     </w:p>
-    <w:bookmarkEnd w:id="66"/>
-    <w:bookmarkStart w:id="67" w:name="理想气体-1"/>
+    <w:bookmarkEnd w:id="74"/>
+    <w:bookmarkStart w:id="75" w:name="理想气体-1"/>
     <w:p>
       <w:pPr>
         <w:pStyle w:val="Heading2"/>
@@ -19365,7 +22775,7 @@
         <w:rPr>
           <w:rFonts w:ascii="Times New Roman" w:hAnsi="Times New Roman" w:eastAsia="Times New Roman" w:cs="Times New Roman"/>
         </w:rPr>
-        <w:t xml:space="preserve">6.48 </w:t>
+        <w:t xml:space="preserve">6.53 </w:t>
       </w:r>
       <w:r>
         <w:rPr>
@@ -20895,8 +24305,8 @@
         </w:pict>
       </w:r>
     </w:p>
-    <w:bookmarkEnd w:id="67"/>
-    <w:bookmarkStart w:id="71" w:name="氢氧燃料电池吸附过程与航天应"/>
+    <w:bookmarkEnd w:id="75"/>
+    <w:bookmarkStart w:id="79" w:name="氢氧燃料电池吸附过程与航天应"/>
     <w:p>
       <w:pPr>
         <w:pStyle w:val="Heading2"/>
@@ -20907,7 +24317,7 @@
         <w:rPr>
           <w:rFonts w:ascii="Times New Roman" w:hAnsi="Times New Roman" w:eastAsia="Times New Roman" w:cs="Times New Roman"/>
         </w:rPr>
-        <w:t xml:space="preserve">6.49 </w:t>
+        <w:t xml:space="preserve">6.54 </w:t>
       </w:r>
       <w:r>
         <w:rPr>
@@ -21391,18 +24801,18 @@
           <wp:inline>
             <wp:extent cx="3240000" cy="3450887"/>
             <wp:effectExtent b="0" l="0" r="0" t="0"/>
-            <wp:docPr descr="" title="" id="69" name="Picture"/>
+            <wp:docPr descr="" title="" id="77" name="Picture"/>
             <a:graphic>
               <a:graphicData uri="http://schemas.openxmlformats.org/drawingml/2006/picture">
                 <pic:pic>
                   <pic:nvPicPr>
-                    <pic:cNvPr descr="9e6b039f4c35f821bd695cc3fc363e5eebf130400ab0c33a536aef4de2465c55.jpg" id="70" name="Picture"/>
+                    <pic:cNvPr descr="9e6b039f4c35f821bd695cc3fc363e5eebf130400ab0c33a536aef4de2465c55.jpg" id="78" name="Picture"/>
                     <pic:cNvPicPr>
                       <a:picLocks noChangeArrowheads="1" noChangeAspect="1"/>
                     </pic:cNvPicPr>
                   </pic:nvPicPr>
                   <pic:blipFill>
-                    <a:blip r:embed="rId68"/>
+                    <a:blip r:embed="rId76"/>
                     <a:stretch>
                       <a:fillRect/>
                     </a:stretch>
@@ -21585,8 +24995,8 @@
         </w:pict>
       </w:r>
     </w:p>
-    <w:bookmarkEnd w:id="71"/>
-    <w:bookmarkStart w:id="72" w:name="固态氧晶型稳定性"/>
+    <w:bookmarkEnd w:id="79"/>
+    <w:bookmarkStart w:id="80" w:name="固态氧晶型稳定性"/>
     <w:p>
       <w:pPr>
         <w:pStyle w:val="Heading2"/>
@@ -21597,7 +25007,7 @@
         <w:rPr>
           <w:rFonts w:ascii="Times New Roman" w:hAnsi="Times New Roman" w:eastAsia="Times New Roman" w:cs="Times New Roman"/>
         </w:rPr>
-        <w:t xml:space="preserve">6.50 </w:t>
+        <w:t xml:space="preserve">6.55 </w:t>
       </w:r>
       <w:r>
         <w:rPr>
@@ -22155,8 +25565,8 @@
         </w:pict>
       </w:r>
     </w:p>
-    <w:bookmarkEnd w:id="72"/>
-    <w:bookmarkStart w:id="73" w:name="langmuir吸附与多相催化"/>
+    <w:bookmarkEnd w:id="80"/>
+    <w:bookmarkStart w:id="81" w:name="langmuir吸附与多相催化"/>
     <w:p>
       <w:pPr>
         <w:pStyle w:val="Heading2"/>
@@ -22167,7 +25577,7 @@
         <w:rPr>
           <w:rFonts w:ascii="Times New Roman" w:hAnsi="Times New Roman" w:eastAsia="Times New Roman" w:cs="Times New Roman"/>
         </w:rPr>
-        <w:t xml:space="preserve">6.51 </w:t>
+        <w:t xml:space="preserve">6.56 </w:t>
       </w:r>
       <w:r>
         <w:rPr>
@@ -22901,8 +26311,8 @@
         </w:pict>
       </w:r>
     </w:p>
-    <w:bookmarkEnd w:id="73"/>
-    <w:bookmarkStart w:id="74" w:name="镁碳化物与复杂盐推断"/>
+    <w:bookmarkEnd w:id="81"/>
+    <w:bookmarkStart w:id="82" w:name="镁碳化物与复杂盐推断"/>
     <w:p>
       <w:pPr>
         <w:pStyle w:val="Heading2"/>
@@ -22913,7 +26323,7 @@
         <w:rPr>
           <w:rFonts w:ascii="Times New Roman" w:hAnsi="Times New Roman" w:eastAsia="Times New Roman" w:cs="Times New Roman"/>
         </w:rPr>
-        <w:t xml:space="preserve">6.52 </w:t>
+        <w:t xml:space="preserve">6.57 </w:t>
       </w:r>
       <w:r>
         <w:rPr>
@@ -23619,8 +27029,8 @@
         </w:pict>
       </w:r>
     </w:p>
-    <w:bookmarkEnd w:id="74"/>
-    <w:bookmarkStart w:id="75" w:name="x元素摩尔质量测定"/>
+    <w:bookmarkEnd w:id="82"/>
+    <w:bookmarkStart w:id="83" w:name="x元素摩尔质量测定"/>
     <w:p>
       <w:pPr>
         <w:pStyle w:val="Heading2"/>
@@ -23631,7 +27041,7 @@
         <w:rPr>
           <w:rFonts w:ascii="Times New Roman" w:hAnsi="Times New Roman" w:eastAsia="Times New Roman" w:cs="Times New Roman"/>
         </w:rPr>
-        <w:t xml:space="preserve">6.53 </w:t>
+        <w:t xml:space="preserve">6.58 </w:t>
       </w:r>
       <w:r>
         <w:rPr>
@@ -24373,8 +27783,8 @@
         </w:pict>
       </w:r>
     </w:p>
-    <w:bookmarkEnd w:id="75"/>
-    <w:bookmarkStart w:id="76" w:name="argyrodite矿石推断"/>
+    <w:bookmarkEnd w:id="83"/>
+    <w:bookmarkStart w:id="84" w:name="argyrodite矿石推断"/>
     <w:p>
       <w:pPr>
         <w:pStyle w:val="Heading2"/>
@@ -24385,7 +27795,7 @@
         <w:rPr>
           <w:rFonts w:ascii="Times New Roman" w:hAnsi="Times New Roman" w:eastAsia="Times New Roman" w:cs="Times New Roman"/>
         </w:rPr>
-        <w:t xml:space="preserve">6.54 </w:t>
+        <w:t xml:space="preserve">6.59 </w:t>
       </w:r>
       <w:r>
         <w:rPr>
@@ -24968,8 +28378,8 @@
         </w:pict>
       </w:r>
     </w:p>
-    <w:bookmarkEnd w:id="76"/>
-    <w:bookmarkStart w:id="77" w:name="baoh2与nahso4浓度推断"/>
+    <w:bookmarkEnd w:id="84"/>
+    <w:bookmarkStart w:id="85" w:name="baoh2与nahso4浓度推断"/>
     <w:p>
       <w:pPr>
         <w:pStyle w:val="Heading2"/>
@@ -24980,7 +28390,7 @@
         <w:rPr>
           <w:rFonts w:ascii="Times New Roman" w:hAnsi="Times New Roman" w:eastAsia="Times New Roman" w:cs="Times New Roman"/>
         </w:rPr>
-        <w:t xml:space="preserve">6.55 </w:t>
+        <w:t xml:space="preserve">6.60 </w:t>
       </w:r>
       <w:r>
         <w:rPr>
@@ -25503,8 +28913,8 @@
         </w:pict>
       </w:r>
     </w:p>
-    <w:bookmarkEnd w:id="77"/>
-    <w:bookmarkStart w:id="78" w:name="铀氯化物热分解推断"/>
+    <w:bookmarkEnd w:id="85"/>
+    <w:bookmarkStart w:id="86" w:name="铀氯化物热分解推断"/>
     <w:p>
       <w:pPr>
         <w:pStyle w:val="Heading2"/>
@@ -25515,7 +28925,7 @@
         <w:rPr>
           <w:rFonts w:ascii="Times New Roman" w:hAnsi="Times New Roman" w:eastAsia="Times New Roman" w:cs="Times New Roman"/>
         </w:rPr>
-        <w:t xml:space="preserve">6.56 </w:t>
+        <w:t xml:space="preserve">6.61 </w:t>
       </w:r>
       <w:r>
         <w:rPr>
@@ -25908,8 +29318,8 @@
         </w:pict>
       </w:r>
     </w:p>
-    <w:bookmarkEnd w:id="78"/>
-    <w:bookmarkEnd w:id="79"/>
+    <w:bookmarkEnd w:id="86"/>
+    <w:bookmarkEnd w:id="87"/>
     <w:sectPr>
       <w:footerReference w:type="default" r:id="rId9"/>
       <w:headerReference w:type="default" r:id="rId10"/>

--- a/00-首页/题组Word/习题书/第一篇-化学原理/6-化学基础与计量-学生版-打印版.docx
+++ b/00-首页/题组Word/习题书/第一篇-化学原理/6-化学基础与计量-学生版-打印版.docx
@@ -280,6 +280,21 @@
     </w:p>
     <w:p>
       <w:pPr>
+        <w:spacing w:before="0" w:after="0"/>
+      </w:pPr>
+    </w:p>
+    <w:p>
+      <w:pPr>
+        <w:spacing w:before="0" w:after="0"/>
+      </w:pPr>
+    </w:p>
+    <w:p>
+      <w:pPr>
+        <w:spacing w:before="0" w:after="0"/>
+      </w:pPr>
+    </w:p>
+    <w:p>
+      <w:pPr>
         <w:spacing w:before="160" w:after="80"/>
       </w:pPr>
       <w:r>
@@ -590,6 +605,31 @@
     </w:p>
     <w:p>
       <w:pPr>
+        <w:spacing w:before="0" w:after="0"/>
+      </w:pPr>
+    </w:p>
+    <w:p>
+      <w:pPr>
+        <w:spacing w:before="0" w:after="0"/>
+      </w:pPr>
+    </w:p>
+    <w:p>
+      <w:pPr>
+        <w:spacing w:before="0" w:after="0"/>
+      </w:pPr>
+    </w:p>
+    <w:p>
+      <w:pPr>
+        <w:spacing w:before="0" w:after="0"/>
+      </w:pPr>
+    </w:p>
+    <w:p>
+      <w:pPr>
+        <w:spacing w:before="0" w:after="0"/>
+      </w:pPr>
+    </w:p>
+    <w:p>
+      <w:pPr>
         <w:spacing w:before="160" w:after="80"/>
       </w:pPr>
       <w:r>
@@ -715,6 +755,21 @@
     </w:p>
     <w:p>
       <w:pPr>
+        <w:spacing w:before="0" w:after="0"/>
+      </w:pPr>
+    </w:p>
+    <w:p>
+      <w:pPr>
+        <w:spacing w:before="0" w:after="0"/>
+      </w:pPr>
+    </w:p>
+    <w:p>
+      <w:pPr>
+        <w:spacing w:before="0" w:after="0"/>
+      </w:pPr>
+    </w:p>
+    <w:p>
+      <w:pPr>
         <w:spacing w:before="160" w:after="80"/>
       </w:pPr>
       <w:r>
@@ -849,6 +904,21 @@
         </w:rPr>
         <w:t>?</w:t>
       </w:r>
+    </w:p>
+    <w:p>
+      <w:pPr>
+        <w:spacing w:before="0" w:after="0"/>
+      </w:pPr>
+    </w:p>
+    <w:p>
+      <w:pPr>
+        <w:spacing w:before="0" w:after="0"/>
+      </w:pPr>
+    </w:p>
+    <w:p>
+      <w:pPr>
+        <w:spacing w:before="0" w:after="0"/>
+      </w:pPr>
     </w:p>
     <w:p>
       <w:pPr>
@@ -1156,6 +1226,31 @@
     </w:tbl>
     <w:p>
       <w:pPr>
+        <w:spacing w:before="0" w:after="0"/>
+      </w:pPr>
+    </w:p>
+    <w:p>
+      <w:pPr>
+        <w:spacing w:before="0" w:after="0"/>
+      </w:pPr>
+    </w:p>
+    <w:p>
+      <w:pPr>
+        <w:spacing w:before="0" w:after="0"/>
+      </w:pPr>
+    </w:p>
+    <w:p>
+      <w:pPr>
+        <w:spacing w:before="0" w:after="0"/>
+      </w:pPr>
+    </w:p>
+    <w:p>
+      <w:pPr>
+        <w:spacing w:before="0" w:after="0"/>
+      </w:pPr>
+    </w:p>
+    <w:p>
+      <w:pPr>
         <w:spacing w:before="160" w:after="80"/>
       </w:pPr>
       <w:r>
@@ -1299,6 +1394,21 @@
     </w:p>
     <w:p>
       <w:pPr>
+        <w:spacing w:before="0" w:after="0"/>
+      </w:pPr>
+    </w:p>
+    <w:p>
+      <w:pPr>
+        <w:spacing w:before="0" w:after="0"/>
+      </w:pPr>
+    </w:p>
+    <w:p>
+      <w:pPr>
+        <w:spacing w:before="0" w:after="0"/>
+      </w:pPr>
+    </w:p>
+    <w:p>
+      <w:pPr>
         <w:spacing w:before="160" w:after="80"/>
       </w:pPr>
       <w:r>
@@ -1403,6 +1513,21 @@
         </w:rPr>
         <w:t>。</w:t>
       </w:r>
+    </w:p>
+    <w:p>
+      <w:pPr>
+        <w:spacing w:before="0" w:after="0"/>
+      </w:pPr>
+    </w:p>
+    <w:p>
+      <w:pPr>
+        <w:spacing w:before="0" w:after="0"/>
+      </w:pPr>
+    </w:p>
+    <w:p>
+      <w:pPr>
+        <w:spacing w:before="0" w:after="0"/>
+      </w:pPr>
     </w:p>
     <w:p>
       <w:pPr>
@@ -1595,6 +1720,21 @@
     </w:p>
     <w:p>
       <w:pPr>
+        <w:spacing w:before="0" w:after="0"/>
+      </w:pPr>
+    </w:p>
+    <w:p>
+      <w:pPr>
+        <w:spacing w:before="0" w:after="0"/>
+      </w:pPr>
+    </w:p>
+    <w:p>
+      <w:pPr>
+        <w:spacing w:before="0" w:after="0"/>
+      </w:pPr>
+    </w:p>
+    <w:p>
+      <w:pPr>
         <w:spacing w:before="160" w:after="80"/>
       </w:pPr>
       <w:r>
@@ -1937,6 +2077,31 @@
     </w:p>
     <w:p>
       <w:pPr>
+        <w:spacing w:before="0" w:after="0"/>
+      </w:pPr>
+    </w:p>
+    <w:p>
+      <w:pPr>
+        <w:spacing w:before="0" w:after="0"/>
+      </w:pPr>
+    </w:p>
+    <w:p>
+      <w:pPr>
+        <w:spacing w:before="0" w:after="0"/>
+      </w:pPr>
+    </w:p>
+    <w:p>
+      <w:pPr>
+        <w:spacing w:before="0" w:after="0"/>
+      </w:pPr>
+    </w:p>
+    <w:p>
+      <w:pPr>
+        <w:spacing w:before="0" w:after="0"/>
+      </w:pPr>
+    </w:p>
+    <w:p>
+      <w:pPr>
         <w:spacing w:before="160" w:after="80"/>
       </w:pPr>
       <w:r>
@@ -2224,6 +2389,31 @@
     </w:p>
     <w:p>
       <w:pPr>
+        <w:spacing w:before="0" w:after="0"/>
+      </w:pPr>
+    </w:p>
+    <w:p>
+      <w:pPr>
+        <w:spacing w:before="0" w:after="0"/>
+      </w:pPr>
+    </w:p>
+    <w:p>
+      <w:pPr>
+        <w:spacing w:before="0" w:after="0"/>
+      </w:pPr>
+    </w:p>
+    <w:p>
+      <w:pPr>
+        <w:spacing w:before="0" w:after="0"/>
+      </w:pPr>
+    </w:p>
+    <w:p>
+      <w:pPr>
+        <w:spacing w:before="0" w:after="0"/>
+      </w:pPr>
+    </w:p>
+    <w:p>
+      <w:pPr>
         <w:spacing w:before="160" w:after="80"/>
       </w:pPr>
       <w:r>
@@ -2454,6 +2644,31 @@
         </w:rPr>
         <w:t xml:space="preserve">kPa。）</w:t>
       </w:r>
+    </w:p>
+    <w:p>
+      <w:pPr>
+        <w:spacing w:before="0" w:after="0"/>
+      </w:pPr>
+    </w:p>
+    <w:p>
+      <w:pPr>
+        <w:spacing w:before="0" w:after="0"/>
+      </w:pPr>
+    </w:p>
+    <w:p>
+      <w:pPr>
+        <w:spacing w:before="0" w:after="0"/>
+      </w:pPr>
+    </w:p>
+    <w:p>
+      <w:pPr>
+        <w:spacing w:before="0" w:after="0"/>
+      </w:pPr>
+    </w:p>
+    <w:p>
+      <w:pPr>
+        <w:spacing w:before="0" w:after="0"/>
+      </w:pPr>
     </w:p>
     <w:p>
       <w:pPr>
@@ -2951,7 +3166,7 @@
         </w:rPr>
         <w:drawing>
           <wp:inline>
-            <wp:extent cx="3240000" cy="3152432"/>
+            <wp:extent cx="3226528" cy="3152432"/>
             <wp:effectExtent b="0" l="0" r="0" t="0"/>
             <wp:docPr descr="" title="" id="22" name="Picture"/>
             <a:graphic>
@@ -2972,7 +3187,7 @@
                   <pic:spPr bwMode="auto">
                     <a:xfrm>
                       <a:off x="0" y="0"/>
-                      <a:ext cx="3240000" cy="3152432"/>
+                      <a:ext cx="3226528" cy="3152432"/>
                     </a:xfrm>
                     <a:prstGeom prst="rect">
                       <a:avLst/>
@@ -2993,6 +3208,31 @@
     </w:p>
     <w:p>
       <w:pPr>
+        <w:spacing w:before="0" w:after="0"/>
+      </w:pPr>
+    </w:p>
+    <w:p>
+      <w:pPr>
+        <w:spacing w:before="0" w:after="0"/>
+      </w:pPr>
+    </w:p>
+    <w:p>
+      <w:pPr>
+        <w:spacing w:before="0" w:after="0"/>
+      </w:pPr>
+    </w:p>
+    <w:p>
+      <w:pPr>
+        <w:spacing w:before="0" w:after="0"/>
+      </w:pPr>
+    </w:p>
+    <w:p>
+      <w:pPr>
+        <w:spacing w:before="0" w:after="0"/>
+      </w:pPr>
+    </w:p>
+    <w:p>
+      <w:pPr>
         <w:spacing w:before="160" w:after="80"/>
       </w:pPr>
       <w:r>
@@ -3025,6 +3265,8 @@
     <w:p>
       <w:pPr>
         <w:pStyle w:val="FirstParagraph"/>
+        <w:ind w:left="480" w:hanging="480"/>
+        <w:spacing w:after="0"/>
       </w:pPr>
       <w:r>
         <w:rPr>
@@ -3050,6 +3292,13 @@
         </w:rPr>
         <w:t xml:space="preserve"> </w:t>
       </w:r>
+    </w:p>
+    <w:p>
+      <w:pPr>
+        <w:pStyle w:val="FirstParagraph"/>
+        <w:ind w:left="480" w:hanging="480"/>
+        <w:spacing w:before="0" w:after="0"/>
+      </w:pPr>
       <w:r>
         <w:rPr>
           <w:rFonts w:ascii="Times New Roman" w:hAnsi="Times New Roman" w:eastAsia="Times New Roman" w:cs="Times New Roman"/>
@@ -3082,11 +3331,44 @@
         </w:rPr>
         <w:t xml:space="preserve"> </w:t>
       </w:r>
-      <w:r>
-        <w:rPr>
-          <w:rFonts w:ascii="Times New Roman" w:hAnsi="Times New Roman" w:eastAsia="Times New Roman" w:cs="Times New Roman"/>
-        </w:rPr>
-        <w:t xml:space="preserve">B. CO C. HF D.</w:t>
+    </w:p>
+    <w:p>
+      <w:pPr>
+        <w:pStyle w:val="FirstParagraph"/>
+        <w:ind w:left="480" w:hanging="480"/>
+        <w:spacing w:before="0" w:after="0"/>
+      </w:pPr>
+      <w:r>
+        <w:rPr>
+          <w:rFonts w:ascii="Times New Roman" w:hAnsi="Times New Roman" w:eastAsia="Times New Roman" w:cs="Times New Roman"/>
+        </w:rPr>
+        <w:t xml:space="preserve">B. CO </w:t>
+      </w:r>
+    </w:p>
+    <w:p>
+      <w:pPr>
+        <w:pStyle w:val="FirstParagraph"/>
+        <w:ind w:left="480" w:hanging="480"/>
+        <w:spacing w:before="0" w:after="0"/>
+      </w:pPr>
+      <w:r>
+        <w:rPr>
+          <w:rFonts w:ascii="Times New Roman" w:hAnsi="Times New Roman" w:eastAsia="Times New Roman" w:cs="Times New Roman"/>
+        </w:rPr>
+        <w:t xml:space="preserve">C. HF </w:t>
+      </w:r>
+    </w:p>
+    <w:p>
+      <w:pPr>
+        <w:pStyle w:val="FirstParagraph"/>
+        <w:ind w:left="480" w:hanging="480"/>
+        <w:spacing w:before="0" w:after="180"/>
+      </w:pPr>
+      <w:r>
+        <w:rPr>
+          <w:rFonts w:ascii="Times New Roman" w:hAnsi="Times New Roman" w:eastAsia="Times New Roman" w:cs="Times New Roman"/>
+        </w:rPr>
+        <w:t xml:space="preserve">D.</w:t>
       </w:r>
       <w:r>
         <w:rPr>
@@ -3114,6 +3396,16 @@
     </w:p>
     <w:p>
       <w:pPr>
+        <w:spacing w:before="0" w:after="0"/>
+      </w:pPr>
+    </w:p>
+    <w:p>
+      <w:pPr>
+        <w:spacing w:before="0" w:after="0"/>
+      </w:pPr>
+    </w:p>
+    <w:p>
+      <w:pPr>
         <w:spacing w:before="160" w:after="80"/>
       </w:pPr>
       <w:r>
@@ -3146,6 +3438,8 @@
     <w:p>
       <w:pPr>
         <w:pStyle w:val="FirstParagraph"/>
+        <w:ind w:left="480" w:hanging="480"/>
+        <w:spacing w:after="0"/>
       </w:pPr>
       <w:r>
         <w:rPr>
@@ -3183,6 +3477,13 @@
         </w:rPr>
         <w:t xml:space="preserve"> </w:t>
       </w:r>
+    </w:p>
+    <w:p>
+      <w:pPr>
+        <w:pStyle w:val="FirstParagraph"/>
+        <w:ind w:left="480" w:hanging="480"/>
+        <w:spacing w:before="0" w:after="0"/>
+      </w:pPr>
       <w:r>
         <w:rPr>
           <w:rFonts w:ascii="Times New Roman" w:hAnsi="Times New Roman" w:eastAsia="Times New Roman" w:cs="Times New Roman"/>
@@ -3199,7 +3500,20 @@
         <w:rPr>
           <w:rFonts w:ascii="Times New Roman" w:hAnsi="Times New Roman" w:eastAsia="Times New Roman" w:cs="Times New Roman"/>
         </w:rPr>
-        <w:t xml:space="preserve"> B. </w:t>
+        <w:t xml:space="preserve"> </w:t>
+      </w:r>
+    </w:p>
+    <w:p>
+      <w:pPr>
+        <w:pStyle w:val="FirstParagraph"/>
+        <w:ind w:left="480" w:hanging="480"/>
+        <w:spacing w:before="0" w:after="0"/>
+      </w:pPr>
+      <w:r>
+        <w:rPr>
+          <w:rFonts w:ascii="Times New Roman" w:hAnsi="Times New Roman" w:eastAsia="Times New Roman" w:cs="Times New Roman"/>
+        </w:rPr>
+        <w:t xml:space="preserve">B. </w:t>
       </w:r>
       <w:r>
         <w:rPr>
@@ -3211,7 +3525,20 @@
         <w:rPr>
           <w:rFonts w:ascii="Times New Roman" w:hAnsi="Times New Roman" w:eastAsia="Times New Roman" w:cs="Times New Roman"/>
         </w:rPr>
-        <w:t xml:space="preserve"> C. </w:t>
+        <w:t xml:space="preserve"> </w:t>
+      </w:r>
+    </w:p>
+    <w:p>
+      <w:pPr>
+        <w:pStyle w:val="FirstParagraph"/>
+        <w:ind w:left="480" w:hanging="480"/>
+        <w:spacing w:before="0" w:after="0"/>
+      </w:pPr>
+      <w:r>
+        <w:rPr>
+          <w:rFonts w:ascii="Times New Roman" w:hAnsi="Times New Roman" w:eastAsia="Times New Roman" w:cs="Times New Roman"/>
+        </w:rPr>
+        <w:t xml:space="preserve">C. </w:t>
       </w:r>
       <w:r>
         <w:rPr>
@@ -3223,7 +3550,20 @@
         <w:rPr>
           <w:rFonts w:ascii="Times New Roman" w:hAnsi="Times New Roman" w:eastAsia="Times New Roman" w:cs="Times New Roman"/>
         </w:rPr>
-        <w:t xml:space="preserve"> D. </w:t>
+        <w:t xml:space="preserve"> </w:t>
+      </w:r>
+    </w:p>
+    <w:p>
+      <w:pPr>
+        <w:pStyle w:val="FirstParagraph"/>
+        <w:ind w:left="480" w:hanging="480"/>
+        <w:spacing w:before="0" w:after="180"/>
+      </w:pPr>
+      <w:r>
+        <w:rPr>
+          <w:rFonts w:ascii="Times New Roman" w:hAnsi="Times New Roman" w:eastAsia="Times New Roman" w:cs="Times New Roman"/>
+        </w:rPr>
+        <w:t xml:space="preserve">D. </w:t>
       </w:r>
       <w:r>
         <w:rPr>
@@ -3231,6 +3571,16 @@
         </w:rPr>
         <w:t xml:space="preserve">其硬度和熔点相近</w:t>
       </w:r>
+    </w:p>
+    <w:p>
+      <w:pPr>
+        <w:spacing w:before="0" w:after="0"/>
+      </w:pPr>
+    </w:p>
+    <w:p>
+      <w:pPr>
+        <w:spacing w:before="0" w:after="0"/>
+      </w:pPr>
     </w:p>
     <w:p>
       <w:pPr>
@@ -3487,6 +3837,8 @@
     <w:p>
       <w:pPr>
         <w:pStyle w:val="BodyText"/>
+        <w:ind w:left="480" w:hanging="480"/>
+        <w:spacing w:after="0"/>
       </w:pPr>
       <w:r>
         <w:rPr>
@@ -3582,12 +3934,13 @@
         </w:rPr>
         <w:t xml:space="preserve">的相对分子质量大得多</w:t>
       </w:r>
-      <w:r>
-        <w:rPr>
-          <w:rFonts w:ascii="Times New Roman" w:hAnsi="Times New Roman" w:eastAsia="Times New Roman" w:cs="Times New Roman"/>
-        </w:rPr>
-        <w:br/>
-      </w:r>
+    </w:p>
+    <w:p>
+      <w:pPr>
+        <w:pStyle w:val="BodyText"/>
+        <w:ind w:left="480" w:hanging="480"/>
+        <w:spacing w:before="0" w:after="0"/>
+      </w:pPr>
       <w:r>
         <w:rPr>
           <w:rFonts w:ascii="Times New Roman" w:hAnsi="Times New Roman" w:eastAsia="Times New Roman" w:cs="Times New Roman"/>
@@ -3688,12 +4041,13 @@
         </w:rPr>
         <w:t xml:space="preserve">形成分子内氢键</w:t>
       </w:r>
-      <w:r>
-        <w:rPr>
-          <w:rFonts w:ascii="Times New Roman" w:hAnsi="Times New Roman" w:eastAsia="Times New Roman" w:cs="Times New Roman"/>
-        </w:rPr>
-        <w:br/>
-      </w:r>
+    </w:p>
+    <w:p>
+      <w:pPr>
+        <w:pStyle w:val="BodyText"/>
+        <w:ind w:left="480" w:hanging="480"/>
+        <w:spacing w:before="0" w:after="0"/>
+      </w:pPr>
       <w:r>
         <w:rPr>
           <w:rFonts w:ascii="Times New Roman" w:hAnsi="Times New Roman" w:eastAsia="Times New Roman" w:cs="Times New Roman"/>
@@ -3794,12 +4148,13 @@
         </w:rPr>
         <w:t xml:space="preserve">形成分子间氢键</w:t>
       </w:r>
-      <w:r>
-        <w:rPr>
-          <w:rFonts w:ascii="Times New Roman" w:hAnsi="Times New Roman" w:eastAsia="Times New Roman" w:cs="Times New Roman"/>
-        </w:rPr>
-        <w:br/>
-      </w:r>
+    </w:p>
+    <w:p>
+      <w:pPr>
+        <w:pStyle w:val="BodyText"/>
+        <w:ind w:left="480" w:hanging="480"/>
+        <w:spacing w:before="0" w:after="180"/>
+      </w:pPr>
       <w:r>
         <w:rPr>
           <w:rFonts w:ascii="Times New Roman" w:hAnsi="Times New Roman" w:eastAsia="Times New Roman" w:cs="Times New Roman"/>
@@ -3969,6 +4324,16 @@
     </w:p>
     <w:p>
       <w:pPr>
+        <w:spacing w:before="0" w:after="0"/>
+      </w:pPr>
+    </w:p>
+    <w:p>
+      <w:pPr>
+        <w:spacing w:before="0" w:after="0"/>
+      </w:pPr>
+    </w:p>
+    <w:p>
+      <w:pPr>
         <w:spacing w:before="160" w:after="80"/>
       </w:pPr>
       <w:r>
@@ -4001,6 +4366,8 @@
     <w:p>
       <w:pPr>
         <w:pStyle w:val="FirstParagraph"/>
+        <w:ind w:left="480" w:hanging="480"/>
+        <w:spacing w:after="0"/>
       </w:pPr>
       <w:r>
         <w:rPr>
@@ -4277,12 +4644,68 @@
         </w:rPr>
         <w:t xml:space="preserve"> </w:t>
       </w:r>
-      <w:r>
-        <w:rPr>
-          <w:rFonts w:ascii="Times New Roman" w:hAnsi="Times New Roman" w:eastAsia="Times New Roman" w:cs="Times New Roman"/>
-        </w:rPr>
-        <w:t xml:space="preserve">A. ①②③④ B. ② C. ②③ D. ①②③</w:t>
-      </w:r>
+    </w:p>
+    <w:p>
+      <w:pPr>
+        <w:pStyle w:val="FirstParagraph"/>
+        <w:ind w:left="480" w:hanging="480"/>
+        <w:spacing w:before="0" w:after="0"/>
+      </w:pPr>
+      <w:r>
+        <w:rPr>
+          <w:rFonts w:ascii="Times New Roman" w:hAnsi="Times New Roman" w:eastAsia="Times New Roman" w:cs="Times New Roman"/>
+        </w:rPr>
+        <w:t xml:space="preserve">A. ①②③④ </w:t>
+      </w:r>
+    </w:p>
+    <w:p>
+      <w:pPr>
+        <w:pStyle w:val="FirstParagraph"/>
+        <w:ind w:left="480" w:hanging="480"/>
+        <w:spacing w:before="0" w:after="0"/>
+      </w:pPr>
+      <w:r>
+        <w:rPr>
+          <w:rFonts w:ascii="Times New Roman" w:hAnsi="Times New Roman" w:eastAsia="Times New Roman" w:cs="Times New Roman"/>
+        </w:rPr>
+        <w:t xml:space="preserve">B. ② </w:t>
+      </w:r>
+    </w:p>
+    <w:p>
+      <w:pPr>
+        <w:pStyle w:val="FirstParagraph"/>
+        <w:ind w:left="480" w:hanging="480"/>
+        <w:spacing w:before="0" w:after="0"/>
+      </w:pPr>
+      <w:r>
+        <w:rPr>
+          <w:rFonts w:ascii="Times New Roman" w:hAnsi="Times New Roman" w:eastAsia="Times New Roman" w:cs="Times New Roman"/>
+        </w:rPr>
+        <w:t xml:space="preserve">C. ②③ </w:t>
+      </w:r>
+    </w:p>
+    <w:p>
+      <w:pPr>
+        <w:pStyle w:val="FirstParagraph"/>
+        <w:ind w:left="480" w:hanging="480"/>
+        <w:spacing w:before="0" w:after="180"/>
+      </w:pPr>
+      <w:r>
+        <w:rPr>
+          <w:rFonts w:ascii="Times New Roman" w:hAnsi="Times New Roman" w:eastAsia="Times New Roman" w:cs="Times New Roman"/>
+        </w:rPr>
+        <w:t xml:space="preserve">D. ①②③</w:t>
+      </w:r>
+    </w:p>
+    <w:p>
+      <w:pPr>
+        <w:spacing w:before="0" w:after="0"/>
+      </w:pPr>
+    </w:p>
+    <w:p>
+      <w:pPr>
+        <w:spacing w:before="0" w:after="0"/>
+      </w:pPr>
     </w:p>
     <w:p>
       <w:pPr>
@@ -4318,6 +4741,8 @@
     <w:p>
       <w:pPr>
         <w:pStyle w:val="FirstParagraph"/>
+        <w:ind w:left="480" w:hanging="480"/>
+        <w:spacing w:after="0"/>
       </w:pPr>
       <w:r>
         <w:rPr>
@@ -4337,6 +4762,13 @@
         </w:rPr>
         <w:t xml:space="preserve"> </w:t>
       </w:r>
+    </w:p>
+    <w:p>
+      <w:pPr>
+        <w:pStyle w:val="FirstParagraph"/>
+        <w:ind w:left="480" w:hanging="480"/>
+        <w:spacing w:before="0" w:after="0"/>
+      </w:pPr>
       <w:r>
         <w:rPr>
           <w:rFonts w:hint="eastAsia" w:ascii="Times New Roman" w:hAnsi="Times New Roman" w:eastAsia="Times New Roman" w:cs="Times New Roman"/>
@@ -4349,12 +4781,13 @@
         </w:rPr>
         <w:t>色散力仅存在于非极性分子之间</w:t>
       </w:r>
-      <w:r>
-        <w:rPr>
-          <w:rFonts w:ascii="Times New Roman" w:hAnsi="Times New Roman" w:eastAsia="Times New Roman" w:cs="Times New Roman"/>
-        </w:rPr>
-        <w:br/>
-      </w:r>
+    </w:p>
+    <w:p>
+      <w:pPr>
+        <w:pStyle w:val="FirstParagraph"/>
+        <w:ind w:left="480" w:hanging="480"/>
+        <w:spacing w:before="0" w:after="0"/>
+      </w:pPr>
       <w:r>
         <w:rPr>
           <w:rFonts w:hint="eastAsia" w:ascii="Times New Roman" w:hAnsi="Times New Roman" w:eastAsia="Times New Roman" w:cs="Times New Roman"/>
@@ -4367,12 +4800,13 @@
         </w:rPr>
         <w:t>极性分子之间的作用力称为取向力</w:t>
       </w:r>
-      <w:r>
-        <w:rPr>
-          <w:rFonts w:ascii="Times New Roman" w:hAnsi="Times New Roman" w:eastAsia="Times New Roman" w:cs="Times New Roman"/>
-        </w:rPr>
-        <w:br/>
-      </w:r>
+    </w:p>
+    <w:p>
+      <w:pPr>
+        <w:pStyle w:val="FirstParagraph"/>
+        <w:ind w:left="480" w:hanging="480"/>
+        <w:spacing w:before="0" w:after="0"/>
+      </w:pPr>
       <w:r>
         <w:rPr>
           <w:rFonts w:hint="eastAsia" w:ascii="Times New Roman" w:hAnsi="Times New Roman" w:eastAsia="Times New Roman" w:cs="Times New Roman"/>
@@ -4385,12 +4819,13 @@
         </w:rPr>
         <w:t>诱导力仅存在于极性分子与非极性分子之间</w:t>
       </w:r>
-      <w:r>
-        <w:rPr>
-          <w:rFonts w:ascii="Times New Roman" w:hAnsi="Times New Roman" w:eastAsia="Times New Roman" w:cs="Times New Roman"/>
-        </w:rPr>
-        <w:br/>
-      </w:r>
+    </w:p>
+    <w:p>
+      <w:pPr>
+        <w:pStyle w:val="FirstParagraph"/>
+        <w:ind w:left="480" w:hanging="480"/>
+        <w:spacing w:before="0" w:after="180"/>
+      </w:pPr>
       <w:r>
         <w:rPr>
           <w:rFonts w:hint="eastAsia" w:ascii="Times New Roman" w:hAnsi="Times New Roman" w:eastAsia="Times New Roman" w:cs="Times New Roman"/>
@@ -4427,6 +4862,16 @@
         </w:rPr>
         <w:t>沸点也会高于相对分子质量大的物质</w:t>
       </w:r>
+    </w:p>
+    <w:p>
+      <w:pPr>
+        <w:spacing w:before="0" w:after="0"/>
+      </w:pPr>
+    </w:p>
+    <w:p>
+      <w:pPr>
+        <w:spacing w:before="0" w:after="0"/>
+      </w:pPr>
     </w:p>
     <w:p>
       <w:pPr>
@@ -4462,6 +4907,8 @@
     <w:p>
       <w:pPr>
         <w:pStyle w:val="FirstParagraph"/>
+        <w:ind w:left="480" w:hanging="480"/>
+        <w:spacing w:after="0"/>
       </w:pPr>
       <w:r>
         <w:rPr>
@@ -4499,11 +4946,31 @@
         </w:rPr>
         <w:t xml:space="preserve"> </w:t>
       </w:r>
-      <w:r>
-        <w:rPr>
-          <w:rFonts w:ascii="Times New Roman" w:hAnsi="Times New Roman" w:eastAsia="Times New Roman" w:cs="Times New Roman"/>
-        </w:rPr>
-        <w:t xml:space="preserve">A. K B.</w:t>
+    </w:p>
+    <w:p>
+      <w:pPr>
+        <w:pStyle w:val="FirstParagraph"/>
+        <w:ind w:left="480" w:hanging="480"/>
+        <w:spacing w:before="0" w:after="0"/>
+      </w:pPr>
+      <w:r>
+        <w:rPr>
+          <w:rFonts w:ascii="Times New Roman" w:hAnsi="Times New Roman" w:eastAsia="Times New Roman" w:cs="Times New Roman"/>
+        </w:rPr>
+        <w:t xml:space="preserve">A. K </w:t>
+      </w:r>
+    </w:p>
+    <w:p>
+      <w:pPr>
+        <w:pStyle w:val="FirstParagraph"/>
+        <w:ind w:left="480" w:hanging="480"/>
+        <w:spacing w:before="0" w:after="0"/>
+      </w:pPr>
+      <w:r>
+        <w:rPr>
+          <w:rFonts w:ascii="Times New Roman" w:hAnsi="Times New Roman" w:eastAsia="Times New Roman" w:cs="Times New Roman"/>
+        </w:rPr>
+        <w:t xml:space="preserve">B.</w:t>
       </w:r>
       <w:r>
         <w:rPr>
@@ -4534,11 +5001,31 @@
         </w:rPr>
         <w:t xml:space="preserve"> </w:t>
       </w:r>
-      <w:r>
-        <w:rPr>
-          <w:rFonts w:ascii="Times New Roman" w:hAnsi="Times New Roman" w:eastAsia="Times New Roman" w:cs="Times New Roman"/>
-        </w:rPr>
-        <w:t xml:space="preserve">C. SiC D.</w:t>
+    </w:p>
+    <w:p>
+      <w:pPr>
+        <w:pStyle w:val="FirstParagraph"/>
+        <w:ind w:left="480" w:hanging="480"/>
+        <w:spacing w:before="0" w:after="0"/>
+      </w:pPr>
+      <w:r>
+        <w:rPr>
+          <w:rFonts w:ascii="Times New Roman" w:hAnsi="Times New Roman" w:eastAsia="Times New Roman" w:cs="Times New Roman"/>
+        </w:rPr>
+        <w:t xml:space="preserve">C. SiC </w:t>
+      </w:r>
+    </w:p>
+    <w:p>
+      <w:pPr>
+        <w:pStyle w:val="FirstParagraph"/>
+        <w:ind w:left="480" w:hanging="480"/>
+        <w:spacing w:before="0" w:after="180"/>
+      </w:pPr>
+      <w:r>
+        <w:rPr>
+          <w:rFonts w:ascii="Times New Roman" w:hAnsi="Times New Roman" w:eastAsia="Times New Roman" w:cs="Times New Roman"/>
+        </w:rPr>
+        <w:t xml:space="preserve">D.</w:t>
       </w:r>
       <w:r>
         <w:rPr>
@@ -4566,6 +5053,16 @@
           </m:sub>
         </m:sSub>
       </m:oMath>
+    </w:p>
+    <w:p>
+      <w:pPr>
+        <w:spacing w:before="0" w:after="0"/>
+      </w:pPr>
+    </w:p>
+    <w:p>
+      <w:pPr>
+        <w:spacing w:before="0" w:after="0"/>
+      </w:pPr>
     </w:p>
     <w:p>
       <w:pPr>
@@ -4760,6 +5257,31 @@
     </w:p>
     <w:p>
       <w:pPr>
+        <w:spacing w:before="0" w:after="0"/>
+      </w:pPr>
+    </w:p>
+    <w:p>
+      <w:pPr>
+        <w:spacing w:before="0" w:after="0"/>
+      </w:pPr>
+    </w:p>
+    <w:p>
+      <w:pPr>
+        <w:spacing w:before="0" w:after="0"/>
+      </w:pPr>
+    </w:p>
+    <w:p>
+      <w:pPr>
+        <w:spacing w:before="0" w:after="0"/>
+      </w:pPr>
+    </w:p>
+    <w:p>
+      <w:pPr>
+        <w:spacing w:before="0" w:after="0"/>
+      </w:pPr>
+    </w:p>
+    <w:p>
+      <w:pPr>
         <w:spacing w:before="160" w:after="80"/>
       </w:pPr>
       <w:r>
@@ -5048,6 +5570,21 @@
         </w:rPr>
         <w:t>？</w:t>
       </w:r>
+    </w:p>
+    <w:p>
+      <w:pPr>
+        <w:spacing w:before="0" w:after="0"/>
+      </w:pPr>
+    </w:p>
+    <w:p>
+      <w:pPr>
+        <w:spacing w:before="0" w:after="0"/>
+      </w:pPr>
+    </w:p>
+    <w:p>
+      <w:pPr>
+        <w:spacing w:before="0" w:after="0"/>
+      </w:pPr>
     </w:p>
     <w:p>
       <w:pPr>
@@ -6030,6 +6567,46 @@
     </w:p>
     <w:p>
       <w:pPr>
+        <w:spacing w:before="0" w:after="0"/>
+      </w:pPr>
+    </w:p>
+    <w:p>
+      <w:pPr>
+        <w:spacing w:before="0" w:after="0"/>
+      </w:pPr>
+    </w:p>
+    <w:p>
+      <w:pPr>
+        <w:spacing w:before="0" w:after="0"/>
+      </w:pPr>
+    </w:p>
+    <w:p>
+      <w:pPr>
+        <w:spacing w:before="0" w:after="0"/>
+      </w:pPr>
+    </w:p>
+    <w:p>
+      <w:pPr>
+        <w:spacing w:before="0" w:after="0"/>
+      </w:pPr>
+    </w:p>
+    <w:p>
+      <w:pPr>
+        <w:spacing w:before="0" w:after="0"/>
+      </w:pPr>
+    </w:p>
+    <w:p>
+      <w:pPr>
+        <w:spacing w:before="0" w:after="0"/>
+      </w:pPr>
+    </w:p>
+    <w:p>
+      <w:pPr>
+        <w:spacing w:before="0" w:after="0"/>
+      </w:pPr>
+    </w:p>
+    <w:p>
+      <w:pPr>
         <w:spacing w:before="160" w:after="80"/>
       </w:pPr>
       <w:r>
@@ -6726,6 +7303,46 @@
     </w:p>
     <w:p>
       <w:pPr>
+        <w:spacing w:before="0" w:after="0"/>
+      </w:pPr>
+    </w:p>
+    <w:p>
+      <w:pPr>
+        <w:spacing w:before="0" w:after="0"/>
+      </w:pPr>
+    </w:p>
+    <w:p>
+      <w:pPr>
+        <w:spacing w:before="0" w:after="0"/>
+      </w:pPr>
+    </w:p>
+    <w:p>
+      <w:pPr>
+        <w:spacing w:before="0" w:after="0"/>
+      </w:pPr>
+    </w:p>
+    <w:p>
+      <w:pPr>
+        <w:spacing w:before="0" w:after="0"/>
+      </w:pPr>
+    </w:p>
+    <w:p>
+      <w:pPr>
+        <w:spacing w:before="0" w:after="0"/>
+      </w:pPr>
+    </w:p>
+    <w:p>
+      <w:pPr>
+        <w:spacing w:before="0" w:after="0"/>
+      </w:pPr>
+    </w:p>
+    <w:p>
+      <w:pPr>
+        <w:spacing w:before="0" w:after="0"/>
+      </w:pPr>
+    </w:p>
+    <w:p>
+      <w:pPr>
         <w:spacing w:before="160" w:after="80"/>
       </w:pPr>
       <w:r>
@@ -6758,6 +7375,8 @@
     <w:p>
       <w:pPr>
         <w:pStyle w:val="FirstParagraph"/>
+        <w:ind w:left="480" w:hanging="480"/>
+        <w:spacing w:after="0"/>
       </w:pPr>
       <w:r>
         <w:rPr>
@@ -7008,12 +7627,68 @@
         </w:rPr>
         <w:t xml:space="preserve"> </w:t>
       </w:r>
-      <w:r>
-        <w:rPr>
-          <w:rFonts w:ascii="Times New Roman" w:hAnsi="Times New Roman" w:eastAsia="Times New Roman" w:cs="Times New Roman"/>
-        </w:rPr>
-        <w:t xml:space="preserve">A. 273.6℃ B. 351℃ C. 624℃ D. 425.4℃</w:t>
-      </w:r>
+    </w:p>
+    <w:p>
+      <w:pPr>
+        <w:pStyle w:val="FirstParagraph"/>
+        <w:ind w:left="480" w:hanging="480"/>
+        <w:spacing w:before="0" w:after="0"/>
+      </w:pPr>
+      <w:r>
+        <w:rPr>
+          <w:rFonts w:ascii="Times New Roman" w:hAnsi="Times New Roman" w:eastAsia="Times New Roman" w:cs="Times New Roman"/>
+        </w:rPr>
+        <w:t xml:space="preserve">A. 273.6℃ </w:t>
+      </w:r>
+    </w:p>
+    <w:p>
+      <w:pPr>
+        <w:pStyle w:val="FirstParagraph"/>
+        <w:ind w:left="480" w:hanging="480"/>
+        <w:spacing w:before="0" w:after="0"/>
+      </w:pPr>
+      <w:r>
+        <w:rPr>
+          <w:rFonts w:ascii="Times New Roman" w:hAnsi="Times New Roman" w:eastAsia="Times New Roman" w:cs="Times New Roman"/>
+        </w:rPr>
+        <w:t xml:space="preserve">B. 351℃ </w:t>
+      </w:r>
+    </w:p>
+    <w:p>
+      <w:pPr>
+        <w:pStyle w:val="FirstParagraph"/>
+        <w:ind w:left="480" w:hanging="480"/>
+        <w:spacing w:before="0" w:after="0"/>
+      </w:pPr>
+      <w:r>
+        <w:rPr>
+          <w:rFonts w:ascii="Times New Roman" w:hAnsi="Times New Roman" w:eastAsia="Times New Roman" w:cs="Times New Roman"/>
+        </w:rPr>
+        <w:t xml:space="preserve">C. 624℃ </w:t>
+      </w:r>
+    </w:p>
+    <w:p>
+      <w:pPr>
+        <w:pStyle w:val="FirstParagraph"/>
+        <w:ind w:left="480" w:hanging="480"/>
+        <w:spacing w:before="0" w:after="180"/>
+      </w:pPr>
+      <w:r>
+        <w:rPr>
+          <w:rFonts w:ascii="Times New Roman" w:hAnsi="Times New Roman" w:eastAsia="Times New Roman" w:cs="Times New Roman"/>
+        </w:rPr>
+        <w:t xml:space="preserve">D. 425.4℃</w:t>
+      </w:r>
+    </w:p>
+    <w:p>
+      <w:pPr>
+        <w:spacing w:before="0" w:after="0"/>
+      </w:pPr>
+    </w:p>
+    <w:p>
+      <w:pPr>
+        <w:spacing w:before="0" w:after="0"/>
+      </w:pPr>
     </w:p>
     <w:p>
       <w:pPr>
@@ -7196,6 +7871,8 @@
     <w:p>
       <w:pPr>
         <w:pStyle w:val="BodyText"/>
+        <w:ind w:left="480" w:hanging="480"/>
+        <w:spacing w:after="0"/>
       </w:pPr>
       <w:r>
         <w:rPr>
@@ -7213,7 +7890,20 @@
         <w:rPr>
           <w:rFonts w:ascii="Times New Roman" w:hAnsi="Times New Roman" w:eastAsia="Times New Roman" w:cs="Times New Roman"/>
         </w:rPr>
-        <w:t xml:space="preserve">　　B. </w:t>
+        <w:t xml:space="preserve">　　</w:t>
+      </w:r>
+    </w:p>
+    <w:p>
+      <w:pPr>
+        <w:pStyle w:val="BodyText"/>
+        <w:ind w:left="480" w:hanging="480"/>
+        <w:spacing w:before="0" w:after="0"/>
+      </w:pPr>
+      <w:r>
+        <w:rPr>
+          <w:rFonts w:ascii="Times New Roman" w:hAnsi="Times New Roman" w:eastAsia="Times New Roman" w:cs="Times New Roman"/>
+        </w:rPr>
+        <w:t xml:space="preserve">B. </w:t>
       </w:r>
       <w:r>
         <w:rPr>
@@ -7225,7 +7915,20 @@
         <w:rPr>
           <w:rFonts w:ascii="Times New Roman" w:hAnsi="Times New Roman" w:eastAsia="Times New Roman" w:cs="Times New Roman"/>
         </w:rPr>
-        <w:t xml:space="preserve">　　C. </w:t>
+        <w:t xml:space="preserve">　　</w:t>
+      </w:r>
+    </w:p>
+    <w:p>
+      <w:pPr>
+        <w:pStyle w:val="BodyText"/>
+        <w:ind w:left="480" w:hanging="480"/>
+        <w:spacing w:before="0" w:after="0"/>
+      </w:pPr>
+      <w:r>
+        <w:rPr>
+          <w:rFonts w:ascii="Times New Roman" w:hAnsi="Times New Roman" w:eastAsia="Times New Roman" w:cs="Times New Roman"/>
+        </w:rPr>
+        <w:t xml:space="preserve">C. </w:t>
       </w:r>
       <w:r>
         <w:rPr>
@@ -7237,7 +7940,20 @@
         <w:rPr>
           <w:rFonts w:ascii="Times New Roman" w:hAnsi="Times New Roman" w:eastAsia="Times New Roman" w:cs="Times New Roman"/>
         </w:rPr>
-        <w:t xml:space="preserve">　　D. 98 g </w:t>
+        <w:t xml:space="preserve">　　</w:t>
+      </w:r>
+    </w:p>
+    <w:p>
+      <w:pPr>
+        <w:pStyle w:val="BodyText"/>
+        <w:ind w:left="480" w:hanging="480"/>
+        <w:spacing w:before="0" w:after="180"/>
+      </w:pPr>
+      <w:r>
+        <w:rPr>
+          <w:rFonts w:ascii="Times New Roman" w:hAnsi="Times New Roman" w:eastAsia="Times New Roman" w:cs="Times New Roman"/>
+        </w:rPr>
+        <w:t xml:space="preserve">D. 98 g </w:t>
       </w:r>
       <w:r>
         <w:rPr>
@@ -7245,6 +7961,16 @@
         </w:rPr>
         <w:t xml:space="preserve">硫酸的物质的量</w:t>
       </w:r>
+    </w:p>
+    <w:p>
+      <w:pPr>
+        <w:spacing w:before="0" w:after="0"/>
+      </w:pPr>
+    </w:p>
+    <w:p>
+      <w:pPr>
+        <w:spacing w:before="0" w:after="0"/>
+      </w:pPr>
     </w:p>
     <w:p>
       <w:pPr>
@@ -7724,6 +8450,46 @@
     </w:p>
     <w:p>
       <w:pPr>
+        <w:spacing w:before="0" w:after="0"/>
+      </w:pPr>
+    </w:p>
+    <w:p>
+      <w:pPr>
+        <w:spacing w:before="0" w:after="0"/>
+      </w:pPr>
+    </w:p>
+    <w:p>
+      <w:pPr>
+        <w:spacing w:before="0" w:after="0"/>
+      </w:pPr>
+    </w:p>
+    <w:p>
+      <w:pPr>
+        <w:spacing w:before="0" w:after="0"/>
+      </w:pPr>
+    </w:p>
+    <w:p>
+      <w:pPr>
+        <w:spacing w:before="0" w:after="0"/>
+      </w:pPr>
+    </w:p>
+    <w:p>
+      <w:pPr>
+        <w:spacing w:before="0" w:after="0"/>
+      </w:pPr>
+    </w:p>
+    <w:p>
+      <w:pPr>
+        <w:spacing w:before="0" w:after="0"/>
+      </w:pPr>
+    </w:p>
+    <w:p>
+      <w:pPr>
+        <w:spacing w:before="0" w:after="0"/>
+      </w:pPr>
+    </w:p>
+    <w:p>
+      <w:pPr>
         <w:spacing w:before="160" w:after="80"/>
       </w:pPr>
       <w:r>
@@ -7949,6 +8715,31 @@
         </w:rPr>
         <w:t>。</w:t>
       </w:r>
+    </w:p>
+    <w:p>
+      <w:pPr>
+        <w:spacing w:before="0" w:after="0"/>
+      </w:pPr>
+    </w:p>
+    <w:p>
+      <w:pPr>
+        <w:spacing w:before="0" w:after="0"/>
+      </w:pPr>
+    </w:p>
+    <w:p>
+      <w:pPr>
+        <w:spacing w:before="0" w:after="0"/>
+      </w:pPr>
+    </w:p>
+    <w:p>
+      <w:pPr>
+        <w:spacing w:before="0" w:after="0"/>
+      </w:pPr>
+    </w:p>
+    <w:p>
+      <w:pPr>
+        <w:spacing w:before="0" w:after="0"/>
+      </w:pPr>
     </w:p>
     <w:p>
       <w:pPr>
@@ -9705,6 +10496,8 @@
     <w:p>
       <w:pPr>
         <w:pStyle w:val="BodyText"/>
+        <w:ind w:left="480" w:hanging="480"/>
+        <w:spacing w:after="0"/>
       </w:pPr>
       <w:r>
         <w:rPr>
@@ -9722,7 +10515,20 @@
         <w:rPr>
           <w:rFonts w:ascii="Times New Roman" w:hAnsi="Times New Roman" w:eastAsia="Times New Roman" w:cs="Times New Roman"/>
         </w:rPr>
-        <w:t xml:space="preserve"> (1): A. </w:t>
+        <w:t xml:space="preserve"> (1): </w:t>
+      </w:r>
+    </w:p>
+    <w:p>
+      <w:pPr>
+        <w:pStyle w:val="BodyText"/>
+        <w:ind w:left="480" w:hanging="480"/>
+        <w:spacing w:before="0" w:after="0"/>
+      </w:pPr>
+      <w:r>
+        <w:rPr>
+          <w:rFonts w:ascii="Times New Roman" w:hAnsi="Times New Roman" w:eastAsia="Times New Roman" w:cs="Times New Roman"/>
+        </w:rPr>
+        <w:t xml:space="preserve">A. </w:t>
       </w:r>
       <w:r>
         <w:rPr>
@@ -9734,7 +10540,20 @@
         <w:rPr>
           <w:rFonts w:ascii="Times New Roman" w:hAnsi="Times New Roman" w:eastAsia="Times New Roman" w:cs="Times New Roman"/>
         </w:rPr>
-        <w:t xml:space="preserve"> B. </w:t>
+        <w:t xml:space="preserve"> </w:t>
+      </w:r>
+    </w:p>
+    <w:p>
+      <w:pPr>
+        <w:pStyle w:val="BodyText"/>
+        <w:ind w:left="480" w:hanging="480"/>
+        <w:spacing w:before="0" w:after="0"/>
+      </w:pPr>
+      <w:r>
+        <w:rPr>
+          <w:rFonts w:ascii="Times New Roman" w:hAnsi="Times New Roman" w:eastAsia="Times New Roman" w:cs="Times New Roman"/>
+        </w:rPr>
+        <w:t xml:space="preserve">B. </w:t>
       </w:r>
       <w:r>
         <w:rPr>
@@ -9746,7 +10565,20 @@
         <w:rPr>
           <w:rFonts w:ascii="Times New Roman" w:hAnsi="Times New Roman" w:eastAsia="Times New Roman" w:cs="Times New Roman"/>
         </w:rPr>
-        <w:t xml:space="preserve"> C. </w:t>
+        <w:t xml:space="preserve"> </w:t>
+      </w:r>
+    </w:p>
+    <w:p>
+      <w:pPr>
+        <w:pStyle w:val="BodyText"/>
+        <w:ind w:left="480" w:hanging="480"/>
+        <w:spacing w:before="0" w:after="180"/>
+      </w:pPr>
+      <w:r>
+        <w:rPr>
+          <w:rFonts w:ascii="Times New Roman" w:hAnsi="Times New Roman" w:eastAsia="Times New Roman" w:cs="Times New Roman"/>
+        </w:rPr>
+        <w:t xml:space="preserve">C. </w:t>
       </w:r>
       <w:r>
         <w:rPr>
@@ -9758,6 +10590,8 @@
     <w:p>
       <w:pPr>
         <w:pStyle w:val="BodyText"/>
+        <w:ind w:left="480" w:hanging="480"/>
+        <w:spacing w:after="0"/>
       </w:pPr>
       <w:r>
         <w:rPr>
@@ -9775,7 +10609,20 @@
         <w:rPr>
           <w:rFonts w:ascii="Times New Roman" w:hAnsi="Times New Roman" w:eastAsia="Times New Roman" w:cs="Times New Roman"/>
         </w:rPr>
-        <w:t xml:space="preserve"> (2): A. </w:t>
+        <w:t xml:space="preserve"> (2): </w:t>
+      </w:r>
+    </w:p>
+    <w:p>
+      <w:pPr>
+        <w:pStyle w:val="BodyText"/>
+        <w:ind w:left="480" w:hanging="480"/>
+        <w:spacing w:before="0" w:after="0"/>
+      </w:pPr>
+      <w:r>
+        <w:rPr>
+          <w:rFonts w:ascii="Times New Roman" w:hAnsi="Times New Roman" w:eastAsia="Times New Roman" w:cs="Times New Roman"/>
+        </w:rPr>
+        <w:t xml:space="preserve">A. </w:t>
       </w:r>
       <w:r>
         <w:rPr>
@@ -9787,7 +10634,20 @@
         <w:rPr>
           <w:rFonts w:ascii="Times New Roman" w:hAnsi="Times New Roman" w:eastAsia="Times New Roman" w:cs="Times New Roman"/>
         </w:rPr>
-        <w:t xml:space="preserve"> B. </w:t>
+        <w:t xml:space="preserve"> </w:t>
+      </w:r>
+    </w:p>
+    <w:p>
+      <w:pPr>
+        <w:pStyle w:val="BodyText"/>
+        <w:ind w:left="480" w:hanging="480"/>
+        <w:spacing w:before="0" w:after="0"/>
+      </w:pPr>
+      <w:r>
+        <w:rPr>
+          <w:rFonts w:ascii="Times New Roman" w:hAnsi="Times New Roman" w:eastAsia="Times New Roman" w:cs="Times New Roman"/>
+        </w:rPr>
+        <w:t xml:space="preserve">B. </w:t>
       </w:r>
       <w:r>
         <w:rPr>
@@ -9799,7 +10659,20 @@
         <w:rPr>
           <w:rFonts w:ascii="Times New Roman" w:hAnsi="Times New Roman" w:eastAsia="Times New Roman" w:cs="Times New Roman"/>
         </w:rPr>
-        <w:t xml:space="preserve"> C. </w:t>
+        <w:t xml:space="preserve"> </w:t>
+      </w:r>
+    </w:p>
+    <w:p>
+      <w:pPr>
+        <w:pStyle w:val="BodyText"/>
+        <w:ind w:left="480" w:hanging="480"/>
+        <w:spacing w:before="0" w:after="180"/>
+      </w:pPr>
+      <w:r>
+        <w:rPr>
+          <w:rFonts w:ascii="Times New Roman" w:hAnsi="Times New Roman" w:eastAsia="Times New Roman" w:cs="Times New Roman"/>
+        </w:rPr>
+        <w:t xml:space="preserve">C. </w:t>
       </w:r>
       <w:r>
         <w:rPr>
@@ -9882,6 +10755,8 @@
     <w:p>
       <w:pPr>
         <w:pStyle w:val="BodyText"/>
+        <w:ind w:left="480" w:hanging="480"/>
+        <w:spacing w:after="0"/>
       </w:pPr>
       <w:r>
         <w:rPr>
@@ -9899,7 +10774,20 @@
         <w:rPr>
           <w:rFonts w:ascii="Times New Roman" w:hAnsi="Times New Roman" w:eastAsia="Times New Roman" w:cs="Times New Roman"/>
         </w:rPr>
-        <w:t xml:space="preserve"> (1): A. </w:t>
+        <w:t xml:space="preserve"> (1): </w:t>
+      </w:r>
+    </w:p>
+    <w:p>
+      <w:pPr>
+        <w:pStyle w:val="BodyText"/>
+        <w:ind w:left="480" w:hanging="480"/>
+        <w:spacing w:before="0" w:after="0"/>
+      </w:pPr>
+      <w:r>
+        <w:rPr>
+          <w:rFonts w:ascii="Times New Roman" w:hAnsi="Times New Roman" w:eastAsia="Times New Roman" w:cs="Times New Roman"/>
+        </w:rPr>
+        <w:t xml:space="preserve">A. </w:t>
       </w:r>
       <w:r>
         <w:rPr>
@@ -9911,7 +10799,20 @@
         <w:rPr>
           <w:rFonts w:ascii="Times New Roman" w:hAnsi="Times New Roman" w:eastAsia="Times New Roman" w:cs="Times New Roman"/>
         </w:rPr>
-        <w:t xml:space="preserve"> B. </w:t>
+        <w:t xml:space="preserve"> </w:t>
+      </w:r>
+    </w:p>
+    <w:p>
+      <w:pPr>
+        <w:pStyle w:val="BodyText"/>
+        <w:ind w:left="480" w:hanging="480"/>
+        <w:spacing w:before="0" w:after="0"/>
+      </w:pPr>
+      <w:r>
+        <w:rPr>
+          <w:rFonts w:ascii="Times New Roman" w:hAnsi="Times New Roman" w:eastAsia="Times New Roman" w:cs="Times New Roman"/>
+        </w:rPr>
+        <w:t xml:space="preserve">B. </w:t>
       </w:r>
       <w:r>
         <w:rPr>
@@ -9923,7 +10824,20 @@
         <w:rPr>
           <w:rFonts w:ascii="Times New Roman" w:hAnsi="Times New Roman" w:eastAsia="Times New Roman" w:cs="Times New Roman"/>
         </w:rPr>
-        <w:t xml:space="preserve"> C. </w:t>
+        <w:t xml:space="preserve"> </w:t>
+      </w:r>
+    </w:p>
+    <w:p>
+      <w:pPr>
+        <w:pStyle w:val="BodyText"/>
+        <w:ind w:left="480" w:hanging="480"/>
+        <w:spacing w:before="0" w:after="180"/>
+      </w:pPr>
+      <w:r>
+        <w:rPr>
+          <w:rFonts w:ascii="Times New Roman" w:hAnsi="Times New Roman" w:eastAsia="Times New Roman" w:cs="Times New Roman"/>
+        </w:rPr>
+        <w:t xml:space="preserve">C. </w:t>
       </w:r>
       <w:r>
         <w:rPr>
@@ -9935,6 +10849,8 @@
     <w:p>
       <w:pPr>
         <w:pStyle w:val="BodyText"/>
+        <w:ind w:left="480" w:hanging="480"/>
+        <w:spacing w:after="0"/>
       </w:pPr>
       <w:r>
         <w:rPr>
@@ -9952,7 +10868,20 @@
         <w:rPr>
           <w:rFonts w:ascii="Times New Roman" w:hAnsi="Times New Roman" w:eastAsia="Times New Roman" w:cs="Times New Roman"/>
         </w:rPr>
-        <w:t xml:space="preserve"> (2): A. </w:t>
+        <w:t xml:space="preserve"> (2): </w:t>
+      </w:r>
+    </w:p>
+    <w:p>
+      <w:pPr>
+        <w:pStyle w:val="BodyText"/>
+        <w:ind w:left="480" w:hanging="480"/>
+        <w:spacing w:before="0" w:after="0"/>
+      </w:pPr>
+      <w:r>
+        <w:rPr>
+          <w:rFonts w:ascii="Times New Roman" w:hAnsi="Times New Roman" w:eastAsia="Times New Roman" w:cs="Times New Roman"/>
+        </w:rPr>
+        <w:t xml:space="preserve">A. </w:t>
       </w:r>
       <w:r>
         <w:rPr>
@@ -9964,7 +10893,20 @@
         <w:rPr>
           <w:rFonts w:ascii="Times New Roman" w:hAnsi="Times New Roman" w:eastAsia="Times New Roman" w:cs="Times New Roman"/>
         </w:rPr>
-        <w:t xml:space="preserve"> B. </w:t>
+        <w:t xml:space="preserve"> </w:t>
+      </w:r>
+    </w:p>
+    <w:p>
+      <w:pPr>
+        <w:pStyle w:val="BodyText"/>
+        <w:ind w:left="480" w:hanging="480"/>
+        <w:spacing w:before="0" w:after="0"/>
+      </w:pPr>
+      <w:r>
+        <w:rPr>
+          <w:rFonts w:ascii="Times New Roman" w:hAnsi="Times New Roman" w:eastAsia="Times New Roman" w:cs="Times New Roman"/>
+        </w:rPr>
+        <w:t xml:space="preserve">B. </w:t>
       </w:r>
       <w:r>
         <w:rPr>
@@ -9976,7 +10918,20 @@
         <w:rPr>
           <w:rFonts w:ascii="Times New Roman" w:hAnsi="Times New Roman" w:eastAsia="Times New Roman" w:cs="Times New Roman"/>
         </w:rPr>
-        <w:t xml:space="preserve"> C. </w:t>
+        <w:t xml:space="preserve"> </w:t>
+      </w:r>
+    </w:p>
+    <w:p>
+      <w:pPr>
+        <w:pStyle w:val="BodyText"/>
+        <w:ind w:left="480" w:hanging="480"/>
+        <w:spacing w:before="0" w:after="180"/>
+      </w:pPr>
+      <w:r>
+        <w:rPr>
+          <w:rFonts w:ascii="Times New Roman" w:hAnsi="Times New Roman" w:eastAsia="Times New Roman" w:cs="Times New Roman"/>
+        </w:rPr>
+        <w:t xml:space="preserve">C. </w:t>
       </w:r>
       <w:r>
         <w:rPr>
@@ -9984,6 +10939,16 @@
         </w:rPr>
         <w:t xml:space="preserve">减小</w:t>
       </w:r>
+    </w:p>
+    <w:p>
+      <w:pPr>
+        <w:spacing w:before="0" w:after="0"/>
+      </w:pPr>
+    </w:p>
+    <w:p>
+      <w:pPr>
+        <w:spacing w:before="0" w:after="0"/>
+      </w:pPr>
     </w:p>
     <w:p>
       <w:pPr>
@@ -10223,6 +11188,21 @@
         </w:rPr>
         <w:t xml:space="preserve">。</w:t>
       </w:r>
+    </w:p>
+    <w:p>
+      <w:pPr>
+        <w:spacing w:before="0" w:after="0"/>
+      </w:pPr>
+    </w:p>
+    <w:p>
+      <w:pPr>
+        <w:spacing w:before="0" w:after="0"/>
+      </w:pPr>
+    </w:p>
+    <w:p>
+      <w:pPr>
+        <w:spacing w:before="0" w:after="0"/>
+      </w:pPr>
     </w:p>
     <w:p>
       <w:pPr>
@@ -11282,6 +12262,46 @@
     </w:p>
     <w:p>
       <w:pPr>
+        <w:spacing w:before="0" w:after="0"/>
+      </w:pPr>
+    </w:p>
+    <w:p>
+      <w:pPr>
+        <w:spacing w:before="0" w:after="0"/>
+      </w:pPr>
+    </w:p>
+    <w:p>
+      <w:pPr>
+        <w:spacing w:before="0" w:after="0"/>
+      </w:pPr>
+    </w:p>
+    <w:p>
+      <w:pPr>
+        <w:spacing w:before="0" w:after="0"/>
+      </w:pPr>
+    </w:p>
+    <w:p>
+      <w:pPr>
+        <w:spacing w:before="0" w:after="0"/>
+      </w:pPr>
+    </w:p>
+    <w:p>
+      <w:pPr>
+        <w:spacing w:before="0" w:after="0"/>
+      </w:pPr>
+    </w:p>
+    <w:p>
+      <w:pPr>
+        <w:spacing w:before="0" w:after="0"/>
+      </w:pPr>
+    </w:p>
+    <w:p>
+      <w:pPr>
+        <w:spacing w:before="0" w:after="0"/>
+      </w:pPr>
+    </w:p>
+    <w:p>
+      <w:pPr>
         <w:spacing w:before="160" w:after="80"/>
       </w:pPr>
       <w:r>
@@ -11946,6 +12966,46 @@
     </w:p>
     <w:p>
       <w:pPr>
+        <w:spacing w:before="0" w:after="0"/>
+      </w:pPr>
+    </w:p>
+    <w:p>
+      <w:pPr>
+        <w:spacing w:before="0" w:after="0"/>
+      </w:pPr>
+    </w:p>
+    <w:p>
+      <w:pPr>
+        <w:spacing w:before="0" w:after="0"/>
+      </w:pPr>
+    </w:p>
+    <w:p>
+      <w:pPr>
+        <w:spacing w:before="0" w:after="0"/>
+      </w:pPr>
+    </w:p>
+    <w:p>
+      <w:pPr>
+        <w:spacing w:before="0" w:after="0"/>
+      </w:pPr>
+    </w:p>
+    <w:p>
+      <w:pPr>
+        <w:spacing w:before="0" w:after="0"/>
+      </w:pPr>
+    </w:p>
+    <w:p>
+      <w:pPr>
+        <w:spacing w:before="0" w:after="0"/>
+      </w:pPr>
+    </w:p>
+    <w:p>
+      <w:pPr>
+        <w:spacing w:before="0" w:after="0"/>
+      </w:pPr>
+    </w:p>
+    <w:p>
+      <w:pPr>
         <w:spacing w:before="160" w:after="80"/>
       </w:pPr>
       <w:r>
@@ -12539,6 +13599,46 @@
         </w:rPr>
         <w:t>。</w:t>
       </w:r>
+    </w:p>
+    <w:p>
+      <w:pPr>
+        <w:spacing w:before="0" w:after="0"/>
+      </w:pPr>
+    </w:p>
+    <w:p>
+      <w:pPr>
+        <w:spacing w:before="0" w:after="0"/>
+      </w:pPr>
+    </w:p>
+    <w:p>
+      <w:pPr>
+        <w:spacing w:before="0" w:after="0"/>
+      </w:pPr>
+    </w:p>
+    <w:p>
+      <w:pPr>
+        <w:spacing w:before="0" w:after="0"/>
+      </w:pPr>
+    </w:p>
+    <w:p>
+      <w:pPr>
+        <w:spacing w:before="0" w:after="0"/>
+      </w:pPr>
+    </w:p>
+    <w:p>
+      <w:pPr>
+        <w:spacing w:before="0" w:after="0"/>
+      </w:pPr>
+    </w:p>
+    <w:p>
+      <w:pPr>
+        <w:spacing w:before="0" w:after="0"/>
+      </w:pPr>
+    </w:p>
+    <w:p>
+      <w:pPr>
+        <w:spacing w:before="0" w:after="0"/>
+      </w:pPr>
     </w:p>
     <w:p>
       <w:pPr>
@@ -13301,6 +14401,46 @@
     </w:p>
     <w:p>
       <w:pPr>
+        <w:spacing w:before="0" w:after="0"/>
+      </w:pPr>
+    </w:p>
+    <w:p>
+      <w:pPr>
+        <w:spacing w:before="0" w:after="0"/>
+      </w:pPr>
+    </w:p>
+    <w:p>
+      <w:pPr>
+        <w:spacing w:before="0" w:after="0"/>
+      </w:pPr>
+    </w:p>
+    <w:p>
+      <w:pPr>
+        <w:spacing w:before="0" w:after="0"/>
+      </w:pPr>
+    </w:p>
+    <w:p>
+      <w:pPr>
+        <w:spacing w:before="0" w:after="0"/>
+      </w:pPr>
+    </w:p>
+    <w:p>
+      <w:pPr>
+        <w:spacing w:before="0" w:after="0"/>
+      </w:pPr>
+    </w:p>
+    <w:p>
+      <w:pPr>
+        <w:spacing w:before="0" w:after="0"/>
+      </w:pPr>
+    </w:p>
+    <w:p>
+      <w:pPr>
+        <w:spacing w:before="0" w:after="0"/>
+      </w:pPr>
+    </w:p>
+    <w:p>
+      <w:pPr>
         <w:spacing w:before="160" w:after="80"/>
       </w:pPr>
       <w:r>
@@ -13710,6 +14850,46 @@
         </w:rPr>
         <w:t>。</w:t>
       </w:r>
+    </w:p>
+    <w:p>
+      <w:pPr>
+        <w:spacing w:before="0" w:after="0"/>
+      </w:pPr>
+    </w:p>
+    <w:p>
+      <w:pPr>
+        <w:spacing w:before="0" w:after="0"/>
+      </w:pPr>
+    </w:p>
+    <w:p>
+      <w:pPr>
+        <w:spacing w:before="0" w:after="0"/>
+      </w:pPr>
+    </w:p>
+    <w:p>
+      <w:pPr>
+        <w:spacing w:before="0" w:after="0"/>
+      </w:pPr>
+    </w:p>
+    <w:p>
+      <w:pPr>
+        <w:spacing w:before="0" w:after="0"/>
+      </w:pPr>
+    </w:p>
+    <w:p>
+      <w:pPr>
+        <w:spacing w:before="0" w:after="0"/>
+      </w:pPr>
+    </w:p>
+    <w:p>
+      <w:pPr>
+        <w:spacing w:before="0" w:after="0"/>
+      </w:pPr>
+    </w:p>
+    <w:p>
+      <w:pPr>
+        <w:spacing w:before="0" w:after="0"/>
+      </w:pPr>
     </w:p>
     <w:p>
       <w:pPr>
@@ -14234,6 +15414,31 @@
     </w:tbl>
     <w:p>
       <w:pPr>
+        <w:spacing w:before="0" w:after="0"/>
+      </w:pPr>
+    </w:p>
+    <w:p>
+      <w:pPr>
+        <w:spacing w:before="0" w:after="0"/>
+      </w:pPr>
+    </w:p>
+    <w:p>
+      <w:pPr>
+        <w:spacing w:before="0" w:after="0"/>
+      </w:pPr>
+    </w:p>
+    <w:p>
+      <w:pPr>
+        <w:spacing w:before="0" w:after="0"/>
+      </w:pPr>
+    </w:p>
+    <w:p>
+      <w:pPr>
+        <w:spacing w:before="0" w:after="0"/>
+      </w:pPr>
+    </w:p>
+    <w:p>
+      <w:pPr>
         <w:spacing w:before="160" w:after="80"/>
       </w:pPr>
       <w:r>
@@ -14731,6 +15936,31 @@
     </w:p>
     <w:p>
       <w:pPr>
+        <w:spacing w:before="0" w:after="0"/>
+      </w:pPr>
+    </w:p>
+    <w:p>
+      <w:pPr>
+        <w:spacing w:before="0" w:after="0"/>
+      </w:pPr>
+    </w:p>
+    <w:p>
+      <w:pPr>
+        <w:spacing w:before="0" w:after="0"/>
+      </w:pPr>
+    </w:p>
+    <w:p>
+      <w:pPr>
+        <w:spacing w:before="0" w:after="0"/>
+      </w:pPr>
+    </w:p>
+    <w:p>
+      <w:pPr>
+        <w:spacing w:before="0" w:after="0"/>
+      </w:pPr>
+    </w:p>
+    <w:p>
+      <w:pPr>
         <w:spacing w:before="160" w:after="80"/>
       </w:pPr>
       <w:r>
@@ -15508,6 +16738,46 @@
     </w:p>
     <w:p>
       <w:pPr>
+        <w:spacing w:before="0" w:after="0"/>
+      </w:pPr>
+    </w:p>
+    <w:p>
+      <w:pPr>
+        <w:spacing w:before="0" w:after="0"/>
+      </w:pPr>
+    </w:p>
+    <w:p>
+      <w:pPr>
+        <w:spacing w:before="0" w:after="0"/>
+      </w:pPr>
+    </w:p>
+    <w:p>
+      <w:pPr>
+        <w:spacing w:before="0" w:after="0"/>
+      </w:pPr>
+    </w:p>
+    <w:p>
+      <w:pPr>
+        <w:spacing w:before="0" w:after="0"/>
+      </w:pPr>
+    </w:p>
+    <w:p>
+      <w:pPr>
+        <w:spacing w:before="0" w:after="0"/>
+      </w:pPr>
+    </w:p>
+    <w:p>
+      <w:pPr>
+        <w:spacing w:before="0" w:after="0"/>
+      </w:pPr>
+    </w:p>
+    <w:p>
+      <w:pPr>
+        <w:spacing w:before="0" w:after="0"/>
+      </w:pPr>
+    </w:p>
+    <w:p>
+      <w:pPr>
         <w:spacing w:before="160" w:after="80"/>
       </w:pPr>
       <w:r>
@@ -15955,6 +17225,46 @@
         </w:rPr>
         <w:t>）。</w:t>
       </w:r>
+    </w:p>
+    <w:p>
+      <w:pPr>
+        <w:spacing w:before="0" w:after="0"/>
+      </w:pPr>
+    </w:p>
+    <w:p>
+      <w:pPr>
+        <w:spacing w:before="0" w:after="0"/>
+      </w:pPr>
+    </w:p>
+    <w:p>
+      <w:pPr>
+        <w:spacing w:before="0" w:after="0"/>
+      </w:pPr>
+    </w:p>
+    <w:p>
+      <w:pPr>
+        <w:spacing w:before="0" w:after="0"/>
+      </w:pPr>
+    </w:p>
+    <w:p>
+      <w:pPr>
+        <w:spacing w:before="0" w:after="0"/>
+      </w:pPr>
+    </w:p>
+    <w:p>
+      <w:pPr>
+        <w:spacing w:before="0" w:after="0"/>
+      </w:pPr>
+    </w:p>
+    <w:p>
+      <w:pPr>
+        <w:spacing w:before="0" w:after="0"/>
+      </w:pPr>
+    </w:p>
+    <w:p>
+      <w:pPr>
+        <w:spacing w:before="0" w:after="0"/>
+      </w:pPr>
     </w:p>
     <w:p>
       <w:pPr>
@@ -16596,6 +17906,31 @@
     </w:p>
     <w:p>
       <w:pPr>
+        <w:spacing w:before="0" w:after="0"/>
+      </w:pPr>
+    </w:p>
+    <w:p>
+      <w:pPr>
+        <w:spacing w:before="0" w:after="0"/>
+      </w:pPr>
+    </w:p>
+    <w:p>
+      <w:pPr>
+        <w:spacing w:before="0" w:after="0"/>
+      </w:pPr>
+    </w:p>
+    <w:p>
+      <w:pPr>
+        <w:spacing w:before="0" w:after="0"/>
+      </w:pPr>
+    </w:p>
+    <w:p>
+      <w:pPr>
+        <w:spacing w:before="0" w:after="0"/>
+      </w:pPr>
+    </w:p>
+    <w:p>
+      <w:pPr>
         <w:spacing w:before="160" w:after="80"/>
       </w:pPr>
       <w:r>
@@ -17095,6 +18430,46 @@
     </w:p>
     <w:p>
       <w:pPr>
+        <w:spacing w:before="0" w:after="0"/>
+      </w:pPr>
+    </w:p>
+    <w:p>
+      <w:pPr>
+        <w:spacing w:before="0" w:after="0"/>
+      </w:pPr>
+    </w:p>
+    <w:p>
+      <w:pPr>
+        <w:spacing w:before="0" w:after="0"/>
+      </w:pPr>
+    </w:p>
+    <w:p>
+      <w:pPr>
+        <w:spacing w:before="0" w:after="0"/>
+      </w:pPr>
+    </w:p>
+    <w:p>
+      <w:pPr>
+        <w:spacing w:before="0" w:after="0"/>
+      </w:pPr>
+    </w:p>
+    <w:p>
+      <w:pPr>
+        <w:spacing w:before="0" w:after="0"/>
+      </w:pPr>
+    </w:p>
+    <w:p>
+      <w:pPr>
+        <w:spacing w:before="0" w:after="0"/>
+      </w:pPr>
+    </w:p>
+    <w:p>
+      <w:pPr>
+        <w:spacing w:before="0" w:after="0"/>
+      </w:pPr>
+    </w:p>
+    <w:p>
+      <w:pPr>
         <w:spacing w:before="160" w:after="80"/>
       </w:pPr>
       <w:r>
@@ -17756,6 +19131,46 @@
         </w:rPr>
         <w:t>。</w:t>
       </w:r>
+    </w:p>
+    <w:p>
+      <w:pPr>
+        <w:spacing w:before="0" w:after="0"/>
+      </w:pPr>
+    </w:p>
+    <w:p>
+      <w:pPr>
+        <w:spacing w:before="0" w:after="0"/>
+      </w:pPr>
+    </w:p>
+    <w:p>
+      <w:pPr>
+        <w:spacing w:before="0" w:after="0"/>
+      </w:pPr>
+    </w:p>
+    <w:p>
+      <w:pPr>
+        <w:spacing w:before="0" w:after="0"/>
+      </w:pPr>
+    </w:p>
+    <w:p>
+      <w:pPr>
+        <w:spacing w:before="0" w:after="0"/>
+      </w:pPr>
+    </w:p>
+    <w:p>
+      <w:pPr>
+        <w:spacing w:before="0" w:after="0"/>
+      </w:pPr>
+    </w:p>
+    <w:p>
+      <w:pPr>
+        <w:spacing w:before="0" w:after="0"/>
+      </w:pPr>
+    </w:p>
+    <w:p>
+      <w:pPr>
+        <w:spacing w:before="0" w:after="0"/>
+      </w:pPr>
     </w:p>
     <w:p>
       <w:pPr>
@@ -18057,6 +19472,31 @@
     </w:p>
     <w:p>
       <w:pPr>
+        <w:spacing w:before="0" w:after="0"/>
+      </w:pPr>
+    </w:p>
+    <w:p>
+      <w:pPr>
+        <w:spacing w:before="0" w:after="0"/>
+      </w:pPr>
+    </w:p>
+    <w:p>
+      <w:pPr>
+        <w:spacing w:before="0" w:after="0"/>
+      </w:pPr>
+    </w:p>
+    <w:p>
+      <w:pPr>
+        <w:spacing w:before="0" w:after="0"/>
+      </w:pPr>
+    </w:p>
+    <w:p>
+      <w:pPr>
+        <w:spacing w:before="0" w:after="0"/>
+      </w:pPr>
+    </w:p>
+    <w:p>
+      <w:pPr>
         <w:spacing w:before="160" w:after="80"/>
       </w:pPr>
       <w:r>
@@ -18325,6 +19765,31 @@
         </w:rPr>
         <w:t>。</w:t>
       </w:r>
+    </w:p>
+    <w:p>
+      <w:pPr>
+        <w:spacing w:before="0" w:after="0"/>
+      </w:pPr>
+    </w:p>
+    <w:p>
+      <w:pPr>
+        <w:spacing w:before="0" w:after="0"/>
+      </w:pPr>
+    </w:p>
+    <w:p>
+      <w:pPr>
+        <w:spacing w:before="0" w:after="0"/>
+      </w:pPr>
+    </w:p>
+    <w:p>
+      <w:pPr>
+        <w:spacing w:before="0" w:after="0"/>
+      </w:pPr>
+    </w:p>
+    <w:p>
+      <w:pPr>
+        <w:spacing w:before="0" w:after="0"/>
+      </w:pPr>
     </w:p>
     <w:p>
       <w:pPr>
@@ -18943,6 +20408,46 @@
         </w:rPr>
         <w:t xml:space="preserve"> ____。</w:t>
       </w:r>
+    </w:p>
+    <w:p>
+      <w:pPr>
+        <w:spacing w:before="0" w:after="0"/>
+      </w:pPr>
+    </w:p>
+    <w:p>
+      <w:pPr>
+        <w:spacing w:before="0" w:after="0"/>
+      </w:pPr>
+    </w:p>
+    <w:p>
+      <w:pPr>
+        <w:spacing w:before="0" w:after="0"/>
+      </w:pPr>
+    </w:p>
+    <w:p>
+      <w:pPr>
+        <w:spacing w:before="0" w:after="0"/>
+      </w:pPr>
+    </w:p>
+    <w:p>
+      <w:pPr>
+        <w:spacing w:before="0" w:after="0"/>
+      </w:pPr>
+    </w:p>
+    <w:p>
+      <w:pPr>
+        <w:spacing w:before="0" w:after="0"/>
+      </w:pPr>
+    </w:p>
+    <w:p>
+      <w:pPr>
+        <w:spacing w:before="0" w:after="0"/>
+      </w:pPr>
+    </w:p>
+    <w:p>
+      <w:pPr>
+        <w:spacing w:before="0" w:after="0"/>
+      </w:pPr>
     </w:p>
     <w:p>
       <w:pPr>
@@ -19418,6 +20923,46 @@
     </w:p>
     <w:p>
       <w:pPr>
+        <w:spacing w:before="0" w:after="0"/>
+      </w:pPr>
+    </w:p>
+    <w:p>
+      <w:pPr>
+        <w:spacing w:before="0" w:after="0"/>
+      </w:pPr>
+    </w:p>
+    <w:p>
+      <w:pPr>
+        <w:spacing w:before="0" w:after="0"/>
+      </w:pPr>
+    </w:p>
+    <w:p>
+      <w:pPr>
+        <w:spacing w:before="0" w:after="0"/>
+      </w:pPr>
+    </w:p>
+    <w:p>
+      <w:pPr>
+        <w:spacing w:before="0" w:after="0"/>
+      </w:pPr>
+    </w:p>
+    <w:p>
+      <w:pPr>
+        <w:spacing w:before="0" w:after="0"/>
+      </w:pPr>
+    </w:p>
+    <w:p>
+      <w:pPr>
+        <w:spacing w:before="0" w:after="0"/>
+      </w:pPr>
+    </w:p>
+    <w:p>
+      <w:pPr>
+        <w:spacing w:before="0" w:after="0"/>
+      </w:pPr>
+    </w:p>
+    <w:p>
+      <w:pPr>
         <w:spacing w:before="160" w:after="80"/>
       </w:pPr>
       <w:r>
@@ -19637,6 +21182,46 @@
     </w:p>
     <w:p>
       <w:pPr>
+        <w:spacing w:before="0" w:after="0"/>
+      </w:pPr>
+    </w:p>
+    <w:p>
+      <w:pPr>
+        <w:spacing w:before="0" w:after="0"/>
+      </w:pPr>
+    </w:p>
+    <w:p>
+      <w:pPr>
+        <w:spacing w:before="0" w:after="0"/>
+      </w:pPr>
+    </w:p>
+    <w:p>
+      <w:pPr>
+        <w:spacing w:before="0" w:after="0"/>
+      </w:pPr>
+    </w:p>
+    <w:p>
+      <w:pPr>
+        <w:spacing w:before="0" w:after="0"/>
+      </w:pPr>
+    </w:p>
+    <w:p>
+      <w:pPr>
+        <w:spacing w:before="0" w:after="0"/>
+      </w:pPr>
+    </w:p>
+    <w:p>
+      <w:pPr>
+        <w:spacing w:before="0" w:after="0"/>
+      </w:pPr>
+    </w:p>
+    <w:p>
+      <w:pPr>
+        <w:spacing w:before="0" w:after="0"/>
+      </w:pPr>
+    </w:p>
+    <w:p>
+      <w:pPr>
         <w:spacing w:before="160" w:after="80"/>
       </w:pPr>
       <w:r>
@@ -19944,7 +21529,7 @@
         </w:rPr>
         <w:drawing>
           <wp:inline>
-            <wp:extent cx="2336800" cy="4419600"/>
+            <wp:extent cx="2336800" cy="4368800"/>
             <wp:effectExtent b="0" l="0" r="0" t="0"/>
             <wp:docPr descr="" title="" id="63" name="Picture"/>
             <a:graphic>
@@ -19965,7 +21550,7 @@
                   <pic:spPr bwMode="auto">
                     <a:xfrm>
                       <a:off x="0" y="0"/>
-                      <a:ext cx="2336800" cy="4419600"/>
+                      <a:ext cx="2336800" cy="4368800"/>
                     </a:xfrm>
                     <a:prstGeom prst="rect">
                       <a:avLst/>
@@ -20184,6 +21769,46 @@
     </w:p>
     <w:p>
       <w:pPr>
+        <w:spacing w:before="0" w:after="0"/>
+      </w:pPr>
+    </w:p>
+    <w:p>
+      <w:pPr>
+        <w:spacing w:before="0" w:after="0"/>
+      </w:pPr>
+    </w:p>
+    <w:p>
+      <w:pPr>
+        <w:spacing w:before="0" w:after="0"/>
+      </w:pPr>
+    </w:p>
+    <w:p>
+      <w:pPr>
+        <w:spacing w:before="0" w:after="0"/>
+      </w:pPr>
+    </w:p>
+    <w:p>
+      <w:pPr>
+        <w:spacing w:before="0" w:after="0"/>
+      </w:pPr>
+    </w:p>
+    <w:p>
+      <w:pPr>
+        <w:spacing w:before="0" w:after="0"/>
+      </w:pPr>
+    </w:p>
+    <w:p>
+      <w:pPr>
+        <w:spacing w:before="0" w:after="0"/>
+      </w:pPr>
+    </w:p>
+    <w:p>
+      <w:pPr>
+        <w:spacing w:before="0" w:after="0"/>
+      </w:pPr>
+    </w:p>
+    <w:p>
+      <w:pPr>
         <w:spacing w:before="160" w:after="80"/>
       </w:pPr>
       <w:r>
@@ -20344,6 +21969,31 @@
         </w:rPr>
         <w:t>。</w:t>
       </w:r>
+    </w:p>
+    <w:p>
+      <w:pPr>
+        <w:spacing w:before="0" w:after="0"/>
+      </w:pPr>
+    </w:p>
+    <w:p>
+      <w:pPr>
+        <w:spacing w:before="0" w:after="0"/>
+      </w:pPr>
+    </w:p>
+    <w:p>
+      <w:pPr>
+        <w:spacing w:before="0" w:after="0"/>
+      </w:pPr>
+    </w:p>
+    <w:p>
+      <w:pPr>
+        <w:spacing w:before="0" w:after="0"/>
+      </w:pPr>
+    </w:p>
+    <w:p>
+      <w:pPr>
+        <w:spacing w:before="0" w:after="0"/>
+      </w:pPr>
     </w:p>
     <w:p>
       <w:pPr>
@@ -20921,6 +22571,46 @@
     </w:p>
     <w:p>
       <w:pPr>
+        <w:spacing w:before="0" w:after="0"/>
+      </w:pPr>
+    </w:p>
+    <w:p>
+      <w:pPr>
+        <w:spacing w:before="0" w:after="0"/>
+      </w:pPr>
+    </w:p>
+    <w:p>
+      <w:pPr>
+        <w:spacing w:before="0" w:after="0"/>
+      </w:pPr>
+    </w:p>
+    <w:p>
+      <w:pPr>
+        <w:spacing w:before="0" w:after="0"/>
+      </w:pPr>
+    </w:p>
+    <w:p>
+      <w:pPr>
+        <w:spacing w:before="0" w:after="0"/>
+      </w:pPr>
+    </w:p>
+    <w:p>
+      <w:pPr>
+        <w:spacing w:before="0" w:after="0"/>
+      </w:pPr>
+    </w:p>
+    <w:p>
+      <w:pPr>
+        <w:spacing w:before="0" w:after="0"/>
+      </w:pPr>
+    </w:p>
+    <w:p>
+      <w:pPr>
+        <w:spacing w:before="0" w:after="0"/>
+      </w:pPr>
+    </w:p>
+    <w:p>
+      <w:pPr>
         <w:spacing w:before="160" w:after="80"/>
       </w:pPr>
       <w:r>
@@ -21289,6 +22979,46 @@
     </w:p>
     <w:p>
       <w:pPr>
+        <w:spacing w:before="0" w:after="0"/>
+      </w:pPr>
+    </w:p>
+    <w:p>
+      <w:pPr>
+        <w:spacing w:before="0" w:after="0"/>
+      </w:pPr>
+    </w:p>
+    <w:p>
+      <w:pPr>
+        <w:spacing w:before="0" w:after="0"/>
+      </w:pPr>
+    </w:p>
+    <w:p>
+      <w:pPr>
+        <w:spacing w:before="0" w:after="0"/>
+      </w:pPr>
+    </w:p>
+    <w:p>
+      <w:pPr>
+        <w:spacing w:before="0" w:after="0"/>
+      </w:pPr>
+    </w:p>
+    <w:p>
+      <w:pPr>
+        <w:spacing w:before="0" w:after="0"/>
+      </w:pPr>
+    </w:p>
+    <w:p>
+      <w:pPr>
+        <w:spacing w:before="0" w:after="0"/>
+      </w:pPr>
+    </w:p>
+    <w:p>
+      <w:pPr>
+        <w:spacing w:before="0" w:after="0"/>
+      </w:pPr>
+    </w:p>
+    <w:p>
+      <w:pPr>
         <w:spacing w:before="160" w:after="80"/>
       </w:pPr>
       <w:r>
@@ -21862,7 +23592,7 @@
         </w:rPr>
         <w:drawing>
           <wp:inline>
-            <wp:extent cx="3240000" cy="4082600"/>
+            <wp:extent cx="3240000" cy="4065093"/>
             <wp:effectExtent b="0" l="0" r="0" t="0"/>
             <wp:docPr descr="" title="" id="70" name="Picture"/>
             <a:graphic>
@@ -21883,7 +23613,7 @@
                   <pic:spPr bwMode="auto">
                     <a:xfrm>
                       <a:off x="0" y="0"/>
-                      <a:ext cx="3240000" cy="4082600"/>
+                      <a:ext cx="3240000" cy="4065093"/>
                     </a:xfrm>
                     <a:prstGeom prst="rect">
                       <a:avLst/>
@@ -22137,6 +23867,46 @@
     </w:p>
     <w:p>
       <w:pPr>
+        <w:spacing w:before="0" w:after="0"/>
+      </w:pPr>
+    </w:p>
+    <w:p>
+      <w:pPr>
+        <w:spacing w:before="0" w:after="0"/>
+      </w:pPr>
+    </w:p>
+    <w:p>
+      <w:pPr>
+        <w:spacing w:before="0" w:after="0"/>
+      </w:pPr>
+    </w:p>
+    <w:p>
+      <w:pPr>
+        <w:spacing w:before="0" w:after="0"/>
+      </w:pPr>
+    </w:p>
+    <w:p>
+      <w:pPr>
+        <w:spacing w:before="0" w:after="0"/>
+      </w:pPr>
+    </w:p>
+    <w:p>
+      <w:pPr>
+        <w:spacing w:before="0" w:after="0"/>
+      </w:pPr>
+    </w:p>
+    <w:p>
+      <w:pPr>
+        <w:spacing w:before="0" w:after="0"/>
+      </w:pPr>
+    </w:p>
+    <w:p>
+      <w:pPr>
+        <w:spacing w:before="0" w:after="0"/>
+      </w:pPr>
+    </w:p>
+    <w:p>
+      <w:pPr>
         <w:spacing w:before="160" w:after="80"/>
       </w:pPr>
       <w:r>
@@ -22498,6 +24268,46 @@
     </w:p>
     <w:p>
       <w:pPr>
+        <w:spacing w:before="0" w:after="0"/>
+      </w:pPr>
+    </w:p>
+    <w:p>
+      <w:pPr>
+        <w:spacing w:before="0" w:after="0"/>
+      </w:pPr>
+    </w:p>
+    <w:p>
+      <w:pPr>
+        <w:spacing w:before="0" w:after="0"/>
+      </w:pPr>
+    </w:p>
+    <w:p>
+      <w:pPr>
+        <w:spacing w:before="0" w:after="0"/>
+      </w:pPr>
+    </w:p>
+    <w:p>
+      <w:pPr>
+        <w:spacing w:before="0" w:after="0"/>
+      </w:pPr>
+    </w:p>
+    <w:p>
+      <w:pPr>
+        <w:spacing w:before="0" w:after="0"/>
+      </w:pPr>
+    </w:p>
+    <w:p>
+      <w:pPr>
+        <w:spacing w:before="0" w:after="0"/>
+      </w:pPr>
+    </w:p>
+    <w:p>
+      <w:pPr>
+        <w:spacing w:before="0" w:after="0"/>
+      </w:pPr>
+    </w:p>
+    <w:p>
+      <w:pPr>
         <w:spacing w:before="160" w:after="80"/>
       </w:pPr>
       <w:r>
@@ -22752,6 +24562,46 @@
         </w:rPr>
         <w:t>）</w:t>
       </w:r>
+    </w:p>
+    <w:p>
+      <w:pPr>
+        <w:spacing w:before="0" w:after="0"/>
+      </w:pPr>
+    </w:p>
+    <w:p>
+      <w:pPr>
+        <w:spacing w:before="0" w:after="0"/>
+      </w:pPr>
+    </w:p>
+    <w:p>
+      <w:pPr>
+        <w:spacing w:before="0" w:after="0"/>
+      </w:pPr>
+    </w:p>
+    <w:p>
+      <w:pPr>
+        <w:spacing w:before="0" w:after="0"/>
+      </w:pPr>
+    </w:p>
+    <w:p>
+      <w:pPr>
+        <w:spacing w:before="0" w:after="0"/>
+      </w:pPr>
+    </w:p>
+    <w:p>
+      <w:pPr>
+        <w:spacing w:before="0" w:after="0"/>
+      </w:pPr>
+    </w:p>
+    <w:p>
+      <w:pPr>
+        <w:spacing w:before="0" w:after="0"/>
+      </w:pPr>
+    </w:p>
+    <w:p>
+      <w:pPr>
+        <w:spacing w:before="0" w:after="0"/>
+      </w:pPr>
     </w:p>
     <w:p>
       <w:pPr>
@@ -24294,6 +26144,16 @@
           </m:sup>
         </m:sSup>
       </m:oMath>
+    </w:p>
+    <w:p>
+      <w:pPr>
+        <w:spacing w:before="0" w:after="0"/>
+      </w:pPr>
+    </w:p>
+    <w:p>
+      <w:pPr>
+        <w:spacing w:before="0" w:after="0"/>
+      </w:pPr>
     </w:p>
     <w:p>
       <w:pPr>
@@ -24799,7 +26659,7 @@
         </w:rPr>
         <w:drawing>
           <wp:inline>
-            <wp:extent cx="3240000" cy="3450887"/>
+            <wp:extent cx="3240000" cy="3421078"/>
             <wp:effectExtent b="0" l="0" r="0" t="0"/>
             <wp:docPr descr="" title="" id="77" name="Picture"/>
             <a:graphic>
@@ -24820,7 +26680,7 @@
                   <pic:spPr bwMode="auto">
                     <a:xfrm>
                       <a:off x="0" y="0"/>
-                      <a:ext cx="3240000" cy="3450887"/>
+                      <a:ext cx="3240000" cy="3421078"/>
                     </a:xfrm>
                     <a:prstGeom prst="rect">
                       <a:avLst/>
@@ -24984,6 +26844,46 @@
         </w:rPr>
         <w:t>。</w:t>
       </w:r>
+    </w:p>
+    <w:p>
+      <w:pPr>
+        <w:spacing w:before="0" w:after="0"/>
+      </w:pPr>
+    </w:p>
+    <w:p>
+      <w:pPr>
+        <w:spacing w:before="0" w:after="0"/>
+      </w:pPr>
+    </w:p>
+    <w:p>
+      <w:pPr>
+        <w:spacing w:before="0" w:after="0"/>
+      </w:pPr>
+    </w:p>
+    <w:p>
+      <w:pPr>
+        <w:spacing w:before="0" w:after="0"/>
+      </w:pPr>
+    </w:p>
+    <w:p>
+      <w:pPr>
+        <w:spacing w:before="0" w:after="0"/>
+      </w:pPr>
+    </w:p>
+    <w:p>
+      <w:pPr>
+        <w:spacing w:before="0" w:after="0"/>
+      </w:pPr>
+    </w:p>
+    <w:p>
+      <w:pPr>
+        <w:spacing w:before="0" w:after="0"/>
+      </w:pPr>
+    </w:p>
+    <w:p>
+      <w:pPr>
+        <w:spacing w:before="0" w:after="0"/>
+      </w:pPr>
     </w:p>
     <w:p>
       <w:pPr>
@@ -25557,6 +27457,31 @@
     </w:p>
     <w:p>
       <w:pPr>
+        <w:spacing w:before="0" w:after="0"/>
+      </w:pPr>
+    </w:p>
+    <w:p>
+      <w:pPr>
+        <w:spacing w:before="0" w:after="0"/>
+      </w:pPr>
+    </w:p>
+    <w:p>
+      <w:pPr>
+        <w:spacing w:before="0" w:after="0"/>
+      </w:pPr>
+    </w:p>
+    <w:p>
+      <w:pPr>
+        <w:spacing w:before="0" w:after="0"/>
+      </w:pPr>
+    </w:p>
+    <w:p>
+      <w:pPr>
+        <w:spacing w:before="0" w:after="0"/>
+      </w:pPr>
+    </w:p>
+    <w:p>
+      <w:pPr>
         <w:spacing w:before="160" w:after="80"/>
       </w:pPr>
       <w:r>
@@ -26303,6 +28228,46 @@
     </w:p>
     <w:p>
       <w:pPr>
+        <w:spacing w:before="0" w:after="0"/>
+      </w:pPr>
+    </w:p>
+    <w:p>
+      <w:pPr>
+        <w:spacing w:before="0" w:after="0"/>
+      </w:pPr>
+    </w:p>
+    <w:p>
+      <w:pPr>
+        <w:spacing w:before="0" w:after="0"/>
+      </w:pPr>
+    </w:p>
+    <w:p>
+      <w:pPr>
+        <w:spacing w:before="0" w:after="0"/>
+      </w:pPr>
+    </w:p>
+    <w:p>
+      <w:pPr>
+        <w:spacing w:before="0" w:after="0"/>
+      </w:pPr>
+    </w:p>
+    <w:p>
+      <w:pPr>
+        <w:spacing w:before="0" w:after="0"/>
+      </w:pPr>
+    </w:p>
+    <w:p>
+      <w:pPr>
+        <w:spacing w:before="0" w:after="0"/>
+      </w:pPr>
+    </w:p>
+    <w:p>
+      <w:pPr>
+        <w:spacing w:before="0" w:after="0"/>
+      </w:pPr>
+    </w:p>
+    <w:p>
+      <w:pPr>
         <w:spacing w:before="160" w:after="80"/>
       </w:pPr>
       <w:r>
@@ -27018,6 +28983,46 @@
         </w:rPr>
         <w:t xml:space="preserve"> ____。</w:t>
       </w:r>
+    </w:p>
+    <w:p>
+      <w:pPr>
+        <w:spacing w:before="0" w:after="0"/>
+      </w:pPr>
+    </w:p>
+    <w:p>
+      <w:pPr>
+        <w:spacing w:before="0" w:after="0"/>
+      </w:pPr>
+    </w:p>
+    <w:p>
+      <w:pPr>
+        <w:spacing w:before="0" w:after="0"/>
+      </w:pPr>
+    </w:p>
+    <w:p>
+      <w:pPr>
+        <w:spacing w:before="0" w:after="0"/>
+      </w:pPr>
+    </w:p>
+    <w:p>
+      <w:pPr>
+        <w:spacing w:before="0" w:after="0"/>
+      </w:pPr>
+    </w:p>
+    <w:p>
+      <w:pPr>
+        <w:spacing w:before="0" w:after="0"/>
+      </w:pPr>
+    </w:p>
+    <w:p>
+      <w:pPr>
+        <w:spacing w:before="0" w:after="0"/>
+      </w:pPr>
+    </w:p>
+    <w:p>
+      <w:pPr>
+        <w:spacing w:before="0" w:after="0"/>
+      </w:pPr>
     </w:p>
     <w:p>
       <w:pPr>
@@ -27775,6 +29780,46 @@
     </w:p>
     <w:p>
       <w:pPr>
+        <w:spacing w:before="0" w:after="0"/>
+      </w:pPr>
+    </w:p>
+    <w:p>
+      <w:pPr>
+        <w:spacing w:before="0" w:after="0"/>
+      </w:pPr>
+    </w:p>
+    <w:p>
+      <w:pPr>
+        <w:spacing w:before="0" w:after="0"/>
+      </w:pPr>
+    </w:p>
+    <w:p>
+      <w:pPr>
+        <w:spacing w:before="0" w:after="0"/>
+      </w:pPr>
+    </w:p>
+    <w:p>
+      <w:pPr>
+        <w:spacing w:before="0" w:after="0"/>
+      </w:pPr>
+    </w:p>
+    <w:p>
+      <w:pPr>
+        <w:spacing w:before="0" w:after="0"/>
+      </w:pPr>
+    </w:p>
+    <w:p>
+      <w:pPr>
+        <w:spacing w:before="0" w:after="0"/>
+      </w:pPr>
+    </w:p>
+    <w:p>
+      <w:pPr>
+        <w:spacing w:before="0" w:after="0"/>
+      </w:pPr>
+    </w:p>
+    <w:p>
+      <w:pPr>
         <w:spacing w:before="160" w:after="80"/>
       </w:pPr>
       <w:r>
@@ -28370,6 +30415,46 @@
     </w:p>
     <w:p>
       <w:pPr>
+        <w:spacing w:before="0" w:after="0"/>
+      </w:pPr>
+    </w:p>
+    <w:p>
+      <w:pPr>
+        <w:spacing w:before="0" w:after="0"/>
+      </w:pPr>
+    </w:p>
+    <w:p>
+      <w:pPr>
+        <w:spacing w:before="0" w:after="0"/>
+      </w:pPr>
+    </w:p>
+    <w:p>
+      <w:pPr>
+        <w:spacing w:before="0" w:after="0"/>
+      </w:pPr>
+    </w:p>
+    <w:p>
+      <w:pPr>
+        <w:spacing w:before="0" w:after="0"/>
+      </w:pPr>
+    </w:p>
+    <w:p>
+      <w:pPr>
+        <w:spacing w:before="0" w:after="0"/>
+      </w:pPr>
+    </w:p>
+    <w:p>
+      <w:pPr>
+        <w:spacing w:before="0" w:after="0"/>
+      </w:pPr>
+    </w:p>
+    <w:p>
+      <w:pPr>
+        <w:spacing w:before="0" w:after="0"/>
+      </w:pPr>
+    </w:p>
+    <w:p>
+      <w:pPr>
         <w:spacing w:before="160" w:after="80"/>
       </w:pPr>
       <w:r>
@@ -28905,6 +30990,46 @@
     </w:p>
     <w:p>
       <w:pPr>
+        <w:spacing w:before="0" w:after="0"/>
+      </w:pPr>
+    </w:p>
+    <w:p>
+      <w:pPr>
+        <w:spacing w:before="0" w:after="0"/>
+      </w:pPr>
+    </w:p>
+    <w:p>
+      <w:pPr>
+        <w:spacing w:before="0" w:after="0"/>
+      </w:pPr>
+    </w:p>
+    <w:p>
+      <w:pPr>
+        <w:spacing w:before="0" w:after="0"/>
+      </w:pPr>
+    </w:p>
+    <w:p>
+      <w:pPr>
+        <w:spacing w:before="0" w:after="0"/>
+      </w:pPr>
+    </w:p>
+    <w:p>
+      <w:pPr>
+        <w:spacing w:before="0" w:after="0"/>
+      </w:pPr>
+    </w:p>
+    <w:p>
+      <w:pPr>
+        <w:spacing w:before="0" w:after="0"/>
+      </w:pPr>
+    </w:p>
+    <w:p>
+      <w:pPr>
+        <w:spacing w:before="0" w:after="0"/>
+      </w:pPr>
+    </w:p>
+    <w:p>
+      <w:pPr>
         <w:spacing w:before="160" w:after="80"/>
       </w:pPr>
       <w:r>
@@ -29307,6 +31432,46 @@
         </w:rPr>
         <w:t>。</w:t>
       </w:r>
+    </w:p>
+    <w:p>
+      <w:pPr>
+        <w:spacing w:before="0" w:after="0"/>
+      </w:pPr>
+    </w:p>
+    <w:p>
+      <w:pPr>
+        <w:spacing w:before="0" w:after="0"/>
+      </w:pPr>
+    </w:p>
+    <w:p>
+      <w:pPr>
+        <w:spacing w:before="0" w:after="0"/>
+      </w:pPr>
+    </w:p>
+    <w:p>
+      <w:pPr>
+        <w:spacing w:before="0" w:after="0"/>
+      </w:pPr>
+    </w:p>
+    <w:p>
+      <w:pPr>
+        <w:spacing w:before="0" w:after="0"/>
+      </w:pPr>
+    </w:p>
+    <w:p>
+      <w:pPr>
+        <w:spacing w:before="0" w:after="0"/>
+      </w:pPr>
+    </w:p>
+    <w:p>
+      <w:pPr>
+        <w:spacing w:before="0" w:after="0"/>
+      </w:pPr>
+    </w:p>
+    <w:p>
+      <w:pPr>
+        <w:spacing w:before="0" w:after="0"/>
+      </w:pPr>
     </w:p>
     <w:p>
       <w:pPr>

--- a/00-首页/题组Word/习题书/第一篇-化学原理/6-化学基础与计量-学生版-打印版.docx
+++ b/00-首页/题组Word/习题书/第一篇-化学原理/6-化学基础与计量-学生版-打印版.docx
@@ -6,9 +6,8 @@
     <w:p>
       <w:pPr>
         <w:pStyle w:val="Heading1"/>
-        <w:spacing w:before="0" w:after="240"/>
+        <w:spacing w:before="280" w:after="120"/>
         <w:jc w:val="center"/>
-        <w:keepNext/>
       </w:pPr>
       <w:r>
         <w:rPr>
@@ -55,8 +54,7 @@
     <w:p>
       <w:pPr>
         <w:pStyle w:val="Heading2"/>
-        <w:spacing w:before="280" w:after="80"/>
-        <w:keepNext/>
+        <w:spacing w:before="280" w:after="120"/>
       </w:pPr>
       <w:r>
         <w:rPr>
@@ -70,8 +68,7 @@
     <w:p>
       <w:pPr>
         <w:pStyle w:val="Heading2"/>
-        <w:spacing w:before="280" w:after="80"/>
-        <w:keepNext/>
+        <w:spacing w:before="280" w:after="120"/>
       </w:pPr>
       <w:r>
         <w:rPr>
@@ -308,8 +305,7 @@
     <w:p>
       <w:pPr>
         <w:pStyle w:val="Heading2"/>
-        <w:spacing w:before="280" w:after="80"/>
-        <w:keepNext/>
+        <w:spacing w:before="280" w:after="120"/>
       </w:pPr>
       <w:r>
         <w:rPr>
@@ -643,8 +639,7 @@
     <w:p>
       <w:pPr>
         <w:pStyle w:val="Heading2"/>
-        <w:spacing w:before="280" w:after="80"/>
-        <w:keepNext/>
+        <w:spacing w:before="280" w:after="120"/>
       </w:pPr>
       <w:r>
         <w:rPr>
@@ -783,8 +778,7 @@
     <w:p>
       <w:pPr>
         <w:pStyle w:val="Heading2"/>
-        <w:spacing w:before="280" w:after="80"/>
-        <w:keepNext/>
+        <w:spacing w:before="280" w:after="120"/>
       </w:pPr>
       <w:r>
         <w:rPr>
@@ -935,8 +929,7 @@
     <w:p>
       <w:pPr>
         <w:pStyle w:val="Heading2"/>
-        <w:spacing w:before="280" w:after="80"/>
-        <w:keepNext/>
+        <w:spacing w:before="280" w:after="120"/>
       </w:pPr>
       <w:r>
         <w:rPr>
@@ -1264,8 +1257,7 @@
     <w:p>
       <w:pPr>
         <w:pStyle w:val="Heading2"/>
-        <w:spacing w:before="280" w:after="80"/>
-        <w:keepNext/>
+        <w:spacing w:before="280" w:after="120"/>
       </w:pPr>
       <w:r>
         <w:rPr>
@@ -1422,8 +1414,7 @@
     <w:p>
       <w:pPr>
         <w:pStyle w:val="Heading2"/>
-        <w:spacing w:before="280" w:after="80"/>
-        <w:keepNext/>
+        <w:spacing w:before="280" w:after="120"/>
       </w:pPr>
       <w:r>
         <w:rPr>
@@ -1544,8 +1535,7 @@
     <w:p>
       <w:pPr>
         <w:pStyle w:val="Heading2"/>
-        <w:spacing w:before="280" w:after="80"/>
-        <w:keepNext/>
+        <w:spacing w:before="280" w:after="120"/>
       </w:pPr>
       <w:r>
         <w:rPr>
@@ -1748,8 +1738,7 @@
     <w:p>
       <w:pPr>
         <w:pStyle w:val="Heading2"/>
-        <w:spacing w:before="280" w:after="80"/>
-        <w:keepNext/>
+        <w:spacing w:before="280" w:after="120"/>
       </w:pPr>
       <w:r>
         <w:rPr>
@@ -2115,8 +2104,7 @@
     <w:p>
       <w:pPr>
         <w:pStyle w:val="Heading2"/>
-        <w:spacing w:before="280" w:after="80"/>
-        <w:keepNext/>
+        <w:spacing w:before="280" w:after="120"/>
       </w:pPr>
       <w:r>
         <w:rPr>
@@ -2427,8 +2415,7 @@
     <w:p>
       <w:pPr>
         <w:pStyle w:val="Heading2"/>
-        <w:spacing w:before="280" w:after="80"/>
-        <w:keepNext/>
+        <w:spacing w:before="280" w:after="120"/>
       </w:pPr>
       <w:r>
         <w:rPr>
@@ -2685,8 +2672,7 @@
     <w:p>
       <w:pPr>
         <w:pStyle w:val="Heading2"/>
-        <w:spacing w:before="280" w:after="80"/>
-        <w:keepNext/>
+        <w:spacing w:before="280" w:after="120"/>
       </w:pPr>
       <w:r>
         <w:rPr>
@@ -3246,8 +3232,7 @@
     <w:p>
       <w:pPr>
         <w:pStyle w:val="Heading2"/>
-        <w:spacing w:before="280" w:after="80"/>
-        <w:keepNext/>
+        <w:spacing w:before="280" w:after="120"/>
       </w:pPr>
       <w:r>
         <w:rPr>
@@ -3419,8 +3404,7 @@
     <w:p>
       <w:pPr>
         <w:pStyle w:val="Heading2"/>
-        <w:spacing w:before="280" w:after="80"/>
-        <w:keepNext/>
+        <w:spacing w:before="280" w:after="120"/>
       </w:pPr>
       <w:r>
         <w:rPr>
@@ -3597,8 +3581,7 @@
     <w:p>
       <w:pPr>
         <w:pStyle w:val="Heading2"/>
-        <w:spacing w:before="280" w:after="80"/>
-        <w:keepNext/>
+        <w:spacing w:before="280" w:after="120"/>
       </w:pPr>
       <w:r>
         <w:rPr>
@@ -4347,8 +4330,7 @@
     <w:p>
       <w:pPr>
         <w:pStyle w:val="Heading2"/>
-        <w:spacing w:before="280" w:after="80"/>
-        <w:keepNext/>
+        <w:spacing w:before="280" w:after="120"/>
       </w:pPr>
       <w:r>
         <w:rPr>
@@ -4722,8 +4704,7 @@
     <w:p>
       <w:pPr>
         <w:pStyle w:val="Heading2"/>
-        <w:spacing w:before="280" w:after="80"/>
-        <w:keepNext/>
+        <w:spacing w:before="280" w:after="120"/>
       </w:pPr>
       <w:r>
         <w:rPr>
@@ -4888,8 +4869,7 @@
     <w:p>
       <w:pPr>
         <w:pStyle w:val="Heading2"/>
-        <w:spacing w:before="280" w:after="80"/>
-        <w:keepNext/>
+        <w:spacing w:before="280" w:after="120"/>
       </w:pPr>
       <w:r>
         <w:rPr>
@@ -5079,8 +5059,7 @@
     <w:p>
       <w:pPr>
         <w:pStyle w:val="Heading2"/>
-        <w:spacing w:before="280" w:after="80"/>
-        <w:keepNext/>
+        <w:spacing w:before="280" w:after="120"/>
       </w:pPr>
       <w:r>
         <w:rPr>
@@ -5295,8 +5274,7 @@
     <w:p>
       <w:pPr>
         <w:pStyle w:val="Heading2"/>
-        <w:spacing w:before="280" w:after="80"/>
-        <w:keepNext/>
+        <w:spacing w:before="280" w:after="120"/>
       </w:pPr>
       <w:r>
         <w:rPr>
@@ -5601,8 +5579,7 @@
     <w:p>
       <w:pPr>
         <w:pStyle w:val="Heading2"/>
-        <w:spacing w:before="280" w:after="80"/>
-        <w:keepNext/>
+        <w:spacing w:before="280" w:after="120"/>
       </w:pPr>
       <w:r>
         <w:rPr>
@@ -6620,8 +6597,7 @@
     <w:p>
       <w:pPr>
         <w:pStyle w:val="Heading2"/>
-        <w:spacing w:before="280" w:after="80"/>
-        <w:keepNext/>
+        <w:spacing w:before="280" w:after="120"/>
       </w:pPr>
       <w:r>
         <w:rPr>
@@ -7356,8 +7332,7 @@
     <w:p>
       <w:pPr>
         <w:pStyle w:val="Heading2"/>
-        <w:spacing w:before="280" w:after="80"/>
-        <w:keepNext/>
+        <w:spacing w:before="280" w:after="120"/>
       </w:pPr>
       <w:r>
         <w:rPr>
@@ -7705,8 +7680,7 @@
     <w:p>
       <w:pPr>
         <w:pStyle w:val="Heading2"/>
-        <w:spacing w:before="280" w:after="80"/>
-        <w:keepNext/>
+        <w:spacing w:before="280" w:after="120"/>
       </w:pPr>
       <w:r>
         <w:rPr>
@@ -7987,8 +7961,7 @@
     <w:p>
       <w:pPr>
         <w:pStyle w:val="Heading2"/>
-        <w:spacing w:before="280" w:after="80"/>
-        <w:keepNext/>
+        <w:spacing w:before="280" w:after="120"/>
       </w:pPr>
       <w:r>
         <w:rPr>
@@ -8503,8 +8476,7 @@
     <w:p>
       <w:pPr>
         <w:pStyle w:val="Heading2"/>
-        <w:spacing w:before="280" w:after="80"/>
-        <w:keepNext/>
+        <w:spacing w:before="280" w:after="120"/>
       </w:pPr>
       <w:r>
         <w:rPr>
@@ -8756,8 +8728,7 @@
     <w:p>
       <w:pPr>
         <w:pStyle w:val="Heading2"/>
-        <w:spacing w:before="280" w:after="80"/>
-        <w:keepNext/>
+        <w:spacing w:before="280" w:after="120"/>
       </w:pPr>
       <w:r>
         <w:rPr>
@@ -10965,8 +10936,7 @@
     <w:p>
       <w:pPr>
         <w:pStyle w:val="Heading2"/>
-        <w:spacing w:before="280" w:after="80"/>
-        <w:keepNext/>
+        <w:spacing w:before="280" w:after="120"/>
       </w:pPr>
       <w:r>
         <w:rPr>
@@ -11219,8 +11189,7 @@
     <w:p>
       <w:pPr>
         <w:pStyle w:val="Heading2"/>
-        <w:spacing w:before="280" w:after="80"/>
-        <w:keepNext/>
+        <w:spacing w:before="280" w:after="120"/>
       </w:pPr>
       <w:r>
         <w:rPr>
@@ -11234,8 +11203,7 @@
     <w:p>
       <w:pPr>
         <w:pStyle w:val="Heading2"/>
-        <w:spacing w:before="280" w:after="80"/>
-        <w:keepNext/>
+        <w:spacing w:before="280" w:after="120"/>
       </w:pPr>
       <w:r>
         <w:rPr>
@@ -12315,8 +12283,7 @@
     <w:p>
       <w:pPr>
         <w:pStyle w:val="Heading2"/>
-        <w:spacing w:before="280" w:after="80"/>
-        <w:keepNext/>
+        <w:spacing w:before="280" w:after="120"/>
       </w:pPr>
       <w:r>
         <w:rPr>
@@ -13019,8 +12986,7 @@
     <w:p>
       <w:pPr>
         <w:pStyle w:val="Heading2"/>
-        <w:spacing w:before="280" w:after="80"/>
-        <w:keepNext/>
+        <w:spacing w:before="280" w:after="120"/>
       </w:pPr>
       <w:r>
         <w:rPr>
@@ -13655,8 +13621,7 @@
     <w:p>
       <w:pPr>
         <w:pStyle w:val="Heading2"/>
-        <w:spacing w:before="280" w:after="80"/>
-        <w:keepNext/>
+        <w:spacing w:before="280" w:after="120"/>
       </w:pPr>
       <w:r>
         <w:rPr>
@@ -14454,8 +14419,7 @@
     <w:p>
       <w:pPr>
         <w:pStyle w:val="Heading2"/>
-        <w:spacing w:before="280" w:after="80"/>
-        <w:keepNext/>
+        <w:spacing w:before="280" w:after="120"/>
       </w:pPr>
       <w:r>
         <w:rPr>
@@ -14906,8 +14870,7 @@
     <w:p>
       <w:pPr>
         <w:pStyle w:val="Heading2"/>
-        <w:spacing w:before="280" w:after="80"/>
-        <w:keepNext/>
+        <w:spacing w:before="280" w:after="120"/>
       </w:pPr>
       <w:r>
         <w:rPr>
@@ -15452,8 +15415,7 @@
     <w:p>
       <w:pPr>
         <w:pStyle w:val="Heading2"/>
-        <w:spacing w:before="280" w:after="80"/>
-        <w:keepNext/>
+        <w:spacing w:before="280" w:after="120"/>
       </w:pPr>
       <w:r>
         <w:rPr>
@@ -15974,8 +15936,7 @@
     <w:p>
       <w:pPr>
         <w:pStyle w:val="Heading2"/>
-        <w:spacing w:before="280" w:after="80"/>
-        <w:keepNext/>
+        <w:spacing w:before="280" w:after="120"/>
       </w:pPr>
       <w:r>
         <w:rPr>
@@ -16791,8 +16752,7 @@
     <w:p>
       <w:pPr>
         <w:pStyle w:val="Heading2"/>
-        <w:spacing w:before="280" w:after="80"/>
-        <w:keepNext/>
+        <w:spacing w:before="280" w:after="120"/>
       </w:pPr>
       <w:r>
         <w:rPr>
@@ -17281,8 +17241,7 @@
     <w:p>
       <w:pPr>
         <w:pStyle w:val="Heading2"/>
-        <w:spacing w:before="280" w:after="80"/>
-        <w:keepNext/>
+        <w:spacing w:before="280" w:after="120"/>
       </w:pPr>
       <w:r>
         <w:rPr>
@@ -17944,8 +17903,7 @@
     <w:p>
       <w:pPr>
         <w:pStyle w:val="Heading2"/>
-        <w:spacing w:before="280" w:after="80"/>
-        <w:keepNext/>
+        <w:spacing w:before="280" w:after="120"/>
       </w:pPr>
       <w:r>
         <w:rPr>
@@ -18483,8 +18441,7 @@
     <w:p>
       <w:pPr>
         <w:pStyle w:val="Heading2"/>
-        <w:spacing w:before="280" w:after="80"/>
-        <w:keepNext/>
+        <w:spacing w:before="280" w:after="120"/>
       </w:pPr>
       <w:r>
         <w:rPr>
@@ -19187,8 +19144,7 @@
     <w:p>
       <w:pPr>
         <w:pStyle w:val="Heading2"/>
-        <w:spacing w:before="280" w:after="80"/>
-        <w:keepNext/>
+        <w:spacing w:before="280" w:after="120"/>
       </w:pPr>
       <w:r>
         <w:rPr>
@@ -19510,8 +19466,7 @@
     <w:p>
       <w:pPr>
         <w:pStyle w:val="Heading2"/>
-        <w:spacing w:before="280" w:after="80"/>
-        <w:keepNext/>
+        <w:spacing w:before="280" w:after="120"/>
       </w:pPr>
       <w:r>
         <w:rPr>
@@ -19806,8 +19761,7 @@
     <w:p>
       <w:pPr>
         <w:pStyle w:val="Heading2"/>
-        <w:spacing w:before="280" w:after="80"/>
-        <w:keepNext/>
+        <w:spacing w:before="280" w:after="120"/>
       </w:pPr>
       <w:r>
         <w:rPr>
@@ -20464,8 +20418,7 @@
     <w:p>
       <w:pPr>
         <w:pStyle w:val="Heading2"/>
-        <w:spacing w:before="280" w:after="80"/>
-        <w:keepNext/>
+        <w:spacing w:before="280" w:after="120"/>
       </w:pPr>
       <w:r>
         <w:rPr>
@@ -20976,8 +20929,7 @@
     <w:p>
       <w:pPr>
         <w:pStyle w:val="Heading2"/>
-        <w:spacing w:before="280" w:after="80"/>
-        <w:keepNext/>
+        <w:spacing w:before="280" w:after="120"/>
       </w:pPr>
       <w:r>
         <w:rPr>
@@ -21235,8 +21187,7 @@
     <w:p>
       <w:pPr>
         <w:pStyle w:val="Heading2"/>
-        <w:spacing w:before="280" w:after="80"/>
-        <w:keepNext/>
+        <w:spacing w:before="280" w:after="120"/>
       </w:pPr>
       <w:r>
         <w:rPr>
@@ -21822,8 +21773,7 @@
     <w:p>
       <w:pPr>
         <w:pStyle w:val="Heading2"/>
-        <w:spacing w:before="280" w:after="80"/>
-        <w:keepNext/>
+        <w:spacing w:before="280" w:after="120"/>
       </w:pPr>
       <w:r>
         <w:rPr>
@@ -22010,8 +21960,7 @@
     <w:p>
       <w:pPr>
         <w:pStyle w:val="Heading2"/>
-        <w:spacing w:before="280" w:after="80"/>
-        <w:keepNext/>
+        <w:spacing w:before="280" w:after="120"/>
       </w:pPr>
       <w:r>
         <w:rPr>
@@ -22624,8 +22573,7 @@
     <w:p>
       <w:pPr>
         <w:pStyle w:val="Heading2"/>
-        <w:spacing w:before="280" w:after="80"/>
-        <w:keepNext/>
+        <w:spacing w:before="280" w:after="120"/>
       </w:pPr>
       <w:r>
         <w:rPr>
@@ -23032,8 +22980,7 @@
     <w:p>
       <w:pPr>
         <w:pStyle w:val="Heading2"/>
-        <w:spacing w:before="280" w:after="80"/>
-        <w:keepNext/>
+        <w:spacing w:before="280" w:after="120"/>
       </w:pPr>
       <w:r>
         <w:rPr>
@@ -23920,8 +23867,7 @@
     <w:p>
       <w:pPr>
         <w:pStyle w:val="Heading2"/>
-        <w:spacing w:before="280" w:after="80"/>
-        <w:keepNext/>
+        <w:spacing w:before="280" w:after="120"/>
       </w:pPr>
       <w:r>
         <w:rPr>
@@ -24321,8 +24267,7 @@
     <w:p>
       <w:pPr>
         <w:pStyle w:val="Heading2"/>
-        <w:spacing w:before="280" w:after="80"/>
-        <w:keepNext/>
+        <w:spacing w:before="280" w:after="120"/>
       </w:pPr>
       <w:r>
         <w:rPr>
@@ -24618,8 +24563,7 @@
     <w:p>
       <w:pPr>
         <w:pStyle w:val="Heading2"/>
-        <w:spacing w:before="280" w:after="80"/>
-        <w:keepNext/>
+        <w:spacing w:before="280" w:after="120"/>
       </w:pPr>
       <w:r>
         <w:rPr>
@@ -26170,8 +26114,7 @@
     <w:p>
       <w:pPr>
         <w:pStyle w:val="Heading2"/>
-        <w:spacing w:before="280" w:after="80"/>
-        <w:keepNext/>
+        <w:spacing w:before="280" w:after="120"/>
       </w:pPr>
       <w:r>
         <w:rPr>
@@ -26900,8 +26843,7 @@
     <w:p>
       <w:pPr>
         <w:pStyle w:val="Heading2"/>
-        <w:spacing w:before="280" w:after="80"/>
-        <w:keepNext/>
+        <w:spacing w:before="280" w:after="120"/>
       </w:pPr>
       <w:r>
         <w:rPr>
@@ -27495,8 +27437,7 @@
     <w:p>
       <w:pPr>
         <w:pStyle w:val="Heading2"/>
-        <w:spacing w:before="280" w:after="80"/>
-        <w:keepNext/>
+        <w:spacing w:before="280" w:after="120"/>
       </w:pPr>
       <w:r>
         <w:rPr>
@@ -28281,8 +28222,7 @@
     <w:p>
       <w:pPr>
         <w:pStyle w:val="Heading2"/>
-        <w:spacing w:before="280" w:after="80"/>
-        <w:keepNext/>
+        <w:spacing w:before="280" w:after="120"/>
       </w:pPr>
       <w:r>
         <w:rPr>
@@ -29039,8 +28979,7 @@
     <w:p>
       <w:pPr>
         <w:pStyle w:val="Heading2"/>
-        <w:spacing w:before="280" w:after="80"/>
-        <w:keepNext/>
+        <w:spacing w:before="280" w:after="120"/>
       </w:pPr>
       <w:r>
         <w:rPr>
@@ -29833,8 +29772,7 @@
     <w:p>
       <w:pPr>
         <w:pStyle w:val="Heading2"/>
-        <w:spacing w:before="280" w:after="80"/>
-        <w:keepNext/>
+        <w:spacing w:before="280" w:after="120"/>
       </w:pPr>
       <w:r>
         <w:rPr>
@@ -30468,8 +30406,7 @@
     <w:p>
       <w:pPr>
         <w:pStyle w:val="Heading2"/>
-        <w:spacing w:before="280" w:after="80"/>
-        <w:keepNext/>
+        <w:spacing w:before="280" w:after="120"/>
       </w:pPr>
       <w:r>
         <w:rPr>
@@ -31043,8 +30980,7 @@
     <w:p>
       <w:pPr>
         <w:pStyle w:val="Heading2"/>
-        <w:spacing w:before="280" w:after="80"/>
-        <w:keepNext/>
+        <w:spacing w:before="280" w:after="120"/>
       </w:pPr>
       <w:r>
         <w:rPr>
@@ -31486,8 +31422,8 @@
     <w:bookmarkEnd w:id="86"/>
     <w:bookmarkEnd w:id="87"/>
     <w:sectPr>
+      <w:headerReference w:type="default" r:id="rId77"/>
       <w:footerReference w:type="default" r:id="rId9"/>
-      <w:headerReference w:type="default" r:id="rId10"/>
       <w:footnotePr>
         <w:numRestart w:val="eachSect"/>
       </w:footnotePr>
@@ -31506,88 +31442,123 @@
 <w:ftr xmlns:m="http://schemas.openxmlformats.org/officeDocument/2006/math" xmlns:mc="http://schemas.openxmlformats.org/markup-compatibility/2006" xmlns:mo="http://schemas.microsoft.com/office/mac/office/2008/main" xmlns:mv="urn:schemas-microsoft-com:mac:vml" xmlns:o="urn:schemas-microsoft-com:office:office" xmlns:r="http://schemas.openxmlformats.org/officeDocument/2006/relationships" xmlns:v="urn:schemas-microsoft-com:vml" xmlns:w10="urn:schemas-microsoft-com:office:word" xmlns:w14="http://schemas.microsoft.com/office/word/2010/wordml" xmlns:w="http://schemas.openxmlformats.org/wordprocessingml/2006/main" xmlns:wne="http://schemas.microsoft.com/office/word/2006/wordml" xmlns:wp14="http://schemas.microsoft.com/office/word/2010/wordprocessingDrawing" xmlns:wp="http://schemas.openxmlformats.org/drawingml/2006/wordprocessingDrawing" xmlns:wpc="http://schemas.microsoft.com/office/word/2010/wordprocessingCanvas" xmlns:wpg="http://schemas.microsoft.com/office/word/2010/wordprocessingGroup" xmlns:wpi="http://schemas.microsoft.com/office/word/2010/wordprocessingInk" xmlns:wps="http://schemas.microsoft.com/office/word/2010/wordprocessingShape" mc:Ignorable="w14 wp14">
   <w:p>
     <w:pPr>
+      <w:pStyle w:val="Footer"/>
       <w:jc w:val="center"/>
     </w:pPr>
     <w:r>
       <w:rPr>
+        <w:rFonts w:ascii="Times New Roman" w:hAnsi="Times New Roman" w:eastAsia="Times New Roman" w:cs="Times New Roman"/>
+        <w:b w:val="0"/>
         <w:color w:val="000000"/>
-        <w:sz w:val="18"/>
+        <w:sz w:val="20"/>
       </w:rPr>
       <w:t xml:space="preserve">第 </w:t>
     </w:r>
     <w:r>
       <w:rPr>
+        <w:rFonts w:ascii="Times New Roman" w:hAnsi="Times New Roman" w:eastAsia="Times New Roman" w:cs="Times New Roman"/>
+        <w:b w:val="0"/>
         <w:color w:val="000000"/>
-        <w:sz w:val="18"/>
+        <w:sz w:val="20"/>
       </w:rPr>
       <w:fldChar w:fldCharType="begin"/>
     </w:r>
     <w:r>
       <w:rPr>
-        <w:sz w:val="18"/>
+        <w:rFonts w:ascii="Times New Roman" w:hAnsi="Times New Roman" w:eastAsia="Times New Roman" w:cs="Times New Roman"/>
+        <w:b w:val="0"/>
+        <w:color w:val="000000"/>
+        <w:sz w:val="20"/>
       </w:rPr>
       <w:instrText xml:space="preserve"> PAGE </w:instrText>
     </w:r>
     <w:r>
       <w:rPr>
-        <w:sz w:val="18"/>
+        <w:rFonts w:ascii="Times New Roman" w:hAnsi="Times New Roman" w:eastAsia="Times New Roman" w:cs="Times New Roman"/>
+        <w:b w:val="0"/>
+        <w:color w:val="000000"/>
+        <w:sz w:val="20"/>
       </w:rPr>
       <w:fldChar w:fldCharType="separate"/>
     </w:r>
     <w:r>
       <w:rPr>
-        <w:sz w:val="18"/>
+        <w:rFonts w:ascii="Times New Roman" w:hAnsi="Times New Roman" w:eastAsia="Times New Roman" w:cs="Times New Roman"/>
+        <w:b w:val="0"/>
+        <w:color w:val="000000"/>
+        <w:sz w:val="20"/>
       </w:rPr>
       <w:t>1</w:t>
     </w:r>
     <w:r>
       <w:rPr>
-        <w:sz w:val="18"/>
+        <w:rFonts w:ascii="Times New Roman" w:hAnsi="Times New Roman" w:eastAsia="Times New Roman" w:cs="Times New Roman"/>
+        <w:b w:val="0"/>
+        <w:color w:val="000000"/>
+        <w:sz w:val="20"/>
       </w:rPr>
       <w:fldChar w:fldCharType="end"/>
     </w:r>
     <w:r>
       <w:rPr>
+        <w:rFonts w:ascii="Times New Roman" w:hAnsi="Times New Roman" w:eastAsia="Times New Roman" w:cs="Times New Roman"/>
+        <w:b w:val="0"/>
         <w:color w:val="000000"/>
-        <w:sz w:val="18"/>
+        <w:sz w:val="20"/>
       </w:rPr>
       <w:t xml:space="preserve"> 页 / 共 </w:t>
     </w:r>
     <w:r>
       <w:rPr>
+        <w:rFonts w:ascii="Times New Roman" w:hAnsi="Times New Roman" w:eastAsia="Times New Roman" w:cs="Times New Roman"/>
+        <w:b w:val="0"/>
         <w:color w:val="000000"/>
-        <w:sz w:val="18"/>
+        <w:sz w:val="20"/>
       </w:rPr>
       <w:fldChar w:fldCharType="begin"/>
     </w:r>
     <w:r>
       <w:rPr>
-        <w:sz w:val="18"/>
+        <w:rFonts w:ascii="Times New Roman" w:hAnsi="Times New Roman" w:eastAsia="Times New Roman" w:cs="Times New Roman"/>
+        <w:b w:val="0"/>
+        <w:color w:val="000000"/>
+        <w:sz w:val="20"/>
       </w:rPr>
       <w:instrText xml:space="preserve"> NUMPAGES </w:instrText>
     </w:r>
     <w:r>
       <w:rPr>
-        <w:sz w:val="18"/>
+        <w:rFonts w:ascii="Times New Roman" w:hAnsi="Times New Roman" w:eastAsia="Times New Roman" w:cs="Times New Roman"/>
+        <w:b w:val="0"/>
+        <w:color w:val="000000"/>
+        <w:sz w:val="20"/>
       </w:rPr>
       <w:fldChar w:fldCharType="separate"/>
     </w:r>
     <w:r>
       <w:rPr>
-        <w:sz w:val="18"/>
+        <w:rFonts w:ascii="Times New Roman" w:hAnsi="Times New Roman" w:eastAsia="Times New Roman" w:cs="Times New Roman"/>
+        <w:b w:val="0"/>
+        <w:color w:val="000000"/>
+        <w:sz w:val="20"/>
       </w:rPr>
       <w:t>1</w:t>
     </w:r>
     <w:r>
       <w:rPr>
-        <w:sz w:val="18"/>
+        <w:rFonts w:ascii="Times New Roman" w:hAnsi="Times New Roman" w:eastAsia="Times New Roman" w:cs="Times New Roman"/>
+        <w:b w:val="0"/>
+        <w:color w:val="000000"/>
+        <w:sz w:val="20"/>
       </w:rPr>
       <w:fldChar w:fldCharType="end"/>
     </w:r>
     <w:r>
       <w:rPr>
+        <w:rFonts w:ascii="Times New Roman" w:hAnsi="Times New Roman" w:eastAsia="Times New Roman" w:cs="Times New Roman"/>
+        <w:b w:val="0"/>
         <w:color w:val="000000"/>
-        <w:sz w:val="18"/>
+        <w:sz w:val="20"/>
       </w:rPr>
       <w:t xml:space="preserve"> 页</w:t>
     </w:r>
@@ -31625,10 +31596,12 @@
     </w:pPr>
     <w:r>
       <w:rPr>
+        <w:rFonts w:ascii="Times New Roman" w:hAnsi="Times New Roman" w:eastAsia="Times New Roman" w:cs="Times New Roman"/>
+        <w:b w:val="0"/>
         <w:color w:val="000000"/>
         <w:sz w:val="18"/>
       </w:rPr>
-      <w:t>第一篇 化学原理 · 第6章 化学基础与计量-学生版</w:t>
+      <w:t xml:space="preserve">第 6 章 化学基础与计量</w:t>
     </w:r>
   </w:p>
 </w:hdr>
@@ -32558,7 +32531,7 @@
     <ns0:rPr>
       <ns0:rFonts ns0:ascii="Times New Roman" ns0:cs="Times New Roman" ns0:eastAsia="SimHei" ns0:hAnsi="Times New Roman"/>
       <ns0:b/>
-      <ns0:color ns0:val="17324D"/>
+      <ns0:color ns0:val="000000"/>
       <ns0:sz ns0:val="44"/>
       <ns0:szCs ns0:val="56"/>
     </ns0:rPr>
@@ -32700,7 +32673,7 @@
     <ns0:rPr>
       <ns0:rFonts ns0:ascii="Times New Roman" ns0:cs="Times New Roman" ns0:eastAsia="SimHei" ns0:hAnsi="Times New Roman"/>
       <ns0:b/>
-      <ns0:color ns0:val="17324D"/>
+      <ns0:color ns0:val="000000"/>
       <ns0:sz ns0:val="32"/>
       <ns0:szCs ns0:val="40"/>
     </ns0:rPr>
@@ -32724,7 +32697,7 @@
     <ns0:rPr>
       <ns0:rFonts ns0:ascii="Times New Roman" ns0:cs="Times New Roman" ns0:eastAsia="SimHei" ns0:hAnsi="Times New Roman"/>
       <ns0:b/>
-      <ns0:color ns0:val="17324D"/>
+      <ns0:color ns0:val="000000"/>
       <ns0:sz ns0:val="28"/>
       <ns0:szCs ns0:val="32"/>
     </ns0:rPr>
@@ -32748,7 +32721,7 @@
     <ns0:rPr>
       <ns0:rFonts ns0:ascii="Times New Roman" ns0:cs="Times New Roman" ns0:eastAsia="SimHei" ns0:hAnsi="Times New Roman"/>
       <ns0:b/>
-      <ns0:color ns0:val="17324D"/>
+      <ns0:color ns0:val="000000"/>
       <ns0:sz ns0:val="25"/>
       <ns0:szCs ns0:val="28"/>
     </ns0:rPr>
@@ -33224,7 +33197,7 @@
     <w:rPr>
       <w:rFonts w:ascii="Times New Roman" w:hAnsi="Times New Roman" w:eastAsia="FangSong" w:cs="Times New Roman"/>
       <w:b/>
-      <w:color w:val="000000"/>
+      <w:color w:val="007020"/>
     </w:rPr>
   </w:style>
   <w:style w:type="character" w:customStyle="1" w:styleId="DataTypeTok">
@@ -33232,7 +33205,7 @@
     <w:basedOn w:val="VerbatimChar"/>
     <w:rPr>
       <w:rFonts w:ascii="Times New Roman" w:hAnsi="Times New Roman" w:eastAsia="FangSong" w:cs="Times New Roman"/>
-      <w:color w:val="000000"/>
+      <w:color w:val="902000"/>
     </w:rPr>
   </w:style>
   <w:style w:type="character" w:customStyle="1" w:styleId="DecValTok">
@@ -33240,7 +33213,7 @@
     <w:basedOn w:val="VerbatimChar"/>
     <w:rPr>
       <w:rFonts w:ascii="Times New Roman" w:hAnsi="Times New Roman" w:eastAsia="FangSong" w:cs="Times New Roman"/>
-      <w:color w:val="000000"/>
+      <w:color w:val="40a070"/>
     </w:rPr>
   </w:style>
   <w:style w:type="character" w:customStyle="1" w:styleId="BaseNTok">
@@ -33248,7 +33221,7 @@
     <w:basedOn w:val="VerbatimChar"/>
     <w:rPr>
       <w:rFonts w:ascii="Times New Roman" w:hAnsi="Times New Roman" w:eastAsia="FangSong" w:cs="Times New Roman"/>
-      <w:color w:val="000000"/>
+      <w:color w:val="40a070"/>
     </w:rPr>
   </w:style>
   <w:style w:type="character" w:customStyle="1" w:styleId="FloatTok">
@@ -33256,7 +33229,7 @@
     <w:basedOn w:val="VerbatimChar"/>
     <w:rPr>
       <w:rFonts w:ascii="Times New Roman" w:hAnsi="Times New Roman" w:eastAsia="FangSong" w:cs="Times New Roman"/>
-      <w:color w:val="000000"/>
+      <w:color w:val="40a070"/>
     </w:rPr>
   </w:style>
   <w:style w:type="character" w:customStyle="1" w:styleId="ConstantTok">
@@ -33264,7 +33237,7 @@
     <w:basedOn w:val="VerbatimChar"/>
     <w:rPr>
       <w:rFonts w:ascii="Times New Roman" w:hAnsi="Times New Roman" w:eastAsia="FangSong" w:cs="Times New Roman"/>
-      <w:color w:val="000000"/>
+      <w:color w:val="880000"/>
     </w:rPr>
   </w:style>
   <w:style w:type="character" w:customStyle="1" w:styleId="CharTok">
@@ -33272,7 +33245,7 @@
     <w:basedOn w:val="VerbatimChar"/>
     <w:rPr>
       <w:rFonts w:ascii="Times New Roman" w:hAnsi="Times New Roman" w:eastAsia="FangSong" w:cs="Times New Roman"/>
-      <w:color w:val="000000"/>
+      <w:color w:val="4070a0"/>
     </w:rPr>
   </w:style>
   <w:style w:type="character" w:customStyle="1" w:styleId="SpecialCharTok">
@@ -33280,7 +33253,7 @@
     <w:basedOn w:val="VerbatimChar"/>
     <w:rPr>
       <w:rFonts w:ascii="Times New Roman" w:hAnsi="Times New Roman" w:eastAsia="FangSong" w:cs="Times New Roman"/>
-      <w:color w:val="000000"/>
+      <w:color w:val="4070a0"/>
     </w:rPr>
   </w:style>
   <w:style w:type="character" w:customStyle="1" w:styleId="StringTok">
@@ -33288,7 +33261,7 @@
     <w:basedOn w:val="VerbatimChar"/>
     <w:rPr>
       <w:rFonts w:ascii="Times New Roman" w:hAnsi="Times New Roman" w:eastAsia="FangSong" w:cs="Times New Roman"/>
-      <w:color w:val="000000"/>
+      <w:color w:val="4070a0"/>
     </w:rPr>
   </w:style>
   <w:style w:type="character" w:customStyle="1" w:styleId="VerbatimStringTok">
@@ -33296,7 +33269,7 @@
     <w:basedOn w:val="VerbatimChar"/>
     <w:rPr>
       <w:rFonts w:ascii="Times New Roman" w:hAnsi="Times New Roman" w:eastAsia="FangSong" w:cs="Times New Roman"/>
-      <w:color w:val="000000"/>
+      <w:color w:val="4070a0"/>
     </w:rPr>
   </w:style>
   <w:style w:type="character" w:customStyle="1" w:styleId="SpecialStringTok">
@@ -33304,7 +33277,7 @@
     <w:basedOn w:val="VerbatimChar"/>
     <w:rPr>
       <w:rFonts w:ascii="Times New Roman" w:hAnsi="Times New Roman" w:eastAsia="FangSong" w:cs="Times New Roman"/>
-      <w:color w:val="000000"/>
+      <w:color w:val="bb6688"/>
     </w:rPr>
   </w:style>
   <w:style w:type="character" w:customStyle="1" w:styleId="ImportTok">
@@ -33313,7 +33286,7 @@
     <w:rPr>
       <w:rFonts w:ascii="Times New Roman" w:hAnsi="Times New Roman" w:eastAsia="FangSong" w:cs="Times New Roman"/>
       <w:b/>
-      <w:color w:val="000000"/>
+      <w:color w:val="008000"/>
     </w:rPr>
   </w:style>
   <w:style w:type="character" w:customStyle="1" w:styleId="CommentTok">
@@ -33322,7 +33295,7 @@
     <w:rPr>
       <w:rFonts w:ascii="Times New Roman" w:hAnsi="Times New Roman" w:eastAsia="FangSong" w:cs="Times New Roman"/>
       <w:i/>
-      <w:color w:val="000000"/>
+      <w:color w:val="60a0b0"/>
     </w:rPr>
   </w:style>
   <w:style w:type="character" w:customStyle="1" w:styleId="DocumentationTok">
@@ -33331,7 +33304,7 @@
     <w:rPr>
       <w:rFonts w:ascii="Times New Roman" w:hAnsi="Times New Roman" w:eastAsia="FangSong" w:cs="Times New Roman"/>
       <w:i/>
-      <w:color w:val="000000"/>
+      <w:color w:val="ba2121"/>
     </w:rPr>
   </w:style>
   <w:style w:type="character" w:customStyle="1" w:styleId="AnnotationTok">
@@ -33341,7 +33314,7 @@
       <w:rFonts w:ascii="Times New Roman" w:hAnsi="Times New Roman" w:eastAsia="FangSong" w:cs="Times New Roman"/>
       <w:b/>
       <w:i/>
-      <w:color w:val="000000"/>
+      <w:color w:val="60a0b0"/>
     </w:rPr>
   </w:style>
   <w:style w:type="character" w:customStyle="1" w:styleId="CommentVarTok">
@@ -33351,7 +33324,7 @@
       <w:rFonts w:ascii="Times New Roman" w:hAnsi="Times New Roman" w:eastAsia="FangSong" w:cs="Times New Roman"/>
       <w:b/>
       <w:i/>
-      <w:color w:val="000000"/>
+      <w:color w:val="60a0b0"/>
     </w:rPr>
   </w:style>
   <w:style w:type="character" w:customStyle="1" w:styleId="OtherTok">
@@ -33359,7 +33332,7 @@
     <w:basedOn w:val="VerbatimChar"/>
     <w:rPr>
       <w:rFonts w:ascii="Times New Roman" w:hAnsi="Times New Roman" w:eastAsia="FangSong" w:cs="Times New Roman"/>
-      <w:color w:val="000000"/>
+      <w:color w:val="007020"/>
     </w:rPr>
   </w:style>
   <w:style w:type="character" w:customStyle="1" w:styleId="FunctionTok">
@@ -33367,7 +33340,7 @@
     <w:basedOn w:val="VerbatimChar"/>
     <w:rPr>
       <w:rFonts w:ascii="Times New Roman" w:hAnsi="Times New Roman" w:eastAsia="FangSong" w:cs="Times New Roman"/>
-      <w:color w:val="000000"/>
+      <w:color w:val="06287e"/>
     </w:rPr>
   </w:style>
   <w:style w:type="character" w:customStyle="1" w:styleId="VariableTok">
@@ -33375,7 +33348,7 @@
     <w:basedOn w:val="VerbatimChar"/>
     <w:rPr>
       <w:rFonts w:ascii="Times New Roman" w:hAnsi="Times New Roman" w:eastAsia="FangSong" w:cs="Times New Roman"/>
-      <w:color w:val="000000"/>
+      <w:color w:val="19177c"/>
     </w:rPr>
   </w:style>
   <w:style w:type="character" w:customStyle="1" w:styleId="ControlFlowTok">
@@ -33384,7 +33357,7 @@
     <w:rPr>
       <w:rFonts w:ascii="Times New Roman" w:hAnsi="Times New Roman" w:eastAsia="FangSong" w:cs="Times New Roman"/>
       <w:b/>
-      <w:color w:val="000000"/>
+      <w:color w:val="007020"/>
     </w:rPr>
   </w:style>
   <w:style w:type="character" w:customStyle="1" w:styleId="OperatorTok">
@@ -33392,7 +33365,7 @@
     <w:basedOn w:val="VerbatimChar"/>
     <w:rPr>
       <w:rFonts w:ascii="Times New Roman" w:hAnsi="Times New Roman" w:eastAsia="FangSong" w:cs="Times New Roman"/>
-      <w:color w:val="000000"/>
+      <w:color w:val="666666"/>
     </w:rPr>
   </w:style>
   <w:style w:type="character" w:customStyle="1" w:styleId="BuiltInTok">
@@ -33400,7 +33373,7 @@
     <w:basedOn w:val="VerbatimChar"/>
     <w:rPr>
       <w:rFonts w:ascii="Times New Roman" w:hAnsi="Times New Roman" w:eastAsia="FangSong" w:cs="Times New Roman"/>
-      <w:color w:val="000000"/>
+      <w:color w:val="008000"/>
     </w:rPr>
   </w:style>
   <w:style w:type="character" w:customStyle="1" w:styleId="ExtensionTok">
@@ -33415,7 +33388,7 @@
     <w:basedOn w:val="VerbatimChar"/>
     <w:rPr>
       <w:rFonts w:ascii="Times New Roman" w:hAnsi="Times New Roman" w:eastAsia="FangSong" w:cs="Times New Roman"/>
-      <w:color w:val="000000"/>
+      <w:color w:val="bc7a00"/>
     </w:rPr>
   </w:style>
   <w:style w:type="character" w:customStyle="1" w:styleId="AttributeTok">
@@ -33423,7 +33396,7 @@
     <w:basedOn w:val="VerbatimChar"/>
     <w:rPr>
       <w:rFonts w:ascii="Times New Roman" w:hAnsi="Times New Roman" w:eastAsia="FangSong" w:cs="Times New Roman"/>
-      <w:color w:val="000000"/>
+      <w:color w:val="7d9029"/>
     </w:rPr>
   </w:style>
   <w:style w:type="character" w:customStyle="1" w:styleId="RegionMarkerTok">
@@ -33440,7 +33413,7 @@
       <w:rFonts w:ascii="Times New Roman" w:hAnsi="Times New Roman" w:eastAsia="FangSong" w:cs="Times New Roman"/>
       <w:b/>
       <w:i/>
-      <w:color w:val="000000"/>
+      <w:color w:val="60a0b0"/>
     </w:rPr>
   </w:style>
   <w:style w:type="character" w:customStyle="1" w:styleId="WarningTok">
@@ -33450,7 +33423,7 @@
       <w:rFonts w:ascii="Times New Roman" w:hAnsi="Times New Roman" w:eastAsia="FangSong" w:cs="Times New Roman"/>
       <w:b/>
       <w:i/>
-      <w:color w:val="000000"/>
+      <w:color w:val="60a0b0"/>
     </w:rPr>
   </w:style>
   <w:style w:type="character" w:customStyle="1" w:styleId="AlertTok">
@@ -33459,7 +33432,7 @@
     <w:rPr>
       <w:rFonts w:ascii="Times New Roman" w:hAnsi="Times New Roman" w:eastAsia="FangSong" w:cs="Times New Roman"/>
       <w:b/>
-      <w:color w:val="000000"/>
+      <w:color w:val="ff0000"/>
     </w:rPr>
   </w:style>
   <w:style w:type="character" w:customStyle="1" w:styleId="ErrorTok">
@@ -33468,7 +33441,7 @@
     <w:rPr>
       <w:rFonts w:ascii="Times New Roman" w:hAnsi="Times New Roman" w:eastAsia="FangSong" w:cs="Times New Roman"/>
       <w:b/>
-      <w:color w:val="000000"/>
+      <w:color w:val="ff0000"/>
     </w:rPr>
   </w:style>
   <w:style w:type="character" w:customStyle="1" w:styleId="NormalTok">

--- a/00-首页/题组Word/习题书/第一篇-化学原理/6-化学基础与计量-学生版-打印版.docx
+++ b/00-首页/题组Word/习题书/第一篇-化学原理/6-化学基础与计量-学生版-打印版.docx
@@ -6900,7 +6900,7 @@
         <m:sSubSup>
           <m:e>
             <m:r>
-              <m:t>​</m:t>
+              <m:t xml:space="preserve"> </m:t>
             </m:r>
           </m:e>
           <m:sub>
@@ -7715,7 +7715,7 @@
         <m:sSup>
           <m:e>
             <m:r>
-              <m:t>​</m:t>
+              <m:t xml:space="preserve"> </m:t>
             </m:r>
           </m:e>
           <m:sup>
@@ -7771,7 +7771,7 @@
         <m:sSup>
           <m:e>
             <m:r>
-              <m:t>​</m:t>
+              <m:t xml:space="preserve"> </m:t>
             </m:r>
           </m:e>
           <m:sup>
@@ -16422,7 +16422,7 @@
         <m:sSubSup>
           <m:e>
             <m:r>
-              <m:t>​</m:t>
+              <m:t xml:space="preserve"> </m:t>
             </m:r>
           </m:e>
           <m:sub>
@@ -16473,7 +16473,7 @@
         <m:sSubSup>
           <m:e>
             <m:r>
-              <m:t>​</m:t>
+              <m:t xml:space="preserve"> </m:t>
             </m:r>
           </m:e>
           <m:sub>
@@ -16524,7 +16524,7 @@
         <m:sSup>
           <m:e>
             <m:r>
-              <m:t>​</m:t>
+              <m:t xml:space="preserve"> </m:t>
             </m:r>
           </m:e>
           <m:sup>
@@ -16568,7 +16568,7 @@
         <m:sSup>
           <m:e>
             <m:r>
-              <m:t>​</m:t>
+              <m:t xml:space="preserve"> </m:t>
             </m:r>
           </m:e>
           <m:sup>
@@ -16612,7 +16612,7 @@
         <m:sSup>
           <m:e>
             <m:r>
-              <m:t>​</m:t>
+              <m:t xml:space="preserve"> </m:t>
             </m:r>
           </m:e>
           <m:sup>
@@ -16650,7 +16650,7 @@
         <m:sSup>
           <m:e>
             <m:r>
-              <m:t>​</m:t>
+              <m:t xml:space="preserve"> </m:t>
             </m:r>
           </m:e>
           <m:sup>

--- a/00-首页/题组Word/习题书/第一篇-化学原理/6-化学基础与计量-学生版-打印版.docx
+++ b/00-首页/题组Word/习题书/第一篇-化学原理/6-化学基础与计量-学生版-打印版.docx
@@ -1032,6 +1032,14 @@
       <w:tblPr>
         <w:tblStyle w:val="Table"/>
         <w:tblW w:type="auto" w:w="0"/>
+        <w:tblBorders>
+          <w:top w:val="single" w:sz="12" w:space="0" w:color="000000"/>
+          <w:left w:val="none" w:sz="0" w:space="0" w:color="auto"/>
+          <w:bottom w:val="single" w:sz="12" w:space="0" w:color="000000"/>
+          <w:right w:val="none" w:sz="0" w:space="0" w:color="auto"/>
+          <w:insideH w:val="none" w:sz="0" w:space="0" w:color="auto"/>
+          <w:insideV w:val="none" w:sz="0" w:space="0" w:color="auto"/>
+        </w:tblBorders>
         <w:tblLook w:firstRow="1" w:lastRow="0" w:firstColumn="0" w:lastColumn="0" w:noHBand="0" w:noVBand="0" w:val="0020"/>
       </w:tblPr>
       <w:tblGrid>
@@ -1046,7 +1054,11 @@
           <w:tblHeader w:val="on"/>
         </w:trPr>
         <w:tc>
-          <w:tcPr/>
+          <w:tcPr>
+            <w:tcBorders>
+              <w:bottom w:val="single" w:sz="8" w:space="0" w:color="000000"/>
+            </w:tcBorders>
+          </w:tcPr>
           <w:p>
             <w:pPr>
               <w:pStyle w:val="Compact"/>
@@ -1069,7 +1081,11 @@
           </w:p>
         </w:tc>
         <w:tc>
-          <w:tcPr/>
+          <w:tcPr>
+            <w:tcBorders>
+              <w:bottom w:val="single" w:sz="8" w:space="0" w:color="000000"/>
+            </w:tcBorders>
+          </w:tcPr>
           <w:p>
             <w:pPr>
               <w:pStyle w:val="Compact"/>
@@ -1085,7 +1101,11 @@
           </w:p>
         </w:tc>
         <w:tc>
-          <w:tcPr/>
+          <w:tcPr>
+            <w:tcBorders>
+              <w:bottom w:val="single" w:sz="8" w:space="0" w:color="000000"/>
+            </w:tcBorders>
+          </w:tcPr>
           <w:p>
             <w:pPr>
               <w:pStyle w:val="Compact"/>
@@ -1101,7 +1121,11 @@
           </w:p>
         </w:tc>
         <w:tc>
-          <w:tcPr/>
+          <w:tcPr>
+            <w:tcBorders>
+              <w:bottom w:val="single" w:sz="8" w:space="0" w:color="000000"/>
+            </w:tcBorders>
+          </w:tcPr>
           <w:p>
             <w:pPr>
               <w:pStyle w:val="Compact"/>
@@ -1117,7 +1141,11 @@
           </w:p>
         </w:tc>
         <w:tc>
-          <w:tcPr/>
+          <w:tcPr>
+            <w:tcBorders>
+              <w:bottom w:val="single" w:sz="8" w:space="0" w:color="000000"/>
+            </w:tcBorders>
+          </w:tcPr>
           <w:p>
             <w:pPr>
               <w:pStyle w:val="Compact"/>
@@ -3250,8 +3278,8 @@
     <w:p>
       <w:pPr>
         <w:pStyle w:val="FirstParagraph"/>
+        <w:spacing w:before="0" w:after="0"/>
         <w:ind w:left="480" w:hanging="480"/>
-        <w:spacing w:after="0"/>
       </w:pPr>
       <w:r>
         <w:rPr>
@@ -3281,8 +3309,8 @@
     <w:p>
       <w:pPr>
         <w:pStyle w:val="FirstParagraph"/>
+        <w:spacing w:before="0" w:after="0"/>
         <w:ind w:left="480" w:hanging="480"/>
-        <w:spacing w:before="0" w:after="0"/>
       </w:pPr>
       <w:r>
         <w:rPr>
@@ -3320,8 +3348,8 @@
     <w:p>
       <w:pPr>
         <w:pStyle w:val="FirstParagraph"/>
+        <w:spacing w:before="0" w:after="0"/>
         <w:ind w:left="480" w:hanging="480"/>
-        <w:spacing w:before="0" w:after="0"/>
       </w:pPr>
       <w:r>
         <w:rPr>
@@ -3333,8 +3361,8 @@
     <w:p>
       <w:pPr>
         <w:pStyle w:val="FirstParagraph"/>
+        <w:spacing w:before="0" w:after="0"/>
         <w:ind w:left="480" w:hanging="480"/>
-        <w:spacing w:before="0" w:after="0"/>
       </w:pPr>
       <w:r>
         <w:rPr>
@@ -3346,8 +3374,8 @@
     <w:p>
       <w:pPr>
         <w:pStyle w:val="FirstParagraph"/>
+        <w:spacing w:before="0" w:after="0"/>
         <w:ind w:left="480" w:hanging="480"/>
-        <w:spacing w:before="0" w:after="180"/>
       </w:pPr>
       <w:r>
         <w:rPr>
@@ -3422,8 +3450,8 @@
     <w:p>
       <w:pPr>
         <w:pStyle w:val="FirstParagraph"/>
+        <w:spacing w:before="0" w:after="0"/>
         <w:ind w:left="480" w:hanging="480"/>
-        <w:spacing w:after="0"/>
       </w:pPr>
       <w:r>
         <w:rPr>
@@ -3465,8 +3493,8 @@
     <w:p>
       <w:pPr>
         <w:pStyle w:val="FirstParagraph"/>
+        <w:spacing w:before="0" w:after="0"/>
         <w:ind w:left="480" w:hanging="480"/>
-        <w:spacing w:before="0" w:after="0"/>
       </w:pPr>
       <w:r>
         <w:rPr>
@@ -3490,8 +3518,8 @@
     <w:p>
       <w:pPr>
         <w:pStyle w:val="FirstParagraph"/>
+        <w:spacing w:before="0" w:after="0"/>
         <w:ind w:left="480" w:hanging="480"/>
-        <w:spacing w:before="0" w:after="0"/>
       </w:pPr>
       <w:r>
         <w:rPr>
@@ -3515,8 +3543,8 @@
     <w:p>
       <w:pPr>
         <w:pStyle w:val="FirstParagraph"/>
+        <w:spacing w:before="0" w:after="0"/>
         <w:ind w:left="480" w:hanging="480"/>
-        <w:spacing w:before="0" w:after="0"/>
       </w:pPr>
       <w:r>
         <w:rPr>
@@ -3540,8 +3568,8 @@
     <w:p>
       <w:pPr>
         <w:pStyle w:val="FirstParagraph"/>
+        <w:spacing w:before="0" w:after="0"/>
         <w:ind w:left="480" w:hanging="480"/>
-        <w:spacing w:before="0" w:after="180"/>
       </w:pPr>
       <w:r>
         <w:rPr>
@@ -3820,8 +3848,8 @@
     <w:p>
       <w:pPr>
         <w:pStyle w:val="BodyText"/>
+        <w:spacing w:before="0" w:after="0"/>
         <w:ind w:left="480" w:hanging="480"/>
-        <w:spacing w:after="0"/>
       </w:pPr>
       <w:r>
         <w:rPr>
@@ -3921,8 +3949,8 @@
     <w:p>
       <w:pPr>
         <w:pStyle w:val="BodyText"/>
+        <w:spacing w:before="0" w:after="0"/>
         <w:ind w:left="480" w:hanging="480"/>
-        <w:spacing w:before="0" w:after="0"/>
       </w:pPr>
       <w:r>
         <w:rPr>
@@ -4028,8 +4056,8 @@
     <w:p>
       <w:pPr>
         <w:pStyle w:val="BodyText"/>
+        <w:spacing w:before="0" w:after="0"/>
         <w:ind w:left="480" w:hanging="480"/>
-        <w:spacing w:before="0" w:after="0"/>
       </w:pPr>
       <w:r>
         <w:rPr>
@@ -4135,8 +4163,8 @@
     <w:p>
       <w:pPr>
         <w:pStyle w:val="BodyText"/>
+        <w:spacing w:before="0" w:after="0"/>
         <w:ind w:left="480" w:hanging="480"/>
-        <w:spacing w:before="0" w:after="180"/>
       </w:pPr>
       <w:r>
         <w:rPr>
@@ -4348,8 +4376,8 @@
     <w:p>
       <w:pPr>
         <w:pStyle w:val="FirstParagraph"/>
+        <w:spacing w:before="0" w:after="0"/>
         <w:ind w:left="480" w:hanging="480"/>
-        <w:spacing w:after="0"/>
       </w:pPr>
       <w:r>
         <w:rPr>
@@ -4630,8 +4658,8 @@
     <w:p>
       <w:pPr>
         <w:pStyle w:val="FirstParagraph"/>
+        <w:spacing w:before="0" w:after="0"/>
         <w:ind w:left="480" w:hanging="480"/>
-        <w:spacing w:before="0" w:after="0"/>
       </w:pPr>
       <w:r>
         <w:rPr>
@@ -4643,8 +4671,8 @@
     <w:p>
       <w:pPr>
         <w:pStyle w:val="FirstParagraph"/>
+        <w:spacing w:before="0" w:after="0"/>
         <w:ind w:left="480" w:hanging="480"/>
-        <w:spacing w:before="0" w:after="0"/>
       </w:pPr>
       <w:r>
         <w:rPr>
@@ -4656,8 +4684,8 @@
     <w:p>
       <w:pPr>
         <w:pStyle w:val="FirstParagraph"/>
+        <w:spacing w:before="0" w:after="0"/>
         <w:ind w:left="480" w:hanging="480"/>
-        <w:spacing w:before="0" w:after="0"/>
       </w:pPr>
       <w:r>
         <w:rPr>
@@ -4669,8 +4697,8 @@
     <w:p>
       <w:pPr>
         <w:pStyle w:val="FirstParagraph"/>
+        <w:spacing w:before="0" w:after="0"/>
         <w:ind w:left="480" w:hanging="480"/>
-        <w:spacing w:before="0" w:after="180"/>
       </w:pPr>
       <w:r>
         <w:rPr>
@@ -4722,8 +4750,8 @@
     <w:p>
       <w:pPr>
         <w:pStyle w:val="FirstParagraph"/>
+        <w:spacing w:before="0" w:after="0"/>
         <w:ind w:left="480" w:hanging="480"/>
-        <w:spacing w:after="0"/>
       </w:pPr>
       <w:r>
         <w:rPr>
@@ -4747,8 +4775,8 @@
     <w:p>
       <w:pPr>
         <w:pStyle w:val="FirstParagraph"/>
+        <w:spacing w:before="0" w:after="0"/>
         <w:ind w:left="480" w:hanging="480"/>
-        <w:spacing w:before="0" w:after="0"/>
       </w:pPr>
       <w:r>
         <w:rPr>
@@ -4766,8 +4794,8 @@
     <w:p>
       <w:pPr>
         <w:pStyle w:val="FirstParagraph"/>
+        <w:spacing w:before="0" w:after="0"/>
         <w:ind w:left="480" w:hanging="480"/>
-        <w:spacing w:before="0" w:after="0"/>
       </w:pPr>
       <w:r>
         <w:rPr>
@@ -4785,8 +4813,8 @@
     <w:p>
       <w:pPr>
         <w:pStyle w:val="FirstParagraph"/>
+        <w:spacing w:before="0" w:after="0"/>
         <w:ind w:left="480" w:hanging="480"/>
-        <w:spacing w:before="0" w:after="0"/>
       </w:pPr>
       <w:r>
         <w:rPr>
@@ -4804,8 +4832,8 @@
     <w:p>
       <w:pPr>
         <w:pStyle w:val="FirstParagraph"/>
+        <w:spacing w:before="0" w:after="0"/>
         <w:ind w:left="480" w:hanging="480"/>
-        <w:spacing w:before="0" w:after="180"/>
       </w:pPr>
       <w:r>
         <w:rPr>
@@ -4887,8 +4915,8 @@
     <w:p>
       <w:pPr>
         <w:pStyle w:val="FirstParagraph"/>
+        <w:spacing w:before="0" w:after="0"/>
         <w:ind w:left="480" w:hanging="480"/>
-        <w:spacing w:after="0"/>
       </w:pPr>
       <w:r>
         <w:rPr>
@@ -4930,8 +4958,8 @@
     <w:p>
       <w:pPr>
         <w:pStyle w:val="FirstParagraph"/>
+        <w:spacing w:before="0" w:after="0"/>
         <w:ind w:left="480" w:hanging="480"/>
-        <w:spacing w:before="0" w:after="0"/>
       </w:pPr>
       <w:r>
         <w:rPr>
@@ -4943,8 +4971,8 @@
     <w:p>
       <w:pPr>
         <w:pStyle w:val="FirstParagraph"/>
+        <w:spacing w:before="0" w:after="0"/>
         <w:ind w:left="480" w:hanging="480"/>
-        <w:spacing w:before="0" w:after="0"/>
       </w:pPr>
       <w:r>
         <w:rPr>
@@ -4985,8 +5013,8 @@
     <w:p>
       <w:pPr>
         <w:pStyle w:val="FirstParagraph"/>
+        <w:spacing w:before="0" w:after="0"/>
         <w:ind w:left="480" w:hanging="480"/>
-        <w:spacing w:before="0" w:after="0"/>
       </w:pPr>
       <w:r>
         <w:rPr>
@@ -4998,8 +5026,8 @@
     <w:p>
       <w:pPr>
         <w:pStyle w:val="FirstParagraph"/>
+        <w:spacing w:before="0" w:after="0"/>
         <w:ind w:left="480" w:hanging="480"/>
-        <w:spacing w:before="0" w:after="180"/>
       </w:pPr>
       <w:r>
         <w:rPr>
@@ -7350,8 +7378,8 @@
     <w:p>
       <w:pPr>
         <w:pStyle w:val="FirstParagraph"/>
+        <w:spacing w:before="0" w:after="0"/>
         <w:ind w:left="480" w:hanging="480"/>
-        <w:spacing w:after="0"/>
       </w:pPr>
       <w:r>
         <w:rPr>
@@ -7606,8 +7634,8 @@
     <w:p>
       <w:pPr>
         <w:pStyle w:val="FirstParagraph"/>
+        <w:spacing w:before="0" w:after="0"/>
         <w:ind w:left="480" w:hanging="480"/>
-        <w:spacing w:before="0" w:after="0"/>
       </w:pPr>
       <w:r>
         <w:rPr>
@@ -7619,8 +7647,8 @@
     <w:p>
       <w:pPr>
         <w:pStyle w:val="FirstParagraph"/>
+        <w:spacing w:before="0" w:after="0"/>
         <w:ind w:left="480" w:hanging="480"/>
-        <w:spacing w:before="0" w:after="0"/>
       </w:pPr>
       <w:r>
         <w:rPr>
@@ -7632,8 +7660,8 @@
     <w:p>
       <w:pPr>
         <w:pStyle w:val="FirstParagraph"/>
+        <w:spacing w:before="0" w:after="0"/>
         <w:ind w:left="480" w:hanging="480"/>
-        <w:spacing w:before="0" w:after="0"/>
       </w:pPr>
       <w:r>
         <w:rPr>
@@ -7645,8 +7673,8 @@
     <w:p>
       <w:pPr>
         <w:pStyle w:val="FirstParagraph"/>
+        <w:spacing w:before="0" w:after="0"/>
         <w:ind w:left="480" w:hanging="480"/>
-        <w:spacing w:before="0" w:after="180"/>
       </w:pPr>
       <w:r>
         <w:rPr>
@@ -7845,8 +7873,8 @@
     <w:p>
       <w:pPr>
         <w:pStyle w:val="BodyText"/>
+        <w:spacing w:before="0" w:after="0"/>
         <w:ind w:left="480" w:hanging="480"/>
-        <w:spacing w:after="0"/>
       </w:pPr>
       <w:r>
         <w:rPr>
@@ -7870,8 +7898,8 @@
     <w:p>
       <w:pPr>
         <w:pStyle w:val="BodyText"/>
+        <w:spacing w:before="0" w:after="0"/>
         <w:ind w:left="480" w:hanging="480"/>
-        <w:spacing w:before="0" w:after="0"/>
       </w:pPr>
       <w:r>
         <w:rPr>
@@ -7895,8 +7923,8 @@
     <w:p>
       <w:pPr>
         <w:pStyle w:val="BodyText"/>
+        <w:spacing w:before="0" w:after="0"/>
         <w:ind w:left="480" w:hanging="480"/>
-        <w:spacing w:before="0" w:after="0"/>
       </w:pPr>
       <w:r>
         <w:rPr>
@@ -7920,8 +7948,8 @@
     <w:p>
       <w:pPr>
         <w:pStyle w:val="BodyText"/>
+        <w:spacing w:before="0" w:after="0"/>
         <w:ind w:left="480" w:hanging="480"/>
-        <w:spacing w:before="0" w:after="180"/>
       </w:pPr>
       <w:r>
         <w:rPr>
@@ -9739,6 +9767,14 @@
         <w:tblStyle w:val="Table"/>
         <w:tblW w:type="pct" w:w="5000"/>
         <w:tblLayout w:type="fixed"/>
+        <w:tblBorders>
+          <w:top w:val="single" w:sz="12" w:space="0" w:color="000000"/>
+          <w:left w:val="none" w:sz="0" w:space="0" w:color="auto"/>
+          <w:bottom w:val="single" w:sz="12" w:space="0" w:color="000000"/>
+          <w:right w:val="none" w:sz="0" w:space="0" w:color="auto"/>
+          <w:insideH w:val="none" w:sz="0" w:space="0" w:color="auto"/>
+          <w:insideV w:val="none" w:sz="0" w:space="0" w:color="auto"/>
+        </w:tblBorders>
         <w:tblLook w:firstRow="1" w:lastRow="0" w:firstColumn="0" w:lastColumn="0" w:noHBand="0" w:noVBand="0" w:val="0020"/>
       </w:tblPr>
       <w:tblGrid>
@@ -9754,7 +9790,11 @@
           <w:tblHeader w:val="on"/>
         </w:trPr>
         <w:tc>
-          <w:tcPr/>
+          <w:tcPr>
+            <w:tcBorders>
+              <w:bottom w:val="single" w:sz="8" w:space="0" w:color="000000"/>
+            </w:tcBorders>
+          </w:tcPr>
           <w:p>
             <w:pPr>
               <w:pStyle w:val="Compact"/>
@@ -9763,7 +9803,11 @@
           </w:p>
         </w:tc>
         <w:tc>
-          <w:tcPr/>
+          <w:tcPr>
+            <w:tcBorders>
+              <w:bottom w:val="single" w:sz="8" w:space="0" w:color="000000"/>
+            </w:tcBorders>
+          </w:tcPr>
           <w:p>
             <w:pPr>
               <w:pStyle w:val="Compact"/>
@@ -9779,7 +9823,11 @@
           </w:p>
         </w:tc>
         <w:tc>
-          <w:tcPr/>
+          <w:tcPr>
+            <w:tcBorders>
+              <w:bottom w:val="single" w:sz="8" w:space="0" w:color="000000"/>
+            </w:tcBorders>
+          </w:tcPr>
           <w:p>
             <w:pPr>
               <w:pStyle w:val="Compact"/>
@@ -9795,7 +9843,11 @@
           </w:p>
         </w:tc>
         <w:tc>
-          <w:tcPr/>
+          <w:tcPr>
+            <w:tcBorders>
+              <w:bottom w:val="single" w:sz="8" w:space="0" w:color="000000"/>
+            </w:tcBorders>
+          </w:tcPr>
           <w:p>
             <w:pPr>
               <w:pStyle w:val="Compact"/>
@@ -9825,7 +9877,11 @@
           </w:p>
         </w:tc>
         <w:tc>
-          <w:tcPr/>
+          <w:tcPr>
+            <w:tcBorders>
+              <w:bottom w:val="single" w:sz="8" w:space="0" w:color="000000"/>
+            </w:tcBorders>
+          </w:tcPr>
           <w:p>
             <w:pPr>
               <w:pStyle w:val="Compact"/>
@@ -9841,7 +9897,11 @@
           </w:p>
         </w:tc>
         <w:tc>
-          <w:tcPr/>
+          <w:tcPr>
+            <w:tcBorders>
+              <w:bottom w:val="single" w:sz="8" w:space="0" w:color="000000"/>
+            </w:tcBorders>
+          </w:tcPr>
           <w:p>
             <w:pPr>
               <w:pStyle w:val="Compact"/>
@@ -10467,8 +10527,8 @@
     <w:p>
       <w:pPr>
         <w:pStyle w:val="BodyText"/>
+        <w:spacing w:before="0" w:after="0"/>
         <w:ind w:left="480" w:hanging="480"/>
-        <w:spacing w:after="0"/>
       </w:pPr>
       <w:r>
         <w:rPr>
@@ -10492,8 +10552,8 @@
     <w:p>
       <w:pPr>
         <w:pStyle w:val="BodyText"/>
+        <w:spacing w:before="0" w:after="0"/>
         <w:ind w:left="480" w:hanging="480"/>
-        <w:spacing w:before="0" w:after="0"/>
       </w:pPr>
       <w:r>
         <w:rPr>
@@ -10517,8 +10577,8 @@
     <w:p>
       <w:pPr>
         <w:pStyle w:val="BodyText"/>
+        <w:spacing w:before="0" w:after="0"/>
         <w:ind w:left="480" w:hanging="480"/>
-        <w:spacing w:before="0" w:after="0"/>
       </w:pPr>
       <w:r>
         <w:rPr>
@@ -10542,8 +10602,8 @@
     <w:p>
       <w:pPr>
         <w:pStyle w:val="BodyText"/>
+        <w:spacing w:before="0" w:after="0"/>
         <w:ind w:left="480" w:hanging="480"/>
-        <w:spacing w:before="0" w:after="180"/>
       </w:pPr>
       <w:r>
         <w:rPr>
@@ -10561,8 +10621,8 @@
     <w:p>
       <w:pPr>
         <w:pStyle w:val="BodyText"/>
+        <w:spacing w:before="0" w:after="0"/>
         <w:ind w:left="480" w:hanging="480"/>
-        <w:spacing w:after="0"/>
       </w:pPr>
       <w:r>
         <w:rPr>
@@ -10586,8 +10646,8 @@
     <w:p>
       <w:pPr>
         <w:pStyle w:val="BodyText"/>
+        <w:spacing w:before="0" w:after="0"/>
         <w:ind w:left="480" w:hanging="480"/>
-        <w:spacing w:before="0" w:after="0"/>
       </w:pPr>
       <w:r>
         <w:rPr>
@@ -10611,8 +10671,8 @@
     <w:p>
       <w:pPr>
         <w:pStyle w:val="BodyText"/>
+        <w:spacing w:before="0" w:after="0"/>
         <w:ind w:left="480" w:hanging="480"/>
-        <w:spacing w:before="0" w:after="0"/>
       </w:pPr>
       <w:r>
         <w:rPr>
@@ -10636,8 +10696,8 @@
     <w:p>
       <w:pPr>
         <w:pStyle w:val="BodyText"/>
+        <w:spacing w:before="0" w:after="0"/>
         <w:ind w:left="480" w:hanging="480"/>
-        <w:spacing w:before="0" w:after="180"/>
       </w:pPr>
       <w:r>
         <w:rPr>
@@ -10726,8 +10786,8 @@
     <w:p>
       <w:pPr>
         <w:pStyle w:val="BodyText"/>
+        <w:spacing w:before="0" w:after="0"/>
         <w:ind w:left="480" w:hanging="480"/>
-        <w:spacing w:after="0"/>
       </w:pPr>
       <w:r>
         <w:rPr>
@@ -10751,8 +10811,8 @@
     <w:p>
       <w:pPr>
         <w:pStyle w:val="BodyText"/>
+        <w:spacing w:before="0" w:after="0"/>
         <w:ind w:left="480" w:hanging="480"/>
-        <w:spacing w:before="0" w:after="0"/>
       </w:pPr>
       <w:r>
         <w:rPr>
@@ -10776,8 +10836,8 @@
     <w:p>
       <w:pPr>
         <w:pStyle w:val="BodyText"/>
+        <w:spacing w:before="0" w:after="0"/>
         <w:ind w:left="480" w:hanging="480"/>
-        <w:spacing w:before="0" w:after="0"/>
       </w:pPr>
       <w:r>
         <w:rPr>
@@ -10801,8 +10861,8 @@
     <w:p>
       <w:pPr>
         <w:pStyle w:val="BodyText"/>
+        <w:spacing w:before="0" w:after="0"/>
         <w:ind w:left="480" w:hanging="480"/>
-        <w:spacing w:before="0" w:after="180"/>
       </w:pPr>
       <w:r>
         <w:rPr>
@@ -10820,8 +10880,8 @@
     <w:p>
       <w:pPr>
         <w:pStyle w:val="BodyText"/>
+        <w:spacing w:before="0" w:after="0"/>
         <w:ind w:left="480" w:hanging="480"/>
-        <w:spacing w:after="0"/>
       </w:pPr>
       <w:r>
         <w:rPr>
@@ -10845,8 +10905,8 @@
     <w:p>
       <w:pPr>
         <w:pStyle w:val="BodyText"/>
+        <w:spacing w:before="0" w:after="0"/>
         <w:ind w:left="480" w:hanging="480"/>
-        <w:spacing w:before="0" w:after="0"/>
       </w:pPr>
       <w:r>
         <w:rPr>
@@ -10870,8 +10930,8 @@
     <w:p>
       <w:pPr>
         <w:pStyle w:val="BodyText"/>
+        <w:spacing w:before="0" w:after="0"/>
         <w:ind w:left="480" w:hanging="480"/>
-        <w:spacing w:before="0" w:after="0"/>
       </w:pPr>
       <w:r>
         <w:rPr>
@@ -10895,8 +10955,8 @@
     <w:p>
       <w:pPr>
         <w:pStyle w:val="BodyText"/>
+        <w:spacing w:before="0" w:after="0"/>
         <w:ind w:left="480" w:hanging="480"/>
-        <w:spacing w:before="0" w:after="180"/>
       </w:pPr>
       <w:r>
         <w:rPr>
@@ -11564,6 +11624,14 @@
       <w:tblPr>
         <w:tblStyle w:val="Table"/>
         <w:tblW w:type="auto" w:w="0"/>
+        <w:tblBorders>
+          <w:top w:val="single" w:sz="12" w:space="0" w:color="000000"/>
+          <w:left w:val="none" w:sz="0" w:space="0" w:color="auto"/>
+          <w:bottom w:val="single" w:sz="12" w:space="0" w:color="000000"/>
+          <w:right w:val="none" w:sz="0" w:space="0" w:color="auto"/>
+          <w:insideH w:val="none" w:sz="0" w:space="0" w:color="auto"/>
+          <w:insideV w:val="none" w:sz="0" w:space="0" w:color="auto"/>
+        </w:tblBorders>
         <w:tblLook w:firstRow="1" w:lastRow="0" w:firstColumn="0" w:lastColumn="0" w:noHBand="0" w:noVBand="0" w:val="0020"/>
       </w:tblPr>
       <w:tblGrid>
@@ -11577,7 +11645,11 @@
           <w:tblHeader w:val="on"/>
         </w:trPr>
         <w:tc>
-          <w:tcPr/>
+          <w:tcPr>
+            <w:tcBorders>
+              <w:bottom w:val="single" w:sz="8" w:space="0" w:color="000000"/>
+            </w:tcBorders>
+          </w:tcPr>
           <w:p>
             <w:pPr>
               <w:pStyle w:val="Compact"/>
@@ -11593,7 +11665,11 @@
           </w:p>
         </w:tc>
         <w:tc>
-          <w:tcPr/>
+          <w:tcPr>
+            <w:tcBorders>
+              <w:bottom w:val="single" w:sz="8" w:space="0" w:color="000000"/>
+            </w:tcBorders>
+          </w:tcPr>
           <w:p>
             <w:pPr>
               <w:pStyle w:val="Compact"/>
@@ -11623,7 +11699,11 @@
           </w:p>
         </w:tc>
         <w:tc>
-          <w:tcPr/>
+          <w:tcPr>
+            <w:tcBorders>
+              <w:bottom w:val="single" w:sz="8" w:space="0" w:color="000000"/>
+            </w:tcBorders>
+          </w:tcPr>
           <w:p>
             <w:pPr>
               <w:pStyle w:val="Compact"/>
@@ -11653,7 +11733,11 @@
           </w:p>
         </w:tc>
         <w:tc>
-          <w:tcPr/>
+          <w:tcPr>
+            <w:tcBorders>
+              <w:bottom w:val="single" w:sz="8" w:space="0" w:color="000000"/>
+            </w:tcBorders>
+          </w:tcPr>
           <w:p>
             <w:pPr>
               <w:pStyle w:val="Compact"/>
@@ -14979,6 +15063,14 @@
       <w:tblPr>
         <w:tblStyle w:val="Table"/>
         <w:tblW w:type="auto" w:w="0"/>
+        <w:tblBorders>
+          <w:top w:val="single" w:sz="12" w:space="0" w:color="000000"/>
+          <w:left w:val="none" w:sz="0" w:space="0" w:color="auto"/>
+          <w:bottom w:val="single" w:sz="12" w:space="0" w:color="000000"/>
+          <w:right w:val="none" w:sz="0" w:space="0" w:color="auto"/>
+          <w:insideH w:val="none" w:sz="0" w:space="0" w:color="auto"/>
+          <w:insideV w:val="none" w:sz="0" w:space="0" w:color="auto"/>
+        </w:tblBorders>
         <w:tblLook w:firstRow="1" w:lastRow="0" w:firstColumn="0" w:lastColumn="0" w:noHBand="0" w:noVBand="0" w:val="0020"/>
       </w:tblPr>
       <w:tblGrid>
@@ -14994,7 +15086,11 @@
           <w:tblHeader w:val="on"/>
         </w:trPr>
         <w:tc>
-          <w:tcPr/>
+          <w:tcPr>
+            <w:tcBorders>
+              <w:bottom w:val="single" w:sz="8" w:space="0" w:color="000000"/>
+            </w:tcBorders>
+          </w:tcPr>
           <w:p>
             <w:pPr>
               <w:pStyle w:val="Compact"/>
@@ -15040,7 +15136,11 @@
           </w:p>
         </w:tc>
         <w:tc>
-          <w:tcPr/>
+          <w:tcPr>
+            <w:tcBorders>
+              <w:bottom w:val="single" w:sz="8" w:space="0" w:color="000000"/>
+            </w:tcBorders>
+          </w:tcPr>
           <w:p>
             <w:pPr>
               <w:pStyle w:val="Compact"/>
@@ -15056,7 +15156,11 @@
           </w:p>
         </w:tc>
         <w:tc>
-          <w:tcPr/>
+          <w:tcPr>
+            <w:tcBorders>
+              <w:bottom w:val="single" w:sz="8" w:space="0" w:color="000000"/>
+            </w:tcBorders>
+          </w:tcPr>
           <w:p>
             <w:pPr>
               <w:pStyle w:val="Compact"/>
@@ -15072,7 +15176,11 @@
           </w:p>
         </w:tc>
         <w:tc>
-          <w:tcPr/>
+          <w:tcPr>
+            <w:tcBorders>
+              <w:bottom w:val="single" w:sz="8" w:space="0" w:color="000000"/>
+            </w:tcBorders>
+          </w:tcPr>
           <w:p>
             <w:pPr>
               <w:pStyle w:val="Compact"/>
@@ -15088,7 +15196,11 @@
           </w:p>
         </w:tc>
         <w:tc>
-          <w:tcPr/>
+          <w:tcPr>
+            <w:tcBorders>
+              <w:bottom w:val="single" w:sz="8" w:space="0" w:color="000000"/>
+            </w:tcBorders>
+          </w:tcPr>
           <w:p>
             <w:pPr>
               <w:pStyle w:val="Compact"/>
@@ -15104,7 +15216,11 @@
           </w:p>
         </w:tc>
         <w:tc>
-          <w:tcPr/>
+          <w:tcPr>
+            <w:tcBorders>
+              <w:bottom w:val="single" w:sz="8" w:space="0" w:color="000000"/>
+            </w:tcBorders>
+          </w:tcPr>
           <w:p>
             <w:pPr>
               <w:pStyle w:val="Compact"/>
@@ -15464,6 +15580,14 @@
       <w:tblPr>
         <w:tblStyle w:val="Table"/>
         <w:tblW w:type="auto" w:w="0"/>
+        <w:tblBorders>
+          <w:top w:val="single" w:sz="12" w:space="0" w:color="000000"/>
+          <w:left w:val="none" w:sz="0" w:space="0" w:color="auto"/>
+          <w:bottom w:val="single" w:sz="12" w:space="0" w:color="000000"/>
+          <w:right w:val="none" w:sz="0" w:space="0" w:color="auto"/>
+          <w:insideH w:val="none" w:sz="0" w:space="0" w:color="auto"/>
+          <w:insideV w:val="none" w:sz="0" w:space="0" w:color="auto"/>
+        </w:tblBorders>
         <w:tblLook w:firstRow="1" w:lastRow="0" w:firstColumn="0" w:lastColumn="0" w:noHBand="0" w:noVBand="0" w:val="0020"/>
       </w:tblPr>
       <w:tblGrid>
@@ -15477,7 +15601,11 @@
           <w:tblHeader w:val="on"/>
         </w:trPr>
         <w:tc>
-          <w:tcPr/>
+          <w:tcPr>
+            <w:tcBorders>
+              <w:bottom w:val="single" w:sz="8" w:space="0" w:color="000000"/>
+            </w:tcBorders>
+          </w:tcPr>
           <w:p>
             <w:pPr>
               <w:pStyle w:val="Compact"/>
@@ -15493,7 +15621,11 @@
           </w:p>
         </w:tc>
         <w:tc>
-          <w:tcPr/>
+          <w:tcPr>
+            <w:tcBorders>
+              <w:bottom w:val="single" w:sz="8" w:space="0" w:color="000000"/>
+            </w:tcBorders>
+          </w:tcPr>
           <w:p>
             <w:pPr>
               <w:pStyle w:val="Compact"/>
@@ -15509,7 +15641,11 @@
           </w:p>
         </w:tc>
         <w:tc>
-          <w:tcPr/>
+          <w:tcPr>
+            <w:tcBorders>
+              <w:bottom w:val="single" w:sz="8" w:space="0" w:color="000000"/>
+            </w:tcBorders>
+          </w:tcPr>
           <w:p>
             <w:pPr>
               <w:pStyle w:val="Compact"/>
@@ -15525,7 +15661,11 @@
           </w:p>
         </w:tc>
         <w:tc>
-          <w:tcPr/>
+          <w:tcPr>
+            <w:tcBorders>
+              <w:bottom w:val="single" w:sz="8" w:space="0" w:color="000000"/>
+            </w:tcBorders>
+          </w:tcPr>
           <w:p>
             <w:pPr>
               <w:pStyle w:val="Compact"/>
@@ -17302,6 +17442,14 @@
       <w:tblPr>
         <w:tblStyle w:val="Table"/>
         <w:tblW w:type="auto" w:w="0"/>
+        <w:tblBorders>
+          <w:top w:val="single" w:sz="12" w:space="0" w:color="000000"/>
+          <w:left w:val="none" w:sz="0" w:space="0" w:color="auto"/>
+          <w:bottom w:val="single" w:sz="12" w:space="0" w:color="000000"/>
+          <w:right w:val="none" w:sz="0" w:space="0" w:color="auto"/>
+          <w:insideH w:val="none" w:sz="0" w:space="0" w:color="auto"/>
+          <w:insideV w:val="none" w:sz="0" w:space="0" w:color="auto"/>
+        </w:tblBorders>
         <w:tblLook w:firstRow="1" w:lastRow="0" w:firstColumn="0" w:lastColumn="0" w:noHBand="0" w:noVBand="0" w:val="0020"/>
       </w:tblPr>
       <w:tblGrid>
@@ -17315,7 +17463,11 @@
           <w:tblHeader w:val="on"/>
         </w:trPr>
         <w:tc>
-          <w:tcPr/>
+          <w:tcPr>
+            <w:tcBorders>
+              <w:bottom w:val="single" w:sz="8" w:space="0" w:color="000000"/>
+            </w:tcBorders>
+          </w:tcPr>
           <w:p>
             <w:pPr>
               <w:pStyle w:val="Compact"/>
@@ -17331,7 +17483,11 @@
           </w:p>
         </w:tc>
         <w:tc>
-          <w:tcPr/>
+          <w:tcPr>
+            <w:tcBorders>
+              <w:bottom w:val="single" w:sz="8" w:space="0" w:color="000000"/>
+            </w:tcBorders>
+          </w:tcPr>
           <w:p>
             <w:pPr>
               <w:pStyle w:val="Compact"/>
@@ -17354,7 +17510,11 @@
           </w:p>
         </w:tc>
         <w:tc>
-          <w:tcPr/>
+          <w:tcPr>
+            <w:tcBorders>
+              <w:bottom w:val="single" w:sz="8" w:space="0" w:color="000000"/>
+            </w:tcBorders>
+          </w:tcPr>
           <w:p>
             <w:pPr>
               <w:pStyle w:val="Compact"/>
@@ -17377,7 +17537,11 @@
           </w:p>
         </w:tc>
         <w:tc>
-          <w:tcPr/>
+          <w:tcPr>
+            <w:tcBorders>
+              <w:bottom w:val="single" w:sz="8" w:space="0" w:color="000000"/>
+            </w:tcBorders>
+          </w:tcPr>
           <w:p>
             <w:pPr>
               <w:pStyle w:val="Compact"/>
@@ -19217,6 +19381,14 @@
       <w:tblPr>
         <w:tblStyle w:val="Table"/>
         <w:tblW w:type="auto" w:w="0"/>
+        <w:tblBorders>
+          <w:top w:val="single" w:sz="12" w:space="0" w:color="000000"/>
+          <w:left w:val="none" w:sz="0" w:space="0" w:color="auto"/>
+          <w:bottom w:val="single" w:sz="12" w:space="0" w:color="000000"/>
+          <w:right w:val="none" w:sz="0" w:space="0" w:color="auto"/>
+          <w:insideH w:val="none" w:sz="0" w:space="0" w:color="auto"/>
+          <w:insideV w:val="none" w:sz="0" w:space="0" w:color="auto"/>
+        </w:tblBorders>
         <w:tblLook w:firstRow="1" w:lastRow="0" w:firstColumn="0" w:lastColumn="0" w:noHBand="0" w:noVBand="0" w:val="0020"/>
       </w:tblPr>
       <w:tblGrid>
@@ -19231,7 +19403,11 @@
           <w:tblHeader w:val="on"/>
         </w:trPr>
         <w:tc>
-          <w:tcPr/>
+          <w:tcPr>
+            <w:tcBorders>
+              <w:bottom w:val="single" w:sz="8" w:space="0" w:color="000000"/>
+            </w:tcBorders>
+          </w:tcPr>
           <w:p>
             <w:pPr>
               <w:pStyle w:val="Compact"/>
@@ -19247,7 +19423,11 @@
           </w:p>
         </w:tc>
         <w:tc>
-          <w:tcPr/>
+          <w:tcPr>
+            <w:tcBorders>
+              <w:bottom w:val="single" w:sz="8" w:space="0" w:color="000000"/>
+            </w:tcBorders>
+          </w:tcPr>
           <w:p>
             <w:pPr>
               <w:pStyle w:val="Compact"/>
@@ -19263,7 +19443,11 @@
           </w:p>
         </w:tc>
         <w:tc>
-          <w:tcPr/>
+          <w:tcPr>
+            <w:tcBorders>
+              <w:bottom w:val="single" w:sz="8" w:space="0" w:color="000000"/>
+            </w:tcBorders>
+          </w:tcPr>
           <w:p>
             <w:pPr>
               <w:pStyle w:val="Compact"/>
@@ -19279,7 +19463,11 @@
           </w:p>
         </w:tc>
         <w:tc>
-          <w:tcPr/>
+          <w:tcPr>
+            <w:tcBorders>
+              <w:bottom w:val="single" w:sz="8" w:space="0" w:color="000000"/>
+            </w:tcBorders>
+          </w:tcPr>
           <w:p>
             <w:pPr>
               <w:pStyle w:val="Compact"/>
@@ -19295,7 +19483,11 @@
           </w:p>
         </w:tc>
         <w:tc>
-          <w:tcPr/>
+          <w:tcPr>
+            <w:tcBorders>
+              <w:bottom w:val="single" w:sz="8" w:space="0" w:color="000000"/>
+            </w:tcBorders>
+          </w:tcPr>
           <w:p>
             <w:pPr>
               <w:pStyle w:val="Compact"/>
@@ -22021,6 +22213,14 @@
       <w:tblPr>
         <w:tblStyle w:val="Table"/>
         <w:tblW w:type="auto" w:w="0"/>
+        <w:tblBorders>
+          <w:top w:val="single" w:sz="12" w:space="0" w:color="000000"/>
+          <w:left w:val="none" w:sz="0" w:space="0" w:color="auto"/>
+          <w:bottom w:val="single" w:sz="12" w:space="0" w:color="000000"/>
+          <w:right w:val="none" w:sz="0" w:space="0" w:color="auto"/>
+          <w:insideH w:val="none" w:sz="0" w:space="0" w:color="auto"/>
+          <w:insideV w:val="none" w:sz="0" w:space="0" w:color="auto"/>
+        </w:tblBorders>
         <w:tblLook w:firstRow="1" w:lastRow="0" w:firstColumn="0" w:lastColumn="0" w:noHBand="0" w:noVBand="0" w:val="0020"/>
       </w:tblPr>
       <w:tblGrid>
@@ -22034,7 +22234,11 @@
           <w:tblHeader w:val="on"/>
         </w:trPr>
         <w:tc>
-          <w:tcPr/>
+          <w:tcPr>
+            <w:tcBorders>
+              <w:bottom w:val="single" w:sz="8" w:space="0" w:color="000000"/>
+            </w:tcBorders>
+          </w:tcPr>
           <w:p>
             <w:pPr>
               <w:pStyle w:val="Compact"/>
@@ -22050,7 +22254,11 @@
           </w:p>
         </w:tc>
         <w:tc>
-          <w:tcPr/>
+          <w:tcPr>
+            <w:tcBorders>
+              <w:bottom w:val="single" w:sz="8" w:space="0" w:color="000000"/>
+            </w:tcBorders>
+          </w:tcPr>
           <w:p>
             <w:pPr>
               <w:pStyle w:val="Compact"/>
@@ -22073,7 +22281,11 @@
           </w:p>
         </w:tc>
         <w:tc>
-          <w:tcPr/>
+          <w:tcPr>
+            <w:tcBorders>
+              <w:bottom w:val="single" w:sz="8" w:space="0" w:color="000000"/>
+            </w:tcBorders>
+          </w:tcPr>
           <w:p>
             <w:pPr>
               <w:pStyle w:val="Compact"/>
@@ -22096,7 +22308,11 @@
           </w:p>
         </w:tc>
         <w:tc>
-          <w:tcPr/>
+          <w:tcPr>
+            <w:tcBorders>
+              <w:bottom w:val="single" w:sz="8" w:space="0" w:color="000000"/>
+            </w:tcBorders>
+          </w:tcPr>
           <w:p>
             <w:pPr>
               <w:pStyle w:val="Compact"/>
@@ -24982,6 +25198,7 @@
     <w:p>
       <w:pPr>
         <w:pStyle w:val="BodyText"/>
+        <w:spacing w:before="0" w:after="0"/>
       </w:pPr>
       <w:r>
         <w:rPr>
@@ -25258,6 +25475,7 @@
     <w:p>
       <w:pPr>
         <w:pStyle w:val="BodyText"/>
+        <w:spacing w:before="0" w:after="0"/>
       </w:pPr>
       <w:r>
         <w:rPr>
@@ -25537,6 +25755,7 @@
     <w:p>
       <w:pPr>
         <w:pStyle w:val="BodyText"/>
+        <w:spacing w:before="0" w:after="0"/>
       </w:pPr>
       <w:r>
         <w:rPr>
@@ -25813,6 +26032,7 @@
     <w:p>
       <w:pPr>
         <w:pStyle w:val="BodyText"/>
+        <w:spacing w:before="0" w:after="0"/>
       </w:pPr>
       <w:r>
         <w:rPr>
@@ -29312,6 +29532,14 @@
       <w:tblPr>
         <w:tblStyle w:val="Table"/>
         <w:tblW w:type="auto" w:w="0"/>
+        <w:tblBorders>
+          <w:top w:val="single" w:sz="12" w:space="0" w:color="000000"/>
+          <w:left w:val="none" w:sz="0" w:space="0" w:color="auto"/>
+          <w:bottom w:val="single" w:sz="12" w:space="0" w:color="000000"/>
+          <w:right w:val="none" w:sz="0" w:space="0" w:color="auto"/>
+          <w:insideH w:val="none" w:sz="0" w:space="0" w:color="auto"/>
+          <w:insideV w:val="none" w:sz="0" w:space="0" w:color="auto"/>
+        </w:tblBorders>
         <w:tblLook w:firstRow="1" w:lastRow="0" w:firstColumn="0" w:lastColumn="0" w:noHBand="0" w:noVBand="0" w:val="0020"/>
       </w:tblPr>
       <w:tblGrid>
@@ -29324,7 +29552,11 @@
           <w:tblHeader w:val="on"/>
         </w:trPr>
         <w:tc>
-          <w:tcPr/>
+          <w:tcPr>
+            <w:tcBorders>
+              <w:bottom w:val="single" w:sz="8" w:space="0" w:color="000000"/>
+            </w:tcBorders>
+          </w:tcPr>
           <w:p>
             <w:pPr>
               <w:pStyle w:val="Compact"/>
@@ -29340,7 +29572,11 @@
           </w:p>
         </w:tc>
         <w:tc>
-          <w:tcPr/>
+          <w:tcPr>
+            <w:tcBorders>
+              <w:bottom w:val="single" w:sz="8" w:space="0" w:color="000000"/>
+            </w:tcBorders>
+          </w:tcPr>
           <w:p>
             <w:pPr>
               <w:pStyle w:val="Compact"/>
@@ -29356,7 +29592,11 @@
           </w:p>
         </w:tc>
         <w:tc>
-          <w:tcPr/>
+          <w:tcPr>
+            <w:tcBorders>
+              <w:bottom w:val="single" w:sz="8" w:space="0" w:color="000000"/>
+            </w:tcBorders>
+          </w:tcPr>
           <w:p>
             <w:pPr>
               <w:pStyle w:val="Compact"/>
@@ -31422,7 +31662,6 @@
     <w:bookmarkEnd w:id="86"/>
     <w:bookmarkEnd w:id="87"/>
     <w:sectPr>
-      <w:headerReference w:type="default" r:id="rId77"/>
       <w:footerReference w:type="default" r:id="rId9"/>
       <w:footnotePr>
         <w:numRestart w:val="eachSect"/>
@@ -31449,16 +31688,6 @@
       <w:rPr>
         <w:rFonts w:ascii="Times New Roman" w:hAnsi="Times New Roman" w:eastAsia="Times New Roman" w:cs="Times New Roman"/>
         <w:b w:val="0"/>
-        <w:color w:val="000000"/>
-        <w:sz w:val="20"/>
-      </w:rPr>
-      <w:t xml:space="preserve">第 </w:t>
-    </w:r>
-    <w:r>
-      <w:rPr>
-        <w:rFonts w:ascii="Times New Roman" w:hAnsi="Times New Roman" w:eastAsia="Times New Roman" w:cs="Times New Roman"/>
-        <w:b w:val="0"/>
-        <w:color w:val="000000"/>
         <w:sz w:val="20"/>
       </w:rPr>
       <w:fldChar w:fldCharType="begin"/>
@@ -31467,7 +31696,6 @@
       <w:rPr>
         <w:rFonts w:ascii="Times New Roman" w:hAnsi="Times New Roman" w:eastAsia="Times New Roman" w:cs="Times New Roman"/>
         <w:b w:val="0"/>
-        <w:color w:val="000000"/>
         <w:sz w:val="20"/>
       </w:rPr>
       <w:instrText xml:space="preserve"> PAGE </w:instrText>
@@ -31476,91 +31704,9 @@
       <w:rPr>
         <w:rFonts w:ascii="Times New Roman" w:hAnsi="Times New Roman" w:eastAsia="Times New Roman" w:cs="Times New Roman"/>
         <w:b w:val="0"/>
-        <w:color w:val="000000"/>
-        <w:sz w:val="20"/>
-      </w:rPr>
-      <w:fldChar w:fldCharType="separate"/>
-    </w:r>
-    <w:r>
-      <w:rPr>
-        <w:rFonts w:ascii="Times New Roman" w:hAnsi="Times New Roman" w:eastAsia="Times New Roman" w:cs="Times New Roman"/>
-        <w:b w:val="0"/>
-        <w:color w:val="000000"/>
-        <w:sz w:val="20"/>
-      </w:rPr>
-      <w:t>1</w:t>
-    </w:r>
-    <w:r>
-      <w:rPr>
-        <w:rFonts w:ascii="Times New Roman" w:hAnsi="Times New Roman" w:eastAsia="Times New Roman" w:cs="Times New Roman"/>
-        <w:b w:val="0"/>
-        <w:color w:val="000000"/>
         <w:sz w:val="20"/>
       </w:rPr>
       <w:fldChar w:fldCharType="end"/>
-    </w:r>
-    <w:r>
-      <w:rPr>
-        <w:rFonts w:ascii="Times New Roman" w:hAnsi="Times New Roman" w:eastAsia="Times New Roman" w:cs="Times New Roman"/>
-        <w:b w:val="0"/>
-        <w:color w:val="000000"/>
-        <w:sz w:val="20"/>
-      </w:rPr>
-      <w:t xml:space="preserve"> 页 / 共 </w:t>
-    </w:r>
-    <w:r>
-      <w:rPr>
-        <w:rFonts w:ascii="Times New Roman" w:hAnsi="Times New Roman" w:eastAsia="Times New Roman" w:cs="Times New Roman"/>
-        <w:b w:val="0"/>
-        <w:color w:val="000000"/>
-        <w:sz w:val="20"/>
-      </w:rPr>
-      <w:fldChar w:fldCharType="begin"/>
-    </w:r>
-    <w:r>
-      <w:rPr>
-        <w:rFonts w:ascii="Times New Roman" w:hAnsi="Times New Roman" w:eastAsia="Times New Roman" w:cs="Times New Roman"/>
-        <w:b w:val="0"/>
-        <w:color w:val="000000"/>
-        <w:sz w:val="20"/>
-      </w:rPr>
-      <w:instrText xml:space="preserve"> NUMPAGES </w:instrText>
-    </w:r>
-    <w:r>
-      <w:rPr>
-        <w:rFonts w:ascii="Times New Roman" w:hAnsi="Times New Roman" w:eastAsia="Times New Roman" w:cs="Times New Roman"/>
-        <w:b w:val="0"/>
-        <w:color w:val="000000"/>
-        <w:sz w:val="20"/>
-      </w:rPr>
-      <w:fldChar w:fldCharType="separate"/>
-    </w:r>
-    <w:r>
-      <w:rPr>
-        <w:rFonts w:ascii="Times New Roman" w:hAnsi="Times New Roman" w:eastAsia="Times New Roman" w:cs="Times New Roman"/>
-        <w:b w:val="0"/>
-        <w:color w:val="000000"/>
-        <w:sz w:val="20"/>
-      </w:rPr>
-      <w:t>1</w:t>
-    </w:r>
-    <w:r>
-      <w:rPr>
-        <w:rFonts w:ascii="Times New Roman" w:hAnsi="Times New Roman" w:eastAsia="Times New Roman" w:cs="Times New Roman"/>
-        <w:b w:val="0"/>
-        <w:color w:val="000000"/>
-        <w:sz w:val="20"/>
-      </w:rPr>
-      <w:fldChar w:fldCharType="end"/>
-    </w:r>
-    <w:r>
-      <w:rPr>
-        <w:rFonts w:ascii="Times New Roman" w:hAnsi="Times New Roman" w:eastAsia="Times New Roman" w:cs="Times New Roman"/>
-        <w:b w:val="0"/>
-        <w:color w:val="000000"/>
-        <w:sz w:val="20"/>
-      </w:rPr>
-      <w:t xml:space="preserve"> 页</w:t>
     </w:r>
   </w:p>
 </w:ftr>
@@ -31583,28 +31729,6 @@
     </w:p>
   </w:footnote>
 </w:footnotes>
-</file>
-
-<file path=word/header1.xml><?xml version="1.0" encoding="utf-8"?>
-<w:hdr xmlns:m="http://schemas.openxmlformats.org/officeDocument/2006/math" xmlns:mc="http://schemas.openxmlformats.org/markup-compatibility/2006" xmlns:mo="http://schemas.microsoft.com/office/mac/office/2008/main" xmlns:mv="urn:schemas-microsoft-com:mac:vml" xmlns:o="urn:schemas-microsoft-com:office:office" xmlns:r="http://schemas.openxmlformats.org/officeDocument/2006/relationships" xmlns:v="urn:schemas-microsoft-com:vml" xmlns:w10="urn:schemas-microsoft-com:office:word" xmlns:w14="http://schemas.microsoft.com/office/word/2010/wordml" xmlns:w="http://schemas.openxmlformats.org/wordprocessingml/2006/main" xmlns:wne="http://schemas.microsoft.com/office/word/2006/wordml" xmlns:wp14="http://schemas.microsoft.com/office/word/2010/wordprocessingDrawing" xmlns:wp="http://schemas.openxmlformats.org/drawingml/2006/wordprocessingDrawing" xmlns:wpc="http://schemas.microsoft.com/office/word/2010/wordprocessingCanvas" xmlns:wpg="http://schemas.microsoft.com/office/word/2010/wordprocessingGroup" xmlns:wpi="http://schemas.microsoft.com/office/word/2010/wordprocessingInk" xmlns:wps="http://schemas.microsoft.com/office/word/2010/wordprocessingShape" mc:Ignorable="w14 wp14">
-  <w:p>
-    <w:pPr>
-      <w:jc w:val="right"/>
-      <w:pBdr>
-        <w:bottom w:val="single" w:sz="4" w:space="2" w:color="000000"/>
-      </w:pBdr>
-    </w:pPr>
-    <w:r>
-      <w:rPr>
-        <w:rFonts w:ascii="Times New Roman" w:hAnsi="Times New Roman" w:eastAsia="Times New Roman" w:cs="Times New Roman"/>
-        <w:b w:val="0"/>
-        <w:color w:val="000000"/>
-        <w:sz w:val="18"/>
-      </w:rPr>
-      <w:t xml:space="preserve">第 6 章 化学基础与计量</w:t>
-    </w:r>
-  </w:p>
-</w:hdr>
 </file>
 
 <file path=word/numbering.xml><?xml version="1.0" encoding="utf-8"?>
